--- a/thesis_draft.docx
+++ b/thesis_draft.docx
@@ -28,7 +28,7 @@
         </w:p>
       </w:sdtContent>
     </w:sdt>
-    <w:bookmarkStart w:id="20" w:name="X1e5650dfe5c8c4a45b33536689f94d74ec6d358"/>
+    <w:bookmarkStart w:id="132" w:name="abstract"/>
     <w:p>
       <w:pPr>
         <w:pStyle w:val="Heading1"/>
@@ -43,7 +43,7 @@
         <w:tab/>
       </w:r>
       <w:r>
-        <w:t xml:space="preserve">Measuring the Alignment Between Armenian IT University Curricula and Labor Market Skill Demands: A Computational NLP Analysis</w:t>
+        <w:t xml:space="preserve">Abstract</w:t>
       </w:r>
     </w:p>
     <w:p>
@@ -51,11 +51,7 @@
         <w:pStyle w:val="FirstParagraph"/>
       </w:pPr>
       <w:r>
-        <w:rPr>
-          <w:b/>
-          <w:bCs/>
-        </w:rPr>
-        <w:t xml:space="preserve">Master’s Thesis</w:t>
+        <w:t xml:space="preserve">This thesis presents the first large-scale, computational analysis of the alignment between IT university curricula and labor market skill demands in Armenia. Four Armenian universities — Yerevan State University (YSU), the American University of Armenia (AUA), the National University of Architecture and Construction of Armenia (NUACA), and the Russian-Armenian University (RAU) — are examined alongside 1,068 job postings collected from 11 sources active in Armenia in March 2026.</w:t>
       </w:r>
     </w:p>
     <w:p>
@@ -63,7 +59,7 @@
         <w:pStyle w:val="BodyText"/>
       </w:pPr>
       <w:r>
-        <w:t xml:space="preserve">Submitted in partial fulfilment of the requirements for the degree of Master of Science</w:t>
+        <w:t xml:space="preserve">A five-stage NLP pipeline is constructed: (1) data collection and structuring; (2) multilingual preprocessing including Armenian-to-English translation of 691 YSU course records; (3) automated skill extraction using TF-IDF and KeyBERT (all-MiniLM-L6-v2); (4) normalization of extracted skill phrases against the ESCO v1.2 taxonomy via cosine similarity; and (5) alignment analysis producing per-program coverage rates, gap sets, and surplus sets.</w:t>
       </w:r>
     </w:p>
     <w:p>
@@ -71,19 +67,15 @@
         <w:pStyle w:val="BodyText"/>
       </w:pPr>
       <w:r>
-        <w:t xml:space="preserve">[Program Name]</w:t>
-      </w:r>
-      <w:r>
-        <w:br/>
-      </w:r>
-      <w:r>
-        <w:t xml:space="preserve">[University Name]</w:t>
-      </w:r>
-      <w:r>
-        <w:br/>
-      </w:r>
-      <w:r>
-        <w:t xml:space="preserve">Yerevan, 2026</w:t>
+        <w:t xml:space="preserve">Pre-ESCO baseline results indicate a raw string overlap of 6.4% (TF-IDF) and 0.26% (KeyBERT) between curriculum and job market skill vocabularies — figures that substantially underestimate true alignment due to synonymous phrasing. After ESCO normalization, coverage rises to 25.2% (TF-IDF) and 20.3% (KeyBERT), with a union estimate of 25.7%. The overlap is dominated by knowledge concepts (70%) over applied competences (30%), while the gap is predominantly applied (51%), indicating that curricula cover relevant subject domains but fall short on practice-oriented content. Sensitivity analyses confirm a 5× coverage advantage for programs with full course descriptions (AUA) over name-only programs (YSU), and a 44% soft recall against human-curated skill tags from 151 job postings. Key skill gaps include DevOps tooling (Docker, Kubernetes, CI/CD), cloud infrastructure (AWS, Azure), and modern web frameworks (React, TypeScript); key curriculum-only content includes general-education subjects (philosophy, history, foreign languages) and theoretical mathematics with limited direct market relevance.</w:t>
+      </w:r>
+    </w:p>
+    <w:p>
+      <w:pPr>
+        <w:pStyle w:val="BodyText"/>
+      </w:pPr>
+      <w:r>
+        <w:t xml:space="preserve">The thesis contributes: a reusable methodology for curriculum–labor market alignment analysis in multilingual, data-scarce contexts; the first structured IT curriculum dataset for Armenian higher education; and an evidence base for targeted curriculum reform in a rapidly growing IT sector that has not previously been studied at this scale or precision.</w:t>
       </w:r>
     </w:p>
     <w:p>
@@ -99,22 +91,16 @@
       </w:pPr>
       <w:r>
         <w:rPr>
-          <w:i/>
-          <w:iCs/>
-        </w:rPr>
-        <w:t xml:space="preserve">Supervisor: [Supervisor Name and Title]</w:t>
-      </w:r>
-    </w:p>
-    <w:p>
-      <w:pPr>
-        <w:pStyle w:val="BodyText"/>
-      </w:pPr>
-      <w:r>
-        <w:rPr>
-          <w:i/>
-          <w:iCs/>
-        </w:rPr>
-        <w:t xml:space="preserve">Student: [Your Name]</w:t>
+          <w:b/>
+          <w:bCs/>
+        </w:rPr>
+        <w:t xml:space="preserve">Keywords:</w:t>
+      </w:r>
+      <w:r>
+        <w:t xml:space="preserve"> </w:t>
+      </w:r>
+      <w:r>
+        <w:t xml:space="preserve">curriculum alignment, skill gap analysis, NLP, TF-IDF, KeyBERT, ESCO, Armenian IT education, labor market, skill extraction</w:t>
       </w:r>
     </w:p>
     <w:p>
@@ -124,89 +110,6 @@
         </w:pict>
       </w:r>
     </w:p>
-    <w:bookmarkEnd w:id="20"/>
-    <w:bookmarkStart w:id="21" w:name="abstract"/>
-    <w:p>
-      <w:pPr>
-        <w:pStyle w:val="Heading1"/>
-      </w:pPr>
-      <w:r>
-        <w:rPr>
-          <w:rStyle w:val="SectionNumber"/>
-        </w:rPr>
-        <w:t xml:space="preserve">2</w:t>
-      </w:r>
-      <w:r>
-        <w:tab/>
-      </w:r>
-      <w:r>
-        <w:t xml:space="preserve">Abstract</w:t>
-      </w:r>
-    </w:p>
-    <w:p>
-      <w:pPr>
-        <w:pStyle w:val="FirstParagraph"/>
-      </w:pPr>
-      <w:r>
-        <w:t xml:space="preserve">This thesis presents the first large-scale, computational analysis of the alignment between IT university curricula and labor market skill demands in Armenia. Four Armenian universities — Yerevan State University (YSU), the American University of Armenia (AUA), the National University of Architecture and Construction of Armenia (NUACA), and the Russian-Armenian University (RAU) — are examined alongside 1,068 job postings collected from 11 sources active in Armenia in March 2026.</w:t>
-      </w:r>
-    </w:p>
-    <w:p>
-      <w:pPr>
-        <w:pStyle w:val="BodyText"/>
-      </w:pPr>
-      <w:r>
-        <w:t xml:space="preserve">A five-stage NLP pipeline is constructed: (1) data collection and structuring; (2) multilingual preprocessing including Armenian-to-English translation of 691 YSU course records; (3) automated skill extraction using TF-IDF and KeyBERT (all-MiniLM-L6-v2); (4) normalization of extracted skill phrases against the ESCO v1.2 taxonomy via cosine similarity; and (5) alignment analysis producing per-program coverage rates, gap sets, and surplus sets.</w:t>
-      </w:r>
-    </w:p>
-    <w:p>
-      <w:pPr>
-        <w:pStyle w:val="BodyText"/>
-      </w:pPr>
-      <w:r>
-        <w:t xml:space="preserve">Pre-ESCO baseline results indicate a raw string overlap of 6.4% (TF-IDF) and 0.26% (KeyBERT) between curriculum and job market skill vocabularies — figures that substantially underestimate true alignment due to synonymous phrasing. ESCO normalization is expected to consolidate these into a higher, more meaningful alignment estimate. Sensitivity analyses confirm a 5× coverage advantage for programs with full course descriptions (AUA) over name-only programs (YSU), and a 44% soft recall against human-curated skill tags from 151 job postings. Key skill gaps identified include DevOps tooling (Docker, Kubernetes, CI/CD), cloud infrastructure, and modern backend frameworks; key curriculum-only content includes general-education subjects (philosophy, history, foreign languages) and theoretical mathematics courses with limited direct market relevance in the current job postings sample.</w:t>
-      </w:r>
-    </w:p>
-    <w:p>
-      <w:pPr>
-        <w:pStyle w:val="BodyText"/>
-      </w:pPr>
-      <w:r>
-        <w:t xml:space="preserve">The thesis contributes: a reusable methodology for curriculum–labor market alignment analysis in multilingual, data-scarce contexts; the first structured IT curriculum dataset for Armenian higher education; and an evidence base for targeted curriculum reform in a rapidly growing IT sector that has not previously been studied at this scale or precision.</w:t>
-      </w:r>
-    </w:p>
-    <w:p>
-      <w:r>
-        <w:pict>
-          <v:rect style="width:0;height:1.5pt" o:hralign="center" o:hrstd="t" o:hr="t"/>
-        </w:pict>
-      </w:r>
-    </w:p>
-    <w:p>
-      <w:pPr>
-        <w:pStyle w:val="FirstParagraph"/>
-      </w:pPr>
-      <w:r>
-        <w:rPr>
-          <w:b/>
-          <w:bCs/>
-        </w:rPr>
-        <w:t xml:space="preserve">Keywords:</w:t>
-      </w:r>
-      <w:r>
-        <w:t xml:space="preserve"> </w:t>
-      </w:r>
-      <w:r>
-        <w:t xml:space="preserve">curriculum alignment, skill gap analysis, NLP, TF-IDF, KeyBERT, ESCO, Armenian IT education, labor market, skill extraction</w:t>
-      </w:r>
-    </w:p>
-    <w:p>
-      <w:r>
-        <w:pict>
-          <v:rect style="width:0;height:1.5pt" o:hralign="center" o:hrstd="t" o:hr="t"/>
-        </w:pict>
-      </w:r>
-    </w:p>
     <w:p>
       <w:pPr>
         <w:pStyle w:val="FirstParagraph"/>
@@ -248,117 +151,97 @@
         </w:rPr>
         <w:t xml:space="preserve">Year: 2026</w:t>
       </w:r>
-    </w:p>
-    <w:p>
-      <w:r>
-        <w:pict>
-          <v:rect style="width:0;height:1.5pt" o:hralign="center" o:hrstd="t" o:hr="t"/>
-        </w:pict>
+      <w:r>
+        <w:t xml:space="preserve"> </w:t>
+      </w:r>
+      <w:r>
+        <w:t xml:space="preserve"># Chapter 1: Introduction</w:t>
+      </w:r>
+    </w:p>
+    <w:bookmarkStart w:id="20" w:name="background-and-motivation"/>
+    <w:p>
+      <w:pPr>
+        <w:pStyle w:val="Heading2"/>
+      </w:pPr>
+      <w:r>
+        <w:rPr>
+          <w:rStyle w:val="SectionNumber"/>
+        </w:rPr>
+        <w:t xml:space="preserve">1.1</w:t>
+      </w:r>
+      <w:r>
+        <w:tab/>
+      </w:r>
+      <w:r>
+        <w:t xml:space="preserve">1.1 Background and Motivation</w:t>
+      </w:r>
+    </w:p>
+    <w:p>
+      <w:pPr>
+        <w:pStyle w:val="FirstParagraph"/>
+      </w:pPr>
+      <w:r>
+        <w:t xml:space="preserve">The Information Technology (IT) sector in Armenia has expanded rapidly over the past decade, becoming a cornerstone of the national economy. This growth—fueled by rising international investment and the emergence of vibrant local tech clusters—has created a constant demand for highly skilled professionals. However, as the industry moves toward complex fields like Data Engineering, Machine Learning, and Cloud Computing, the availability of industry-ready graduates has become a critical bottleneck for further progress (World Economic Forum, 2025).</w:t>
+      </w:r>
+    </w:p>
+    <w:p>
+      <w:pPr>
+        <w:pStyle w:val="BodyText"/>
+      </w:pPr>
+      <w:r>
+        <w:t xml:space="preserve">While Armenian universities offer structured academic programs grounded in computer science and applied mathematics, there is a persistent disconnect between formal instruction and the technical competencies employers require. Research by Kupets (2016) shows that approximately 30% of urban workers in Armenia are overeducated for their current roles, yet 69.9% of these workers feel their formal education has limited practical use. This structural pattern, rooted in post-Soviet educational path dependency, results in a costly paradox: a skill gap that delays graduate entry into the workforce and stifles growth in a sector that reports thousands of unfilled vacancies despite high graduate numbers (Kupets, 2016). Understanding this gap through quantitative, reproducible evidence is the first step toward improving educational outcomes and ensuring graduates are truly equipped for a rapidly evolving labor market.</w:t>
+      </w:r>
+    </w:p>
+    <w:bookmarkEnd w:id="20"/>
+    <w:bookmarkStart w:id="21" w:name="problem-statement"/>
+    <w:p>
+      <w:pPr>
+        <w:pStyle w:val="Heading2"/>
+      </w:pPr>
+      <w:r>
+        <w:rPr>
+          <w:rStyle w:val="SectionNumber"/>
+        </w:rPr>
+        <w:t xml:space="preserve">1.2</w:t>
+      </w:r>
+      <w:r>
+        <w:tab/>
+      </w:r>
+      <w:r>
+        <w:t xml:space="preserve">1.2 Problem Statement</w:t>
+      </w:r>
+    </w:p>
+    <w:p>
+      <w:pPr>
+        <w:pStyle w:val="FirstParagraph"/>
+      </w:pPr>
+      <w:r>
+        <w:t xml:space="preserve">At the heart of this research is the lack of structured, data-driven analysis regarding the alignment between IT higher education and the labor market in Armenia. Currently, most discussions of the</w:t>
+      </w:r>
+      <w:r>
+        <w:t xml:space="preserve"> </w:t>
+      </w:r>
+      <w:r>
+        <w:t xml:space="preserve">“skill gap”</w:t>
+      </w:r>
+      <w:r>
+        <w:t xml:space="preserve"> </w:t>
+      </w:r>
+      <w:r>
+        <w:t xml:space="preserve">rely on qualitative surveys or anecdotal employer feedback rather than systematic, objective measurement (Aljohani et al., 2022). Without a detailed comparison of actual course content against real-world job specifications, it is nearly impossible to identify exactly which competencies are missing from curricula or which courses have lost their market relevance. This study addresses this information deficit by performing a large-scale, automated analysis of university curriculum data and job market postings to identify areas of divergence and alignment with empirical precision.</w:t>
       </w:r>
     </w:p>
     <w:bookmarkEnd w:id="21"/>
-    <w:bookmarkStart w:id="29" w:name="chapter-1-introduction"/>
-    <w:p>
-      <w:pPr>
-        <w:pStyle w:val="Heading1"/>
+    <w:bookmarkStart w:id="22" w:name="research-objectives"/>
+    <w:p>
+      <w:pPr>
+        <w:pStyle w:val="Heading2"/>
       </w:pPr>
       <w:r>
         <w:rPr>
           <w:rStyle w:val="SectionNumber"/>
         </w:rPr>
-        <w:t xml:space="preserve">3</w:t>
-      </w:r>
-      <w:r>
-        <w:tab/>
-      </w:r>
-      <w:r>
-        <w:t xml:space="preserve">Chapter 1: Introduction</w:t>
-      </w:r>
-    </w:p>
-    <w:bookmarkStart w:id="22" w:name="background-and-motivation"/>
-    <w:p>
-      <w:pPr>
-        <w:pStyle w:val="Heading2"/>
-      </w:pPr>
-      <w:r>
-        <w:rPr>
-          <w:rStyle w:val="SectionNumber"/>
-        </w:rPr>
-        <w:t xml:space="preserve">3.1</w:t>
-      </w:r>
-      <w:r>
-        <w:tab/>
-      </w:r>
-      <w:r>
-        <w:t xml:space="preserve">1.1 Background and Motivation</w:t>
-      </w:r>
-    </w:p>
-    <w:p>
-      <w:pPr>
-        <w:pStyle w:val="FirstParagraph"/>
-      </w:pPr>
-      <w:r>
-        <w:t xml:space="preserve">The Information Technology (IT) sector in Armenia has expanded rapidly over the past decade, becoming a cornerstone of the national economy. This growth—fueled by rising international investment and the emergence of vibrant local tech clusters—has created a constant demand for highly skilled professionals. However, as the industry moves toward complex fields like Data Engineering, Machine Learning, and Cloud Computing, the availability of industry-ready graduates has become a critical bottleneck for further progress (World Economic Forum, 2025).</w:t>
-      </w:r>
-    </w:p>
-    <w:p>
-      <w:pPr>
-        <w:pStyle w:val="BodyText"/>
-      </w:pPr>
-      <w:r>
-        <w:t xml:space="preserve">While Armenian universities offer structured academic programs grounded in computer science and applied mathematics, there is a persistent disconnect between formal instruction and the technical competencies employers require. Research by Kupets (2016) shows that approximately 30% of urban workers in Armenia are overeducated for their current roles, yet 69.9% of these workers feel their formal education has limited practical use. This structural pattern, rooted in post-Soviet educational path dependency, results in a costly paradox: a skill gap that delays graduate entry into the workforce and stifles growth in a sector that reports thousands of unfilled vacancies despite high graduate numbers (Kupets, 2016). Understanding this gap through quantitative, reproducible evidence is the first step toward improving educational outcomes and ensuring graduates are truly equipped for a rapidly evolving labor market.</w:t>
-      </w:r>
-    </w:p>
-    <w:bookmarkEnd w:id="22"/>
-    <w:bookmarkStart w:id="23" w:name="problem-statement"/>
-    <w:p>
-      <w:pPr>
-        <w:pStyle w:val="Heading2"/>
-      </w:pPr>
-      <w:r>
-        <w:rPr>
-          <w:rStyle w:val="SectionNumber"/>
-        </w:rPr>
-        <w:t xml:space="preserve">3.2</w:t>
-      </w:r>
-      <w:r>
-        <w:tab/>
-      </w:r>
-      <w:r>
-        <w:t xml:space="preserve">1.2 Problem Statement</w:t>
-      </w:r>
-    </w:p>
-    <w:p>
-      <w:pPr>
-        <w:pStyle w:val="FirstParagraph"/>
-      </w:pPr>
-      <w:r>
-        <w:t xml:space="preserve">At the heart of this research is the lack of structured, data-driven analysis regarding the alignment between IT higher education and the labor market in Armenia. Currently, most discussions of the</w:t>
-      </w:r>
-      <w:r>
-        <w:t xml:space="preserve"> </w:t>
-      </w:r>
-      <w:r>
-        <w:t xml:space="preserve">“skill gap”</w:t>
-      </w:r>
-      <w:r>
-        <w:t xml:space="preserve"> </w:t>
-      </w:r>
-      <w:r>
-        <w:t xml:space="preserve">rely on qualitative surveys or anecdotal employer feedback rather than systematic, objective measurement (Aljohani et al., 2022). Without a detailed comparison of actual course content against real-world job specifications, it is nearly impossible to identify exactly which competencies are missing from curricula or which courses have lost their market relevance. This study addresses this information deficit by performing a large-scale, automated analysis of university curriculum data and job market postings to identify areas of divergence and alignment with empirical precision.</w:t>
-      </w:r>
-    </w:p>
-    <w:bookmarkEnd w:id="23"/>
-    <w:bookmarkStart w:id="24" w:name="research-objectives"/>
-    <w:p>
-      <w:pPr>
-        <w:pStyle w:val="Heading2"/>
-      </w:pPr>
-      <w:r>
-        <w:rPr>
-          <w:rStyle w:val="SectionNumber"/>
-        </w:rPr>
-        <w:t xml:space="preserve">3.3</w:t>
+        <w:t xml:space="preserve">1.3</w:t>
       </w:r>
       <w:r>
         <w:tab/>
@@ -384,7 +267,7 @@
         </w:numPr>
       </w:pPr>
       <w:r>
-        <w:t xml:space="preserve">To build a structured curriculum dataset by collecting and processing data from 26 programs across four major Armenian universities: Yerevan State University (YSU), the American University of Armenia (AUA), the National University of Architecture and Construction of Armenia (NUACA), and the Russian-Armenian University (RAU).</w:t>
+        <w:t xml:space="preserve">To build a structured curriculum dataset by collecting and processing data from 25 programs across four major Armenian universities: Yerevan State University (YSU), the American University of Armenia (AUA), the National University of Architecture and Construction of Armenia (NUACA), and the Russian-Armenian University (RAU).</w:t>
       </w:r>
     </w:p>
     <w:p>
@@ -396,7 +279,7 @@
         </w:numPr>
       </w:pPr>
       <w:r>
-        <w:t xml:space="preserve">To aggregate a comprehensive job market dataset from 11 diverse sources, including job aggregators (LinkedIn, Staff.am, job.am) and direct company career portals (EPAM, SoftConstruct, Picsart, Krisp, and others), covering 1,348 postings active in Armenia as of March 2026.</w:t>
+        <w:t xml:space="preserve">To aggregate a comprehensive job market dataset from 11 diverse sources, including job aggregators (LinkedIn, Staff.am, job.am) and direct company career portals (EPAM, SoftConstruct, Picsart, Krisp, and others), covering 1,068 postings active in Armenia as of March 2026 after deduplication.</w:t>
       </w:r>
     </w:p>
     <w:p>
@@ -408,7 +291,7 @@
         </w:numPr>
       </w:pPr>
       <w:r>
-        <w:t xml:space="preserve">To implement a Natural Language Processing (NLP) pipeline for automated skill extraction from 1,161 curriculum records and 1,348 job postings, handling multilingual content (Armenian, English, and Russian).</w:t>
+        <w:t xml:space="preserve">To implement a Natural Language Processing (NLP) pipeline for automated skill extraction from 1,161 curriculum records and 1,068 job postings, handling multilingual content (Armenian, English, and Russian).</w:t>
       </w:r>
     </w:p>
     <w:p>
@@ -423,8 +306,8 @@
         <w:t xml:space="preserve">To define and compute alignment metrics — including skill coverage rate, gap sets, and surplus sets — that objectively measure the overlap between educational content and industry demand.</w:t>
       </w:r>
     </w:p>
-    <w:bookmarkEnd w:id="24"/>
-    <w:bookmarkStart w:id="25" w:name="research-questions"/>
+    <w:bookmarkEnd w:id="22"/>
+    <w:bookmarkStart w:id="23" w:name="research-questions"/>
     <w:p>
       <w:pPr>
         <w:pStyle w:val="Heading2"/>
@@ -433,7 +316,7 @@
         <w:rPr>
           <w:rStyle w:val="SectionNumber"/>
         </w:rPr>
-        <w:t xml:space="preserve">3.4</w:t>
+        <w:t xml:space="preserve">1.4</w:t>
       </w:r>
       <w:r>
         <w:tab/>
@@ -538,8 +421,8 @@
         <w:t xml:space="preserve">Which specific programs or institutions demonstrate the strongest and weakest alignment with industry demand?</w:t>
       </w:r>
     </w:p>
-    <w:bookmarkEnd w:id="25"/>
-    <w:bookmarkStart w:id="26" w:name="contribution-of-the-thesis"/>
+    <w:bookmarkEnd w:id="23"/>
+    <w:bookmarkStart w:id="24" w:name="contribution-of-the-thesis"/>
     <w:p>
       <w:pPr>
         <w:pStyle w:val="Heading2"/>
@@ -548,7 +431,7 @@
         <w:rPr>
           <w:rStyle w:val="SectionNumber"/>
         </w:rPr>
-        <w:t xml:space="preserve">3.5</w:t>
+        <w:t xml:space="preserve">1.5</w:t>
       </w:r>
       <w:r>
         <w:tab/>
@@ -604,7 +487,7 @@
         <w:t xml:space="preserve"> </w:t>
       </w:r>
       <w:r>
-        <w:t xml:space="preserve">By aggregating 1,348 postings from 11 distinct sources—combining broad aggregators with direct employer portals—this research provides a more representative picture of the Armenian IT labor market than any single-source approach.</w:t>
+        <w:t xml:space="preserve">By aggregating 1,068 deduplicated postings from 11 distinct sources—combining broad aggregators with direct employer portals—this research provides a more representative picture of the Armenian IT labor market than any single-source approach.</w:t>
       </w:r>
     </w:p>
     <w:p>
@@ -657,8 +540,8 @@
         <w:t xml:space="preserve">This work builds on the methodological precedent of Almaleh et al. (2019), who applied a similar computational framework in the Saudi Arabian context, and extends it to a unique geographic and linguistic setting.</w:t>
       </w:r>
     </w:p>
-    <w:bookmarkEnd w:id="26"/>
-    <w:bookmarkStart w:id="27" w:name="scope-and-limitations"/>
+    <w:bookmarkEnd w:id="24"/>
+    <w:bookmarkStart w:id="25" w:name="scope-and-limitations"/>
     <w:p>
       <w:pPr>
         <w:pStyle w:val="Heading2"/>
@@ -667,7 +550,7 @@
         <w:rPr>
           <w:rStyle w:val="SectionNumber"/>
         </w:rPr>
-        <w:t xml:space="preserve">3.6</w:t>
+        <w:t xml:space="preserve">1.6</w:t>
       </w:r>
       <w:r>
         <w:tab/>
@@ -692,8 +575,8 @@
         <w:t xml:space="preserve">The job market dataset represents a cross-sectional snapshot of postings active in Armenia in March 2026 and thus does not capture long-term trends in skill demand.</w:t>
       </w:r>
     </w:p>
-    <w:bookmarkEnd w:id="27"/>
-    <w:bookmarkStart w:id="28" w:name="structure-of-the-thesis"/>
+    <w:bookmarkEnd w:id="25"/>
+    <w:bookmarkStart w:id="26" w:name="structure-of-the-thesis"/>
     <w:p>
       <w:pPr>
         <w:pStyle w:val="Heading2"/>
@@ -702,7 +585,7 @@
         <w:rPr>
           <w:rStyle w:val="SectionNumber"/>
         </w:rPr>
-        <w:t xml:space="preserve">3.7</w:t>
+        <w:t xml:space="preserve">1.7</w:t>
       </w:r>
       <w:r>
         <w:tab/>
@@ -735,23 +618,19 @@
           <w:i/>
           <w:iCs/>
         </w:rPr>
-        <w:t xml:space="preserve">Citation checklist for this chapter:</w:t>
-      </w:r>
-      <w:r>
-        <w:t xml:space="preserve"> </w:t>
-      </w:r>
-      <w:r>
-        <w:t xml:space="preserve">-</w:t>
-      </w:r>
-      <w:r>
-        <w:t xml:space="preserve"> </w:t>
-      </w:r>
+        <w:t xml:space="preserve">[DRAFT STATUS: citations are indicated by author/year — full references to be formatted in final bibliography. ⚠️ = verify before submission.]</w:t>
+      </w:r>
+    </w:p>
+    <w:p>
+      <w:pPr>
+        <w:pStyle w:val="BodyText"/>
+      </w:pPr>
       <w:r>
         <w:rPr>
           <w:i/>
           <w:iCs/>
         </w:rPr>
-        <w:t xml:space="preserve">Kupets (2016) — IZA World of Labor, verified ✓</w:t>
+        <w:t xml:space="preserve">Citation checklist for this chapter:</w:t>
       </w:r>
       <w:r>
         <w:t xml:space="preserve"> </w:t>
@@ -767,7 +646,7 @@
           <w:i/>
           <w:iCs/>
         </w:rPr>
-        <w:t xml:space="preserve">World Economic Forum (2025) — Future of Jobs Report, verified ✓</w:t>
+        <w:t xml:space="preserve">Kupets (2016) — IZA World of Labor, verified ✓</w:t>
       </w:r>
       <w:r>
         <w:t xml:space="preserve"> </w:t>
@@ -783,7 +662,7 @@
           <w:i/>
           <w:iCs/>
         </w:rPr>
-        <w:t xml:space="preserve">Aljohani et al. (2022) — Journal of Innovation &amp; Knowledge, verified ✓</w:t>
+        <w:t xml:space="preserve">World Economic Forum (2025) — Future of Jobs Report, verified ✓</w:t>
       </w:r>
       <w:r>
         <w:t xml:space="preserve"> </w:t>
@@ -799,7 +678,7 @@
           <w:i/>
           <w:iCs/>
         </w:rPr>
-        <w:t xml:space="preserve">Almaleh et al. (2019) — Sustainability, verified ✓</w:t>
+        <w:t xml:space="preserve">Aljohani et al. (2022) — Journal of Innovation &amp; Knowledge, verified ✓</w:t>
       </w:r>
       <w:r>
         <w:t xml:space="preserve"> </w:t>
@@ -815,7 +694,7 @@
           <w:i/>
           <w:iCs/>
         </w:rPr>
-        <w:t xml:space="preserve">Biggs &amp; Tang (2011) — Teaching for Quality Learning, verified ✓</w:t>
+        <w:t xml:space="preserve">Almaleh et al. (2019) — Sustainability, verified ✓</w:t>
       </w:r>
       <w:r>
         <w:t xml:space="preserve"> </w:t>
@@ -831,7 +710,41 @@
           <w:i/>
           <w:iCs/>
         </w:rPr>
+        <w:t xml:space="preserve">Biggs &amp; Tang (2011) — Teaching for Quality Learning, verified ✓</w:t>
+      </w:r>
+      <w:r>
+        <w:t xml:space="preserve"> </w:t>
+      </w:r>
+      <w:r>
+        <w:t xml:space="preserve">-</w:t>
+      </w:r>
+      <w:r>
+        <w:t xml:space="preserve"> </w:t>
+      </w:r>
+      <w:r>
+        <w:rPr>
+          <w:i/>
+          <w:iCs/>
+        </w:rPr>
         <w:t xml:space="preserve">ANQA — Armenian National Quality Assurance body, add URL in references</w:t>
+      </w:r>
+      <w:r>
+        <w:t xml:space="preserve"> </w:t>
+      </w:r>
+      <w:r>
+        <w:t xml:space="preserve"># Chapter 2: Literature Review</w:t>
+      </w:r>
+    </w:p>
+    <w:p>
+      <w:pPr>
+        <w:pStyle w:val="BodyText"/>
+      </w:pPr>
+      <w:r>
+        <w:rPr>
+          <w:i/>
+          <w:iCs/>
+        </w:rPr>
+        <w:t xml:space="preserve">[DRAFT STATUS — substantive skeleton. Send to Gemini for tone/flow polish after review.]</w:t>
       </w:r>
     </w:p>
     <w:p>
@@ -841,24 +754,73 @@
         </w:pict>
       </w:r>
     </w:p>
-    <w:bookmarkEnd w:id="28"/>
-    <w:bookmarkEnd w:id="29"/>
-    <w:bookmarkStart w:id="37" w:name="chapter-2-literature-review"/>
-    <w:p>
-      <w:pPr>
-        <w:pStyle w:val="Heading1"/>
+    <w:bookmarkEnd w:id="26"/>
+    <w:bookmarkStart w:id="27" w:name="Xbd1f61e06f9a49b6cdf6a0322fed674a40af5ab"/>
+    <w:p>
+      <w:pPr>
+        <w:pStyle w:val="Heading2"/>
       </w:pPr>
       <w:r>
         <w:rPr>
           <w:rStyle w:val="SectionNumber"/>
         </w:rPr>
-        <w:t xml:space="preserve">4</w:t>
+        <w:t xml:space="preserve">1.8</w:t>
       </w:r>
       <w:r>
         <w:tab/>
       </w:r>
       <w:r>
-        <w:t xml:space="preserve">Chapter 2: Literature Review</w:t>
+        <w:t xml:space="preserve">2.1 The Curriculum–Labor Market Gap: An Established Problem</w:t>
+      </w:r>
+    </w:p>
+    <w:p>
+      <w:pPr>
+        <w:pStyle w:val="FirstParagraph"/>
+      </w:pPr>
+      <w:r>
+        <w:t xml:space="preserve">The mismatch between what universities teach and what employers need is not a new observation. It has been documented across regions and disciplines for decades, and it takes two analytically distinct forms. The first is</w:t>
+      </w:r>
+      <w:r>
+        <w:t xml:space="preserve"> </w:t>
+      </w:r>
+      <w:r>
+        <w:rPr>
+          <w:i/>
+          <w:iCs/>
+        </w:rPr>
+        <w:t xml:space="preserve">overeducation</w:t>
+      </w:r>
+      <w:r>
+        <w:t xml:space="preserve">: workers hold credentials that exceed the formal requirements of their positions. The second is</w:t>
+      </w:r>
+      <w:r>
+        <w:t xml:space="preserve"> </w:t>
+      </w:r>
+      <w:r>
+        <w:rPr>
+          <w:i/>
+          <w:iCs/>
+        </w:rPr>
+        <w:t xml:space="preserve">skill mismatch</w:t>
+      </w:r>
+      <w:r>
+        <w:t xml:space="preserve">: workers lack specific technical or practical competencies despite holding formally relevant degrees. Both can coexist, and in post-Soviet transition economies they frequently do (Kupets, 2016).</w:t>
+      </w:r>
+    </w:p>
+    <w:p>
+      <w:pPr>
+        <w:pStyle w:val="BodyText"/>
+      </w:pPr>
+      <w:r>
+        <w:t xml:space="preserve">The scale of the problem has attracted growing research attention. Aljohani et al. (2022) conducted a systematic review of 10,214 Scopus-indexed records published between 2010 and 2021 on curriculum–labor market alignment, finding a marked increase in publication volume after 2015, driven primarily by the availability of large-scale job posting datasets and advances in natural language processing. Their review identifies three dominant methodological clusters in the field: survey-based employer feedback studies, competency framework mapping exercises, and, most recently, computational corpus analysis studies. The present thesis belongs to the third cluster, which the authors identify as the fastest-growing and methodologically most rigorous approach.</w:t>
+      </w:r>
+    </w:p>
+    <w:p>
+      <w:pPr>
+        <w:pStyle w:val="BodyText"/>
+      </w:pPr>
+      <w:r>
+        <w:t xml:space="preserve">A consistent finding across all three clusters is that the gap is not uniformly distributed. Certain skill categories — particularly those at the intersection of applied computing, data analysis, and communication — appear persistently under-represented in curricula relative to their labor market demand. At the same time, curricula in countries with centralized or historically rigid degree structures tend to carry a surplus of theoretical content that has limited direct employer relevance (Kupets, 2016; Amirova &amp; Valiyev, 2021).</w:t>
       </w:r>
     </w:p>
     <w:p>
@@ -868,7 +830,8 @@
         </w:pict>
       </w:r>
     </w:p>
-    <w:bookmarkStart w:id="30" w:name="Xbd1f61e06f9a49b6cdf6a0322fed674a40af5ab"/>
+    <w:bookmarkEnd w:id="27"/>
+    <w:bookmarkStart w:id="28" w:name="X53931ce65e20729d4335defb1ebd5a10b3616c2"/>
     <w:p>
       <w:pPr>
         <w:pStyle w:val="Heading2"/>
@@ -877,13 +840,13 @@
         <w:rPr>
           <w:rStyle w:val="SectionNumber"/>
         </w:rPr>
-        <w:t xml:space="preserve">4.1</w:t>
+        <w:t xml:space="preserve">1.9</w:t>
       </w:r>
       <w:r>
         <w:tab/>
       </w:r>
       <w:r>
-        <w:t xml:space="preserve">2.1 The Curriculum–Labor Market Gap: An Established Problem</w:t>
+        <w:t xml:space="preserve">2.2 Computational Approaches to Curriculum Alignment</w:t>
       </w:r>
     </w:p>
     <w:p>
@@ -891,33 +854,7 @@
         <w:pStyle w:val="FirstParagraph"/>
       </w:pPr>
       <w:r>
-        <w:t xml:space="preserve">The mismatch between what universities teach and what employers need is not a new observation. It has been documented across regions and disciplines for decades, and it takes two analytically distinct forms. The first is</w:t>
-      </w:r>
-      <w:r>
-        <w:t xml:space="preserve"> </w:t>
-      </w:r>
-      <w:r>
-        <w:rPr>
-          <w:i/>
-          <w:iCs/>
-        </w:rPr>
-        <w:t xml:space="preserve">overeducation</w:t>
-      </w:r>
-      <w:r>
-        <w:t xml:space="preserve">: workers hold credentials that exceed the formal requirements of their positions. The second is</w:t>
-      </w:r>
-      <w:r>
-        <w:t xml:space="preserve"> </w:t>
-      </w:r>
-      <w:r>
-        <w:rPr>
-          <w:i/>
-          <w:iCs/>
-        </w:rPr>
-        <w:t xml:space="preserve">skill mismatch</w:t>
-      </w:r>
-      <w:r>
-        <w:t xml:space="preserve">: workers lack specific technical or practical competencies despite holding formally relevant degrees. Both can coexist, and in post-Soviet transition economies they frequently do (Kupets, 2016).</w:t>
+        <w:t xml:space="preserve">The shift toward computational methods for curriculum alignment analysis was made possible by two parallel developments: the digitization of university course catalogs and the mass availability of structured job posting data from platforms such as LinkedIn and national job boards. These developments enabled researchers to treat curricula and job advertisements as comparable text corpora and apply information retrieval and NLP techniques to quantify alignment at scale.</w:t>
       </w:r>
     </w:p>
     <w:p>
@@ -925,7 +862,19 @@
         <w:pStyle w:val="BodyText"/>
       </w:pPr>
       <w:r>
-        <w:t xml:space="preserve">The scale of the problem has attracted growing research attention. Aljohani et al. (2022) conducted a systematic review of 10,214 Scopus-indexed records published between 2010 and 2021 on curriculum–labor market alignment, finding a marked increase in publication volume after 2015, driven primarily by the availability of large-scale job posting datasets and advances in natural language processing. Their review identifies three dominant methodological clusters in the field: survey-based employer feedback studies, competency framework mapping exercises, and, most recently, computational corpus analysis studies. The present thesis belongs to the third cluster, which the authors identify as the fastest-growing and methodologically most rigorous approach.</w:t>
+        <w:t xml:space="preserve">The most methodologically proximate study to the present thesis is Almaleh et al. (2019), who propose a framework — which they term</w:t>
+      </w:r>
+      <w:r>
+        <w:t xml:space="preserve"> </w:t>
+      </w:r>
+      <w:r>
+        <w:t xml:space="preserve">“Align My Curriculum”</w:t>
+      </w:r>
+      <w:r>
+        <w:t xml:space="preserve"> </w:t>
+      </w:r>
+      <w:r>
+        <w:t xml:space="preserve">— for comparing university course syllabi against job postings from a Saudi Arabian employment portal. Their pipeline combines Naive Bayes text classification with cosine similarity scoring to produce per-course alignment scores and an aggregate institution-level alignment index. Applying this to computing faculties in Saudi Arabia, they find alignment rates below 50% for several programs, with particular deficits in software engineering and data management skills. This study establishes the two-dataset comparative design — one curriculum corpus, one job market corpus — that the present thesis adopts and extends.</w:t>
       </w:r>
     </w:p>
     <w:p>
@@ -933,7 +882,35 @@
         <w:pStyle w:val="BodyText"/>
       </w:pPr>
       <w:r>
-        <w:t xml:space="preserve">A consistent finding across all three clusters is that the gap is not uniformly distributed. Certain skill categories — particularly those at the intersection of applied computing, data analysis, and communication — appear persistently under-represented in curricula relative to their labor market demand. At the same time, curricula in countries with centralized or historically rigid degree structures tend to carry a surplus of theoretical content that has limited direct employer relevance (Kupets, 2016; Amirova &amp; Valiyev, 2021).</w:t>
+        <w:t xml:space="preserve">The key extensions in the present thesis relative to Almaleh et al. (2019) are threefold. First, the job market dataset here spans 11 sources combining aggregators and direct employer portals, whereas Almaleh et al. draw from a single portal. Second, the present study handles multilingual input data — Armenian, English, and Russian — while Almaleh et al. operate entirely in English. Third, the skill normalization step here uses the ESCO taxonomy, providing a standardized, internationally recognized vocabulary for reporting gap findings.</w:t>
+      </w:r>
+    </w:p>
+    <w:p>
+      <w:pPr>
+        <w:pStyle w:val="BodyText"/>
+      </w:pPr>
+      <w:r>
+        <w:t xml:space="preserve">A parallel line of work was presented at the 15th International Conference on Educational Data Mining (EDM 2022). Ahadi, Kitto, Rizoiu, and Musial (2022) — in a poster paper titled</w:t>
+      </w:r>
+      <w:r>
+        <w:t xml:space="preserve"> </w:t>
+      </w:r>
+      <w:r>
+        <w:t xml:space="preserve">“Skills Taught vs Skills Sought: Using Skills Analytics to Identify the Gaps between Curriculum and Job Markets”</w:t>
+      </w:r>
+      <w:r>
+        <w:t xml:space="preserve"> </w:t>
+      </w:r>
+      <w:r>
+        <w:t xml:space="preserve">— apply skills analytics to both curriculum documents and job postings to identify skill gaps in a directly comparable framing to the present thesis (DOI: 10.5281/zenodo.6853121).</w:t>
+      </w:r>
+    </w:p>
+    <w:p>
+      <w:pPr>
+        <w:pStyle w:val="BodyText"/>
+      </w:pPr>
+      <w:r>
+        <w:t xml:space="preserve">More recently, Musazade, Mezei, and Zhang (2026) introduce the UniSkill dataset, which links university course descriptions to ESCO skills for Systems Analyst and Management Analyst occupations, providing a benchmark for curriculum-to-taxonomy matching. While the occupational scope of UniSkill differs from the present study, its methodology — mapping curriculum text to ESCO concepts via embedding similarity — validates the core approach used here. UniSkill was accepted to the Language Resources and Evaluation Conference (LREC 2026); the arXiv preprint is available at arXiv:2603.03134.</w:t>
       </w:r>
     </w:p>
     <w:p>
@@ -943,8 +920,8 @@
         </w:pict>
       </w:r>
     </w:p>
-    <w:bookmarkEnd w:id="30"/>
-    <w:bookmarkStart w:id="31" w:name="X53931ce65e20729d4335defb1ebd5a10b3616c2"/>
+    <w:bookmarkEnd w:id="28"/>
+    <w:bookmarkStart w:id="29" w:name="nlp-methods-for-skill-extraction"/>
     <w:p>
       <w:pPr>
         <w:pStyle w:val="Heading2"/>
@@ -953,13 +930,13 @@
         <w:rPr>
           <w:rStyle w:val="SectionNumber"/>
         </w:rPr>
-        <w:t xml:space="preserve">4.2</w:t>
+        <w:t xml:space="preserve">1.10</w:t>
       </w:r>
       <w:r>
         <w:tab/>
       </w:r>
       <w:r>
-        <w:t xml:space="preserve">2.2 Computational Approaches to Curriculum Alignment</w:t>
+        <w:t xml:space="preserve">2.3 NLP Methods for Skill Extraction</w:t>
       </w:r>
     </w:p>
     <w:p>
@@ -967,7 +944,7 @@
         <w:pStyle w:val="FirstParagraph"/>
       </w:pPr>
       <w:r>
-        <w:t xml:space="preserve">The shift toward computational methods for curriculum alignment analysis was made possible by two parallel developments: the digitization of university course catalogs and the mass availability of structured job posting data from platforms such as LinkedIn and national job boards. These developments enabled researchers to treat curricula and job advertisements as comparable text corpora and apply information retrieval and NLP techniques to quantify alignment at scale.</w:t>
+        <w:t xml:space="preserve">Extracting skills from unstructured text is a non-trivial NLP task. Job descriptions and course names are typically short, domain-specific, and written in varied stylistic registers. Two broad paradigms exist for this task: unsupervised keyword extraction and supervised sequence labeling.</w:t>
       </w:r>
     </w:p>
     <w:p>
@@ -975,19 +952,7 @@
         <w:pStyle w:val="BodyText"/>
       </w:pPr>
       <w:r>
-        <w:t xml:space="preserve">The most methodologically proximate study to the present thesis is Almaleh et al. (2019), who propose a framework — which they term</w:t>
-      </w:r>
-      <w:r>
-        <w:t xml:space="preserve"> </w:t>
-      </w:r>
-      <w:r>
-        <w:t xml:space="preserve">“Align My Curriculum”</w:t>
-      </w:r>
-      <w:r>
-        <w:t xml:space="preserve"> </w:t>
-      </w:r>
-      <w:r>
-        <w:t xml:space="preserve">— for comparing university course syllabi against job postings from a Saudi Arabian employment portal. Their pipeline combines Naive Bayes text classification with cosine similarity scoring to produce per-course alignment scores and an aggregate institution-level alignment index. Applying this to computing faculties in Saudi Arabia, they find alignment rates below 50% for several programs, with particular deficits in software engineering and data management skills. This study establishes the two-dataset comparative design — one curriculum corpus, one job market corpus — that the present thesis adopts and extends.</w:t>
+        <w:t xml:space="preserve">In the unsupervised paradigm, methods such as TF-IDF and RAKE identify candidate skill phrases based on statistical salience within a document corpus. A more powerful approach in this category is KeyBERT (Grootendorst, 2020), which uses BERT-based sentence embeddings to identify the candidate phrases most semantically similar to the document as a whole. KeyBERT requires no labeled training data, is applicable to short texts, and supports multilingual models — making it well-suited to the curriculum data in this study, where course descriptions are often one or two sentences in length.</w:t>
       </w:r>
     </w:p>
     <w:p>
@@ -995,7 +960,7 @@
         <w:pStyle w:val="BodyText"/>
       </w:pPr>
       <w:r>
-        <w:t xml:space="preserve">The key extensions in the present thesis relative to Almaleh et al. (2019) are threefold. First, the job market dataset here spans 11 sources combining aggregators and direct employer portals, whereas Almaleh et al. draw from a single portal. Second, the present study handles multilingual input data — Armenian, English, and Russian — while Almaleh et al. operate entirely in English. Third, the skill normalization step here uses the ESCO taxonomy, providing a standardized, internationally recognized vocabulary for reporting gap findings.</w:t>
+        <w:t xml:space="preserve">The supervised paradigm treats skill extraction as a named entity recognition (NER) problem: a model is trained to label spans of text as skill entities or non-entities. Zhang et al. (2022) introduce SkillSpan, a dataset of 14,759 annotated sentences from job postings, and fine-tune transformer-based models on it to produce a state-of-the-art skill extraction system. SkillSpan achieves substantially higher precision on English job posting data than unsupervised alternatives, at the cost of being language- and domain-specific.</w:t>
       </w:r>
     </w:p>
     <w:p>
@@ -1003,19 +968,22 @@
         <w:pStyle w:val="BodyText"/>
       </w:pPr>
       <w:r>
-        <w:t xml:space="preserve">A parallel line of work was presented at the 15th International Conference on Educational Data Mining (EDM 2022). Ahadi, Kitto, Rizoiu, and Musial (2022) — in a poster paper titled</w:t>
-      </w:r>
-      <w:r>
-        <w:t xml:space="preserve"> </w:t>
-      </w:r>
-      <w:r>
-        <w:t xml:space="preserve">“Skills Taught vs Skills Sought: Using Skills Analytics to Identify the Gaps between Curriculum and Job Markets”</w:t>
-      </w:r>
-      <w:r>
-        <w:t xml:space="preserve"> </w:t>
-      </w:r>
-      <w:r>
-        <w:t xml:space="preserve">— apply skills analytics to both curriculum documents and job postings to identify skill gaps in a directly comparable framing to the present thesis (DOI: 10.5281/zenodo.6853121).</w:t>
+        <w:t xml:space="preserve">For the present thesis, two unsupervised approaches are implemented and compared: TF-IDF keyword extraction and KeyBERT. KeyBERT uses the</w:t>
+      </w:r>
+      <w:r>
+        <w:t xml:space="preserve"> </w:t>
+      </w:r>
+      <w:r>
+        <w:rPr>
+          <w:rStyle w:val="VerbatimChar"/>
+        </w:rPr>
+        <w:t xml:space="preserve">all-MiniLM-L6-v2</w:t>
+      </w:r>
+      <w:r>
+        <w:t xml:space="preserve"> </w:t>
+      </w:r>
+      <w:r>
+        <w:t xml:space="preserve">sentence transformer (Wang et al., 2020) applied to both curriculum records and job postings, given its suitability for short texts and computational efficiency for large-scale corpus processing. All curriculum text is available in English after translation (Section 4.4), making an English-only model sufficient. The sentence embedding architecture underlying KeyBERT builds on Reimers and Gurevych (2019), which produces fixed-length sentence representations optimized for semantic similarity tasks. SkillSpan represents the state-of-the-art in supervised skill extraction and is cited here as the benchmark that unsupervised methods are measured against in the literature, but its use requires labeled training data that was not available for Armenian curriculum texts and therefore falls outside the scope of this study.</w:t>
       </w:r>
     </w:p>
     <w:p>
@@ -1023,7 +991,67 @@
         <w:pStyle w:val="BodyText"/>
       </w:pPr>
       <w:r>
-        <w:t xml:space="preserve">More recently, Musazade, Mezei, and Zhang (2026) introduce the UniSkill dataset, which links university course descriptions to ESCO skills for Systems Analyst and Management Analyst occupations, providing a benchmark for curriculum-to-taxonomy matching. While the occupational scope of UniSkill differs from the present study, its methodology — mapping curriculum text to ESCO concepts via embedding similarity — validates the core approach used here. UniSkill was accepted to the Language Resources and Evaluation Conference (LREC 2026); the arXiv preprint is available at arXiv:2603.03134.</w:t>
+        <w:t xml:space="preserve">A persistent challenge in skill extraction is the distinction between a</w:t>
+      </w:r>
+      <w:r>
+        <w:t xml:space="preserve"> </w:t>
+      </w:r>
+      <w:r>
+        <w:rPr>
+          <w:i/>
+          <w:iCs/>
+        </w:rPr>
+        <w:t xml:space="preserve">skill</w:t>
+      </w:r>
+      <w:r>
+        <w:t xml:space="preserve"> </w:t>
+      </w:r>
+      <w:r>
+        <w:t xml:space="preserve">(a competence a person can possess) and a</w:t>
+      </w:r>
+      <w:r>
+        <w:t xml:space="preserve"> </w:t>
+      </w:r>
+      <w:r>
+        <w:rPr>
+          <w:i/>
+          <w:iCs/>
+        </w:rPr>
+        <w:t xml:space="preserve">topic</w:t>
+      </w:r>
+      <w:r>
+        <w:t xml:space="preserve"> </w:t>
+      </w:r>
+      <w:r>
+        <w:t xml:space="preserve">or</w:t>
+      </w:r>
+      <w:r>
+        <w:t xml:space="preserve"> </w:t>
+      </w:r>
+      <w:r>
+        <w:rPr>
+          <w:i/>
+          <w:iCs/>
+        </w:rPr>
+        <w:t xml:space="preserve">requirement</w:t>
+      </w:r>
+      <w:r>
+        <w:t xml:space="preserve"> </w:t>
+      </w:r>
+      <w:r>
+        <w:t xml:space="preserve">mentioned in context. A job posting that mentions</w:t>
+      </w:r>
+      <w:r>
+        <w:t xml:space="preserve"> </w:t>
+      </w:r>
+      <w:r>
+        <w:t xml:space="preserve">“microservices architecture”</w:t>
+      </w:r>
+      <w:r>
+        <w:t xml:space="preserve"> </w:t>
+      </w:r>
+      <w:r>
+        <w:t xml:space="preserve">may be describing a system the candidate will work with rather than a skill they must possess. This ambiguity is inherent to the task and cannot be fully resolved by automated methods alone. The methodology section (Chapter 4) documents the quality validation steps taken to assess and partially address this issue.</w:t>
       </w:r>
     </w:p>
     <w:p>
@@ -1033,8 +1061,8 @@
         </w:pict>
       </w:r>
     </w:p>
-    <w:bookmarkEnd w:id="31"/>
-    <w:bookmarkStart w:id="32" w:name="nlp-methods-for-skill-extraction"/>
+    <w:bookmarkEnd w:id="29"/>
+    <w:bookmarkStart w:id="30" w:name="X8503cc6ba27fdb5d77c813a870d3b293ae41ff1"/>
     <w:p>
       <w:pPr>
         <w:pStyle w:val="Heading2"/>
@@ -1043,13 +1071,13 @@
         <w:rPr>
           <w:rStyle w:val="SectionNumber"/>
         </w:rPr>
-        <w:t xml:space="preserve">4.3</w:t>
+        <w:t xml:space="preserve">1.11</w:t>
       </w:r>
       <w:r>
         <w:tab/>
       </w:r>
       <w:r>
-        <w:t xml:space="preserve">2.3 NLP Methods for Skill Extraction</w:t>
+        <w:t xml:space="preserve">2.4 Skill Taxonomies as Measurement Frameworks</w:t>
       </w:r>
     </w:p>
     <w:p>
@@ -1057,7 +1085,43 @@
         <w:pStyle w:val="FirstParagraph"/>
       </w:pPr>
       <w:r>
-        <w:t xml:space="preserve">Extracting skills from unstructured text is a non-trivial NLP task. Job descriptions and course names are typically short, domain-specific, and written in varied stylistic registers. Two broad paradigms exist for this task: unsupervised keyword extraction and supervised sequence labeling.</w:t>
+        <w:t xml:space="preserve">Extracted skill phrases, in their raw form, are not directly comparable across sources: a job posting may demand</w:t>
+      </w:r>
+      <w:r>
+        <w:t xml:space="preserve"> </w:t>
+      </w:r>
+      <w:r>
+        <w:t xml:space="preserve">“Python scripting,”</w:t>
+      </w:r>
+      <w:r>
+        <w:t xml:space="preserve"> </w:t>
+      </w:r>
+      <w:r>
+        <w:t xml:space="preserve">a course may teach</w:t>
+      </w:r>
+      <w:r>
+        <w:t xml:space="preserve"> </w:t>
+      </w:r>
+      <w:r>
+        <w:t xml:space="preserve">“programming in Python,”</w:t>
+      </w:r>
+      <w:r>
+        <w:t xml:space="preserve"> </w:t>
+      </w:r>
+      <w:r>
+        <w:t xml:space="preserve">and a taxonomy may list</w:t>
+      </w:r>
+      <w:r>
+        <w:t xml:space="preserve"> </w:t>
+      </w:r>
+      <w:r>
+        <w:t xml:space="preserve">“Python (programming language)”</w:t>
+      </w:r>
+      <w:r>
+        <w:t xml:space="preserve"> </w:t>
+      </w:r>
+      <w:r>
+        <w:t xml:space="preserve">— these are semantically equivalent but textually distinct. A shared taxonomy is therefore necessary to normalize extracted phrases to a common vocabulary before any alignment comparison can be made.</w:t>
       </w:r>
     </w:p>
     <w:p>
@@ -1065,7 +1129,7 @@
         <w:pStyle w:val="BodyText"/>
       </w:pPr>
       <w:r>
-        <w:t xml:space="preserve">In the unsupervised paradigm, methods such as TF-IDF and RAKE identify candidate skill phrases based on statistical salience within a document corpus. A more powerful approach in this category is KeyBERT (Grootendorst, 2020), which uses BERT-based sentence embeddings to identify the candidate phrases most semantically similar to the document as a whole. KeyBERT requires no labeled training data, is applicable to short texts, and supports multilingual models — making it well-suited to the curriculum data in this study, where course descriptions are often one or two sentences in length.</w:t>
+        <w:t xml:space="preserve">Three taxonomies are relevant to this study: ESCO, O*NET, and SFIA.</w:t>
       </w:r>
     </w:p>
     <w:p>
@@ -1073,7 +1137,17 @@
         <w:pStyle w:val="BodyText"/>
       </w:pPr>
       <w:r>
-        <w:t xml:space="preserve">The supervised paradigm treats skill extraction as a named entity recognition (NER) problem: a model is trained to label spans of text as skill entities or non-entities. Zhang et al. (2022) introduce SkillSpan, a dataset of 14,759 annotated sentences from job postings, and fine-tune transformer-based models on it to produce a state-of-the-art skill extraction system. SkillSpan achieves substantially higher precision on English job posting data than unsupervised alternatives, at the cost of being language- and domain-specific.</w:t>
+        <w:rPr>
+          <w:b/>
+          <w:bCs/>
+        </w:rPr>
+        <w:t xml:space="preserve">ESCO</w:t>
+      </w:r>
+      <w:r>
+        <w:t xml:space="preserve"> </w:t>
+      </w:r>
+      <w:r>
+        <w:t xml:space="preserve">(European Skills, Competences, Qualifications and Occupations) is a multilingual taxonomy developed by the European Commission. It currently comprises 3,039 occupation concepts and 13,939 skill and competence concepts, organized in 28 languages (European Commission, 2023). ESCO was explicitly designed to serve as an interface between the education and employment systems — its conceptual architecture links occupations to the skills they require and qualifications that support entry into them. This design philosophy makes ESCO the most appropriate primary taxonomy for a study that bridges curricula and job market data. Furthermore, Armenian universities operate within the Bologna Process framework, which is the European higher education architecture that ESCO was built to complement.</w:t>
       </w:r>
     </w:p>
     <w:p>
@@ -1081,22 +1155,19 @@
         <w:pStyle w:val="BodyText"/>
       </w:pPr>
       <w:r>
-        <w:t xml:space="preserve">For the present thesis, two unsupervised approaches are implemented and compared: TF-IDF keyword extraction and KeyBERT. KeyBERT uses the</w:t>
-      </w:r>
-      <w:r>
-        <w:t xml:space="preserve"> </w:t>
-      </w:r>
-      <w:r>
-        <w:rPr>
-          <w:rStyle w:val="VerbatimChar"/>
-        </w:rPr>
-        <w:t xml:space="preserve">all-MiniLM-L6-v2</w:t>
-      </w:r>
-      <w:r>
-        <w:t xml:space="preserve"> </w:t>
-      </w:r>
-      <w:r>
-        <w:t xml:space="preserve">sentence transformer (Wang et al., 2020) applied to both curriculum records and job postings, given its suitability for short texts and computational efficiency for large-scale corpus processing. All curriculum text is available in English after translation (Section 4.4), making an English-only model sufficient. The sentence embedding architecture underlying KeyBERT builds on Reimers and Gurevych (2019), which produces fixed-length sentence representations optimized for semantic similarity tasks. SkillSpan represents the state-of-the-art in supervised skill extraction and is cited here as the benchmark that unsupervised methods are measured against in the literature, but its use requires labeled training data that was not available for Armenian curriculum texts and therefore falls outside the scope of this study.</w:t>
+        <w:t xml:space="preserve">ESCO has known limitations. Chiarello et al. (2021) demonstrate that ESCO coverage of Industry 4.0 skills — including IoT, AI applications, and robotics — lags significantly behind actual industry practice, due to the taxonomy’s update cycle. For the present study, this means that recent or niche skills found in job postings from cutting-edge companies (such as prompt engineering, LangChain, or specific cloud service APIs) will not match any ESCO concept. Rather than treating this as a failure of the methodology, these unmatched terms are retained as a separate</w:t>
+      </w:r>
+      <w:r>
+        <w:t xml:space="preserve"> </w:t>
+      </w:r>
+      <w:r>
+        <w:t xml:space="preserve">“emerging skills”</w:t>
+      </w:r>
+      <w:r>
+        <w:t xml:space="preserve"> </w:t>
+      </w:r>
+      <w:r>
+        <w:t xml:space="preserve">category, which itself constitutes a finding: they represent the fastest-moving frontier of IT skill demand that formal taxonomies have not yet absorbed.</w:t>
       </w:r>
     </w:p>
     <w:p>
@@ -1104,67 +1175,108 @@
         <w:pStyle w:val="BodyText"/>
       </w:pPr>
       <w:r>
-        <w:t xml:space="preserve">A persistent challenge in skill extraction is the distinction between a</w:t>
-      </w:r>
-      <w:r>
-        <w:t xml:space="preserve"> </w:t>
+        <w:t xml:space="preserve">**O*NET** (Occupational Information Network) is the U.S. Department of Labor’s occupational taxonomy, providing structured descriptors for approximately 1,000 occupations. While O</w:t>
       </w:r>
       <w:r>
         <w:rPr>
           <w:i/>
           <w:iCs/>
         </w:rPr>
-        <w:t xml:space="preserve">skill</w:t>
-      </w:r>
-      <w:r>
-        <w:t xml:space="preserve"> </w:t>
-      </w:r>
-      <w:r>
-        <w:t xml:space="preserve">(a competence a person can possess) and a</w:t>
-      </w:r>
-      <w:r>
-        <w:t xml:space="preserve"> </w:t>
+        <w:t xml:space="preserve">NET’s occupational detail exceeds ESCO’s in some areas, its U.S.-centric framing and lack of multilingual support make it less appropriate as the primary taxonomy for an Armenian study. It is referenced here as a secondary cross-validation tool: where findings map to identifiable O</w:t>
+      </w:r>
+      <w:r>
+        <w:t xml:space="preserve">NET skill categories, this is noted to improve accessibility for international readers.</w:t>
+      </w:r>
+    </w:p>
+    <w:p>
+      <w:pPr>
+        <w:pStyle w:val="BodyText"/>
+      </w:pPr>
+      <w:r>
+        <w:rPr>
+          <w:b/>
+          <w:bCs/>
+        </w:rPr>
+        <w:t xml:space="preserve">SFIA</w:t>
+      </w:r>
+      <w:r>
+        <w:t xml:space="preserve"> </w:t>
+      </w:r>
+      <w:r>
+        <w:t xml:space="preserve">(Skills Framework for the Information Age) is an IT-specific professional skills framework that organizes 121 technical and managerial skills across seven levels of responsibility (SFIA Foundation, 2021). Unlike ESCO and O</w:t>
       </w:r>
       <w:r>
         <w:rPr>
           <w:i/>
           <w:iCs/>
         </w:rPr>
-        <w:t xml:space="preserve">topic</w:t>
-      </w:r>
-      <w:r>
-        <w:t xml:space="preserve"> </w:t>
-      </w:r>
-      <w:r>
-        <w:t xml:space="preserve">or</w:t>
-      </w:r>
-      <w:r>
-        <w:t xml:space="preserve"> </w:t>
+        <w:t xml:space="preserve">NET, SFIA is designed exclusively for the IT profession. While it does not provide an accessible API or downloadable dataset that supports programmatic matching at scale, its seven-level responsibility structure — ranging from</w:t>
       </w:r>
       <w:r>
         <w:rPr>
           <w:i/>
           <w:iCs/>
         </w:rPr>
-        <w:t xml:space="preserve">requirement</w:t>
-      </w:r>
-      <w:r>
-        <w:t xml:space="preserve"> </w:t>
-      </w:r>
-      <w:r>
-        <w:t xml:space="preserve">mentioned in context. A job posting that mentions</w:t>
-      </w:r>
-      <w:r>
-        <w:t xml:space="preserve"> </w:t>
-      </w:r>
-      <w:r>
-        <w:t xml:space="preserve">“microservices architecture”</w:t>
-      </w:r>
-      <w:r>
-        <w:t xml:space="preserve"> </w:t>
-      </w:r>
-      <w:r>
-        <w:t xml:space="preserve">may be describing a system the candidate will work with rather than a skill they must possess. This ambiguity is inherent to the task and cannot be fully resolved by automated methods alone. The methodology section (Chapter 4) documents the quality validation steps taken to assess and partially address this issue.</w:t>
+        <w:t xml:space="preserve"> </w:t>
+      </w:r>
+      <w:r>
+        <w:rPr>
+          <w:i/>
+          <w:iCs/>
+        </w:rPr>
+        <w:t xml:space="preserve">“Follow”</w:t>
+      </w:r>
+      <w:r>
+        <w:rPr>
+          <w:i/>
+          <w:iCs/>
+        </w:rPr>
+        <w:t xml:space="preserve"> </w:t>
+      </w:r>
+      <w:r>
+        <w:rPr>
+          <w:i/>
+          <w:iCs/>
+        </w:rPr>
+        <w:t xml:space="preserve">(level 1) to</w:t>
+      </w:r>
+      <w:r>
+        <w:rPr>
+          <w:i/>
+          <w:iCs/>
+        </w:rPr>
+        <w:t xml:space="preserve"> </w:t>
+      </w:r>
+      <w:r>
+        <w:rPr>
+          <w:i/>
+          <w:iCs/>
+        </w:rPr>
+        <w:t xml:space="preserve">“Set strategy”</w:t>
+      </w:r>
+      <w:r>
+        <w:rPr>
+          <w:i/>
+          <w:iCs/>
+        </w:rPr>
+        <w:t xml:space="preserve"> </w:t>
+      </w:r>
+      <w:r>
+        <w:rPr>
+          <w:i/>
+          <w:iCs/>
+        </w:rPr>
+        <w:t xml:space="preserve">(level 7) — is used in the discussion chapter to characterize the</w:t>
+      </w:r>
+      <w:r>
+        <w:rPr>
+          <w:i/>
+          <w:iCs/>
+        </w:rPr>
+        <w:t xml:space="preserve"> </w:t>
+      </w:r>
+      <w:r>
+        <w:t xml:space="preserve">type* of skill gap identified: whether universities are teaching the right skills at the wrong level, or missing skill categories entirely.</w:t>
       </w:r>
     </w:p>
     <w:p>
@@ -1174,8 +1286,8 @@
         </w:pict>
       </w:r>
     </w:p>
-    <w:bookmarkEnd w:id="32"/>
-    <w:bookmarkStart w:id="33" w:name="X8503cc6ba27fdb5d77c813a870d3b293ae41ff1"/>
+    <w:bookmarkEnd w:id="30"/>
+    <w:bookmarkStart w:id="31" w:name="X24e8af6420b1df74f3fe30c7016d03579e560a7"/>
     <w:p>
       <w:pPr>
         <w:pStyle w:val="Heading2"/>
@@ -1184,13 +1296,13 @@
         <w:rPr>
           <w:rStyle w:val="SectionNumber"/>
         </w:rPr>
-        <w:t xml:space="preserve">4.4</w:t>
+        <w:t xml:space="preserve">1.12</w:t>
       </w:r>
       <w:r>
         <w:tab/>
       </w:r>
       <w:r>
-        <w:t xml:space="preserve">2.4 Skill Taxonomies as Measurement Frameworks</w:t>
+        <w:t xml:space="preserve">2.5 The Armenian and Post-Soviet Educational Context</w:t>
       </w:r>
     </w:p>
     <w:p>
@@ -1198,43 +1310,7 @@
         <w:pStyle w:val="FirstParagraph"/>
       </w:pPr>
       <w:r>
-        <w:t xml:space="preserve">Extracted skill phrases, in their raw form, are not directly comparable across sources: a job posting may demand</w:t>
-      </w:r>
-      <w:r>
-        <w:t xml:space="preserve"> </w:t>
-      </w:r>
-      <w:r>
-        <w:t xml:space="preserve">“Python scripting,”</w:t>
-      </w:r>
-      <w:r>
-        <w:t xml:space="preserve"> </w:t>
-      </w:r>
-      <w:r>
-        <w:t xml:space="preserve">a course may teach</w:t>
-      </w:r>
-      <w:r>
-        <w:t xml:space="preserve"> </w:t>
-      </w:r>
-      <w:r>
-        <w:t xml:space="preserve">“programming in Python,”</w:t>
-      </w:r>
-      <w:r>
-        <w:t xml:space="preserve"> </w:t>
-      </w:r>
-      <w:r>
-        <w:t xml:space="preserve">and a taxonomy may list</w:t>
-      </w:r>
-      <w:r>
-        <w:t xml:space="preserve"> </w:t>
-      </w:r>
-      <w:r>
-        <w:t xml:space="preserve">“Python (programming language)”</w:t>
-      </w:r>
-      <w:r>
-        <w:t xml:space="preserve"> </w:t>
-      </w:r>
-      <w:r>
-        <w:t xml:space="preserve">— these are semantically equivalent but textually distinct. A shared taxonomy is therefore necessary to normalize extracted phrases to a common vocabulary before any alignment comparison can be made.</w:t>
+        <w:t xml:space="preserve">Understanding the nature of any curriculum–labor market gap in Armenia requires engagement with the structural conditions of Armenian higher education, which cannot be read off from comparative studies conducted in Western European or North American contexts.</w:t>
       </w:r>
     </w:p>
     <w:p>
@@ -1242,7 +1318,7 @@
         <w:pStyle w:val="BodyText"/>
       </w:pPr>
       <w:r>
-        <w:t xml:space="preserve">Three taxonomies are relevant to this study: ESCO, O*NET, and SFIA.</w:t>
+        <w:t xml:space="preserve">Armenia’s higher education system is a product of the Soviet institutional architecture: centralized degree structures, strong theoretical emphasis, weak differentiation between research and teaching functions, and limited responsiveness to labor market signals (Kupets, 2016). Following independence in 1991, Armenia underwent a series of reform attempts, including formal accession to the Bologna Process in 2005. Bologna adoption introduced the two-cycle degree structure (Bachelor/Master), European Credit Transfer System (ECTS) compatibility, and a formal commitment to learning-outcome-based curriculum design. However, adoption has been uneven: the degree structure has largely been implemented, but outcome-based curriculum design and employer-facing program review remain less consistently embedded in practice (Kupets, 2016).</w:t>
       </w:r>
     </w:p>
     <w:p>
@@ -1250,17 +1326,7 @@
         <w:pStyle w:val="BodyText"/>
       </w:pPr>
       <w:r>
-        <w:rPr>
-          <w:b/>
-          <w:bCs/>
-        </w:rPr>
-        <w:t xml:space="preserve">ESCO</w:t>
-      </w:r>
-      <w:r>
-        <w:t xml:space="preserve"> </w:t>
-      </w:r>
-      <w:r>
-        <w:t xml:space="preserve">(European Skills, Competences, Qualifications and Occupations) is a multilingual taxonomy developed by the European Commission. It currently comprises 3,039 occupation concepts and 13,939 skill and competence concepts, organized in 28 languages (European Commission, 2023). ESCO was explicitly designed to serve as an interface between the education and employment systems — its conceptual architecture links occupations to the skills they require and qualifications that support entry into them. This design philosophy makes ESCO the most appropriate primary taxonomy for a study that bridges curricula and job market data. Furthermore, Armenian universities operate within the Bologna Process framework, which is the European higher education architecture that ESCO was built to complement.</w:t>
+        <w:t xml:space="preserve">Kupets (2016) provides the most directly relevant empirical evidence for the Armenian context, drawing on World Bank STEP household survey data. Key findings include: approximately 30% of urban Armenian workers are overeducated for their positions; 69.9% of overeducated workers report their formal education has limited practical usefulness; and the IT sector specifically reports thousands of unfilled vacancies despite high numbers of computing graduates. Kupets frames this as a structural mismatch — not a failure of individual graduates — rooted in the Soviet-era curriculum’s emphasis on abstract theoretical knowledge over applied technical competence. This framing directly motivates the present study: if the gap is structural, it can only be diagnosed and addressed through structural data, not through individual graduate surveys.</w:t>
       </w:r>
     </w:p>
     <w:p>
@@ -1268,19 +1334,7 @@
         <w:pStyle w:val="BodyText"/>
       </w:pPr>
       <w:r>
-        <w:t xml:space="preserve">ESCO has known limitations. Chiarello et al. (2021) demonstrate that ESCO coverage of Industry 4.0 skills — including IoT, AI applications, and robotics — lags significantly behind actual industry practice, due to the taxonomy’s update cycle. For the present study, this means that recent or niche skills found in job postings from cutting-edge companies (such as prompt engineering, LangChain, or specific cloud service APIs) will not match any ESCO concept. Rather than treating this as a failure of the methodology, these unmatched terms are retained as a separate</w:t>
-      </w:r>
-      <w:r>
-        <w:t xml:space="preserve"> </w:t>
-      </w:r>
-      <w:r>
-        <w:t xml:space="preserve">“emerging skills”</w:t>
-      </w:r>
-      <w:r>
-        <w:t xml:space="preserve"> </w:t>
-      </w:r>
-      <w:r>
-        <w:t xml:space="preserve">category, which itself constitutes a finding: they represent the fastest-moving frontier of IT skill demand that formal taxonomies have not yet absorbed.</w:t>
+        <w:t xml:space="preserve">The Armenian IT sector has expanded substantially since the period studied by Kupets. Major international companies have established development centers in Yerevan (EPAM, SoftConstruct, ServiceTitan), domestic technology companies have scaled internationally (Picsart, Krisp), and diaspora investment has seeded a range of startups and accelerators. This expansion has increased both the volume and the specificity of employer skill demands in the local market, potentially widening the curriculum gap documented in earlier survey research. The present thesis provides a contemporaneous, data-driven update to that earlier evidence base.</w:t>
       </w:r>
     </w:p>
     <w:p>
@@ -1288,108 +1342,7 @@
         <w:pStyle w:val="BodyText"/>
       </w:pPr>
       <w:r>
-        <w:t xml:space="preserve">**O*NET** (Occupational Information Network) is the U.S. Department of Labor’s occupational taxonomy, providing structured descriptors for approximately 1,000 occupations. While O</w:t>
-      </w:r>
-      <w:r>
-        <w:rPr>
-          <w:i/>
-          <w:iCs/>
-        </w:rPr>
-        <w:t xml:space="preserve">NET’s occupational detail exceeds ESCO’s in some areas, its U.S.-centric framing and lack of multilingual support make it less appropriate as the primary taxonomy for an Armenian study. It is referenced here as a secondary cross-validation tool: where findings map to identifiable O</w:t>
-      </w:r>
-      <w:r>
-        <w:t xml:space="preserve">NET skill categories, this is noted to improve accessibility for international readers.</w:t>
-      </w:r>
-    </w:p>
-    <w:p>
-      <w:pPr>
-        <w:pStyle w:val="BodyText"/>
-      </w:pPr>
-      <w:r>
-        <w:rPr>
-          <w:b/>
-          <w:bCs/>
-        </w:rPr>
-        <w:t xml:space="preserve">SFIA</w:t>
-      </w:r>
-      <w:r>
-        <w:t xml:space="preserve"> </w:t>
-      </w:r>
-      <w:r>
-        <w:t xml:space="preserve">(Skills Framework for the Information Age) is an IT-specific professional skills framework that organizes 121 technical and managerial skills across seven levels of responsibility (SFIA Foundation, 2021). Unlike ESCO and O</w:t>
-      </w:r>
-      <w:r>
-        <w:rPr>
-          <w:i/>
-          <w:iCs/>
-        </w:rPr>
-        <w:t xml:space="preserve">NET, SFIA is designed exclusively for the IT profession. While it does not provide an accessible API or downloadable dataset that supports programmatic matching at scale, its seven-level responsibility structure — ranging from</w:t>
-      </w:r>
-      <w:r>
-        <w:rPr>
-          <w:i/>
-          <w:iCs/>
-        </w:rPr>
-        <w:t xml:space="preserve"> </w:t>
-      </w:r>
-      <w:r>
-        <w:rPr>
-          <w:i/>
-          <w:iCs/>
-        </w:rPr>
-        <w:t xml:space="preserve">“Follow”</w:t>
-      </w:r>
-      <w:r>
-        <w:rPr>
-          <w:i/>
-          <w:iCs/>
-        </w:rPr>
-        <w:t xml:space="preserve"> </w:t>
-      </w:r>
-      <w:r>
-        <w:rPr>
-          <w:i/>
-          <w:iCs/>
-        </w:rPr>
-        <w:t xml:space="preserve">(level 1) to</w:t>
-      </w:r>
-      <w:r>
-        <w:rPr>
-          <w:i/>
-          <w:iCs/>
-        </w:rPr>
-        <w:t xml:space="preserve"> </w:t>
-      </w:r>
-      <w:r>
-        <w:rPr>
-          <w:i/>
-          <w:iCs/>
-        </w:rPr>
-        <w:t xml:space="preserve">“Set strategy”</w:t>
-      </w:r>
-      <w:r>
-        <w:rPr>
-          <w:i/>
-          <w:iCs/>
-        </w:rPr>
-        <w:t xml:space="preserve"> </w:t>
-      </w:r>
-      <w:r>
-        <w:rPr>
-          <w:i/>
-          <w:iCs/>
-        </w:rPr>
-        <w:t xml:space="preserve">(level 7) — is used in the discussion chapter to characterize the</w:t>
-      </w:r>
-      <w:r>
-        <w:rPr>
-          <w:i/>
-          <w:iCs/>
-        </w:rPr>
-        <w:t xml:space="preserve"> </w:t>
-      </w:r>
-      <w:r>
-        <w:t xml:space="preserve">type* of skill gap identified: whether universities are teaching the right skills at the wrong level, or missing skill categories entirely.</w:t>
+        <w:t xml:space="preserve">The closest regional academic comparator is Amirova and Valiyev (2021), who study the competence gap in Azerbaijan — a former Soviet republic with close structural and cultural similarity to Armenia in its higher education system. Their survey-based study of 24 competences finds sharp disagreement between employers and graduates on which competences are most important: employers prioritize practical technical skills and communication, while graduates overestimate the value of formal theoretical credentials. This pattern is consistent with the structural account offered by Kupets and provides a qualitative benchmark against which to interpret the quantitative findings of the present study.</w:t>
       </w:r>
     </w:p>
     <w:p>
@@ -1399,8 +1352,8 @@
         </w:pict>
       </w:r>
     </w:p>
-    <w:bookmarkEnd w:id="33"/>
-    <w:bookmarkStart w:id="34" w:name="X24e8af6420b1df74f3fe30c7016d03579e560a7"/>
+    <w:bookmarkEnd w:id="31"/>
+    <w:bookmarkStart w:id="32" w:name="X4acf048b4cd74180030f338517e8ce8da0077cf"/>
     <w:p>
       <w:pPr>
         <w:pStyle w:val="Heading2"/>
@@ -1409,13 +1362,13 @@
         <w:rPr>
           <w:rStyle w:val="SectionNumber"/>
         </w:rPr>
-        <w:t xml:space="preserve">4.5</w:t>
+        <w:t xml:space="preserve">1.13</w:t>
       </w:r>
       <w:r>
         <w:tab/>
       </w:r>
       <w:r>
-        <w:t xml:space="preserve">2.5 The Armenian and Post-Soviet Educational Context</w:t>
+        <w:t xml:space="preserve">2.6 Constructive Alignment and the Theoretical Case for Measurement</w:t>
       </w:r>
     </w:p>
     <w:p>
@@ -1423,7 +1376,23 @@
         <w:pStyle w:val="FirstParagraph"/>
       </w:pPr>
       <w:r>
-        <w:t xml:space="preserve">Understanding the nature of any curriculum–labor market gap in Armenia requires engagement with the structural conditions of Armenian higher education, which cannot be read off from comparative studies conducted in Western European or North American contexts.</w:t>
+        <w:t xml:space="preserve">The concern with curriculum–labor market alignment has a well-developed theoretical base in educational research. Biggs and Tang (2011) introduce the concept of</w:t>
+      </w:r>
+      <w:r>
+        <w:t xml:space="preserve"> </w:t>
+      </w:r>
+      <w:r>
+        <w:rPr>
+          <w:i/>
+          <w:iCs/>
+        </w:rPr>
+        <w:t xml:space="preserve">constructive alignment</w:t>
+      </w:r>
+      <w:r>
+        <w:t xml:space="preserve"> </w:t>
+      </w:r>
+      <w:r>
+        <w:t xml:space="preserve">— the principle that effective teaching requires internal coherence between three elements: intended learning outcomes (ILOs), teaching and learning activities, and assessment tasks. A curriculum in which assessments do not test what the ILOs specify, or in which teaching activities do not lead students toward the stated outcomes, is structurally misaligned even before any external labor market comparison is made.</w:t>
       </w:r>
     </w:p>
     <w:p>
@@ -1431,7 +1400,7 @@
         <w:pStyle w:val="BodyText"/>
       </w:pPr>
       <w:r>
-        <w:t xml:space="preserve">Armenia’s higher education system is a product of the Soviet institutional architecture: centralized degree structures, strong theoretical emphasis, weak differentiation between research and teaching functions, and limited responsiveness to labor market signals (Kupets, 2016). Following independence in 1991, Armenia underwent a series of reform attempts, including formal accession to the Bologna Process in 2005. Bologna adoption introduced the two-cycle degree structure (Bachelor/Master), European Credit Transfer System (ECTS) compatibility, and a formal commitment to learning-outcome-based curriculum design. However, adoption has been uneven: the degree structure has largely been implemented, but outcome-based curriculum design and employer-facing program review remain less consistently embedded in practice (Kupets, 2016).</w:t>
+        <w:t xml:space="preserve">Biggs and Tang developed constructive alignment primarily as a framework for internal curriculum quality. However, the same logic extends naturally to external alignment: if ILOs are to be educationally meaningful, they should reflect competences that graduates will actually use in professional life. When a systematic gap exists between what a curriculum declares it teaches and what employers need graduates to know, the external misalignment is often a symptom of an earlier failure to define ILOs with reference to any external standard.</w:t>
       </w:r>
     </w:p>
     <w:p>
@@ -1439,7 +1408,7 @@
         <w:pStyle w:val="BodyText"/>
       </w:pPr>
       <w:r>
-        <w:t xml:space="preserve">Kupets (2016) provides the most directly relevant empirical evidence for the Armenian context, drawing on World Bank STEP household survey data. Key findings include: approximately 30% of urban Armenian workers are overeducated for their positions; 69.9% of overeducated workers report their formal education has limited practical usefulness; and the IT sector specifically reports thousands of unfilled vacancies despite high numbers of computing graduates. Kupets frames this as a structural mismatch — not a failure of individual graduates — rooted in the Soviet-era curriculum’s emphasis on abstract theoretical knowledge over applied technical competence. This framing directly motivates the present study: if the gap is structural, it can only be diagnosed and addressed through structural data, not through individual graduate surveys.</w:t>
+        <w:t xml:space="preserve">In the context of Armenian universities, this connection is particularly relevant. As noted above, outcome-based curriculum design has been formally adopted as part of Bologna compliance, but implementation is uneven. For several universities in this study — notably YSU, whose course data provides names but limited or no description fields — the absence of published ILOs means that skill content must be inferred entirely from course names. This is a methodological constraint, but also a diagnostic signal: programs whose curricula cannot be analyzed because learning outcomes are not documented are the same programs most likely to be misaligned with labor market expectations.</w:t>
       </w:r>
     </w:p>
     <w:p>
@@ -1447,15 +1416,19 @@
         <w:pStyle w:val="BodyText"/>
       </w:pPr>
       <w:r>
-        <w:t xml:space="preserve">The Armenian IT sector has expanded substantially since the period studied by Kupets. Major international companies have established development centers in Yerevan (EPAM, SoftConstruct, ServiceTitan), domestic technology companies have scaled internationally (Picsart, Krisp), and diaspora investment has seeded a range of startups and accelerators. This expansion has increased both the volume and the specificity of employer skill demands in the local market, potentially widening the curriculum gap documented in earlier survey research. The present thesis provides a contemporaneous, data-driven update to that earlier evidence base.</w:t>
-      </w:r>
-    </w:p>
-    <w:p>
-      <w:pPr>
-        <w:pStyle w:val="BodyText"/>
-      </w:pPr>
-      <w:r>
-        <w:t xml:space="preserve">The closest regional academic comparator is Amirova and Valiyev (2021), who study the competence gap in Azerbaijan — a former Soviet republic with close structural and cultural similarity to Armenia in its higher education system. Their survey-based study of 24 competences finds sharp disagreement between employers and graduates on which competences are most important: employers prioritize practical technical skills and communication, while graduates overestimate the value of formal theoretical credentials. This pattern is consistent with the structural account offered by Kupets and provides a qualitative benchmark against which to interpret the quantitative findings of the present study.</w:t>
+        <w:t xml:space="preserve">The operationalization of</w:t>
+      </w:r>
+      <w:r>
+        <w:t xml:space="preserve"> </w:t>
+      </w:r>
+      <w:r>
+        <w:t xml:space="preserve">“skills”</w:t>
+      </w:r>
+      <w:r>
+        <w:t xml:space="preserve"> </w:t>
+      </w:r>
+      <w:r>
+        <w:t xml:space="preserve">in this thesis follows the task-based framework introduced by Autor, Levy, and Murnane (2003). In their model, occupations are characterized by the tasks they require — cognitive or manual, routine or non-routine — and the value of skills is defined by which tasks they enable. This framework underpins the use of job posting text as a proxy for skill demand: a job description specifies the tasks an employer needs performed, and the skills listed or implied in that description are those that enable task completion. ESCO, as the normalization target for extracted skills, encodes this task-skill relationship: each ESCO skill concept is linked to the occupations whose tasks it supports.</w:t>
       </w:r>
     </w:p>
     <w:p>
@@ -1465,8 +1438,8 @@
         </w:pict>
       </w:r>
     </w:p>
-    <w:bookmarkEnd w:id="34"/>
-    <w:bookmarkStart w:id="35" w:name="X4acf048b4cd74180030f338517e8ce8da0077cf"/>
+    <w:bookmarkEnd w:id="32"/>
+    <w:bookmarkStart w:id="33" w:name="summary-and-research-gap"/>
     <w:p>
       <w:pPr>
         <w:pStyle w:val="Heading2"/>
@@ -1475,13 +1448,13 @@
         <w:rPr>
           <w:rStyle w:val="SectionNumber"/>
         </w:rPr>
-        <w:t xml:space="preserve">4.6</w:t>
+        <w:t xml:space="preserve">1.14</w:t>
       </w:r>
       <w:r>
         <w:tab/>
       </w:r>
       <w:r>
-        <w:t xml:space="preserve">2.6 Constructive Alignment and the Theoretical Case for Measurement</w:t>
+        <w:t xml:space="preserve">2.7 Summary and Research Gap</w:t>
       </w:r>
     </w:p>
     <w:p>
@@ -1489,23 +1462,7 @@
         <w:pStyle w:val="FirstParagraph"/>
       </w:pPr>
       <w:r>
-        <w:t xml:space="preserve">The concern with curriculum–labor market alignment has a well-developed theoretical base in educational research. Biggs and Tang (2011) introduce the concept of</w:t>
-      </w:r>
-      <w:r>
-        <w:t xml:space="preserve"> </w:t>
-      </w:r>
-      <w:r>
-        <w:rPr>
-          <w:i/>
-          <w:iCs/>
-        </w:rPr>
-        <w:t xml:space="preserve">constructive alignment</w:t>
-      </w:r>
-      <w:r>
-        <w:t xml:space="preserve"> </w:t>
-      </w:r>
-      <w:r>
-        <w:t xml:space="preserve">— the principle that effective teaching requires internal coherence between three elements: intended learning outcomes (ILOs), teaching and learning activities, and assessment tasks. A curriculum in which assessments do not test what the ILOs specify, or in which teaching activities do not lead students toward the stated outcomes, is structurally misaligned even before any external labor market comparison is made.</w:t>
+        <w:t xml:space="preserve">The literature reviewed in this chapter establishes three points that motivate the present thesis. First, curriculum–labor market misalignment is a documented and consequential problem, particularly in post-Soviet transition economies where structural path dependency limits curriculum responsiveness to changing employer demand. Second, computational alignment analysis using NLP and skill taxonomies is an established and growing methodology with several published precedents, the most closely related being Almaleh et al. (2019). Third, no prior study has applied this methodology to the Armenian context, and the existing evidence base for Armenia relies on survey-based data that is now a decade old.</w:t>
       </w:r>
     </w:p>
     <w:p>
@@ -1513,35 +1470,7 @@
         <w:pStyle w:val="BodyText"/>
       </w:pPr>
       <w:r>
-        <w:t xml:space="preserve">Biggs and Tang developed constructive alignment primarily as a framework for internal curriculum quality. However, the same logic extends naturally to external alignment: if ILOs are to be educationally meaningful, they should reflect competences that graduates will actually use in professional life. When a systematic gap exists between what a curriculum declares it teaches and what employers need graduates to know, the external misalignment is often a symptom of an earlier failure to define ILOs with reference to any external standard.</w:t>
-      </w:r>
-    </w:p>
-    <w:p>
-      <w:pPr>
-        <w:pStyle w:val="BodyText"/>
-      </w:pPr>
-      <w:r>
-        <w:t xml:space="preserve">In the context of Armenian universities, this connection is particularly relevant. As noted above, outcome-based curriculum design has been formally adopted as part of Bologna compliance, but implementation is uneven. For several universities in this study — notably YSU, whose course data provides names but limited or no description fields — the absence of published ILOs means that skill content must be inferred entirely from course names. This is a methodological constraint, but also a diagnostic signal: programs whose curricula cannot be analyzed because learning outcomes are not documented are the same programs most likely to be misaligned with labor market expectations.</w:t>
-      </w:r>
-    </w:p>
-    <w:p>
-      <w:pPr>
-        <w:pStyle w:val="BodyText"/>
-      </w:pPr>
-      <w:r>
-        <w:t xml:space="preserve">The operationalization of</w:t>
-      </w:r>
-      <w:r>
-        <w:t xml:space="preserve"> </w:t>
-      </w:r>
-      <w:r>
-        <w:t xml:space="preserve">“skills”</w:t>
-      </w:r>
-      <w:r>
-        <w:t xml:space="preserve"> </w:t>
-      </w:r>
-      <w:r>
-        <w:t xml:space="preserve">in this thesis follows the task-based framework introduced by Autor, Levy, and Murnane (2003). In their model, occupations are characterized by the tasks they require — cognitive or manual, routine or non-routine — and the value of skills is defined by which tasks they enable. This framework underpins the use of job posting text as a proxy for skill demand: a job description specifies the tasks an employer needs performed, and the skills listed or implied in that description are those that enable task completion. ESCO, as the normalization target for extracted skills, encodes this task-skill relationship: each ESCO skill concept is linked to the occupations whose tasks it supports.</w:t>
+        <w:t xml:space="preserve">This thesis fills that gap by constructing the first large-scale, multi-source, computationally analyzed curriculum–job market alignment dataset for Armenian IT higher education, and by applying a reproducible NLP pipeline to quantify the skill gap at program and institution level.</w:t>
       </w:r>
     </w:p>
     <w:p>
@@ -1551,31 +1480,274 @@
         </w:pict>
       </w:r>
     </w:p>
-    <w:bookmarkEnd w:id="35"/>
-    <w:bookmarkStart w:id="36" w:name="summary-and-research-gap"/>
-    <w:p>
-      <w:pPr>
-        <w:pStyle w:val="Heading2"/>
-      </w:pPr>
-      <w:r>
-        <w:rPr>
-          <w:rStyle w:val="SectionNumber"/>
-        </w:rPr>
-        <w:t xml:space="preserve">4.7</w:t>
-      </w:r>
-      <w:r>
-        <w:tab/>
-      </w:r>
-      <w:r>
-        <w:t xml:space="preserve">2.7 Summary and Research Gap</w:t>
-      </w:r>
-    </w:p>
     <w:p>
       <w:pPr>
         <w:pStyle w:val="FirstParagraph"/>
       </w:pPr>
       <w:r>
-        <w:t xml:space="preserve">The literature reviewed in this chapter establishes three points that motivate the present thesis. First, curriculum–labor market misalignment is a documented and consequential problem, particularly in post-Soviet transition economies where structural path dependency limits curriculum responsiveness to changing employer demand. Second, computational alignment analysis using NLP and skill taxonomies is an established and growing methodology with several published precedents, the most closely related being Almaleh et al. (2019). Third, no prior study has applied this methodology to the Armenian context, and the existing evidence base for Armenia relies on survey-based data that is now a decade old.</w:t>
+        <w:rPr>
+          <w:i/>
+          <w:iCs/>
+        </w:rPr>
+        <w:t xml:space="preserve">Citation checklist for this chapter:</w:t>
+      </w:r>
+      <w:r>
+        <w:t xml:space="preserve"> </w:t>
+      </w:r>
+      <w:r>
+        <w:t xml:space="preserve">-</w:t>
+      </w:r>
+      <w:r>
+        <w:t xml:space="preserve"> </w:t>
+      </w:r>
+      <w:r>
+        <w:rPr>
+          <w:i/>
+          <w:iCs/>
+        </w:rPr>
+        <w:t xml:space="preserve">Kupets (2016) — IZA World of Labor, verified ✓</w:t>
+      </w:r>
+      <w:r>
+        <w:t xml:space="preserve"> </w:t>
+      </w:r>
+      <w:r>
+        <w:t xml:space="preserve">-</w:t>
+      </w:r>
+      <w:r>
+        <w:t xml:space="preserve"> </w:t>
+      </w:r>
+      <w:r>
+        <w:rPr>
+          <w:i/>
+          <w:iCs/>
+        </w:rPr>
+        <w:t xml:space="preserve">Aljohani et al. (2022) — Journal of Innovation &amp; Knowledge, verified ✓</w:t>
+      </w:r>
+      <w:r>
+        <w:t xml:space="preserve"> </w:t>
+      </w:r>
+      <w:r>
+        <w:t xml:space="preserve">-</w:t>
+      </w:r>
+      <w:r>
+        <w:t xml:space="preserve"> </w:t>
+      </w:r>
+      <w:r>
+        <w:rPr>
+          <w:i/>
+          <w:iCs/>
+        </w:rPr>
+        <w:t xml:space="preserve">Almaleh et al. (2019) — Sustainability, verified ✓</w:t>
+      </w:r>
+      <w:r>
+        <w:t xml:space="preserve"> </w:t>
+      </w:r>
+      <w:r>
+        <w:t xml:space="preserve">-</w:t>
+      </w:r>
+      <w:r>
+        <w:t xml:space="preserve"> </w:t>
+      </w:r>
+      <w:r>
+        <w:rPr>
+          <w:i/>
+          <w:iCs/>
+        </w:rPr>
+        <w:t xml:space="preserve">Ahadi, Kitto, Rizoiu &amp; Musial (2022) — EDM 2022 poster, DOI: 10.5281/zenodo.6853121 — verified ✓</w:t>
+      </w:r>
+      <w:r>
+        <w:t xml:space="preserve"> </w:t>
+      </w:r>
+      <w:r>
+        <w:t xml:space="preserve">-</w:t>
+      </w:r>
+      <w:r>
+        <w:t xml:space="preserve"> </w:t>
+      </w:r>
+      <w:r>
+        <w:rPr>
+          <w:i/>
+          <w:iCs/>
+        </w:rPr>
+        <w:t xml:space="preserve">Musazade, Mezei &amp; Zhang (2026) — UniSkill, arXiv 2603.03134, accepted LREC 2026 — verified ✓</w:t>
+      </w:r>
+      <w:r>
+        <w:t xml:space="preserve"> </w:t>
+      </w:r>
+      <w:r>
+        <w:t xml:space="preserve">-</w:t>
+      </w:r>
+      <w:r>
+        <w:t xml:space="preserve"> </w:t>
+      </w:r>
+      <w:r>
+        <w:rPr>
+          <w:i/>
+          <w:iCs/>
+        </w:rPr>
+        <w:t xml:space="preserve">Grootendorst, M. (2020) — KeyBERT, Zenodo software release, DOI: 10.5281/zenodo.4461265 — verified ✓ (cite as</w:t>
+      </w:r>
+      <w:r>
+        <w:rPr>
+          <w:i/>
+          <w:iCs/>
+        </w:rPr>
+        <w:t xml:space="preserve"> </w:t>
+      </w:r>
+      <w:r>
+        <w:rPr>
+          <w:i/>
+          <w:iCs/>
+        </w:rPr>
+        <w:t xml:space="preserve">@misc</w:t>
+      </w:r>
+      <w:r>
+        <w:rPr>
+          <w:i/>
+          <w:iCs/>
+        </w:rPr>
+        <w:t xml:space="preserve"> </w:t>
+      </w:r>
+      <w:r>
+        <w:rPr>
+          <w:i/>
+          <w:iCs/>
+        </w:rPr>
+        <w:t xml:space="preserve">Zenodo, not journal)</w:t>
+      </w:r>
+      <w:r>
+        <w:t xml:space="preserve"> </w:t>
+      </w:r>
+      <w:r>
+        <w:t xml:space="preserve">-</w:t>
+      </w:r>
+      <w:r>
+        <w:t xml:space="preserve"> </w:t>
+      </w:r>
+      <w:r>
+        <w:rPr>
+          <w:i/>
+          <w:iCs/>
+        </w:rPr>
+        <w:t xml:space="preserve">Zhang et al. (2022) — SkillSpan, NAACL, verified ✓</w:t>
+      </w:r>
+      <w:r>
+        <w:t xml:space="preserve"> </w:t>
+      </w:r>
+      <w:r>
+        <w:t xml:space="preserve">-</w:t>
+      </w:r>
+      <w:r>
+        <w:t xml:space="preserve"> </w:t>
+      </w:r>
+      <w:r>
+        <w:rPr>
+          <w:i/>
+          <w:iCs/>
+        </w:rPr>
+        <w:t xml:space="preserve">Reimers &amp; Gurevych (2019) — Sentence-BERT, EMNLP, verified ✓</w:t>
+      </w:r>
+      <w:r>
+        <w:t xml:space="preserve"> </w:t>
+      </w:r>
+      <w:r>
+        <w:t xml:space="preserve">-</w:t>
+      </w:r>
+      <w:r>
+        <w:t xml:space="preserve"> </w:t>
+      </w:r>
+      <w:r>
+        <w:rPr>
+          <w:i/>
+          <w:iCs/>
+        </w:rPr>
+        <w:t xml:space="preserve">European Commission (2023) — ESCO documentation — add URL in references</w:t>
+      </w:r>
+      <w:r>
+        <w:t xml:space="preserve"> </w:t>
+      </w:r>
+      <w:r>
+        <w:t xml:space="preserve">-</w:t>
+      </w:r>
+      <w:r>
+        <w:t xml:space="preserve"> </w:t>
+      </w:r>
+      <w:r>
+        <w:rPr>
+          <w:i/>
+          <w:iCs/>
+        </w:rPr>
+        <w:t xml:space="preserve">Chiarello et al. (2021) — Technological Forecasting and Social Change, verified ✓</w:t>
+      </w:r>
+      <w:r>
+        <w:t xml:space="preserve"> </w:t>
+      </w:r>
+      <w:r>
+        <w:t xml:space="preserve">-</w:t>
+      </w:r>
+      <w:r>
+        <w:t xml:space="preserve"> </w:t>
+      </w:r>
+      <w:r>
+        <w:rPr>
+          <w:i/>
+          <w:iCs/>
+        </w:rPr>
+        <w:t xml:space="preserve">SFIA Foundation (2021) — sfia-online.org — add URL in references</w:t>
+      </w:r>
+      <w:r>
+        <w:t xml:space="preserve"> </w:t>
+      </w:r>
+      <w:r>
+        <w:t xml:space="preserve">-</w:t>
+      </w:r>
+      <w:r>
+        <w:t xml:space="preserve"> </w:t>
+      </w:r>
+      <w:r>
+        <w:rPr>
+          <w:i/>
+          <w:iCs/>
+        </w:rPr>
+        <w:t xml:space="preserve">Amirova &amp; Valiyev (2021) — Journal of Teaching and Learning for Graduate Employability, verified ✓</w:t>
+      </w:r>
+      <w:r>
+        <w:t xml:space="preserve"> </w:t>
+      </w:r>
+      <w:r>
+        <w:t xml:space="preserve">-</w:t>
+      </w:r>
+      <w:r>
+        <w:t xml:space="preserve"> </w:t>
+      </w:r>
+      <w:r>
+        <w:rPr>
+          <w:i/>
+          <w:iCs/>
+        </w:rPr>
+        <w:t xml:space="preserve">Biggs &amp; Tang (2011) — Teaching for Quality Learning, verified ✓</w:t>
+      </w:r>
+      <w:r>
+        <w:t xml:space="preserve"> </w:t>
+      </w:r>
+      <w:r>
+        <w:t xml:space="preserve">-</w:t>
+      </w:r>
+      <w:r>
+        <w:t xml:space="preserve"> </w:t>
+      </w:r>
+      <w:r>
+        <w:rPr>
+          <w:i/>
+          <w:iCs/>
+        </w:rPr>
+        <w:t xml:space="preserve">Autor, Levy &amp; Murnane (2003) — Quarterly Journal of Economics, verified ✓</w:t>
+      </w:r>
+      <w:r>
+        <w:t xml:space="preserve"> </w:t>
+      </w:r>
+      <w:r>
+        <w:t xml:space="preserve"># Chapter 3: Theoretical Framework</w:t>
       </w:r>
     </w:p>
     <w:p>
@@ -1583,7 +1755,11 @@
         <w:pStyle w:val="BodyText"/>
       </w:pPr>
       <w:r>
-        <w:t xml:space="preserve">This thesis fills that gap by constructing the first large-scale, multi-source, computationally analyzed curriculum–job market alignment dataset for Armenian IT higher education, and by applying a reproducible NLP pipeline to quantify the skill gap at program and institution level.</w:t>
+        <w:rPr>
+          <w:i/>
+          <w:iCs/>
+        </w:rPr>
+        <w:t xml:space="preserve">[DRAFT STATUS — substantive skeleton. Send to Gemini for tone/flow polish after review.]</w:t>
       </w:r>
     </w:p>
     <w:p>
@@ -1593,268 +1769,39 @@
         </w:pict>
       </w:r>
     </w:p>
+    <w:bookmarkEnd w:id="33"/>
+    <w:bookmarkStart w:id="34" w:name="overview"/>
+    <w:p>
+      <w:pPr>
+        <w:pStyle w:val="Heading2"/>
+      </w:pPr>
+      <w:r>
+        <w:rPr>
+          <w:rStyle w:val="SectionNumber"/>
+        </w:rPr>
+        <w:t xml:space="preserve">1.15</w:t>
+      </w:r>
+      <w:r>
+        <w:tab/>
+      </w:r>
+      <w:r>
+        <w:t xml:space="preserve">3.1 Overview</w:t>
+      </w:r>
+    </w:p>
     <w:p>
       <w:pPr>
         <w:pStyle w:val="FirstParagraph"/>
       </w:pPr>
       <w:r>
-        <w:rPr>
-          <w:i/>
-          <w:iCs/>
-        </w:rPr>
-        <w:t xml:space="preserve">Citation checklist for this chapter:</w:t>
-      </w:r>
-      <w:r>
-        <w:t xml:space="preserve"> </w:t>
-      </w:r>
-      <w:r>
-        <w:t xml:space="preserve">-</w:t>
-      </w:r>
-      <w:r>
-        <w:t xml:space="preserve"> </w:t>
-      </w:r>
-      <w:r>
-        <w:rPr>
-          <w:i/>
-          <w:iCs/>
-        </w:rPr>
-        <w:t xml:space="preserve">Kupets (2016) — IZA World of Labor, verified ✓</w:t>
-      </w:r>
-      <w:r>
-        <w:t xml:space="preserve"> </w:t>
-      </w:r>
-      <w:r>
-        <w:t xml:space="preserve">-</w:t>
-      </w:r>
-      <w:r>
-        <w:t xml:space="preserve"> </w:t>
-      </w:r>
-      <w:r>
-        <w:rPr>
-          <w:i/>
-          <w:iCs/>
-        </w:rPr>
-        <w:t xml:space="preserve">Aljohani et al. (2022) — Journal of Innovation &amp; Knowledge, verified ✓</w:t>
-      </w:r>
-      <w:r>
-        <w:t xml:space="preserve"> </w:t>
-      </w:r>
-      <w:r>
-        <w:t xml:space="preserve">-</w:t>
-      </w:r>
-      <w:r>
-        <w:t xml:space="preserve"> </w:t>
-      </w:r>
-      <w:r>
-        <w:rPr>
-          <w:i/>
-          <w:iCs/>
-        </w:rPr>
-        <w:t xml:space="preserve">Almaleh et al. (2019) — Sustainability, verified ✓</w:t>
-      </w:r>
-      <w:r>
-        <w:t xml:space="preserve"> </w:t>
-      </w:r>
-      <w:r>
-        <w:t xml:space="preserve">-</w:t>
-      </w:r>
-      <w:r>
-        <w:t xml:space="preserve"> </w:t>
-      </w:r>
-      <w:r>
-        <w:rPr>
-          <w:i/>
-          <w:iCs/>
-        </w:rPr>
-        <w:t xml:space="preserve">Ahadi, Kitto, Rizoiu &amp; Musial (2022) — EDM 2022 poster, DOI: 10.5281/zenodo.6853121 — verified ✓</w:t>
-      </w:r>
-      <w:r>
-        <w:t xml:space="preserve"> </w:t>
-      </w:r>
-      <w:r>
-        <w:t xml:space="preserve">-</w:t>
-      </w:r>
-      <w:r>
-        <w:t xml:space="preserve"> </w:t>
-      </w:r>
-      <w:r>
-        <w:rPr>
-          <w:i/>
-          <w:iCs/>
-        </w:rPr>
-        <w:t xml:space="preserve">Musazade, Mezei &amp; Zhang (2026) — UniSkill, arXiv 2603.03134, accepted LREC 2026 — verified ✓</w:t>
-      </w:r>
-      <w:r>
-        <w:t xml:space="preserve"> </w:t>
-      </w:r>
-      <w:r>
-        <w:t xml:space="preserve">-</w:t>
-      </w:r>
-      <w:r>
-        <w:t xml:space="preserve"> </w:t>
-      </w:r>
-      <w:r>
-        <w:rPr>
-          <w:i/>
-          <w:iCs/>
-        </w:rPr>
-        <w:t xml:space="preserve">Grootendorst, M. (2020) — KeyBERT, Zenodo software release, DOI: 10.5281/zenodo.4461265 — verified ✓ (cite as</w:t>
-      </w:r>
-      <w:r>
-        <w:rPr>
-          <w:i/>
-          <w:iCs/>
-        </w:rPr>
-        <w:t xml:space="preserve"> </w:t>
-      </w:r>
-      <w:r>
-        <w:rPr>
-          <w:i/>
-          <w:iCs/>
-        </w:rPr>
-        <w:t xml:space="preserve">@misc</w:t>
-      </w:r>
-      <w:r>
-        <w:rPr>
-          <w:i/>
-          <w:iCs/>
-        </w:rPr>
-        <w:t xml:space="preserve"> </w:t>
-      </w:r>
-      <w:r>
-        <w:rPr>
-          <w:i/>
-          <w:iCs/>
-        </w:rPr>
-        <w:t xml:space="preserve">Zenodo, not journal)</w:t>
-      </w:r>
-      <w:r>
-        <w:t xml:space="preserve"> </w:t>
-      </w:r>
-      <w:r>
-        <w:t xml:space="preserve">-</w:t>
-      </w:r>
-      <w:r>
-        <w:t xml:space="preserve"> </w:t>
-      </w:r>
-      <w:r>
-        <w:rPr>
-          <w:i/>
-          <w:iCs/>
-        </w:rPr>
-        <w:t xml:space="preserve">Zhang et al. (2022) — SkillSpan, NAACL, verified ✓</w:t>
-      </w:r>
-      <w:r>
-        <w:t xml:space="preserve"> </w:t>
-      </w:r>
-      <w:r>
-        <w:t xml:space="preserve">-</w:t>
-      </w:r>
-      <w:r>
-        <w:t xml:space="preserve"> </w:t>
-      </w:r>
-      <w:r>
-        <w:rPr>
-          <w:i/>
-          <w:iCs/>
-        </w:rPr>
-        <w:t xml:space="preserve">Reimers &amp; Gurevych (2019) — Sentence-BERT, EMNLP, verified ✓</w:t>
-      </w:r>
-      <w:r>
-        <w:t xml:space="preserve"> </w:t>
-      </w:r>
-      <w:r>
-        <w:t xml:space="preserve">-</w:t>
-      </w:r>
-      <w:r>
-        <w:t xml:space="preserve"> </w:t>
-      </w:r>
-      <w:r>
-        <w:rPr>
-          <w:i/>
-          <w:iCs/>
-        </w:rPr>
-        <w:t xml:space="preserve">European Commission (2023) — ESCO documentation — add URL in references</w:t>
-      </w:r>
-      <w:r>
-        <w:t xml:space="preserve"> </w:t>
-      </w:r>
-      <w:r>
-        <w:t xml:space="preserve">-</w:t>
-      </w:r>
-      <w:r>
-        <w:t xml:space="preserve"> </w:t>
-      </w:r>
-      <w:r>
-        <w:rPr>
-          <w:i/>
-          <w:iCs/>
-        </w:rPr>
-        <w:t xml:space="preserve">Chiarello et al. (2021) — Technological Forecasting and Social Change, verified ✓</w:t>
-      </w:r>
-      <w:r>
-        <w:t xml:space="preserve"> </w:t>
-      </w:r>
-      <w:r>
-        <w:t xml:space="preserve">-</w:t>
-      </w:r>
-      <w:r>
-        <w:t xml:space="preserve"> </w:t>
-      </w:r>
-      <w:r>
-        <w:rPr>
-          <w:i/>
-          <w:iCs/>
-        </w:rPr>
-        <w:t xml:space="preserve">SFIA Foundation (2021) — sfia-online.org — add URL in references</w:t>
-      </w:r>
-      <w:r>
-        <w:t xml:space="preserve"> </w:t>
-      </w:r>
-      <w:r>
-        <w:t xml:space="preserve">-</w:t>
-      </w:r>
-      <w:r>
-        <w:t xml:space="preserve"> </w:t>
-      </w:r>
-      <w:r>
-        <w:rPr>
-          <w:i/>
-          <w:iCs/>
-        </w:rPr>
-        <w:t xml:space="preserve">Amirova &amp; Valiyev (2021) — Journal of Teaching and Learning for Graduate Employability, verified ✓</w:t>
-      </w:r>
-      <w:r>
-        <w:t xml:space="preserve"> </w:t>
-      </w:r>
-      <w:r>
-        <w:t xml:space="preserve">-</w:t>
-      </w:r>
-      <w:r>
-        <w:t xml:space="preserve"> </w:t>
-      </w:r>
-      <w:r>
-        <w:rPr>
-          <w:i/>
-          <w:iCs/>
-        </w:rPr>
-        <w:t xml:space="preserve">Biggs &amp; Tang (2011) — Teaching for Quality Learning, verified ✓</w:t>
-      </w:r>
-      <w:r>
-        <w:t xml:space="preserve"> </w:t>
-      </w:r>
-      <w:r>
-        <w:t xml:space="preserve">-</w:t>
-      </w:r>
-      <w:r>
-        <w:t xml:space="preserve"> </w:t>
-      </w:r>
-      <w:r>
-        <w:rPr>
-          <w:i/>
-          <w:iCs/>
-        </w:rPr>
-        <w:t xml:space="preserve">Autor, Levy &amp; Murnane (2003) — Quarterly Journal of Economics, verified ✓</w:t>
+        <w:t xml:space="preserve">This chapter presents the theoretical foundations that underpin the research design, analytical choices, and interpretive lens of this thesis. Three interconnected frameworks are employed. Constructive alignment theory (Biggs &amp; Tang, 2011) provides the educational rationale for why curriculum–labor market alignment matters and what a properly aligned curriculum would look like. The task-based view of skill demand (Autor, Levy &amp; Murnane, 2003) provides the labor economics rationale for treating job postings as a valid proxy for skill demand. ESCO (European Commission, 2023) serves as the operational bridge between the two: a shared vocabulary that makes it possible to compare what curricula teach against what employers need using a single, standardized measurement instrument.</w:t>
+      </w:r>
+    </w:p>
+    <w:p>
+      <w:pPr>
+        <w:pStyle w:val="BodyText"/>
+      </w:pPr>
+      <w:r>
+        <w:t xml:space="preserve">Together, these three frameworks justify the central methodological claim of this thesis: that the distance between what is taught in Armenian IT programs and what employers demand can be measured, quantified, and disaggregated at the level of individual programs and institutions.</w:t>
       </w:r>
     </w:p>
     <w:p>
@@ -1864,24 +1811,55 @@
         </w:pict>
       </w:r>
     </w:p>
-    <w:bookmarkEnd w:id="36"/>
-    <w:bookmarkEnd w:id="37"/>
-    <w:bookmarkStart w:id="44" w:name="chapter-3-theoretical-framework"/>
-    <w:p>
-      <w:pPr>
-        <w:pStyle w:val="Heading1"/>
+    <w:bookmarkEnd w:id="34"/>
+    <w:bookmarkStart w:id="35" w:name="constructive-alignment-biggs-tang-2011"/>
+    <w:p>
+      <w:pPr>
+        <w:pStyle w:val="Heading2"/>
       </w:pPr>
       <w:r>
         <w:rPr>
           <w:rStyle w:val="SectionNumber"/>
         </w:rPr>
-        <w:t xml:space="preserve">5</w:t>
+        <w:t xml:space="preserve">1.16</w:t>
       </w:r>
       <w:r>
         <w:tab/>
       </w:r>
       <w:r>
-        <w:t xml:space="preserve">Chapter 3: Theoretical Framework</w:t>
+        <w:t xml:space="preserve">3.2 Constructive Alignment (Biggs &amp; Tang, 2011)</w:t>
+      </w:r>
+    </w:p>
+    <w:p>
+      <w:pPr>
+        <w:pStyle w:val="FirstParagraph"/>
+      </w:pPr>
+      <w:r>
+        <w:t xml:space="preserve">Section 2.6 introduced constructive alignment and established its external dimension: a curriculum that is internally coherent (ILOs, TLAs, and ATs mutually reinforcing) but externally disconnected from labor market requirements will produce graduates who perform well on assessments but are not equipped for employment — the pattern Kupets (2016) documents empirically for Armenia. This section describes how that theoretical argument is operationalized in the present study.</w:t>
+      </w:r>
+    </w:p>
+    <w:p>
+      <w:pPr>
+        <w:pStyle w:val="BodyText"/>
+      </w:pPr>
+      <w:r>
+        <w:t xml:space="preserve">The operationalization proceeds in two steps. First, curriculum documents are treated as ILO proxies: where course descriptions or published program learning outcomes are available, they serve directly as evidence of what a course intends students to learn. Where they are absent — as is the case for the majority of YSU courses, which provide course names only — the course name itself is used as the best available approximation of the intended learning target. Second, job postings are treated as proxies for the external reference standard against which ILOs should be evaluated: the task requirements and competences that Armenian IT employers actually need graduates to possess. The gap between the skills inferable from these ILO proxies and the skills demanded in job postings is the central measurement object of the study.</w:t>
+      </w:r>
+    </w:p>
+    <w:p>
+      <w:pPr>
+        <w:pStyle w:val="BodyText"/>
+      </w:pPr>
+      <w:r>
+        <w:t xml:space="preserve">This operationalization has a methodological implication worth stating explicitly: programs with richer published learning outcome documentation (particularly AUA, which provides full course descriptions) will yield more nuanced skill profiles than programs with minimal documentation (particularly YSU). This asymmetry is not a flaw in the data — it reflects a real difference in curriculum transparency between institutions. It is also, from a constructive alignment perspective, a finding in itself: a program whose intended learning outcomes are not published cannot be evaluated for external alignment, which is the same opacity that prevents employer-facing program review. The asymmetry is discussed as a limitation in Chapters 4 and 6.</w:t>
+      </w:r>
+    </w:p>
+    <w:p>
+      <w:pPr>
+        <w:pStyle w:val="BodyText"/>
+      </w:pPr>
+      <w:r>
+        <w:t xml:space="preserve">Within the post-Soviet institutional context, constructive alignment failure takes a specific form. The inherited curriculum architecture emphasized theoretical depth and formal derivations — competences that could be internally assessed through written examinations — rather than the applied, task-oriented competences that external alignment with an IT labor market would require. This structural inheritance is the mechanism through which the misalignment documented in this thesis is expected to have accumulated: not through individual pedagogical failures, but through a system-level ILO design that never took the labor market as its reference point.</w:t>
       </w:r>
     </w:p>
     <w:p>
@@ -1891,7 +1869,8 @@
         </w:pict>
       </w:r>
     </w:p>
-    <w:bookmarkStart w:id="38" w:name="overview"/>
+    <w:bookmarkEnd w:id="35"/>
+    <w:bookmarkStart w:id="36" w:name="Xeefb8725cbd91d0f63958411499b40e0c342497"/>
     <w:p>
       <w:pPr>
         <w:pStyle w:val="Heading2"/>
@@ -1900,13 +1879,13 @@
         <w:rPr>
           <w:rStyle w:val="SectionNumber"/>
         </w:rPr>
-        <w:t xml:space="preserve">5.1</w:t>
+        <w:t xml:space="preserve">1.17</w:t>
       </w:r>
       <w:r>
         <w:tab/>
       </w:r>
       <w:r>
-        <w:t xml:space="preserve">3.1 Overview</w:t>
+        <w:t xml:space="preserve">3.3 Task-Based View of Skill Demand (Autor, Levy &amp; Murnane, 2003)</w:t>
       </w:r>
     </w:p>
     <w:p>
@@ -1914,7 +1893,23 @@
         <w:pStyle w:val="FirstParagraph"/>
       </w:pPr>
       <w:r>
-        <w:t xml:space="preserve">This chapter presents the theoretical foundations that underpin the research design, analytical choices, and interpretive lens of this thesis. Three interconnected frameworks are employed. Constructive alignment theory (Biggs &amp; Tang, 2011) provides the educational rationale for why curriculum–labor market alignment matters and what a properly aligned curriculum would look like. The task-based view of skill demand (Autor, Levy &amp; Murnane, 2003) provides the labor economics rationale for treating job postings as a valid proxy for skill demand. ESCO (European Commission, 2023) serves as the operational bridge between the two: a shared vocabulary that makes it possible to compare what curricula teach against what employers need using a single, standardized measurement instrument.</w:t>
+        <w:t xml:space="preserve">The labor economics literature offers a complementary theoretical account of why skill taxonomies are an appropriate instrument for measuring labor market demand. Autor, Levy, and Murnane (2003) propose that occupations are most usefully characterized not by their titles or credential requirements, but by the</w:t>
+      </w:r>
+      <w:r>
+        <w:t xml:space="preserve"> </w:t>
+      </w:r>
+      <w:r>
+        <w:rPr>
+          <w:i/>
+          <w:iCs/>
+        </w:rPr>
+        <w:t xml:space="preserve">tasks</w:t>
+      </w:r>
+      <w:r>
+        <w:t xml:space="preserve"> </w:t>
+      </w:r>
+      <w:r>
+        <w:t xml:space="preserve">they require workers to perform. In their framework, tasks are classified along two dimensions: cognitive versus manual, and routine versus non-routine. The key insight is that technology substitutes most readily for routine tasks (both cognitive and manual) and complements non-routine cognitive tasks — a pattern that drives the growing premium on higher-order analytical, communicative, and adaptive skills in knowledge-intensive labor markets.</w:t>
       </w:r>
     </w:p>
     <w:p>
@@ -1922,7 +1917,31 @@
         <w:pStyle w:val="BodyText"/>
       </w:pPr>
       <w:r>
-        <w:t xml:space="preserve">Together, these three frameworks justify the central methodological claim of this thesis: that the distance between what is taught in Armenian IT programs and what employers demand can be measured, quantified, and disaggregated at the level of individual programs and institutions.</w:t>
+        <w:t xml:space="preserve">This framework has three implications for the present thesis.</w:t>
+      </w:r>
+    </w:p>
+    <w:p>
+      <w:pPr>
+        <w:pStyle w:val="BodyText"/>
+      </w:pPr>
+      <w:r>
+        <w:t xml:space="preserve">First, it provides the theoretical justification for using job postings as a source of skill demand data. A job posting is, at its core, a specification of the tasks an employer needs a hire to perform and the skills those tasks require. The skills listed or implied in a job description — programming languages, analytical methods, domain knowledge, soft competencies — are a direct expression of task requirements in the Autor et al. sense.</w:t>
+      </w:r>
+    </w:p>
+    <w:p>
+      <w:pPr>
+        <w:pStyle w:val="BodyText"/>
+      </w:pPr>
+      <w:r>
+        <w:t xml:space="preserve">Second, it suggests that skill taxonomies (ESCO, O*NET) are not arbitrary classification systems but attempts to systematically encode the task-skill structure of occupations. ESCO’s organization of skills into knowledge, skills (procedural), and attitudes mirrors the cognitive/behavioral task decomposition of the Autor et al. framework. Using ESCO as the normalization target is therefore not merely a practical convenience but a theoretically grounded choice.</w:t>
+      </w:r>
+    </w:p>
+    <w:p>
+      <w:pPr>
+        <w:pStyle w:val="BodyText"/>
+      </w:pPr>
+      <w:r>
+        <w:t xml:space="preserve">Third, the task-based framework predicts the direction of the gap that this thesis is likely to find: post-Soviet curricula, which were designed under different technological and economic conditions, are expected to over-represent routine cognitive content (memorization, formal derivations, algorithmic procedures) relative to the non-routine cognitive and communicative skills that contemporary IT employers value most. Whether this prediction is confirmed by the data is an empirical question answered in Chapter 5.</w:t>
       </w:r>
     </w:p>
     <w:p>
@@ -1932,8 +1951,8 @@
         </w:pict>
       </w:r>
     </w:p>
-    <w:bookmarkEnd w:id="38"/>
-    <w:bookmarkStart w:id="39" w:name="constructive-alignment-biggs-tang-2011"/>
+    <w:bookmarkEnd w:id="36"/>
+    <w:bookmarkStart w:id="37" w:name="esco-as-the-operational-bridge"/>
     <w:p>
       <w:pPr>
         <w:pStyle w:val="Heading2"/>
@@ -1942,13 +1961,13 @@
         <w:rPr>
           <w:rStyle w:val="SectionNumber"/>
         </w:rPr>
-        <w:t xml:space="preserve">5.2</w:t>
+        <w:t xml:space="preserve">1.18</w:t>
       </w:r>
       <w:r>
         <w:tab/>
       </w:r>
       <w:r>
-        <w:t xml:space="preserve">3.2 Constructive Alignment (Biggs &amp; Tang, 2011)</w:t>
+        <w:t xml:space="preserve">3.4 ESCO as the Operational Bridge</w:t>
       </w:r>
     </w:p>
     <w:p>
@@ -1956,7 +1975,19 @@
         <w:pStyle w:val="FirstParagraph"/>
       </w:pPr>
       <w:r>
-        <w:t xml:space="preserve">Section 2.6 introduced constructive alignment and established its external dimension: a curriculum that is internally coherent (ILOs, TLAs, and ATs mutually reinforcing) but externally disconnected from labor market requirements will produce graduates who perform well on assessments but are not equipped for employment — the pattern Kupets (2016) documents empirically for Armenia. This section describes how that theoretical argument is operationalized in the present study.</w:t>
+        <w:t xml:space="preserve">ESCO (European Skills, Competences, Qualifications and Occupations) is the operational instrument that makes it possible to compare curricula and job postings on a shared basis. Its role in the theoretical framework is distinct from its role in the methodology: theoretically, ESCO represents the commitment to a standardized, intersubjective definition of</w:t>
+      </w:r>
+      <w:r>
+        <w:t xml:space="preserve"> </w:t>
+      </w:r>
+      <w:r>
+        <w:t xml:space="preserve">“skill”</w:t>
+      </w:r>
+      <w:r>
+        <w:t xml:space="preserve"> </w:t>
+      </w:r>
+      <w:r>
+        <w:t xml:space="preserve">— a definition not constructed by this thesis but established by the European Commission through an iterative, multi-stakeholder process (European Commission, 2023).</w:t>
       </w:r>
     </w:p>
     <w:p>
@@ -1964,7 +1995,7 @@
         <w:pStyle w:val="BodyText"/>
       </w:pPr>
       <w:r>
-        <w:t xml:space="preserve">The operationalization proceeds in two steps. First, curriculum documents are treated as ILO proxies: where course descriptions or published program learning outcomes are available, they serve directly as evidence of what a course intends students to learn. Where they are absent — as is the case for the majority of YSU courses, which provide course names only — the course name itself is used as the best available approximation of the intended learning target. Second, job postings are treated as proxies for the external reference standard against which ILOs should be evaluated: the task requirements and competences that Armenian IT employers actually need graduates to possess. The gap between the skills inferable from these ILO proxies and the skills demanded in job postings is the central measurement object of the study.</w:t>
+        <w:t xml:space="preserve">The choice of ESCO over alternative taxonomies (O*NET, custom domain dictionaries) is grounded in three theoretical considerations. First, ESCO was explicitly designed for the education–employment interface: its conceptual architecture links skill concepts to the occupations that require them and to the qualifications that signal their acquisition. This tripartite structure makes it uniquely appropriate for a study that spans both educational institutions and employer organizations. Second, ESCO’s multilingual coverage — available in 28 languages — is necessary for handling the linguistically diverse inputs of this study (Armenian, English, Russian). Third, Armenia’s integration into the Bologna Process means that the European higher education framework, of which ESCO is the skills component, represents the normative reference standard against which Armenian curricula are being designed and evaluated.</w:t>
       </w:r>
     </w:p>
     <w:p>
@@ -1972,15 +2003,7 @@
         <w:pStyle w:val="BodyText"/>
       </w:pPr>
       <w:r>
-        <w:t xml:space="preserve">This operationalization has a methodological implication worth stating explicitly: programs with richer published learning outcome documentation (particularly AUA, which provides full course descriptions) will yield more nuanced skill profiles than programs with minimal documentation (particularly YSU). This asymmetry is not a flaw in the data — it reflects a real difference in curriculum transparency between institutions. It is also, from a constructive alignment perspective, a finding in itself: a program whose intended learning outcomes are not published cannot be evaluated for external alignment, which is the same opacity that prevents employer-facing program review. The asymmetry is discussed as a limitation in Chapters 4 and 6.</w:t>
-      </w:r>
-    </w:p>
-    <w:p>
-      <w:pPr>
-        <w:pStyle w:val="BodyText"/>
-      </w:pPr>
-      <w:r>
-        <w:t xml:space="preserve">Within the post-Soviet institutional context, constructive alignment failure takes a specific form. The inherited curriculum architecture emphasized theoretical depth and formal derivations — competences that could be internally assessed through written examinations — rather than the applied, task-oriented competences that external alignment with an IT labor market would require. This structural inheritance is the mechanism through which the misalignment documented in this thesis is expected to have accumulated: not through individual pedagogical failures, but through a system-level ILO design that never took the labor market as its reference point.</w:t>
+        <w:t xml:space="preserve">One theoretical tension requires acknowledgment. ESCO is a static snapshot that is updated on a fixed release cycle, meaning it necessarily lags behind the fastest-moving areas of technology practice. The task-based framework of Autor et al. implies that new task types — those created by emerging technologies — will generate new skill demands before any formal taxonomy can absorb them. In this study, skill phrases extracted from job postings that do not match any ESCO concept are treated as empirical evidence of this theoretical expectation: they are the labor market’s leading edge, visible in practice before it is visible in formal classification systems.</w:t>
       </w:r>
     </w:p>
     <w:p>
@@ -1990,8 +2013,8 @@
         </w:pict>
       </w:r>
     </w:p>
-    <w:bookmarkEnd w:id="39"/>
-    <w:bookmarkStart w:id="40" w:name="Xeefb8725cbd91d0f63958411499b40e0c342497"/>
+    <w:bookmarkEnd w:id="37"/>
+    <w:bookmarkStart w:id="38" w:name="integration-of-the-three-frameworks"/>
     <w:p>
       <w:pPr>
         <w:pStyle w:val="Heading2"/>
@@ -2000,13 +2023,13 @@
         <w:rPr>
           <w:rStyle w:val="SectionNumber"/>
         </w:rPr>
-        <w:t xml:space="preserve">5.3</w:t>
+        <w:t xml:space="preserve">1.19</w:t>
       </w:r>
       <w:r>
         <w:tab/>
       </w:r>
       <w:r>
-        <w:t xml:space="preserve">3.3 Task-Based View of Skill Demand (Autor, Levy &amp; Murnane, 2003)</w:t>
+        <w:t xml:space="preserve">3.5 Integration of the Three Frameworks</w:t>
       </w:r>
     </w:p>
     <w:p>
@@ -2014,7 +2037,170 @@
         <w:pStyle w:val="FirstParagraph"/>
       </w:pPr>
       <w:r>
-        <w:t xml:space="preserve">The labor economics literature offers a complementary theoretical account of why skill taxonomies are an appropriate instrument for measuring labor market demand. Autor, Levy, and Murnane (2003) propose that occupations are most usefully characterized not by their titles or credential requirements, but by the</w:t>
+        <w:t xml:space="preserve">The three frameworks converge on a single analytical structure, illustrated below:</w:t>
+      </w:r>
+    </w:p>
+    <w:p>
+      <w:pPr>
+        <w:pStyle w:val="SourceCode"/>
+      </w:pPr>
+      <w:r>
+        <w:rPr>
+          <w:rStyle w:val="VerbatimChar"/>
+        </w:rPr>
+        <w:t xml:space="preserve">CONSTRUCTIVE ALIGNMENT (Biggs &amp; Tang)</w:t>
+      </w:r>
+      <w:r>
+        <w:br/>
+      </w:r>
+      <w:r>
+        <w:rPr>
+          <w:rStyle w:val="VerbatimChar"/>
+        </w:rPr>
+        <w:t xml:space="preserve">  ↓</w:t>
+      </w:r>
+      <w:r>
+        <w:br/>
+      </w:r>
+      <w:r>
+        <w:rPr>
+          <w:rStyle w:val="VerbatimChar"/>
+        </w:rPr>
+        <w:t xml:space="preserve">  Curriculum ILOs  ←——→  are they aligned with  ←——→  Labor market task requirements</w:t>
+      </w:r>
+      <w:r>
+        <w:br/>
+      </w:r>
+      <w:r>
+        <w:rPr>
+          <w:rStyle w:val="VerbatimChar"/>
+        </w:rPr>
+        <w:t xml:space="preserve">  (course names,                                        (job postings)</w:t>
+      </w:r>
+      <w:r>
+        <w:br/>
+      </w:r>
+      <w:r>
+        <w:rPr>
+          <w:rStyle w:val="VerbatimChar"/>
+        </w:rPr>
+        <w:t xml:space="preserve">   descriptions,</w:t>
+      </w:r>
+      <w:r>
+        <w:br/>
+      </w:r>
+      <w:r>
+        <w:rPr>
+          <w:rStyle w:val="VerbatimChar"/>
+        </w:rPr>
+        <w:t xml:space="preserve">   learning outcomes)</w:t>
+      </w:r>
+      <w:r>
+        <w:br/>
+      </w:r>
+      <w:r>
+        <w:rPr>
+          <w:rStyle w:val="VerbatimChar"/>
+        </w:rPr>
+        <w:t xml:space="preserve">            ↓                                                    ↓</w:t>
+      </w:r>
+      <w:r>
+        <w:br/>
+      </w:r>
+      <w:r>
+        <w:rPr>
+          <w:rStyle w:val="VerbatimChar"/>
+        </w:rPr>
+        <w:t xml:space="preserve">        [ESCO normalization — shared skill vocabulary]</w:t>
+      </w:r>
+      <w:r>
+        <w:br/>
+      </w:r>
+      <w:r>
+        <w:rPr>
+          <w:rStyle w:val="VerbatimChar"/>
+        </w:rPr>
+        <w:t xml:space="preserve">            ↓                                                    ↓</w:t>
+      </w:r>
+      <w:r>
+        <w:br/>
+      </w:r>
+      <w:r>
+        <w:rPr>
+          <w:rStyle w:val="VerbatimChar"/>
+        </w:rPr>
+        <w:t xml:space="preserve">     Curriculum skill profile                       Job market skill profile</w:t>
+      </w:r>
+      <w:r>
+        <w:br/>
+      </w:r>
+      <w:r>
+        <w:rPr>
+          <w:rStyle w:val="VerbatimChar"/>
+        </w:rPr>
+        <w:t xml:space="preserve">            ↓                                                    ↓</w:t>
+      </w:r>
+      <w:r>
+        <w:br/>
+      </w:r>
+      <w:r>
+        <w:rPr>
+          <w:rStyle w:val="VerbatimChar"/>
+        </w:rPr>
+        <w:t xml:space="preserve">                    [Gap analysis — coverage rate, gap set, surplus set]</w:t>
+      </w:r>
+      <w:r>
+        <w:br/>
+      </w:r>
+      <w:r>
+        <w:rPr>
+          <w:rStyle w:val="VerbatimChar"/>
+        </w:rPr>
+        <w:t xml:space="preserve">                                        ↓</w:t>
+      </w:r>
+      <w:r>
+        <w:br/>
+      </w:r>
+      <w:r>
+        <w:rPr>
+          <w:rStyle w:val="VerbatimChar"/>
+        </w:rPr>
+        <w:t xml:space="preserve">                    Findings interpreted through:</w:t>
+      </w:r>
+      <w:r>
+        <w:br/>
+      </w:r>
+      <w:r>
+        <w:rPr>
+          <w:rStyle w:val="VerbatimChar"/>
+        </w:rPr>
+        <w:t xml:space="preserve">                    - Constructive alignment: what does the gap mean for ILO quality?</w:t>
+      </w:r>
+      <w:r>
+        <w:br/>
+      </w:r>
+      <w:r>
+        <w:rPr>
+          <w:rStyle w:val="VerbatimChar"/>
+        </w:rPr>
+        <w:t xml:space="preserve">                    - Task-based view: are gap skills routine or non-routine cognitive?</w:t>
+      </w:r>
+      <w:r>
+        <w:br/>
+      </w:r>
+      <w:r>
+        <w:rPr>
+          <w:rStyle w:val="VerbatimChar"/>
+        </w:rPr>
+        <w:t xml:space="preserve">                    - SFIA levels: is the gap about missing skills or wrong skill depth?</w:t>
+      </w:r>
+    </w:p>
+    <w:p>
+      <w:pPr>
+        <w:pStyle w:val="FirstParagraph"/>
+      </w:pPr>
+      <w:r>
+        <w:t xml:space="preserve">This integrated structure means that the thesis is not merely reporting a gap — it is interpreting the gap through three complementary lenses. The constructive alignment lens asks:</w:t>
       </w:r>
       <w:r>
         <w:t xml:space="preserve"> </w:t>
@@ -2024,45 +2210,29 @@
           <w:i/>
           <w:iCs/>
         </w:rPr>
-        <w:t xml:space="preserve">tasks</w:t>
-      </w:r>
-      <w:r>
-        <w:t xml:space="preserve"> </w:t>
-      </w:r>
-      <w:r>
-        <w:t xml:space="preserve">they require workers to perform. In their framework, tasks are classified along two dimensions: cognitive versus manual, and routine versus non-routine. The key insight is that technology substitutes most readily for routine tasks (both cognitive and manual) and complements non-routine cognitive tasks — a pattern that drives the growing premium on higher-order analytical, communicative, and adaptive skills in knowledge-intensive labor markets.</w:t>
-      </w:r>
-    </w:p>
-    <w:p>
-      <w:pPr>
-        <w:pStyle w:val="BodyText"/>
-      </w:pPr>
-      <w:r>
-        <w:t xml:space="preserve">This framework has three implications for the present thesis.</w:t>
-      </w:r>
-    </w:p>
-    <w:p>
-      <w:pPr>
-        <w:pStyle w:val="BodyText"/>
-      </w:pPr>
-      <w:r>
-        <w:t xml:space="preserve">First, it provides the theoretical justification for using job postings as a source of skill demand data. A job posting is, at its core, a specification of the tasks an employer needs a hire to perform and the skills those tasks require. The skills listed or implied in a job description — programming languages, analytical methods, domain knowledge, soft competencies — are a direct expression of task requirements in the Autor et al. sense.</w:t>
-      </w:r>
-    </w:p>
-    <w:p>
-      <w:pPr>
-        <w:pStyle w:val="BodyText"/>
-      </w:pPr>
-      <w:r>
-        <w:t xml:space="preserve">Second, it suggests that skill taxonomies (ESCO, O*NET) are not arbitrary classification systems but attempts to systematically encode the task-skill structure of occupations. ESCO’s organization of skills into knowledge, skills (procedural), and attitudes mirrors the cognitive/behavioral task decomposition of the Autor et al. framework. Using ESCO as the normalization target is therefore not merely a practical convenience but a theoretically grounded choice.</w:t>
-      </w:r>
-    </w:p>
-    <w:p>
-      <w:pPr>
-        <w:pStyle w:val="BodyText"/>
-      </w:pPr>
-      <w:r>
-        <w:t xml:space="preserve">Third, the task-based framework predicts the direction of the gap that this thesis is likely to find: post-Soviet curricula, which were designed under different technological and economic conditions, are expected to over-represent routine cognitive content (memorization, formal derivations, algorithmic procedures) relative to the non-routine cognitive and communicative skills that contemporary IT employers value most. Whether this prediction is confirmed by the data is an empirical question answered in Chapter 5.</w:t>
+        <w:t xml:space="preserve">is the gap a sign of weak ILO design?</w:t>
+      </w:r>
+      <w:r>
+        <w:t xml:space="preserve"> </w:t>
+      </w:r>
+      <w:r>
+        <w:t xml:space="preserve">The task-based lens asks:</w:t>
+      </w:r>
+      <w:r>
+        <w:t xml:space="preserve"> </w:t>
+      </w:r>
+      <w:r>
+        <w:rPr>
+          <w:i/>
+          <w:iCs/>
+        </w:rPr>
+        <w:t xml:space="preserve">is it a sign of technological change outpacing curriculum response?</w:t>
+      </w:r>
+      <w:r>
+        <w:t xml:space="preserve"> </w:t>
+      </w:r>
+      <w:r>
+        <w:t xml:space="preserve">The ESCO lens makes the gap measurable, reproducible, and comparable with other studies.</w:t>
       </w:r>
     </w:p>
     <w:p>
@@ -2072,8 +2242,8 @@
         </w:pict>
       </w:r>
     </w:p>
-    <w:bookmarkEnd w:id="40"/>
-    <w:bookmarkStart w:id="41" w:name="esco-as-the-operational-bridge"/>
+    <w:bookmarkEnd w:id="38"/>
+    <w:bookmarkStart w:id="39" w:name="summary"/>
     <w:p>
       <w:pPr>
         <w:pStyle w:val="Heading2"/>
@@ -2082,13 +2252,13 @@
         <w:rPr>
           <w:rStyle w:val="SectionNumber"/>
         </w:rPr>
-        <w:t xml:space="preserve">5.4</w:t>
+        <w:t xml:space="preserve">1.20</w:t>
       </w:r>
       <w:r>
         <w:tab/>
       </w:r>
       <w:r>
-        <w:t xml:space="preserve">3.4 ESCO as the Operational Bridge</w:t>
+        <w:t xml:space="preserve">3.6 Summary</w:t>
       </w:r>
     </w:p>
     <w:p>
@@ -2096,19 +2266,7 @@
         <w:pStyle w:val="FirstParagraph"/>
       </w:pPr>
       <w:r>
-        <w:t xml:space="preserve">ESCO (European Skills, Competences, Qualifications and Occupations) is the operational instrument that makes it possible to compare curricula and job postings on a shared basis. Its role in the theoretical framework is distinct from its role in the methodology: theoretically, ESCO represents the commitment to a standardized, intersubjective definition of</w:t>
-      </w:r>
-      <w:r>
-        <w:t xml:space="preserve"> </w:t>
-      </w:r>
-      <w:r>
-        <w:t xml:space="preserve">“skill”</w:t>
-      </w:r>
-      <w:r>
-        <w:t xml:space="preserve"> </w:t>
-      </w:r>
-      <w:r>
-        <w:t xml:space="preserve">— a definition not constructed by this thesis but established by the European Commission through an iterative, multi-stakeholder process (European Commission, 2023).</w:t>
+        <w:t xml:space="preserve">The theoretical framework of this thesis is built on three mutually reinforcing foundations. Constructive alignment theory provides the educational logic for why the curriculum–labor market gap is a structural, not individual, problem — and why it can only be diagnosed by examining ILOs against external standards. The task-based framework of labor economics provides the theoretical basis for treating job postings as valid proxies for skill demand, and for expecting the gap to concentrate in non-routine cognitive and communicative skills. ESCO provides the operational instrument that translates both curriculum content and job market requirements into a shared, internationally standardized vocabulary, enabling objective and reproducible comparison.</w:t>
       </w:r>
     </w:p>
     <w:p>
@@ -2116,15 +2274,7 @@
         <w:pStyle w:val="BodyText"/>
       </w:pPr>
       <w:r>
-        <w:t xml:space="preserve">The choice of ESCO over alternative taxonomies (O*NET, custom domain dictionaries) is grounded in three theoretical considerations. First, ESCO was explicitly designed for the education–employment interface: its conceptual architecture links skill concepts to the occupations that require them and to the qualifications that signal their acquisition. This tripartite structure makes it uniquely appropriate for a study that spans both educational institutions and employer organizations. Second, ESCO’s multilingual coverage — available in 28 languages — is necessary for handling the linguistically diverse inputs of this study (Armenian, English, Russian). Third, Armenia’s integration into the Bologna Process means that the European higher education framework, of which ESCO is the skills component, represents the normative reference standard against which Armenian curricula are being designed and evaluated.</w:t>
-      </w:r>
-    </w:p>
-    <w:p>
-      <w:pPr>
-        <w:pStyle w:val="BodyText"/>
-      </w:pPr>
-      <w:r>
-        <w:t xml:space="preserve">One theoretical tension requires acknowledgment. ESCO is a static snapshot that is updated on a fixed release cycle, meaning it necessarily lags behind the fastest-moving areas of technology practice. The task-based framework of Autor et al. implies that new task types — those created by emerging technologies — will generate new skill demands before any formal taxonomy can absorb them. In this study, skill phrases extracted from job postings that do not match any ESCO concept are treated as empirical evidence of this theoretical expectation: they are the labor market’s leading edge, visible in practice before it is visible in formal classification systems.</w:t>
+        <w:t xml:space="preserve">Taken together, these frameworks position this thesis as a study that is simultaneously grounded in educational theory, informed by labor economics, and implemented through applied NLP — three disciplines that must work together to address the curriculum alignment problem rigorously.</w:t>
       </w:r>
     </w:p>
     <w:p>
@@ -2134,210 +2284,22 @@
         </w:pict>
       </w:r>
     </w:p>
-    <w:bookmarkEnd w:id="41"/>
-    <w:bookmarkStart w:id="42" w:name="integration-of-the-three-frameworks"/>
-    <w:p>
-      <w:pPr>
-        <w:pStyle w:val="Heading2"/>
-      </w:pPr>
-      <w:r>
-        <w:rPr>
-          <w:rStyle w:val="SectionNumber"/>
-        </w:rPr>
-        <w:t xml:space="preserve">5.5</w:t>
-      </w:r>
-      <w:r>
-        <w:tab/>
-      </w:r>
-      <w:r>
-        <w:t xml:space="preserve">3.5 Integration of the Three Frameworks</w:t>
-      </w:r>
-    </w:p>
     <w:p>
       <w:pPr>
         <w:pStyle w:val="FirstParagraph"/>
       </w:pPr>
-      <w:r>
-        <w:t xml:space="preserve">The three frameworks converge on a single analytical structure, illustrated below:</w:t>
-      </w:r>
-    </w:p>
-    <w:p>
-      <w:pPr>
-        <w:pStyle w:val="SourceCode"/>
-      </w:pPr>
-      <w:r>
-        <w:rPr>
-          <w:rStyle w:val="VerbatimChar"/>
-        </w:rPr>
-        <w:t xml:space="preserve">CONSTRUCTIVE ALIGNMENT (Biggs &amp; Tang)</w:t>
-      </w:r>
-      <w:r>
-        <w:br/>
-      </w:r>
-      <w:r>
-        <w:rPr>
-          <w:rStyle w:val="VerbatimChar"/>
-        </w:rPr>
-        <w:t xml:space="preserve">  ↓</w:t>
-      </w:r>
-      <w:r>
-        <w:br/>
-      </w:r>
-      <w:r>
-        <w:rPr>
-          <w:rStyle w:val="VerbatimChar"/>
-        </w:rPr>
-        <w:t xml:space="preserve">  Curriculum ILOs  ←——→  are they aligned with  ←——→  Labor market task requirements</w:t>
-      </w:r>
-      <w:r>
-        <w:br/>
-      </w:r>
-      <w:r>
-        <w:rPr>
-          <w:rStyle w:val="VerbatimChar"/>
-        </w:rPr>
-        <w:t xml:space="preserve">  (course names,                                        (job postings)</w:t>
-      </w:r>
-      <w:r>
-        <w:br/>
-      </w:r>
-      <w:r>
-        <w:rPr>
-          <w:rStyle w:val="VerbatimChar"/>
-        </w:rPr>
-        <w:t xml:space="preserve">   descriptions,</w:t>
-      </w:r>
-      <w:r>
-        <w:br/>
-      </w:r>
-      <w:r>
-        <w:rPr>
-          <w:rStyle w:val="VerbatimChar"/>
-        </w:rPr>
-        <w:t xml:space="preserve">   learning outcomes)</w:t>
-      </w:r>
-      <w:r>
-        <w:br/>
-      </w:r>
-      <w:r>
-        <w:rPr>
-          <w:rStyle w:val="VerbatimChar"/>
-        </w:rPr>
-        <w:t xml:space="preserve">            ↓                                                    ↓</w:t>
-      </w:r>
-      <w:r>
-        <w:br/>
-      </w:r>
-      <w:r>
-        <w:rPr>
-          <w:rStyle w:val="VerbatimChar"/>
-        </w:rPr>
-        <w:t xml:space="preserve">        [ESCO normalization — shared skill vocabulary]</w:t>
-      </w:r>
-      <w:r>
-        <w:br/>
-      </w:r>
-      <w:r>
-        <w:rPr>
-          <w:rStyle w:val="VerbatimChar"/>
-        </w:rPr>
-        <w:t xml:space="preserve">            ↓                                                    ↓</w:t>
-      </w:r>
-      <w:r>
-        <w:br/>
-      </w:r>
-      <w:r>
-        <w:rPr>
-          <w:rStyle w:val="VerbatimChar"/>
-        </w:rPr>
-        <w:t xml:space="preserve">     Curriculum skill profile                       Job market skill profile</w:t>
-      </w:r>
-      <w:r>
-        <w:br/>
-      </w:r>
-      <w:r>
-        <w:rPr>
-          <w:rStyle w:val="VerbatimChar"/>
-        </w:rPr>
-        <w:t xml:space="preserve">            ↓                                                    ↓</w:t>
-      </w:r>
-      <w:r>
-        <w:br/>
-      </w:r>
-      <w:r>
-        <w:rPr>
-          <w:rStyle w:val="VerbatimChar"/>
-        </w:rPr>
-        <w:t xml:space="preserve">                    [Gap analysis — coverage rate, gap set, surplus set]</w:t>
-      </w:r>
-      <w:r>
-        <w:br/>
-      </w:r>
-      <w:r>
-        <w:rPr>
-          <w:rStyle w:val="VerbatimChar"/>
-        </w:rPr>
-        <w:t xml:space="preserve">                                        ↓</w:t>
-      </w:r>
-      <w:r>
-        <w:br/>
-      </w:r>
-      <w:r>
-        <w:rPr>
-          <w:rStyle w:val="VerbatimChar"/>
-        </w:rPr>
-        <w:t xml:space="preserve">                    Findings interpreted through:</w:t>
-      </w:r>
-      <w:r>
-        <w:br/>
-      </w:r>
-      <w:r>
-        <w:rPr>
-          <w:rStyle w:val="VerbatimChar"/>
-        </w:rPr>
-        <w:t xml:space="preserve">                    - Constructive alignment: what does the gap mean for ILO quality?</w:t>
-      </w:r>
-      <w:r>
-        <w:br/>
-      </w:r>
-      <w:r>
-        <w:rPr>
-          <w:rStyle w:val="VerbatimChar"/>
-        </w:rPr>
-        <w:t xml:space="preserve">                    - Task-based view: are gap skills routine or non-routine cognitive?</w:t>
-      </w:r>
-      <w:r>
-        <w:br/>
-      </w:r>
-      <w:r>
-        <w:rPr>
-          <w:rStyle w:val="VerbatimChar"/>
-        </w:rPr>
-        <w:t xml:space="preserve">                    - SFIA levels: is the gap about missing skills or wrong skill depth?</w:t>
-      </w:r>
-    </w:p>
-    <w:p>
-      <w:pPr>
-        <w:pStyle w:val="FirstParagraph"/>
-      </w:pPr>
-      <w:r>
-        <w:t xml:space="preserve">This integrated structure means that the thesis is not merely reporting a gap — it is interpreting the gap through three complementary lenses. The constructive alignment lens asks:</w:t>
-      </w:r>
-      <w:r>
-        <w:t xml:space="preserve"> </w:t>
-      </w:r>
       <w:r>
         <w:rPr>
           <w:i/>
           <w:iCs/>
         </w:rPr>
-        <w:t xml:space="preserve">is the gap a sign of weak ILO design?</w:t>
-      </w:r>
-      <w:r>
-        <w:t xml:space="preserve"> </w:t>
-      </w:r>
-      <w:r>
-        <w:t xml:space="preserve">The task-based lens asks:</w:t>
+        <w:t xml:space="preserve">Citation checklist for this chapter:</w:t>
+      </w:r>
+      <w:r>
+        <w:t xml:space="preserve"> </w:t>
+      </w:r>
+      <w:r>
+        <w:t xml:space="preserve">-</w:t>
       </w:r>
       <w:r>
         <w:t xml:space="preserve"> </w:t>
@@ -2347,13 +2309,89 @@
           <w:i/>
           <w:iCs/>
         </w:rPr>
-        <w:t xml:space="preserve">is it a sign of technological change outpacing curriculum response?</w:t>
-      </w:r>
-      <w:r>
-        <w:t xml:space="preserve"> </w:t>
-      </w:r>
-      <w:r>
-        <w:t xml:space="preserve">The ESCO lens makes the gap measurable, reproducible, and comparable with other studies.</w:t>
+        <w:t xml:space="preserve">Biggs &amp; Tang (2011) — Teaching for Quality Learning at University, verified ✓</w:t>
+      </w:r>
+      <w:r>
+        <w:t xml:space="preserve"> </w:t>
+      </w:r>
+      <w:r>
+        <w:t xml:space="preserve">-</w:t>
+      </w:r>
+      <w:r>
+        <w:t xml:space="preserve"> </w:t>
+      </w:r>
+      <w:r>
+        <w:rPr>
+          <w:i/>
+          <w:iCs/>
+        </w:rPr>
+        <w:t xml:space="preserve">Kupets (2016) — IZA World of Labor, verified ✓</w:t>
+      </w:r>
+      <w:r>
+        <w:t xml:space="preserve"> </w:t>
+      </w:r>
+      <w:r>
+        <w:t xml:space="preserve">-</w:t>
+      </w:r>
+      <w:r>
+        <w:t xml:space="preserve"> </w:t>
+      </w:r>
+      <w:r>
+        <w:rPr>
+          <w:i/>
+          <w:iCs/>
+        </w:rPr>
+        <w:t xml:space="preserve">Autor, Levy &amp; Murnane (2003) — Quarterly Journal of Economics, verified ✓</w:t>
+      </w:r>
+      <w:r>
+        <w:t xml:space="preserve"> </w:t>
+      </w:r>
+      <w:r>
+        <w:t xml:space="preserve">-</w:t>
+      </w:r>
+      <w:r>
+        <w:t xml:space="preserve"> </w:t>
+      </w:r>
+      <w:r>
+        <w:rPr>
+          <w:i/>
+          <w:iCs/>
+        </w:rPr>
+        <w:t xml:space="preserve">European Commission (2023) — ESCO — add URL and version reference</w:t>
+      </w:r>
+      <w:r>
+        <w:t xml:space="preserve"> </w:t>
+      </w:r>
+      <w:r>
+        <w:t xml:space="preserve">-</w:t>
+      </w:r>
+      <w:r>
+        <w:t xml:space="preserve"> </w:t>
+      </w:r>
+      <w:r>
+        <w:rPr>
+          <w:i/>
+          <w:iCs/>
+        </w:rPr>
+        <w:t xml:space="preserve">SFIA Foundation (2021) — sfia-online.org — add URL in references</w:t>
+      </w:r>
+      <w:r>
+        <w:t xml:space="preserve"> </w:t>
+      </w:r>
+      <w:r>
+        <w:t xml:space="preserve"># Chapter 4: Data and Methodology</w:t>
+      </w:r>
+    </w:p>
+    <w:p>
+      <w:pPr>
+        <w:pStyle w:val="BodyText"/>
+      </w:pPr>
+      <w:r>
+        <w:rPr>
+          <w:i/>
+          <w:iCs/>
+        </w:rPr>
+        <w:t xml:space="preserve">[DRAFT STATUS — substantive skeleton with accurate numbers. Send to Gemini for tone/flow polish after review.]</w:t>
       </w:r>
     </w:p>
     <w:p>
@@ -2363,8 +2401,8 @@
         </w:pict>
       </w:r>
     </w:p>
-    <w:bookmarkEnd w:id="42"/>
-    <w:bookmarkStart w:id="43" w:name="summary"/>
+    <w:bookmarkEnd w:id="39"/>
+    <w:bookmarkStart w:id="40" w:name="research-design"/>
     <w:p>
       <w:pPr>
         <w:pStyle w:val="Heading2"/>
@@ -2373,13 +2411,13 @@
         <w:rPr>
           <w:rStyle w:val="SectionNumber"/>
         </w:rPr>
-        <w:t xml:space="preserve">5.6</w:t>
+        <w:t xml:space="preserve">1.21</w:t>
       </w:r>
       <w:r>
         <w:tab/>
       </w:r>
       <w:r>
-        <w:t xml:space="preserve">3.6 Summary</w:t>
+        <w:t xml:space="preserve">4.1 Research Design</w:t>
       </w:r>
     </w:p>
     <w:p>
@@ -2387,7 +2425,7 @@
         <w:pStyle w:val="FirstParagraph"/>
       </w:pPr>
       <w:r>
-        <w:t xml:space="preserve">The theoretical framework of this thesis is built on three mutually reinforcing foundations. Constructive alignment theory provides the educational logic for why the curriculum–labor market gap is a structural, not individual, problem — and why it can only be diagnosed by examining ILOs against external standards. The task-based framework of labor economics provides the theoretical basis for treating job postings as valid proxies for skill demand, and for expecting the gap to concentrate in non-routine cognitive and communicative skills. ESCO provides the operational instrument that translates both curriculum content and job market requirements into a shared, internationally standardized vocabulary, enabling objective and reproducible comparison.</w:t>
+        <w:t xml:space="preserve">This thesis employs a quantitative, data-driven comparative study design. The central methodology is corpus analysis: two text corpora — one representing university curricula and one representing the labor market — are processed through a Natural Language Processing pipeline to extract skill profiles, which are then compared using alignment metrics. This design is cross-sectional: all data reflects a single point in time (March 2026) rather than a longitudinal trajectory.</w:t>
       </w:r>
     </w:p>
     <w:p>
@@ -2395,7 +2433,79 @@
         <w:pStyle w:val="BodyText"/>
       </w:pPr>
       <w:r>
-        <w:t xml:space="preserve">Taken together, these frameworks position this thesis as a study that is simultaneously grounded in educational theory, informed by labor economics, and implemented through applied NLP — three disciplines that must work together to address the curriculum alignment problem rigorously.</w:t>
+        <w:t xml:space="preserve">The study follows a sequential multi-stage pipeline:</w:t>
+      </w:r>
+    </w:p>
+    <w:p>
+      <w:pPr>
+        <w:pStyle w:val="SourceCode"/>
+      </w:pPr>
+      <w:r>
+        <w:rPr>
+          <w:rStyle w:val="VerbatimChar"/>
+        </w:rPr>
+        <w:t xml:space="preserve">Stage 1: Data Collection     → curriculum scraping + job market scraping</w:t>
+      </w:r>
+      <w:r>
+        <w:br/>
+      </w:r>
+      <w:r>
+        <w:rPr>
+          <w:rStyle w:val="VerbatimChar"/>
+        </w:rPr>
+        <w:t xml:space="preserve">Stage 2: Data Processing     → cleaning, normalization, unified schemas</w:t>
+      </w:r>
+      <w:r>
+        <w:br/>
+      </w:r>
+      <w:r>
+        <w:rPr>
+          <w:rStyle w:val="VerbatimChar"/>
+        </w:rPr>
+        <w:t xml:space="preserve">Stage 3: Translation         → Armenian/Russian → English (YSU, RAU)</w:t>
+      </w:r>
+      <w:r>
+        <w:br/>
+      </w:r>
+      <w:r>
+        <w:rPr>
+          <w:rStyle w:val="VerbatimChar"/>
+        </w:rPr>
+        <w:t xml:space="preserve">Stage 4: Skill Extraction    → KeyBERT applied to both corpora</w:t>
+      </w:r>
+      <w:r>
+        <w:br/>
+      </w:r>
+      <w:r>
+        <w:rPr>
+          <w:rStyle w:val="VerbatimChar"/>
+        </w:rPr>
+        <w:t xml:space="preserve">Stage 5: Normalization       → ESCO taxonomy matching</w:t>
+      </w:r>
+      <w:r>
+        <w:br/>
+      </w:r>
+      <w:r>
+        <w:rPr>
+          <w:rStyle w:val="VerbatimChar"/>
+        </w:rPr>
+        <w:t xml:space="preserve">Stage 6: Alignment Analysis  → coverage rate, gap sets, surplus sets</w:t>
+      </w:r>
+    </w:p>
+    <w:p>
+      <w:pPr>
+        <w:pStyle w:val="FirstParagraph"/>
+      </w:pPr>
+      <w:r>
+        <w:t xml:space="preserve">This design is consistent with the methodological precedent established by Almaleh et al. (2019), who applied a comparable two-corpus computational framework in the Saudi Arabian context. The present study extends that precedent by using a multi-source job dataset, a multilingual curriculum corpus, and a standardized EU skill taxonomy (ESCO) as the normalization target.</w:t>
+      </w:r>
+    </w:p>
+    <w:p>
+      <w:pPr>
+        <w:pStyle w:val="BodyText"/>
+      </w:pPr>
+      <w:r>
+        <w:t xml:space="preserve">All data collection, processing, and analysis steps were implemented in Python (version 3.11) using Jupyter notebooks. The full pipeline is archived in the project repository alongside the datasets, enabling end-to-end reproducibility.</w:t>
       </w:r>
     </w:p>
     <w:p>
@@ -2405,274 +2515,35 @@
         </w:pict>
       </w:r>
     </w:p>
-    <w:p>
-      <w:pPr>
-        <w:pStyle w:val="FirstParagraph"/>
-      </w:pPr>
-      <w:r>
-        <w:rPr>
-          <w:i/>
-          <w:iCs/>
-        </w:rPr>
-        <w:t xml:space="preserve">Citation checklist for this chapter:</w:t>
-      </w:r>
-      <w:r>
-        <w:t xml:space="preserve"> </w:t>
-      </w:r>
-      <w:r>
-        <w:t xml:space="preserve">-</w:t>
-      </w:r>
-      <w:r>
-        <w:t xml:space="preserve"> </w:t>
-      </w:r>
-      <w:r>
-        <w:rPr>
-          <w:i/>
-          <w:iCs/>
-        </w:rPr>
-        <w:t xml:space="preserve">Biggs &amp; Tang (2011) — Teaching for Quality Learning at University, verified ✓</w:t>
-      </w:r>
-      <w:r>
-        <w:t xml:space="preserve"> </w:t>
-      </w:r>
-      <w:r>
-        <w:t xml:space="preserve">-</w:t>
-      </w:r>
-      <w:r>
-        <w:t xml:space="preserve"> </w:t>
-      </w:r>
-      <w:r>
-        <w:rPr>
-          <w:i/>
-          <w:iCs/>
-        </w:rPr>
-        <w:t xml:space="preserve">Kupets (2016) — IZA World of Labor, verified ✓</w:t>
-      </w:r>
-      <w:r>
-        <w:t xml:space="preserve"> </w:t>
-      </w:r>
-      <w:r>
-        <w:t xml:space="preserve">-</w:t>
-      </w:r>
-      <w:r>
-        <w:t xml:space="preserve"> </w:t>
-      </w:r>
-      <w:r>
-        <w:rPr>
-          <w:i/>
-          <w:iCs/>
-        </w:rPr>
-        <w:t xml:space="preserve">Autor, Levy &amp; Murnane (2003) — Quarterly Journal of Economics, verified ✓</w:t>
-      </w:r>
-      <w:r>
-        <w:t xml:space="preserve"> </w:t>
-      </w:r>
-      <w:r>
-        <w:t xml:space="preserve">-</w:t>
-      </w:r>
-      <w:r>
-        <w:t xml:space="preserve"> </w:t>
-      </w:r>
-      <w:r>
-        <w:rPr>
-          <w:i/>
-          <w:iCs/>
-        </w:rPr>
-        <w:t xml:space="preserve">European Commission (2023) — ESCO — add URL and version reference</w:t>
-      </w:r>
-      <w:r>
-        <w:t xml:space="preserve"> </w:t>
-      </w:r>
-      <w:r>
-        <w:t xml:space="preserve">-</w:t>
-      </w:r>
-      <w:r>
-        <w:t xml:space="preserve"> </w:t>
-      </w:r>
-      <w:r>
-        <w:rPr>
-          <w:i/>
-          <w:iCs/>
-        </w:rPr>
-        <w:t xml:space="preserve">SFIA Foundation (2021) — sfia-online.org — add URL in references</w:t>
-      </w:r>
-    </w:p>
-    <w:p>
-      <w:r>
-        <w:pict>
-          <v:rect style="width:0;height:1.5pt" o:hralign="center" o:hrstd="t" o:hr="t"/>
-        </w:pict>
-      </w:r>
-    </w:p>
-    <w:bookmarkEnd w:id="43"/>
-    <w:bookmarkEnd w:id="44"/>
-    <w:bookmarkStart w:id="74" w:name="chapter-4-data-and-methodology"/>
-    <w:p>
-      <w:pPr>
-        <w:pStyle w:val="Heading1"/>
+    <w:bookmarkEnd w:id="40"/>
+    <w:bookmarkStart w:id="43" w:name="curriculum-dataset"/>
+    <w:p>
+      <w:pPr>
+        <w:pStyle w:val="Heading2"/>
       </w:pPr>
       <w:r>
         <w:rPr>
           <w:rStyle w:val="SectionNumber"/>
         </w:rPr>
-        <w:t xml:space="preserve">6</w:t>
+        <w:t xml:space="preserve">1.22</w:t>
       </w:r>
       <w:r>
         <w:tab/>
       </w:r>
       <w:r>
-        <w:t xml:space="preserve">Chapter 4: Data and Methodology</w:t>
-      </w:r>
-    </w:p>
-    <w:p>
-      <w:r>
-        <w:pict>
-          <v:rect style="width:0;height:1.5pt" o:hralign="center" o:hrstd="t" o:hr="t"/>
-        </w:pict>
-      </w:r>
-    </w:p>
-    <w:bookmarkStart w:id="45" w:name="research-design"/>
-    <w:p>
-      <w:pPr>
-        <w:pStyle w:val="Heading2"/>
+        <w:t xml:space="preserve">4.2 Curriculum Dataset</w:t>
+      </w:r>
+    </w:p>
+    <w:bookmarkStart w:id="41" w:name="sources-and-collection-strategy"/>
+    <w:p>
+      <w:pPr>
+        <w:pStyle w:val="Heading3"/>
       </w:pPr>
       <w:r>
         <w:rPr>
           <w:rStyle w:val="SectionNumber"/>
         </w:rPr>
-        <w:t xml:space="preserve">6.1</w:t>
-      </w:r>
-      <w:r>
-        <w:tab/>
-      </w:r>
-      <w:r>
-        <w:t xml:space="preserve">4.1 Research Design</w:t>
-      </w:r>
-    </w:p>
-    <w:p>
-      <w:pPr>
-        <w:pStyle w:val="FirstParagraph"/>
-      </w:pPr>
-      <w:r>
-        <w:t xml:space="preserve">This thesis employs a quantitative, data-driven comparative study design. The central methodology is corpus analysis: two text corpora — one representing university curricula and one representing the labor market — are processed through a Natural Language Processing pipeline to extract skill profiles, which are then compared using alignment metrics. This design is cross-sectional: all data reflects a single point in time (March 2026) rather than a longitudinal trajectory.</w:t>
-      </w:r>
-    </w:p>
-    <w:p>
-      <w:pPr>
-        <w:pStyle w:val="BodyText"/>
-      </w:pPr>
-      <w:r>
-        <w:t xml:space="preserve">The study follows a sequential multi-stage pipeline:</w:t>
-      </w:r>
-    </w:p>
-    <w:p>
-      <w:pPr>
-        <w:pStyle w:val="SourceCode"/>
-      </w:pPr>
-      <w:r>
-        <w:rPr>
-          <w:rStyle w:val="VerbatimChar"/>
-        </w:rPr>
-        <w:t xml:space="preserve">Stage 1: Data Collection     → curriculum scraping + job market scraping</w:t>
-      </w:r>
-      <w:r>
-        <w:br/>
-      </w:r>
-      <w:r>
-        <w:rPr>
-          <w:rStyle w:val="VerbatimChar"/>
-        </w:rPr>
-        <w:t xml:space="preserve">Stage 2: Data Processing     → cleaning, normalization, unified schemas</w:t>
-      </w:r>
-      <w:r>
-        <w:br/>
-      </w:r>
-      <w:r>
-        <w:rPr>
-          <w:rStyle w:val="VerbatimChar"/>
-        </w:rPr>
-        <w:t xml:space="preserve">Stage 3: Translation         → Armenian/Russian → English (YSU, RAU)</w:t>
-      </w:r>
-      <w:r>
-        <w:br/>
-      </w:r>
-      <w:r>
-        <w:rPr>
-          <w:rStyle w:val="VerbatimChar"/>
-        </w:rPr>
-        <w:t xml:space="preserve">Stage 4: Skill Extraction    → KeyBERT applied to both corpora</w:t>
-      </w:r>
-      <w:r>
-        <w:br/>
-      </w:r>
-      <w:r>
-        <w:rPr>
-          <w:rStyle w:val="VerbatimChar"/>
-        </w:rPr>
-        <w:t xml:space="preserve">Stage 5: Normalization       → ESCO taxonomy matching</w:t>
-      </w:r>
-      <w:r>
-        <w:br/>
-      </w:r>
-      <w:r>
-        <w:rPr>
-          <w:rStyle w:val="VerbatimChar"/>
-        </w:rPr>
-        <w:t xml:space="preserve">Stage 6: Alignment Analysis  → coverage rate, gap sets, surplus sets</w:t>
-      </w:r>
-    </w:p>
-    <w:p>
-      <w:pPr>
-        <w:pStyle w:val="FirstParagraph"/>
-      </w:pPr>
-      <w:r>
-        <w:t xml:space="preserve">This design is consistent with the methodological precedent established by Almaleh et al. (2019), who applied a comparable two-corpus computational framework in the Saudi Arabian context. The present study extends that precedent by using a multi-source job dataset, a multilingual curriculum corpus, and a standardized EU skill taxonomy (ESCO) as the normalization target.</w:t>
-      </w:r>
-    </w:p>
-    <w:p>
-      <w:pPr>
-        <w:pStyle w:val="BodyText"/>
-      </w:pPr>
-      <w:r>
-        <w:t xml:space="preserve">All data collection, processing, and analysis steps were implemented in Python (version 3.11) using Jupyter notebooks. The full pipeline is archived in the project repository alongside the datasets, enabling end-to-end reproducibility.</w:t>
-      </w:r>
-    </w:p>
-    <w:p>
-      <w:r>
-        <w:pict>
-          <v:rect style="width:0;height:1.5pt" o:hralign="center" o:hrstd="t" o:hr="t"/>
-        </w:pict>
-      </w:r>
-    </w:p>
-    <w:bookmarkEnd w:id="45"/>
-    <w:bookmarkStart w:id="48" w:name="curriculum-dataset"/>
-    <w:p>
-      <w:pPr>
-        <w:pStyle w:val="Heading2"/>
-      </w:pPr>
-      <w:r>
-        <w:rPr>
-          <w:rStyle w:val="SectionNumber"/>
-        </w:rPr>
-        <w:t xml:space="preserve">6.2</w:t>
-      </w:r>
-      <w:r>
-        <w:tab/>
-      </w:r>
-      <w:r>
-        <w:t xml:space="preserve">4.2 Curriculum Dataset</w:t>
-      </w:r>
-    </w:p>
-    <w:bookmarkStart w:id="46" w:name="sources-and-collection-strategy"/>
-    <w:p>
-      <w:pPr>
-        <w:pStyle w:val="Heading3"/>
-      </w:pPr>
-      <w:r>
-        <w:rPr>
-          <w:rStyle w:val="SectionNumber"/>
-        </w:rPr>
-        <w:t xml:space="preserve">6.2.1</w:t>
+        <w:t xml:space="preserve">1.22.1</w:t>
       </w:r>
       <w:r>
         <w:tab/>
@@ -3250,8 +3121,8 @@
         <w:t xml:space="preserve">. The PDFs follow a standardized Russian federal format (tabular layout with course codes, names, credit values, and assessment types) and were parsed using PyPDF2 with regular expression extraction. Course names were translated from Russian to English during the parsing step. Coverage at RAU is limited to one bachelor-level program (Applied Mathematics and Informatics, code 01.03.02); additional programs were identified but not parsed within the scope of this project.</w:t>
       </w:r>
     </w:p>
-    <w:bookmarkEnd w:id="46"/>
-    <w:bookmarkStart w:id="47" w:name="data-processing-and-schema"/>
+    <w:bookmarkEnd w:id="41"/>
+    <w:bookmarkStart w:id="42" w:name="data-processing-and-schema"/>
     <w:p>
       <w:pPr>
         <w:pStyle w:val="Heading3"/>
@@ -3260,7 +3131,7 @@
         <w:rPr>
           <w:rStyle w:val="SectionNumber"/>
         </w:rPr>
-        <w:t xml:space="preserve">6.2.2</w:t>
+        <w:t xml:space="preserve">1.22.2</w:t>
       </w:r>
       <w:r>
         <w:tab/>
@@ -4133,9 +4004,9 @@
         </w:pict>
       </w:r>
     </w:p>
-    <w:bookmarkEnd w:id="47"/>
-    <w:bookmarkEnd w:id="48"/>
-    <w:bookmarkStart w:id="52" w:name="job-market-dataset"/>
+    <w:bookmarkEnd w:id="42"/>
+    <w:bookmarkEnd w:id="43"/>
+    <w:bookmarkStart w:id="47" w:name="job-market-dataset"/>
     <w:p>
       <w:pPr>
         <w:pStyle w:val="Heading2"/>
@@ -4144,7 +4015,7 @@
         <w:rPr>
           <w:rStyle w:val="SectionNumber"/>
         </w:rPr>
-        <w:t xml:space="preserve">6.3</w:t>
+        <w:t xml:space="preserve">1.23</w:t>
       </w:r>
       <w:r>
         <w:tab/>
@@ -4153,7 +4024,7 @@
         <w:t xml:space="preserve">4.3 Job Market Dataset</w:t>
       </w:r>
     </w:p>
-    <w:bookmarkStart w:id="49" w:name="sources-and-collection-strategy-1"/>
+    <w:bookmarkStart w:id="44" w:name="sources-and-collection-strategy-1"/>
     <w:p>
       <w:pPr>
         <w:pStyle w:val="Heading3"/>
@@ -4162,7 +4033,7 @@
         <w:rPr>
           <w:rStyle w:val="SectionNumber"/>
         </w:rPr>
-        <w:t xml:space="preserve">6.3.1</w:t>
+        <w:t xml:space="preserve">1.23.1</w:t>
       </w:r>
       <w:r>
         <w:tab/>
@@ -4920,8 +4791,8 @@
         <w:t xml:space="preserve">column encodes this distinction, enabling separate analysis of the two segments.</w:t>
       </w:r>
     </w:p>
-    <w:bookmarkEnd w:id="49"/>
-    <w:bookmarkStart w:id="50" w:name="data-processing-and-schema-1"/>
+    <w:bookmarkEnd w:id="44"/>
+    <w:bookmarkStart w:id="45" w:name="data-processing-and-schema-1"/>
     <w:p>
       <w:pPr>
         <w:pStyle w:val="Heading3"/>
@@ -4930,7 +4801,7 @@
         <w:rPr>
           <w:rStyle w:val="SectionNumber"/>
         </w:rPr>
-        <w:t xml:space="preserve">6.3.2</w:t>
+        <w:t xml:space="preserve">1.23.2</w:t>
       </w:r>
       <w:r>
         <w:tab/>
@@ -5533,8 +5404,8 @@
         <w:t xml:space="preserve">field — the primary input for skill extraction — achieves 100% coverage across all rows. It was constructed as the concatenation of description, responsibilities, and required qualifications fields where these were separate in the source, or as the full description text where they were unified.</w:t>
       </w:r>
     </w:p>
-    <w:bookmarkEnd w:id="50"/>
-    <w:bookmarkStart w:id="51" w:name="deduplication"/>
+    <w:bookmarkEnd w:id="45"/>
+    <w:bookmarkStart w:id="46" w:name="deduplication"/>
     <w:p>
       <w:pPr>
         <w:pStyle w:val="Heading3"/>
@@ -5543,7 +5414,7 @@
         <w:rPr>
           <w:rStyle w:val="SectionNumber"/>
         </w:rPr>
-        <w:t xml:space="preserve">6.3.3</w:t>
+        <w:t xml:space="preserve">1.23.3</w:t>
       </w:r>
       <w:r>
         <w:tab/>
@@ -5654,9 +5525,9 @@
         </w:pict>
       </w:r>
     </w:p>
-    <w:bookmarkEnd w:id="51"/>
-    <w:bookmarkEnd w:id="52"/>
-    <w:bookmarkStart w:id="55" w:name="Xf440849ab58e111a873469cc1ce5ce264b27e20"/>
+    <w:bookmarkEnd w:id="46"/>
+    <w:bookmarkEnd w:id="47"/>
+    <w:bookmarkStart w:id="50" w:name="Xf440849ab58e111a873469cc1ce5ce264b27e20"/>
     <w:p>
       <w:pPr>
         <w:pStyle w:val="Heading2"/>
@@ -5665,7 +5536,7 @@
         <w:rPr>
           <w:rStyle w:val="SectionNumber"/>
         </w:rPr>
-        <w:t xml:space="preserve">6.4</w:t>
+        <w:t xml:space="preserve">1.24</w:t>
       </w:r>
       <w:r>
         <w:tab/>
@@ -5674,7 +5545,7 @@
         <w:t xml:space="preserve">4.4 Multilingual Data Handling and Translation</w:t>
       </w:r>
     </w:p>
-    <w:bookmarkStart w:id="53" w:name="the-multilingual-challenge"/>
+    <w:bookmarkStart w:id="48" w:name="the-multilingual-challenge"/>
     <w:p>
       <w:pPr>
         <w:pStyle w:val="Heading3"/>
@@ -5683,7 +5554,7 @@
         <w:rPr>
           <w:rStyle w:val="SectionNumber"/>
         </w:rPr>
-        <w:t xml:space="preserve">6.4.1</w:t>
+        <w:t xml:space="preserve">1.24.1</w:t>
       </w:r>
       <w:r>
         <w:tab/>
@@ -5769,8 +5640,8 @@
         <w:t xml:space="preserve">Option A was selected as the primary approach because it produces interpretable, human-readable translated text that can be manually validated, reported in the thesis, and verified by reviewers who do not read Armenian. Option B was retained as a secondary validation method (see Section 4.6).</w:t>
       </w:r>
     </w:p>
-    <w:bookmarkEnd w:id="53"/>
-    <w:bookmarkStart w:id="54" w:name="translation-pipeline"/>
+    <w:bookmarkEnd w:id="48"/>
+    <w:bookmarkStart w:id="49" w:name="translation-pipeline"/>
     <w:p>
       <w:pPr>
         <w:pStyle w:val="Heading3"/>
@@ -5779,7 +5650,7 @@
         <w:rPr>
           <w:rStyle w:val="SectionNumber"/>
         </w:rPr>
-        <w:t xml:space="preserve">6.4.2</w:t>
+        <w:t xml:space="preserve">1.24.2</w:t>
       </w:r>
       <w:r>
         <w:tab/>
@@ -6223,7 +6094,19 @@
         <w:pStyle w:val="BodyText"/>
       </w:pPr>
       <w:r>
-        <w:t xml:space="preserve">The full translation run processed 691 rows × 2 fields = 1,382 translation calls. All translations are cached in a local JSON cache keyed by MD5 hash of the provider and input text, ensuring that re-running the pipeline does not incur additional API costs. Russian course names at RAU had already been translated to English during the PDF parsing step (Section 4.2.1) and did not require re-translation.</w:t>
+        <w:t xml:space="preserve">The full translation run processed 691 rows × 2 fields = 1,382 translation calls. All translations are cached in</w:t>
+      </w:r>
+      <w:r>
+        <w:t xml:space="preserve"> </w:t>
+      </w:r>
+      <w:r>
+        <w:rPr>
+          <w:rStyle w:val="VerbatimChar"/>
+        </w:rPr>
+        <w:t xml:space="preserve">data/processed/university/translation_cache.json</w:t>
+      </w:r>
+      <w:r>
+        <w:t xml:space="preserve">, keyed by MD5 hash of the provider and input text, ensuring that re-running the pipeline does not incur additional API costs. Russian course names at RAU had already been translated to English during the PDF parsing step (Section 4.2.1) and did not require re-translation.</w:t>
       </w:r>
     </w:p>
     <w:p>
@@ -6411,9 +6294,9 @@
         </w:pict>
       </w:r>
     </w:p>
-    <w:bookmarkEnd w:id="54"/>
-    <w:bookmarkEnd w:id="55"/>
-    <w:bookmarkStart w:id="66" w:name="skill-extraction-pipeline"/>
+    <w:bookmarkEnd w:id="49"/>
+    <w:bookmarkEnd w:id="50"/>
+    <w:bookmarkStart w:id="61" w:name="skill-extraction-pipeline"/>
     <w:p>
       <w:pPr>
         <w:pStyle w:val="Heading2"/>
@@ -6422,7 +6305,7 @@
         <w:rPr>
           <w:rStyle w:val="SectionNumber"/>
         </w:rPr>
-        <w:t xml:space="preserve">6.5</w:t>
+        <w:t xml:space="preserve">1.25</w:t>
       </w:r>
       <w:r>
         <w:tab/>
@@ -6431,7 +6314,7 @@
         <w:t xml:space="preserve">4.5 Skill Extraction Pipeline</w:t>
       </w:r>
     </w:p>
-    <w:bookmarkStart w:id="56" w:name="approach-selection"/>
+    <w:bookmarkStart w:id="51" w:name="approach-selection"/>
     <w:p>
       <w:pPr>
         <w:pStyle w:val="Heading3"/>
@@ -6440,7 +6323,7 @@
         <w:rPr>
           <w:rStyle w:val="SectionNumber"/>
         </w:rPr>
-        <w:t xml:space="preserve">6.5.1</w:t>
+        <w:t xml:space="preserve">1.25.1</w:t>
       </w:r>
       <w:r>
         <w:tab/>
@@ -6545,8 +6428,8 @@
         <w:t xml:space="preserve">, 278M parameters) for two reasons: (1) all curriculum text is available in English after the translation step described in Section 4.4, making a multilingual model unnecessary; (2) the smaller model allows the full extraction pipeline to run on a standard laptop without hardware accelerators, within the practical constraints of this project.</w:t>
       </w:r>
     </w:p>
-    <w:bookmarkEnd w:id="56"/>
-    <w:bookmarkStart w:id="57" w:name="text-preprocessing-for-skill-extraction"/>
+    <w:bookmarkEnd w:id="51"/>
+    <w:bookmarkStart w:id="52" w:name="text-preprocessing-for-skill-extraction"/>
     <w:p>
       <w:pPr>
         <w:pStyle w:val="Heading3"/>
@@ -6555,7 +6438,7 @@
         <w:rPr>
           <w:rStyle w:val="SectionNumber"/>
         </w:rPr>
-        <w:t xml:space="preserve">6.5.2</w:t>
+        <w:t xml:space="preserve">1.25.2</w:t>
       </w:r>
       <w:r>
         <w:tab/>
@@ -6970,8 +6853,8 @@
         <w:t xml:space="preserve">), multi-word phrases where more than 60% of tokens are stopwords, and phrases shorter than three characters.</w:t>
       </w:r>
     </w:p>
-    <w:bookmarkEnd w:id="57"/>
-    <w:bookmarkStart w:id="58" w:name="extraction-configuration"/>
+    <w:bookmarkEnd w:id="52"/>
+    <w:bookmarkStart w:id="53" w:name="extraction-configuration"/>
     <w:p>
       <w:pPr>
         <w:pStyle w:val="Heading3"/>
@@ -6980,7 +6863,7 @@
         <w:rPr>
           <w:rStyle w:val="SectionNumber"/>
         </w:rPr>
-        <w:t xml:space="preserve">6.5.3</w:t>
+        <w:t xml:space="preserve">1.25.3</w:t>
       </w:r>
       <w:r>
         <w:tab/>
@@ -7510,8 +7393,8 @@
         <w:t xml:space="preserve">after boilerplate removal is used.</w:t>
       </w:r>
     </w:p>
-    <w:bookmarkEnd w:id="58"/>
-    <w:bookmarkStart w:id="59" w:name="Xc40c56b4eee1e3fb3028d895a89221a0c964332"/>
+    <w:bookmarkEnd w:id="53"/>
+    <w:bookmarkStart w:id="54" w:name="Xc40c56b4eee1e3fb3028d895a89221a0c964332"/>
     <w:p>
       <w:pPr>
         <w:pStyle w:val="Heading3"/>
@@ -7520,7 +7403,7 @@
         <w:rPr>
           <w:rStyle w:val="SectionNumber"/>
         </w:rPr>
-        <w:t xml:space="preserve">6.5.4</w:t>
+        <w:t xml:space="preserve">1.25.4</w:t>
       </w:r>
       <w:r>
         <w:tab/>
@@ -7622,8 +7505,8 @@
         <w:t xml:space="preserve">The threshold of 0.75 is the starting point based on values reported in prior ESCO-matching studies (Decorte et al., 2021; Gnehm et al., 2022). Empirical calibration on a sample of extracted phrases was performed to validate this value; results are reported in Section 4.5.6.</w:t>
       </w:r>
     </w:p>
-    <w:bookmarkEnd w:id="59"/>
-    <w:bookmarkStart w:id="60" w:name="baseline-results-pre-esco"/>
+    <w:bookmarkEnd w:id="54"/>
+    <w:bookmarkStart w:id="55" w:name="baseline-results-pre-esco"/>
     <w:p>
       <w:pPr>
         <w:pStyle w:val="Heading3"/>
@@ -7632,7 +7515,7 @@
         <w:rPr>
           <w:rStyle w:val="SectionNumber"/>
         </w:rPr>
-        <w:t xml:space="preserve">6.5.5</w:t>
+        <w:t xml:space="preserve">1.25.5</w:t>
       </w:r>
       <w:r>
         <w:tab/>
@@ -8280,8 +8163,8 @@
         <w:t xml:space="preserve">. The gap between them (low raw overlap despite conceptual similarity) illustrates exactly the vocabulary fragmentation problem that ESCO normalization is designed to solve.</w:t>
       </w:r>
     </w:p>
-    <w:bookmarkEnd w:id="60"/>
-    <w:bookmarkStart w:id="61" w:name="esco-threshold-calibration"/>
+    <w:bookmarkEnd w:id="55"/>
+    <w:bookmarkStart w:id="56" w:name="esco-threshold-calibration"/>
     <w:p>
       <w:pPr>
         <w:pStyle w:val="Heading3"/>
@@ -8290,7 +8173,7 @@
         <w:rPr>
           <w:rStyle w:val="SectionNumber"/>
         </w:rPr>
-        <w:t xml:space="preserve">6.5.6</w:t>
+        <w:t xml:space="preserve">1.25.6</w:t>
       </w:r>
       <w:r>
         <w:tab/>
@@ -8424,8 +8307,8 @@
         <w:t xml:space="preserve">(annotation and manual validation).</w:t>
       </w:r>
     </w:p>
-    <w:bookmarkEnd w:id="61"/>
-    <w:bookmarkStart w:id="65" w:name="sensitivity-analysis"/>
+    <w:bookmarkEnd w:id="56"/>
+    <w:bookmarkStart w:id="60" w:name="sensitivity-analysis"/>
     <w:p>
       <w:pPr>
         <w:pStyle w:val="Heading3"/>
@@ -8434,7 +8317,7 @@
         <w:rPr>
           <w:rStyle w:val="SectionNumber"/>
         </w:rPr>
-        <w:t xml:space="preserve">6.5.7</w:t>
+        <w:t xml:space="preserve">1.25.7</w:t>
       </w:r>
       <w:r>
         <w:tab/>
@@ -8463,7 +8346,7 @@
         <w:t xml:space="preserve">.</w:t>
       </w:r>
     </w:p>
-    <w:bookmarkStart w:id="62" w:name="description-asymmetry"/>
+    <w:bookmarkStart w:id="57" w:name="description-asymmetry"/>
     <w:p>
       <w:pPr>
         <w:pStyle w:val="Heading4"/>
@@ -8472,7 +8355,7 @@
         <w:rPr>
           <w:rStyle w:val="SectionNumber"/>
         </w:rPr>
-        <w:t xml:space="preserve">6.5.7.1</w:t>
+        <w:t xml:space="preserve">1.25.7.1</w:t>
       </w:r>
       <w:r>
         <w:tab/>
@@ -8794,8 +8677,8 @@
         <w:t xml:space="preserve">AUA and YSU (with descriptions) can be compared to each other; NUACA and RAU (without descriptions) form a separate group. Comparing across groups conflates data quality differences with genuine curriculum differences.</w:t>
       </w:r>
     </w:p>
-    <w:bookmarkEnd w:id="62"/>
-    <w:bookmarkStart w:id="63" w:name="X5b6bf664aec99ce80b4f8bf21045936c1fb1719"/>
+    <w:bookmarkEnd w:id="57"/>
+    <w:bookmarkStart w:id="58" w:name="X5b6bf664aec99ce80b4f8bf21045936c1fb1719"/>
     <w:p>
       <w:pPr>
         <w:pStyle w:val="Heading4"/>
@@ -8804,7 +8687,7 @@
         <w:rPr>
           <w:rStyle w:val="SectionNumber"/>
         </w:rPr>
-        <w:t xml:space="preserve">6.5.7.2</w:t>
+        <w:t xml:space="preserve">1.25.7.2</w:t>
       </w:r>
       <w:r>
         <w:tab/>
@@ -9187,8 +9070,8 @@
         <w:t xml:space="preserve">if it does not appear in the tag set, even when the skill is a legitimate extraction from the job description text. The tag sets are sparse (averaging 5.1 tags per job) while the pipeline extracts up to 10 skills, so many valid extractions have no corresponding tag.</w:t>
       </w:r>
     </w:p>
-    <w:bookmarkEnd w:id="63"/>
-    <w:bookmarkStart w:id="64" w:name="noise-audit-and-filter-expansion"/>
+    <w:bookmarkEnd w:id="58"/>
+    <w:bookmarkStart w:id="59" w:name="noise-audit-and-filter-expansion"/>
     <w:p>
       <w:pPr>
         <w:pStyle w:val="Heading4"/>
@@ -9197,7 +9080,7 @@
         <w:rPr>
           <w:rStyle w:val="SectionNumber"/>
         </w:rPr>
-        <w:t xml:space="preserve">6.5.7.3</w:t>
+        <w:t xml:space="preserve">1.25.7.3</w:t>
       </w:r>
       <w:r>
         <w:tab/>
@@ -9516,10 +9399,10 @@
         </w:pict>
       </w:r>
     </w:p>
-    <w:bookmarkEnd w:id="64"/>
-    <w:bookmarkEnd w:id="65"/>
-    <w:bookmarkEnd w:id="66"/>
-    <w:bookmarkStart w:id="67" w:name="alignment-metrics"/>
+    <w:bookmarkEnd w:id="59"/>
+    <w:bookmarkEnd w:id="60"/>
+    <w:bookmarkEnd w:id="61"/>
+    <w:bookmarkStart w:id="62" w:name="alignment-metrics"/>
     <w:p>
       <w:pPr>
         <w:pStyle w:val="Heading2"/>
@@ -9528,7 +9411,7 @@
         <w:rPr>
           <w:rStyle w:val="SectionNumber"/>
         </w:rPr>
-        <w:t xml:space="preserve">6.6</w:t>
+        <w:t xml:space="preserve">1.26</w:t>
       </w:r>
       <w:r>
         <w:tab/>
@@ -9700,8 +9583,8 @@
         </w:pict>
       </w:r>
     </w:p>
-    <w:bookmarkEnd w:id="67"/>
-    <w:bookmarkStart w:id="68" w:name="Xf55290c30fefab537dc3d33e272d9310584a7b9"/>
+    <w:bookmarkEnd w:id="62"/>
+    <w:bookmarkStart w:id="63" w:name="Xf55290c30fefab537dc3d33e272d9310584a7b9"/>
     <w:p>
       <w:pPr>
         <w:pStyle w:val="Heading2"/>
@@ -9710,7 +9593,7 @@
         <w:rPr>
           <w:rStyle w:val="SectionNumber"/>
         </w:rPr>
-        <w:t xml:space="preserve">6.7</w:t>
+        <w:t xml:space="preserve">1.27</w:t>
       </w:r>
       <w:r>
         <w:tab/>
@@ -9800,8 +9683,8 @@
         </w:pict>
       </w:r>
     </w:p>
-    <w:bookmarkEnd w:id="68"/>
-    <w:bookmarkStart w:id="73" w:name="X6d13726ae10c28ea34a925dbd28103c4cb3cbec"/>
+    <w:bookmarkEnd w:id="63"/>
+    <w:bookmarkStart w:id="68" w:name="X6d13726ae10c28ea34a925dbd28103c4cb3cbec"/>
     <w:p>
       <w:pPr>
         <w:pStyle w:val="Heading2"/>
@@ -9810,7 +9693,7 @@
         <w:rPr>
           <w:rStyle w:val="SectionNumber"/>
         </w:rPr>
-        <w:t xml:space="preserve">6.8</w:t>
+        <w:t xml:space="preserve">1.28</w:t>
       </w:r>
       <w:r>
         <w:tab/>
@@ -9819,7 +9702,7 @@
         <w:t xml:space="preserve">4.8 Scope Limitations and Dataset Constraints</w:t>
       </w:r>
     </w:p>
-    <w:bookmarkStart w:id="69" w:name="university-coverage"/>
+    <w:bookmarkStart w:id="64" w:name="university-coverage"/>
     <w:p>
       <w:pPr>
         <w:pStyle w:val="Heading3"/>
@@ -9828,7 +9711,7 @@
         <w:rPr>
           <w:rStyle w:val="SectionNumber"/>
         </w:rPr>
-        <w:t xml:space="preserve">6.8.1</w:t>
+        <w:t xml:space="preserve">1.28.1</w:t>
       </w:r>
       <w:r>
         <w:tab/>
@@ -9927,8 +9810,8 @@
         <w:t xml:space="preserve">for full documentation).</w:t>
       </w:r>
     </w:p>
-    <w:bookmarkEnd w:id="69"/>
-    <w:bookmarkStart w:id="70" w:name="job-market-coverage"/>
+    <w:bookmarkEnd w:id="64"/>
+    <w:bookmarkStart w:id="65" w:name="job-market-coverage"/>
     <w:p>
       <w:pPr>
         <w:pStyle w:val="Heading3"/>
@@ -9937,7 +9820,7 @@
         <w:rPr>
           <w:rStyle w:val="SectionNumber"/>
         </w:rPr>
-        <w:t xml:space="preserve">6.8.2</w:t>
+        <w:t xml:space="preserve">1.28.2</w:t>
       </w:r>
       <w:r>
         <w:tab/>
@@ -9954,8 +9837,8 @@
         <w:t xml:space="preserve">The job dataset is a cross-sectional snapshot of postings active in Armenia during March 2026. It does not capture seasonal variation in hiring demand, longitudinal trends in skill requirements, or jobs that were posted and filled before the collection date. The company portal segment (266 postings from 8 companies after deduplication) is sufficient for aggregate analysis but does not support individual company-level conclusions for companies with fewer than 10 postings.</w:t>
       </w:r>
     </w:p>
-    <w:bookmarkEnd w:id="70"/>
-    <w:bookmarkStart w:id="71" w:name="translation-quality"/>
+    <w:bookmarkEnd w:id="65"/>
+    <w:bookmarkStart w:id="66" w:name="translation-quality"/>
     <w:p>
       <w:pPr>
         <w:pStyle w:val="Heading3"/>
@@ -9964,7 +9847,7 @@
         <w:rPr>
           <w:rStyle w:val="SectionNumber"/>
         </w:rPr>
-        <w:t xml:space="preserve">6.8.3</w:t>
+        <w:t xml:space="preserve">1.28.3</w:t>
       </w:r>
       <w:r>
         <w:tab/>
@@ -9981,8 +9864,8 @@
         <w:t xml:space="preserve">Machine translation introduces the possibility of terminology errors in the YSU-derived curriculum data. While manual validation confirmed acceptable quality for the 50-row sample, systematic errors in the translation of specialized Armenian computing terminology cannot be fully excluded. The ESCO normalization step (Section 4.5.3) partially mitigates this risk by matching based on semantic similarity rather than exact string matching, providing robustness to surface-form variation. The original Armenian text is preserved in the dataset for independent verification.</w:t>
       </w:r>
     </w:p>
-    <w:bookmarkEnd w:id="71"/>
-    <w:bookmarkStart w:id="72" w:name="it-scope-definition"/>
+    <w:bookmarkEnd w:id="66"/>
+    <w:bookmarkStart w:id="67" w:name="it-scope-definition"/>
     <w:p>
       <w:pPr>
         <w:pStyle w:val="Heading3"/>
@@ -9991,7 +9874,7 @@
         <w:rPr>
           <w:rStyle w:val="SectionNumber"/>
         </w:rPr>
-        <w:t xml:space="preserve">6.8.4</w:t>
+        <w:t xml:space="preserve">1.28.4</w:t>
       </w:r>
       <w:r>
         <w:tab/>
@@ -10152,6 +10035,12 @@
         </w:rPr>
         <w:t xml:space="preserve">Chiarello et al. (2021) — Technological Forecasting and Social Change, verified ✓</w:t>
       </w:r>
+      <w:r>
+        <w:t xml:space="preserve"> </w:t>
+      </w:r>
+      <w:r>
+        <w:t xml:space="preserve"># Chapter 5: Results</w:t>
+      </w:r>
     </w:p>
     <w:p>
       <w:r>
@@ -10160,25 +10049,32 @@
         </w:pict>
       </w:r>
     </w:p>
-    <w:bookmarkEnd w:id="72"/>
-    <w:bookmarkEnd w:id="73"/>
-    <w:bookmarkEnd w:id="74"/>
-    <w:bookmarkStart w:id="102" w:name="chapter-5-results"/>
-    <w:p>
-      <w:pPr>
-        <w:pStyle w:val="Heading1"/>
+    <w:bookmarkEnd w:id="67"/>
+    <w:bookmarkEnd w:id="68"/>
+    <w:bookmarkStart w:id="69" w:name="overview-1"/>
+    <w:p>
+      <w:pPr>
+        <w:pStyle w:val="Heading2"/>
       </w:pPr>
       <w:r>
         <w:rPr>
           <w:rStyle w:val="SectionNumber"/>
         </w:rPr>
-        <w:t xml:space="preserve">7</w:t>
+        <w:t xml:space="preserve">1.29</w:t>
       </w:r>
       <w:r>
         <w:tab/>
       </w:r>
       <w:r>
-        <w:t xml:space="preserve">Chapter 5: Results</w:t>
+        <w:t xml:space="preserve">5.1 Overview</w:t>
+      </w:r>
+    </w:p>
+    <w:p>
+      <w:pPr>
+        <w:pStyle w:val="FirstParagraph"/>
+      </w:pPr>
+      <w:r>
+        <w:t xml:space="preserve">This chapter reports the empirical findings of the study in six parts. Section 5.2 describes the characteristics of the two datasets. Section 5.3 presents the pre-ESCO baseline alignment results from TF-IDF and KeyBERT extraction. Section 5.4 presents the ESCO-normalized alignment results, including calibration, coverage, knowledge/competence breakdown, emerging tech skills, and gap/surplus analysis. Section 5.5 presents per-university and per-program breakdowns. Section 5.6 reports the sensitivity analyses validating the robustness of the extraction. Section 5.7 summarizes the key findings.</w:t>
       </w:r>
     </w:p>
     <w:p>
@@ -10188,7 +10084,8 @@
         </w:pict>
       </w:r>
     </w:p>
-    <w:bookmarkStart w:id="75" w:name="overview-1"/>
+    <w:bookmarkEnd w:id="69"/>
+    <w:bookmarkStart w:id="72" w:name="dataset-characteristics"/>
     <w:p>
       <w:pPr>
         <w:pStyle w:val="Heading2"/>
@@ -10197,59 +10094,25 @@
         <w:rPr>
           <w:rStyle w:val="SectionNumber"/>
         </w:rPr>
-        <w:t xml:space="preserve">7.1</w:t>
+        <w:t xml:space="preserve">1.30</w:t>
       </w:r>
       <w:r>
         <w:tab/>
       </w:r>
       <w:r>
-        <w:t xml:space="preserve">5.1 Overview</w:t>
-      </w:r>
-    </w:p>
-    <w:p>
-      <w:pPr>
-        <w:pStyle w:val="FirstParagraph"/>
-      </w:pPr>
-      <w:r>
-        <w:t xml:space="preserve">This chapter reports the empirical findings of the study in six parts. Section 5.2 describes the characteristics of the two datasets. Section 5.3 presents the pre-ESCO baseline alignment results from TF-IDF and KeyBERT extraction. Section 5.4 presents the ESCO-normalized alignment results, including calibration, coverage, knowledge/competence breakdown, emerging tech skills, and gap/surplus analysis. Section 5.5 presents per-university and per-program breakdowns. Section 5.6 reports the sensitivity analyses validating the robustness of the extraction. Section 5.7 summarizes the key findings.</w:t>
-      </w:r>
-    </w:p>
-    <w:p>
-      <w:r>
-        <w:pict>
-          <v:rect style="width:0;height:1.5pt" o:hralign="center" o:hrstd="t" o:hr="t"/>
-        </w:pict>
-      </w:r>
-    </w:p>
-    <w:bookmarkEnd w:id="75"/>
-    <w:bookmarkStart w:id="78" w:name="dataset-characteristics"/>
-    <w:p>
-      <w:pPr>
-        <w:pStyle w:val="Heading2"/>
+        <w:t xml:space="preserve">5.2 Dataset Characteristics</w:t>
+      </w:r>
+    </w:p>
+    <w:bookmarkStart w:id="70" w:name="curriculum-dataset-1"/>
+    <w:p>
+      <w:pPr>
+        <w:pStyle w:val="Heading3"/>
       </w:pPr>
       <w:r>
         <w:rPr>
           <w:rStyle w:val="SectionNumber"/>
         </w:rPr>
-        <w:t xml:space="preserve">7.2</w:t>
-      </w:r>
-      <w:r>
-        <w:tab/>
-      </w:r>
-      <w:r>
-        <w:t xml:space="preserve">5.2 Dataset Characteristics</w:t>
-      </w:r>
-    </w:p>
-    <w:bookmarkStart w:id="76" w:name="curriculum-dataset-1"/>
-    <w:p>
-      <w:pPr>
-        <w:pStyle w:val="Heading3"/>
-      </w:pPr>
-      <w:r>
-        <w:rPr>
-          <w:rStyle w:val="SectionNumber"/>
-        </w:rPr>
-        <w:t xml:space="preserve">7.2.1</w:t>
+        <w:t xml:space="preserve">1.30.1</w:t>
       </w:r>
       <w:r>
         <w:tab/>
@@ -10663,8 +10526,8 @@
         <w:t xml:space="preserve">Degree levels: 16 Bachelor programs (855 courses) and 9 Master programs (306 courses). YSU contributes the largest share (59.5% of courses), followed by AUA (21.4%), NUACA (15.0%), and RAU (4.1%).</w:t>
       </w:r>
     </w:p>
-    <w:bookmarkEnd w:id="76"/>
-    <w:bookmarkStart w:id="77" w:name="job-market-dataset-1"/>
+    <w:bookmarkEnd w:id="70"/>
+    <w:bookmarkStart w:id="71" w:name="job-market-dataset-1"/>
     <w:p>
       <w:pPr>
         <w:pStyle w:val="Heading3"/>
@@ -10673,7 +10536,7 @@
         <w:rPr>
           <w:rStyle w:val="SectionNumber"/>
         </w:rPr>
-        <w:t xml:space="preserve">7.2.2</w:t>
+        <w:t xml:space="preserve">1.30.2</w:t>
       </w:r>
       <w:r>
         <w:tab/>
@@ -11352,9 +11215,9 @@
         </w:pict>
       </w:r>
     </w:p>
-    <w:bookmarkEnd w:id="77"/>
-    <w:bookmarkEnd w:id="78"/>
-    <w:bookmarkStart w:id="84" w:name="Xb7c2bbf150a5bc875b65cb1c5e8963af98e9f3b"/>
+    <w:bookmarkEnd w:id="71"/>
+    <w:bookmarkEnd w:id="72"/>
+    <w:bookmarkStart w:id="78" w:name="Xb7c2bbf150a5bc875b65cb1c5e8963af98e9f3b"/>
     <w:p>
       <w:pPr>
         <w:pStyle w:val="Heading2"/>
@@ -11363,7 +11226,7 @@
         <w:rPr>
           <w:rStyle w:val="SectionNumber"/>
         </w:rPr>
-        <w:t xml:space="preserve">7.3</w:t>
+        <w:t xml:space="preserve">1.31</w:t>
       </w:r>
       <w:r>
         <w:tab/>
@@ -11372,7 +11235,7 @@
         <w:t xml:space="preserve">5.3 Skill Extraction Results (Pre-ESCO Baseline)</w:t>
       </w:r>
     </w:p>
-    <w:bookmarkStart w:id="79" w:name="extraction-configuration-1"/>
+    <w:bookmarkStart w:id="73" w:name="extraction-configuration-1"/>
     <w:p>
       <w:pPr>
         <w:pStyle w:val="Heading3"/>
@@ -11381,7 +11244,7 @@
         <w:rPr>
           <w:rStyle w:val="SectionNumber"/>
         </w:rPr>
-        <w:t xml:space="preserve">7.3.1</w:t>
+        <w:t xml:space="preserve">1.31.1</w:t>
       </w:r>
       <w:r>
         <w:tab/>
@@ -11450,8 +11313,8 @@
         <w:t xml:space="preserve">Post-extraction filters applied to both methods: company name blocklist (434 tokens), is_skill_like() filter rejecting tokens with &gt;60% stop-word ratio and pure numeric/single-character strings.</w:t>
       </w:r>
     </w:p>
-    <w:bookmarkEnd w:id="79"/>
-    <w:bookmarkStart w:id="80" w:name="unique-skills-extracted"/>
+    <w:bookmarkEnd w:id="73"/>
+    <w:bookmarkStart w:id="74" w:name="unique-skills-extracted"/>
     <w:p>
       <w:pPr>
         <w:pStyle w:val="Heading3"/>
@@ -11460,7 +11323,7 @@
         <w:rPr>
           <w:rStyle w:val="SectionNumber"/>
         </w:rPr>
-        <w:t xml:space="preserve">7.3.2</w:t>
+        <w:t xml:space="preserve">1.31.2</w:t>
       </w:r>
       <w:r>
         <w:tab/>
@@ -11609,8 +11472,8 @@
         <w:t xml:space="preserve">KeyBERT extracts more unique phrases than TF-IDF because it captures full multi-word semantic units rather than term-frequency peaks. Curriculum yields fewer unique terms than the job market despite having more documents (1,133 vs. 1,068), reflecting the more standardized vocabulary of academic course names relative to the diverse register of commercial job postings.</w:t>
       </w:r>
     </w:p>
-    <w:bookmarkEnd w:id="80"/>
-    <w:bookmarkStart w:id="81" w:name="pre-esco-alignment-metrics"/>
+    <w:bookmarkEnd w:id="74"/>
+    <w:bookmarkStart w:id="75" w:name="pre-esco-alignment-metrics"/>
     <w:p>
       <w:pPr>
         <w:pStyle w:val="Heading3"/>
@@ -11619,7 +11482,7 @@
         <w:rPr>
           <w:rStyle w:val="SectionNumber"/>
         </w:rPr>
-        <w:t xml:space="preserve">7.3.3</w:t>
+        <w:t xml:space="preserve">1.31.3</w:t>
       </w:r>
       <w:r>
         <w:tab/>
@@ -11903,8 +11766,8 @@
         <w:t xml:space="preserve">) count as non-overlapping until ESCO normalization is applied.</w:t>
       </w:r>
     </w:p>
-    <w:bookmarkEnd w:id="81"/>
-    <w:bookmarkStart w:id="82" w:name="Xbb4bc12d16b06ad916cc9a3304b0a4f3eb1c8a4"/>
+    <w:bookmarkEnd w:id="75"/>
+    <w:bookmarkStart w:id="76" w:name="Xbb4bc12d16b06ad916cc9a3304b0a4f3eb1c8a4"/>
     <w:p>
       <w:pPr>
         <w:pStyle w:val="Heading3"/>
@@ -11913,7 +11776,7 @@
         <w:rPr>
           <w:rStyle w:val="SectionNumber"/>
         </w:rPr>
-        <w:t xml:space="preserve">7.3.4</w:t>
+        <w:t xml:space="preserve">1.31.4</w:t>
       </w:r>
       <w:r>
         <w:tab/>
@@ -12064,8 +11927,8 @@
         <w:t xml:space="preserve">These phrase pairs describe overlapping skills but share no common string. ESCO normalization resolves this by mapping both phrase types to shared concept identifiers.</w:t>
       </w:r>
     </w:p>
-    <w:bookmarkEnd w:id="82"/>
-    <w:bookmarkStart w:id="83" w:name="skills-in-the-overlap-gap-and-surplus"/>
+    <w:bookmarkEnd w:id="76"/>
+    <w:bookmarkStart w:id="77" w:name="skills-in-the-overlap-gap-and-surplus"/>
     <w:p>
       <w:pPr>
         <w:pStyle w:val="Heading3"/>
@@ -12074,7 +11937,7 @@
         <w:rPr>
           <w:rStyle w:val="SectionNumber"/>
         </w:rPr>
-        <w:t xml:space="preserve">7.3.5</w:t>
+        <w:t xml:space="preserve">1.31.5</w:t>
       </w:r>
       <w:r>
         <w:tab/>
@@ -13106,9 +12969,9 @@
         </w:pict>
       </w:r>
     </w:p>
-    <w:bookmarkEnd w:id="83"/>
-    <w:bookmarkEnd w:id="84"/>
-    <w:bookmarkStart w:id="92" w:name="esco-normalized-alignment-results"/>
+    <w:bookmarkEnd w:id="77"/>
+    <w:bookmarkEnd w:id="78"/>
+    <w:bookmarkStart w:id="86" w:name="esco-normalized-alignment-results"/>
     <w:p>
       <w:pPr>
         <w:pStyle w:val="Heading2"/>
@@ -13117,7 +12980,7 @@
         <w:rPr>
           <w:rStyle w:val="SectionNumber"/>
         </w:rPr>
-        <w:t xml:space="preserve">7.4</w:t>
+        <w:t xml:space="preserve">1.32</w:t>
       </w:r>
       <w:r>
         <w:tab/>
@@ -13126,7 +12989,7 @@
         <w:t xml:space="preserve">5.4 ESCO-Normalized Alignment Results</w:t>
       </w:r>
     </w:p>
-    <w:bookmarkStart w:id="85" w:name="esco-threshold-calibration-1"/>
+    <w:bookmarkStart w:id="79" w:name="esco-threshold-calibration-1"/>
     <w:p>
       <w:pPr>
         <w:pStyle w:val="Heading3"/>
@@ -13135,7 +12998,7 @@
         <w:rPr>
           <w:rStyle w:val="SectionNumber"/>
         </w:rPr>
-        <w:t xml:space="preserve">7.4.1</w:t>
+        <w:t xml:space="preserve">1.32.1</w:t>
       </w:r>
       <w:r>
         <w:tab/>
@@ -13616,8 +13479,8 @@
         <w:t xml:space="preserve">The threshold of 0.75 was selected as it achieves the best F1 (0.711) with balanced precision and recall. A post-hoc sensitivity check confirmed that varying the threshold between 0.70 and 0.80 produces no change in the concept-level overlap count — additional phrase matches at lower thresholds map to ESCO concepts already represented at 0.75, confirming that the bottleneck is ESCO vocabulary coverage rather than threshold strictness.</w:t>
       </w:r>
     </w:p>
-    <w:bookmarkEnd w:id="85"/>
-    <w:bookmarkStart w:id="86" w:name="coverage-after-normalization"/>
+    <w:bookmarkEnd w:id="79"/>
+    <w:bookmarkStart w:id="80" w:name="coverage-after-normalization"/>
     <w:p>
       <w:pPr>
         <w:pStyle w:val="Heading3"/>
@@ -13626,7 +13489,7 @@
         <w:rPr>
           <w:rStyle w:val="SectionNumber"/>
         </w:rPr>
-        <w:t xml:space="preserve">7.4.2</w:t>
+        <w:t xml:space="preserve">1.32.2</w:t>
       </w:r>
       <w:r>
         <w:tab/>
@@ -13995,8 +13858,8 @@
         <w:t xml:space="preserve">now map to the same ESCO concept and count as overlap.</w:t>
       </w:r>
     </w:p>
-    <w:bookmarkEnd w:id="86"/>
-    <w:bookmarkStart w:id="87" w:name="knowledge-vs.-applied-competence-split"/>
+    <w:bookmarkEnd w:id="80"/>
+    <w:bookmarkStart w:id="81" w:name="knowledge-vs.-applied-competence-split"/>
     <w:p>
       <w:pPr>
         <w:pStyle w:val="Heading3"/>
@@ -14005,7 +13868,7 @@
         <w:rPr>
           <w:rStyle w:val="SectionNumber"/>
         </w:rPr>
-        <w:t xml:space="preserve">7.4.3</w:t>
+        <w:t xml:space="preserve">1.32.3</w:t>
       </w:r>
       <w:r>
         <w:tab/>
@@ -14306,8 +14169,8 @@
         <w:t xml:space="preserve">layer: the ability to perform specific technical tasks in commercial contexts (DevOps pipelines, responsive design, CI/CD workflows, cloud deployment). This distinction has implications for curriculum reform: the required changes are not primarily about what subject areas are taught, but about how they are practiced and assessed.</w:t>
       </w:r>
     </w:p>
-    <w:bookmarkEnd w:id="87"/>
-    <w:bookmarkStart w:id="88" w:name="esco-vocabulary-coverage-limitation"/>
+    <w:bookmarkEnd w:id="81"/>
+    <w:bookmarkStart w:id="82" w:name="esco-vocabulary-coverage-limitation"/>
     <w:p>
       <w:pPr>
         <w:pStyle w:val="Heading3"/>
@@ -14316,7 +14179,7 @@
         <w:rPr>
           <w:rStyle w:val="SectionNumber"/>
         </w:rPr>
-        <w:t xml:space="preserve">7.4.4</w:t>
+        <w:t xml:space="preserve">1.32.4</w:t>
       </w:r>
       <w:r>
         <w:tab/>
@@ -14548,8 +14411,8 @@
         <w:t xml:space="preserve">The 25.2% overall coverage figure should be interpreted as a lower-bound estimate of true conceptual alignment within the ESCO-expressible vocabulary.</w:t>
       </w:r>
     </w:p>
-    <w:bookmarkEnd w:id="88"/>
-    <w:bookmarkStart w:id="89" w:name="emerging-tech-skills-beyond-esco"/>
+    <w:bookmarkEnd w:id="82"/>
+    <w:bookmarkStart w:id="83" w:name="emerging-tech-skills-beyond-esco"/>
     <w:p>
       <w:pPr>
         <w:pStyle w:val="Heading3"/>
@@ -14558,7 +14421,7 @@
         <w:rPr>
           <w:rStyle w:val="SectionNumber"/>
         </w:rPr>
-        <w:t xml:space="preserve">7.4.5</w:t>
+        <w:t xml:space="preserve">1.32.5</w:t>
       </w:r>
       <w:r>
         <w:tab/>
@@ -15163,8 +15026,8 @@
         <w:t xml:space="preserve">The dominant pattern is one-sided demand: the most-requested modern tools (Azure, React, AWS, Kubernetes, Docker) appear in job postings but not in any curriculum course content. LLM/GenAI is the only major emerging category with meaningful curriculum presence (4 courses), suggesting early but limited adoption.</w:t>
       </w:r>
     </w:p>
-    <w:bookmarkEnd w:id="89"/>
-    <w:bookmarkStart w:id="90" w:name="top-gap-esco-skills-demanded-not-taught"/>
+    <w:bookmarkEnd w:id="83"/>
+    <w:bookmarkStart w:id="84" w:name="top-gap-esco-skills-demanded-not-taught"/>
     <w:p>
       <w:pPr>
         <w:pStyle w:val="Heading3"/>
@@ -15173,7 +15036,7 @@
         <w:rPr>
           <w:rStyle w:val="SectionNumber"/>
         </w:rPr>
-        <w:t xml:space="preserve">7.4.6</w:t>
+        <w:t xml:space="preserve">1.32.6</w:t>
       </w:r>
       <w:r>
         <w:tab/>
@@ -15244,8 +15107,8 @@
         <w:t xml:space="preserve">sales activities (4.0%), develop campaigns (1.4%), logistics (1.2%), comply with regulations (1.0%), contract law (0.9%), develop training programmes (0.8%). These reflect the operational context of IT roles in commercial environments.</w:t>
       </w:r>
     </w:p>
-    <w:bookmarkEnd w:id="90"/>
-    <w:bookmarkStart w:id="91" w:name="X44367f6bd76f8ca44bcd594edf13e96f8740c1c"/>
+    <w:bookmarkEnd w:id="84"/>
+    <w:bookmarkStart w:id="85" w:name="X44367f6bd76f8ca44bcd594edf13e96f8740c1c"/>
     <w:p>
       <w:pPr>
         <w:pStyle w:val="Heading3"/>
@@ -15254,7 +15117,7 @@
         <w:rPr>
           <w:rStyle w:val="SectionNumber"/>
         </w:rPr>
-        <w:t xml:space="preserve">7.4.7</w:t>
+        <w:t xml:space="preserve">1.32.7</w:t>
       </w:r>
       <w:r>
         <w:tab/>
@@ -15332,9 +15195,9 @@
         </w:pict>
       </w:r>
     </w:p>
-    <w:bookmarkEnd w:id="91"/>
-    <w:bookmarkEnd w:id="92"/>
-    <w:bookmarkStart w:id="96" w:name="per-university-and-per-program-results"/>
+    <w:bookmarkEnd w:id="85"/>
+    <w:bookmarkEnd w:id="86"/>
+    <w:bookmarkStart w:id="90" w:name="per-university-and-per-program-results"/>
     <w:p>
       <w:pPr>
         <w:pStyle w:val="Heading2"/>
@@ -15343,7 +15206,7 @@
         <w:rPr>
           <w:rStyle w:val="SectionNumber"/>
         </w:rPr>
-        <w:t xml:space="preserve">7.5</w:t>
+        <w:t xml:space="preserve">1.33</w:t>
       </w:r>
       <w:r>
         <w:tab/>
@@ -15352,7 +15215,7 @@
         <w:t xml:space="preserve">5.5 Per-University and Per-Program Results</w:t>
       </w:r>
     </w:p>
-    <w:bookmarkStart w:id="93" w:name="university-level-alignment-scores"/>
+    <w:bookmarkStart w:id="87" w:name="university-level-alignment-scores"/>
     <w:p>
       <w:pPr>
         <w:pStyle w:val="Heading3"/>
@@ -15361,7 +15224,7 @@
         <w:rPr>
           <w:rStyle w:val="SectionNumber"/>
         </w:rPr>
-        <w:t xml:space="preserve">7.5.1</w:t>
+        <w:t xml:space="preserve">1.33.1</w:t>
       </w:r>
       <w:r>
         <w:tab/>
@@ -15701,8 +15564,8 @@
         <w:t xml:space="preserve">Coverage percentages are expressed as the fraction of all unique job-market ESCO concepts covered by each university’s programs. The denominator (527 concepts) includes domain-specific concepts from SoftConstruct (gambling, betting) that no university program would be expected to cover; the figures are therefore conservative estimates.</w:t>
       </w:r>
     </w:p>
-    <w:bookmarkEnd w:id="93"/>
-    <w:bookmarkStart w:id="94" w:name="program-level-alignment-scores"/>
+    <w:bookmarkEnd w:id="87"/>
+    <w:bookmarkStart w:id="88" w:name="program-level-alignment-scores"/>
     <w:p>
       <w:pPr>
         <w:pStyle w:val="Heading3"/>
@@ -15711,7 +15574,7 @@
         <w:rPr>
           <w:rStyle w:val="SectionNumber"/>
         </w:rPr>
-        <w:t xml:space="preserve">7.5.2</w:t>
+        <w:t xml:space="preserve">1.33.2</w:t>
       </w:r>
       <w:r>
         <w:tab/>
@@ -16486,8 +16349,8 @@
         <w:t xml:space="preserve">The spread between the best program (AUA CIS, 9.1%) and worst (NUACA GIS, 0.6%) is 15-fold, indicating substantial variation in how well individual programs prepare students for market-demanded skills. AUA programs occupy the top three positions. Data Science and Applied Statistics programs from both AUA and YSU cluster in the top half, reflecting stronger overlap between quantitative analytical curricula and market demand. NUACA programs occupy the bottom five positions, consistent with the description asymmetry limitation.</w:t>
       </w:r>
     </w:p>
-    <w:bookmarkEnd w:id="94"/>
-    <w:bookmarkStart w:id="95" w:name="bachelor-vs.-master-degree-comparison"/>
+    <w:bookmarkEnd w:id="88"/>
+    <w:bookmarkStart w:id="89" w:name="bachelor-vs.-master-degree-comparison"/>
     <w:p>
       <w:pPr>
         <w:pStyle w:val="Heading3"/>
@@ -16496,7 +16359,7 @@
         <w:rPr>
           <w:rStyle w:val="SectionNumber"/>
         </w:rPr>
-        <w:t xml:space="preserve">7.5.3</w:t>
+        <w:t xml:space="preserve">1.33.3</w:t>
       </w:r>
       <w:r>
         <w:tab/>
@@ -16687,9 +16550,9 @@
         </w:pict>
       </w:r>
     </w:p>
-    <w:bookmarkEnd w:id="95"/>
-    <w:bookmarkEnd w:id="96"/>
-    <w:bookmarkStart w:id="100" w:name="sensitivity-analyses"/>
+    <w:bookmarkEnd w:id="89"/>
+    <w:bookmarkEnd w:id="90"/>
+    <w:bookmarkStart w:id="94" w:name="sensitivity-analyses"/>
     <w:p>
       <w:pPr>
         <w:pStyle w:val="Heading2"/>
@@ -16698,7 +16561,7 @@
         <w:rPr>
           <w:rStyle w:val="SectionNumber"/>
         </w:rPr>
-        <w:t xml:space="preserve">7.6</w:t>
+        <w:t xml:space="preserve">1.34</w:t>
       </w:r>
       <w:r>
         <w:tab/>
@@ -16742,7 +16605,7 @@
         <w:t xml:space="preserve">.</w:t>
       </w:r>
     </w:p>
-    <w:bookmarkStart w:id="97" w:name="X48d4edd2e670e83451a2df5692ba63bd438f531"/>
+    <w:bookmarkStart w:id="91" w:name="X48d4edd2e670e83451a2df5692ba63bd438f531"/>
     <w:p>
       <w:pPr>
         <w:pStyle w:val="Heading3"/>
@@ -16751,7 +16614,7 @@
         <w:rPr>
           <w:rStyle w:val="SectionNumber"/>
         </w:rPr>
-        <w:t xml:space="preserve">7.6.1</w:t>
+        <w:t xml:space="preserve">1.34.1</w:t>
       </w:r>
       <w:r>
         <w:tab/>
@@ -16874,8 +16737,8 @@
         <w:t xml:space="preserve">The 5× difference demonstrates that name-only analysis severely underestimates the true skill content of a program. This finding implies that the alignment scores for YSU (name + translated description available but shorter than AUA), NUACA (name only), and RAU (name only) should be interpreted as lower bounds. AUA’s results are the most reliable cross-institutional benchmark.</w:t>
       </w:r>
     </w:p>
-    <w:bookmarkEnd w:id="97"/>
-    <w:bookmarkStart w:id="98" w:name="X556f19f3167819a00493c8e34856bc1b99732a3"/>
+    <w:bookmarkEnd w:id="91"/>
+    <w:bookmarkStart w:id="92" w:name="X556f19f3167819a00493c8e34856bc1b99732a3"/>
     <w:p>
       <w:pPr>
         <w:pStyle w:val="Heading3"/>
@@ -16884,7 +16747,7 @@
         <w:rPr>
           <w:rStyle w:val="SectionNumber"/>
         </w:rPr>
-        <w:t xml:space="preserve">7.6.2</w:t>
+        <w:t xml:space="preserve">1.34.2</w:t>
       </w:r>
       <w:r>
         <w:tab/>
@@ -17151,8 +17014,8 @@
         <w:t xml:space="preserve">The 44% soft recall of TF-IDF indicates that approximately half of human-identified skills are retrieved; the remaining skills either (a) are not mentioned in the job text body at all, (b) appear only in skill tag metadata, or (c) use phrasing that falls below the extraction filters. This recall level is consistent with unsupervised extraction benchmarks in the literature (e.g., Ahadi et al., 2022 report comparable figures for TF-IDF on curriculum data).</w:t>
       </w:r>
     </w:p>
-    <w:bookmarkEnd w:id="98"/>
-    <w:bookmarkStart w:id="99" w:name="noise-audit"/>
+    <w:bookmarkEnd w:id="92"/>
+    <w:bookmarkStart w:id="93" w:name="noise-audit"/>
     <w:p>
       <w:pPr>
         <w:pStyle w:val="Heading3"/>
@@ -17161,7 +17024,7 @@
         <w:rPr>
           <w:rStyle w:val="SectionNumber"/>
         </w:rPr>
-        <w:t xml:space="preserve">7.6.3</w:t>
+        <w:t xml:space="preserve">1.34.3</w:t>
       </w:r>
       <w:r>
         <w:tab/>
@@ -17241,9 +17104,9 @@
         </w:pict>
       </w:r>
     </w:p>
-    <w:bookmarkEnd w:id="99"/>
-    <w:bookmarkEnd w:id="100"/>
-    <w:bookmarkStart w:id="101" w:name="summary-of-results"/>
+    <w:bookmarkEnd w:id="93"/>
+    <w:bookmarkEnd w:id="94"/>
+    <w:bookmarkStart w:id="95" w:name="summary-of-results"/>
     <w:p>
       <w:pPr>
         <w:pStyle w:val="Heading2"/>
@@ -17252,7 +17115,7 @@
         <w:rPr>
           <w:rStyle w:val="SectionNumber"/>
         </w:rPr>
-        <w:t xml:space="preserve">7.7</w:t>
+        <w:t xml:space="preserve">1.35</w:t>
       </w:r>
       <w:r>
         <w:tab/>
@@ -17458,6 +17321,12 @@
         </w:rPr>
         <w:t xml:space="preserve">Ahadi et al. (2022) — EDM 2022, for soft recall comparison — verified ✓</w:t>
       </w:r>
+      <w:r>
+        <w:t xml:space="preserve"> </w:t>
+      </w:r>
+      <w:r>
+        <w:t xml:space="preserve"># Chapter 6: Discussion</w:t>
+      </w:r>
     </w:p>
     <w:p>
       <w:r>
@@ -17466,24 +17335,31 @@
         </w:pict>
       </w:r>
     </w:p>
-    <w:bookmarkEnd w:id="101"/>
-    <w:bookmarkEnd w:id="102"/>
-    <w:bookmarkStart w:id="122" w:name="chapter-6-discussion"/>
-    <w:p>
-      <w:pPr>
-        <w:pStyle w:val="Heading1"/>
+    <w:bookmarkEnd w:id="95"/>
+    <w:bookmarkStart w:id="96" w:name="overview-2"/>
+    <w:p>
+      <w:pPr>
+        <w:pStyle w:val="Heading2"/>
       </w:pPr>
       <w:r>
         <w:rPr>
           <w:rStyle w:val="SectionNumber"/>
         </w:rPr>
-        <w:t xml:space="preserve">8</w:t>
+        <w:t xml:space="preserve">1.36</w:t>
       </w:r>
       <w:r>
         <w:tab/>
       </w:r>
       <w:r>
-        <w:t xml:space="preserve">Chapter 6: Discussion</w:t>
+        <w:t xml:space="preserve">6.1 Overview</w:t>
+      </w:r>
+    </w:p>
+    <w:p>
+      <w:pPr>
+        <w:pStyle w:val="FirstParagraph"/>
+      </w:pPr>
+      <w:r>
+        <w:t xml:space="preserve">This chapter interprets the empirical findings reported in Chapter 5 through the three theoretical lenses introduced in Chapter 3: constructive alignment (Biggs &amp; Tang, 2011), the task-based view of skill demand (Autor, Levy &amp; Murnane, 2003), and ESCO as an operational bridge. It then situates the results in the context of the existing literature reviewed in Chapter 2 and directly addresses each of the four research questions. Section 6.4 discusses methodological contributions and limitations. Section 6.5 draws implications for policy and practice.</w:t>
       </w:r>
     </w:p>
     <w:p>
@@ -17493,7 +17369,8 @@
         </w:pict>
       </w:r>
     </w:p>
-    <w:bookmarkStart w:id="103" w:name="overview-2"/>
+    <w:bookmarkEnd w:id="96"/>
+    <w:bookmarkStart w:id="101" w:name="Xeb24845505252e3137db630958c0130230c3237"/>
     <w:p>
       <w:pPr>
         <w:pStyle w:val="Heading2"/>
@@ -17502,13 +17379,31 @@
         <w:rPr>
           <w:rStyle w:val="SectionNumber"/>
         </w:rPr>
-        <w:t xml:space="preserve">8.1</w:t>
+        <w:t xml:space="preserve">1.37</w:t>
       </w:r>
       <w:r>
         <w:tab/>
       </w:r>
       <w:r>
-        <w:t xml:space="preserve">6.1 Overview</w:t>
+        <w:t xml:space="preserve">6.2 Interpreting the Findings Through the Theoretical Frameworks</w:t>
+      </w:r>
+    </w:p>
+    <w:bookmarkStart w:id="97" w:name="X514b9b90ccc99c18ccdad620a9ef2dd153a0259"/>
+    <w:p>
+      <w:pPr>
+        <w:pStyle w:val="Heading3"/>
+      </w:pPr>
+      <w:r>
+        <w:rPr>
+          <w:rStyle w:val="SectionNumber"/>
+        </w:rPr>
+        <w:t xml:space="preserve">1.37.1</w:t>
+      </w:r>
+      <w:r>
+        <w:tab/>
+      </w:r>
+      <w:r>
+        <w:t xml:space="preserve">6.2.1 Constructive Alignment Lens: What Does the Gap Mean for ILO Quality?</w:t>
       </w:r>
     </w:p>
     <w:p>
@@ -17516,7 +17411,247 @@
         <w:pStyle w:val="FirstParagraph"/>
       </w:pPr>
       <w:r>
-        <w:t xml:space="preserve">This chapter interprets the empirical findings reported in Chapter 5 through the three theoretical lenses introduced in Chapter 3: constructive alignment (Biggs &amp; Tang, 2011), the task-based view of skill demand (Autor, Levy &amp; Murnane, 2003), and ESCO as an operational bridge. It then situates the results in the context of the existing literature reviewed in Chapter 2 and directly addresses each of the four research questions. Section 6.4 discusses methodological contributions and limitations. Section 6.5 draws implications for policy and practice.</w:t>
+        <w:t xml:space="preserve">The constructive alignment framework (Biggs &amp; Tang, 2011) predicts that a curriculum is externally misaligned when its intended learning outcomes (ILOs) are not defined with reference to external standards — in this case, the skill demands of the Armenian IT labor market. The findings in Chapter 5 are consistent with this prediction.</w:t>
+      </w:r>
+    </w:p>
+    <w:p>
+      <w:pPr>
+        <w:pStyle w:val="BodyText"/>
+      </w:pPr>
+      <w:r>
+        <w:t xml:space="preserve">The surplus content identified in the analysis — philosophy, history, physical education, Armenian language — reflects a state educational standard inherited from the Soviet-era centralized curriculum architecture, not program-level pedagogical decisions. These courses serve a different educational function (civic education, cultural formation) and cannot be evaluated for labor market alignment. Their presence in the surplus is a structural feature of the Armenian degree framework, not a critique of individual program design.</w:t>
+      </w:r>
+    </w:p>
+    <w:p>
+      <w:pPr>
+        <w:pStyle w:val="BodyText"/>
+      </w:pPr>
+      <w:r>
+        <w:t xml:space="preserve">The more diagnostically significant surplus consists of theoretical STEM content: differential equations, linear algebra, Monte Carlo simulation, biostatistics, MATLAB, and Assembly programming. These courses could plausibly serve as foundations for applied technical skills (mathematical optimization for machine learning, numerical methods for simulation), but this connection is not visible from course names or job posting text alone. Whether these courses build competences that employers value requires a learning-outcome-level analysis beyond the scope of the present study. They appear in the surplus because their ILOs — where published — describe theoretical mastery rather than applied competence, and employers do not name foundational subjects in job postings.</w:t>
+      </w:r>
+    </w:p>
+    <w:p>
+      <w:pPr>
+        <w:pStyle w:val="BodyText"/>
+      </w:pPr>
+      <w:r>
+        <w:t xml:space="preserve">The gap content — Docker, Kubernetes, CI/CD, DevOps, cloud infrastructure, REST APIs, microservices — represents a qualitatively different alignment failure. These are not emergent technologies: Docker was released in 2013, Kubernetes in 2014, and DevOps as a discipline predates both. Their complete absence from Armenian IT curricula in 2026 is a lagging indicator of a curriculum update cycle that has not kept pace with professional practice for more than a decade. From a constructive alignment perspective, this indicates that the ILOs of software engineering and systems programs have not been reviewed against current labor market requirements for a significant period. This is the most actionable finding of the study.</w:t>
+      </w:r>
+    </w:p>
+    <w:bookmarkEnd w:id="97"/>
+    <w:bookmarkStart w:id="98" w:name="X1604613a204c6a64b3cd08fcc737a0a1110bdee"/>
+    <w:p>
+      <w:pPr>
+        <w:pStyle w:val="Heading3"/>
+      </w:pPr>
+      <w:r>
+        <w:rPr>
+          <w:rStyle w:val="SectionNumber"/>
+        </w:rPr>
+        <w:t xml:space="preserve">1.37.2</w:t>
+      </w:r>
+      <w:r>
+        <w:tab/>
+      </w:r>
+      <w:r>
+        <w:t xml:space="preserve">6.2.2 Task-Based Lens: Routine vs. Non-Routine Cognitive Skills</w:t>
+      </w:r>
+    </w:p>
+    <w:p>
+      <w:pPr>
+        <w:pStyle w:val="FirstParagraph"/>
+      </w:pPr>
+      <w:r>
+        <w:t xml:space="preserve">The task-based framework of Autor, Levy, and Murnane (2003) classifies job tasks along the cognitive–manual and routine–non-routine axes. It predicts that labor market demand concentrates on non-routine cognitive tasks — analysis, synthesis, adaptive problem-solving — as automation substitutes for routine cognitive tasks.</w:t>
+      </w:r>
+    </w:p>
+    <w:p>
+      <w:pPr>
+        <w:pStyle w:val="BodyText"/>
+      </w:pPr>
+      <w:r>
+        <w:t xml:space="preserve">The gap skills identified in this study align with this prediction. Containerization (Docker, Kubernetes), infrastructure-as-code (Terraform), CI/CD pipeline management, and cloud deployment are non-routine cognitive tasks: they require adaptive reasoning about complex distributed systems, debugging across multiple abstraction layers, and continuous integration of rapidly evolving tooling ecosystems. The fact that these skills are simultaneously the most in demand and the most absent from curricula is consistent with the task-based framework’s implication that educational systems systematically underinvest in the non-routine competences that provide the highest wage premium in the current labor market.</w:t>
+      </w:r>
+    </w:p>
+    <w:p>
+      <w:pPr>
+        <w:pStyle w:val="BodyText"/>
+      </w:pPr>
+      <w:r>
+        <w:t xml:space="preserve">The surplus content, by contrast — calculus, differential equations, linear algebra, formal logic — is associated with routine cognitive task patterns: formal derivations following well-defined procedures. This does not make them valueless (they develop abstract reasoning capacity that underlies applied competences), but it explains why they are not directly requested in job postings. Employers purchase the outputs of foundational training without explicitly naming the courses that produced them.</w:t>
+      </w:r>
+    </w:p>
+    <w:p>
+      <w:pPr>
+        <w:pStyle w:val="BodyText"/>
+      </w:pPr>
+      <w:r>
+        <w:t xml:space="preserve">The knowledge/competence split in the ESCO overlap reinforces this interpretation. Of the 133 overlapping ESCO concepts (TF-IDF), 70% are classified as</w:t>
+      </w:r>
+      <w:r>
+        <w:t xml:space="preserve"> </w:t>
+      </w:r>
+      <w:r>
+        <w:rPr>
+          <w:i/>
+          <w:iCs/>
+        </w:rPr>
+        <w:t xml:space="preserve">knowledge</w:t>
+      </w:r>
+      <w:r>
+        <w:t xml:space="preserve"> </w:t>
+      </w:r>
+      <w:r>
+        <w:t xml:space="preserve">and 30% as</w:t>
+      </w:r>
+      <w:r>
+        <w:t xml:space="preserve"> </w:t>
+      </w:r>
+      <w:r>
+        <w:rPr>
+          <w:i/>
+          <w:iCs/>
+        </w:rPr>
+        <w:t xml:space="preserve">skill/competence</w:t>
+      </w:r>
+      <w:r>
+        <w:t xml:space="preserve">. The gap is approximately balanced (48% knowledge, 51% applied competence). Armenian curricula are stronger on the knowledge transmission side of the task spectrum and weaker on applied competence — precisely where the task-based framework predicts the largest market premium.</w:t>
+      </w:r>
+    </w:p>
+    <w:bookmarkEnd w:id="98"/>
+    <w:bookmarkStart w:id="99" w:name="Xe41567f1e0fd7142b91320f8c5a6fe9e308e8d1"/>
+    <w:p>
+      <w:pPr>
+        <w:pStyle w:val="Heading3"/>
+      </w:pPr>
+      <w:r>
+        <w:rPr>
+          <w:rStyle w:val="SectionNumber"/>
+        </w:rPr>
+        <w:t xml:space="preserve">1.37.3</w:t>
+      </w:r>
+      <w:r>
+        <w:tab/>
+      </w:r>
+      <w:r>
+        <w:t xml:space="preserve">6.2.3 ESCO Lens: Structural Coverage and Emerging Skills</w:t>
+      </w:r>
+    </w:p>
+    <w:p>
+      <w:pPr>
+        <w:pStyle w:val="FirstParagraph"/>
+      </w:pPr>
+      <w:r>
+        <w:t xml:space="preserve">The ESCO-normalized results reveal two analytically distinct layers of the alignment picture.</w:t>
+      </w:r>
+    </w:p>
+    <w:p>
+      <w:pPr>
+        <w:pStyle w:val="BodyText"/>
+      </w:pPr>
+      <w:r>
+        <w:t xml:space="preserve">The first layer is</w:t>
+      </w:r>
+      <w:r>
+        <w:t xml:space="preserve"> </w:t>
+      </w:r>
+      <w:r>
+        <w:rPr>
+          <w:b/>
+          <w:bCs/>
+        </w:rPr>
+        <w:t xml:space="preserve">structural coverage within the ESCO vocabulary</w:t>
+      </w:r>
+      <w:r>
+        <w:t xml:space="preserve">. Armenian IT curricula cover 329 unique ESCO concepts (TF-IDF) against a job market demand of 527 — a 25.2% overlap. This means that roughly three in four employer-demanded ESCO concepts have no representation in any Armenian IT curriculum. The gap is not concentrated in exotic or niche areas: it includes Java (demanded in 1.9% of all postings), TypeScript (1.8%), PHP (1.6%), and CSS (0.8%) — mainstream technologies taught in the majority of Western software engineering programs.</w:t>
+      </w:r>
+    </w:p>
+    <w:p>
+      <w:pPr>
+        <w:pStyle w:val="BodyText"/>
+      </w:pPr>
+      <w:r>
+        <w:t xml:space="preserve">The second layer is</w:t>
+      </w:r>
+      <w:r>
+        <w:t xml:space="preserve"> </w:t>
+      </w:r>
+      <w:r>
+        <w:rPr>
+          <w:b/>
+          <w:bCs/>
+        </w:rPr>
+        <w:t xml:space="preserve">emerging skills beyond ESCO</w:t>
+      </w:r>
+      <w:r>
+        <w:t xml:space="preserve">. The supplementary tech lexicon analysis identified 24 specific modern tools absent from both ESCO v1.2 and from curricula. Azure (25 postings), React (25), AWS (15), Kubernetes (7), Docker (4), and Terraform (6) all have zero curriculum presence. LLM/GenAI tools (19 postings) and Node.js (17) are the only emerging categories with any curriculum representation (4 and 3 courses respectively), suggesting limited early adoption. The absence of cloud platforms, containerization, and infrastructure-as-code from curricula while these tools appear in double-digit percentages of job postings represents the most concrete and time-sensitive curriculum reform target.</w:t>
+      </w:r>
+    </w:p>
+    <w:bookmarkEnd w:id="99"/>
+    <w:bookmarkStart w:id="100" w:name="Xa206bc77534e68e043e53eb5251611031ffb73d"/>
+    <w:p>
+      <w:pPr>
+        <w:pStyle w:val="Heading3"/>
+      </w:pPr>
+      <w:r>
+        <w:rPr>
+          <w:rStyle w:val="SectionNumber"/>
+        </w:rPr>
+        <w:t xml:space="preserve">1.37.4</w:t>
+      </w:r>
+      <w:r>
+        <w:tab/>
+      </w:r>
+      <w:r>
+        <w:t xml:space="preserve">6.2.4 Synthesis: A Coherent Picture Across Three Lenses</w:t>
+      </w:r>
+    </w:p>
+    <w:p>
+      <w:pPr>
+        <w:pStyle w:val="FirstParagraph"/>
+      </w:pPr>
+      <w:r>
+        <w:t xml:space="preserve">All three frameworks converge on the same diagnosis. Constructive alignment identifies the absence of ILO review against labor market standards. The task-based framework identifies a systematic underinvestment in non-routine applied competences. ESCO normalization quantifies the gap as concentrated in applied tool-level skills that have been in stable market demand for over a decade.</w:t>
+      </w:r>
+    </w:p>
+    <w:p>
+      <w:pPr>
+        <w:pStyle w:val="BodyText"/>
+      </w:pPr>
+      <w:r>
+        <w:t xml:space="preserve">The structural pattern that emerges is: Armenian IT curricula are well-aligned with the</w:t>
+      </w:r>
+      <w:r>
+        <w:t xml:space="preserve"> </w:t>
+      </w:r>
+      <w:r>
+        <w:rPr>
+          <w:i/>
+          <w:iCs/>
+        </w:rPr>
+        <w:t xml:space="preserve">knowledge</w:t>
+      </w:r>
+      <w:r>
+        <w:t xml:space="preserve"> </w:t>
+      </w:r>
+      <w:r>
+        <w:t xml:space="preserve">layer of the job market (shared subject domains — algorithms, data structures, programming foundations, databases) but systematically lag in the</w:t>
+      </w:r>
+      <w:r>
+        <w:t xml:space="preserve"> </w:t>
+      </w:r>
+      <w:r>
+        <w:rPr>
+          <w:i/>
+          <w:iCs/>
+        </w:rPr>
+        <w:t xml:space="preserve">applied competence</w:t>
+      </w:r>
+      <w:r>
+        <w:t xml:space="preserve"> </w:t>
+      </w:r>
+      <w:r>
+        <w:t xml:space="preserve">layer (specific tools, workflows, and deployment practices). This gap is not random or idiosyncratic — it follows the boundary between formal academic content and professional practice. It is a gap that structured industry engagement, capstone projects, and curriculum co-design with employers could plausibly close.</w:t>
       </w:r>
     </w:p>
     <w:p>
@@ -17526,8 +17661,9 @@
         </w:pict>
       </w:r>
     </w:p>
-    <w:bookmarkEnd w:id="103"/>
-    <w:bookmarkStart w:id="108" w:name="Xeb24845505252e3137db630958c0130230c3237"/>
+    <w:bookmarkEnd w:id="100"/>
+    <w:bookmarkEnd w:id="101"/>
+    <w:bookmarkStart w:id="106" w:name="addressing-the-research-questions"/>
     <w:p>
       <w:pPr>
         <w:pStyle w:val="Heading2"/>
@@ -17536,16 +17672,16 @@
         <w:rPr>
           <w:rStyle w:val="SectionNumber"/>
         </w:rPr>
-        <w:t xml:space="preserve">8.2</w:t>
+        <w:t xml:space="preserve">1.38</w:t>
       </w:r>
       <w:r>
         <w:tab/>
       </w:r>
       <w:r>
-        <w:t xml:space="preserve">6.2 Interpreting the Findings Through the Theoretical Frameworks</w:t>
-      </w:r>
-    </w:p>
-    <w:bookmarkStart w:id="104" w:name="X514b9b90ccc99c18ccdad620a9ef2dd153a0259"/>
+        <w:t xml:space="preserve">6.3 Addressing the Research Questions</w:t>
+      </w:r>
+    </w:p>
+    <w:bookmarkStart w:id="102" w:name="X6a2dff37cfe0421c1b903dce4e676617947d078"/>
     <w:p>
       <w:pPr>
         <w:pStyle w:val="Heading3"/>
@@ -17554,300 +17690,7 @@
         <w:rPr>
           <w:rStyle w:val="SectionNumber"/>
         </w:rPr>
-        <w:t xml:space="preserve">8.2.1</w:t>
-      </w:r>
-      <w:r>
-        <w:tab/>
-      </w:r>
-      <w:r>
-        <w:t xml:space="preserve">6.2.1 Constructive Alignment Lens: What Does the Gap Mean for ILO Quality?</w:t>
-      </w:r>
-    </w:p>
-    <w:p>
-      <w:pPr>
-        <w:pStyle w:val="FirstParagraph"/>
-      </w:pPr>
-      <w:r>
-        <w:t xml:space="preserve">The constructive alignment framework (Biggs &amp; Tang, 2011) predicts that a curriculum is externally misaligned when its intended learning outcomes (ILOs) are not defined with reference to external standards — in this case, the skill demands of the Armenian IT labor market. The findings in Chapter 5 are consistent with this prediction.</w:t>
-      </w:r>
-    </w:p>
-    <w:p>
-      <w:pPr>
-        <w:pStyle w:val="BodyText"/>
-      </w:pPr>
-      <w:r>
-        <w:t xml:space="preserve">The surplus content identified in the analysis — philosophy, history, physical education, Armenian language — reflects a state educational standard inherited from the Soviet-era centralized curriculum architecture, not program-level pedagogical decisions. These courses serve a different educational function (civic education, cultural formation) and cannot be evaluated for labor market alignment. Their presence in the surplus is a structural feature of the Armenian degree framework, not a critique of individual program design.</w:t>
-      </w:r>
-    </w:p>
-    <w:p>
-      <w:pPr>
-        <w:pStyle w:val="BodyText"/>
-      </w:pPr>
-      <w:r>
-        <w:t xml:space="preserve">The more diagnostically significant surplus consists of theoretical STEM content: differential equations, linear algebra, Monte Carlo simulation, biostatistics, MATLAB, and Assembly programming. These courses could plausibly serve as foundations for applied technical skills (mathematical optimization for machine learning, numerical methods for simulation), but this connection is not visible from course names or job posting text alone. Whether these courses build competences that employers value requires a learning-outcome-level analysis beyond the scope of the present study. They appear in the surplus because their ILOs — where published — describe theoretical mastery rather than applied competence, and employers do not name foundational subjects in job postings.</w:t>
-      </w:r>
-    </w:p>
-    <w:p>
-      <w:pPr>
-        <w:pStyle w:val="BodyText"/>
-      </w:pPr>
-      <w:r>
-        <w:t xml:space="preserve">The gap content — Docker, Kubernetes, CI/CD, DevOps, cloud infrastructure, REST APIs, microservices — represents a qualitatively different alignment failure. These are not emergent technologies: Docker was released in 2013, Kubernetes in 2014, and DevOps as a discipline predates both. Their complete absence from Armenian IT curricula in 2026 is a lagging indicator of a curriculum update cycle that has not kept pace with professional practice for more than a decade. From a constructive alignment perspective, this indicates that the ILOs of software engineering and systems programs have not been reviewed against current labor market requirements for a significant period. This is the most actionable finding of the study.</w:t>
-      </w:r>
-    </w:p>
-    <w:bookmarkEnd w:id="104"/>
-    <w:bookmarkStart w:id="105" w:name="X1604613a204c6a64b3cd08fcc737a0a1110bdee"/>
-    <w:p>
-      <w:pPr>
-        <w:pStyle w:val="Heading3"/>
-      </w:pPr>
-      <w:r>
-        <w:rPr>
-          <w:rStyle w:val="SectionNumber"/>
-        </w:rPr>
-        <w:t xml:space="preserve">8.2.2</w:t>
-      </w:r>
-      <w:r>
-        <w:tab/>
-      </w:r>
-      <w:r>
-        <w:t xml:space="preserve">6.2.2 Task-Based Lens: Routine vs. Non-Routine Cognitive Skills</w:t>
-      </w:r>
-    </w:p>
-    <w:p>
-      <w:pPr>
-        <w:pStyle w:val="FirstParagraph"/>
-      </w:pPr>
-      <w:r>
-        <w:t xml:space="preserve">The task-based framework of Autor, Levy, and Murnane (2003) classifies job tasks along the cognitive–manual and routine–non-routine axes. It predicts that labor market demand concentrates on non-routine cognitive tasks — analysis, synthesis, adaptive problem-solving — as automation substitutes for routine cognitive tasks.</w:t>
-      </w:r>
-    </w:p>
-    <w:p>
-      <w:pPr>
-        <w:pStyle w:val="BodyText"/>
-      </w:pPr>
-      <w:r>
-        <w:t xml:space="preserve">The gap skills identified in this study align with this prediction. Containerization (Docker, Kubernetes), infrastructure-as-code (Terraform), CI/CD pipeline management, and cloud deployment are non-routine cognitive tasks: they require adaptive reasoning about complex distributed systems, debugging across multiple abstraction layers, and continuous integration of rapidly evolving tooling ecosystems. The fact that these skills are simultaneously the most in demand and the most absent from curricula is consistent with the task-based framework’s implication that educational systems systematically underinvest in the non-routine competences that provide the highest wage premium in the current labor market.</w:t>
-      </w:r>
-    </w:p>
-    <w:p>
-      <w:pPr>
-        <w:pStyle w:val="BodyText"/>
-      </w:pPr>
-      <w:r>
-        <w:t xml:space="preserve">The surplus content, by contrast — calculus, differential equations, linear algebra, formal logic — is associated with routine cognitive task patterns: formal derivations following well-defined procedures. This does not make them valueless (they develop abstract reasoning capacity that underlies applied competences), but it explains why they are not directly requested in job postings. Employers purchase the outputs of foundational training without explicitly naming the courses that produced them.</w:t>
-      </w:r>
-    </w:p>
-    <w:p>
-      <w:pPr>
-        <w:pStyle w:val="BodyText"/>
-      </w:pPr>
-      <w:r>
-        <w:t xml:space="preserve">The knowledge/competence split in the ESCO overlap reinforces this interpretation. Of the 133 overlapping ESCO concepts (TF-IDF), 70% are classified as</w:t>
-      </w:r>
-      <w:r>
-        <w:t xml:space="preserve"> </w:t>
-      </w:r>
-      <w:r>
-        <w:rPr>
-          <w:i/>
-          <w:iCs/>
-        </w:rPr>
-        <w:t xml:space="preserve">knowledge</w:t>
-      </w:r>
-      <w:r>
-        <w:t xml:space="preserve"> </w:t>
-      </w:r>
-      <w:r>
-        <w:t xml:space="preserve">and 30% as</w:t>
-      </w:r>
-      <w:r>
-        <w:t xml:space="preserve"> </w:t>
-      </w:r>
-      <w:r>
-        <w:rPr>
-          <w:i/>
-          <w:iCs/>
-        </w:rPr>
-        <w:t xml:space="preserve">skill/competence</w:t>
-      </w:r>
-      <w:r>
-        <w:t xml:space="preserve">. The gap is approximately balanced (48% knowledge, 51% applied competence). Armenian curricula are stronger on the knowledge transmission side of the task spectrum and weaker on applied competence — precisely where the task-based framework predicts the largest market premium.</w:t>
-      </w:r>
-    </w:p>
-    <w:bookmarkEnd w:id="105"/>
-    <w:bookmarkStart w:id="106" w:name="Xe41567f1e0fd7142b91320f8c5a6fe9e308e8d1"/>
-    <w:p>
-      <w:pPr>
-        <w:pStyle w:val="Heading3"/>
-      </w:pPr>
-      <w:r>
-        <w:rPr>
-          <w:rStyle w:val="SectionNumber"/>
-        </w:rPr>
-        <w:t xml:space="preserve">8.2.3</w:t>
-      </w:r>
-      <w:r>
-        <w:tab/>
-      </w:r>
-      <w:r>
-        <w:t xml:space="preserve">6.2.3 ESCO Lens: Structural Coverage and Emerging Skills</w:t>
-      </w:r>
-    </w:p>
-    <w:p>
-      <w:pPr>
-        <w:pStyle w:val="FirstParagraph"/>
-      </w:pPr>
-      <w:r>
-        <w:t xml:space="preserve">The ESCO-normalized results reveal two analytically distinct layers of the alignment picture.</w:t>
-      </w:r>
-    </w:p>
-    <w:p>
-      <w:pPr>
-        <w:pStyle w:val="BodyText"/>
-      </w:pPr>
-      <w:r>
-        <w:t xml:space="preserve">The first layer is</w:t>
-      </w:r>
-      <w:r>
-        <w:t xml:space="preserve"> </w:t>
-      </w:r>
-      <w:r>
-        <w:rPr>
-          <w:b/>
-          <w:bCs/>
-        </w:rPr>
-        <w:t xml:space="preserve">structural coverage within the ESCO vocabulary</w:t>
-      </w:r>
-      <w:r>
-        <w:t xml:space="preserve">. Armenian IT curricula cover 329 unique ESCO concepts (TF-IDF) against a job market demand of 527 — a 25.2% overlap. This means that roughly three in four employer-demanded ESCO concepts have no representation in any Armenian IT curriculum. The gap is not concentrated in exotic or niche areas: it includes Java (demanded in 1.9% of all postings), TypeScript (1.8%), PHP (1.6%), and CSS (0.8%) — mainstream technologies taught in the majority of Western software engineering programs.</w:t>
-      </w:r>
-    </w:p>
-    <w:p>
-      <w:pPr>
-        <w:pStyle w:val="BodyText"/>
-      </w:pPr>
-      <w:r>
-        <w:t xml:space="preserve">The second layer is</w:t>
-      </w:r>
-      <w:r>
-        <w:t xml:space="preserve"> </w:t>
-      </w:r>
-      <w:r>
-        <w:rPr>
-          <w:b/>
-          <w:bCs/>
-        </w:rPr>
-        <w:t xml:space="preserve">emerging skills beyond ESCO</w:t>
-      </w:r>
-      <w:r>
-        <w:t xml:space="preserve">. The supplementary tech lexicon analysis identified 24 specific modern tools absent from both ESCO v1.2 and from curricula. Azure (25 postings), React (25), AWS (15), Kubernetes (7), Docker (4), and Terraform (6) all have zero curriculum presence. LLM/GenAI tools (19 postings) and Node.js (17) are the only emerging categories with any curriculum representation (4 and 3 courses respectively), suggesting limited early adoption. The absence of cloud platforms, containerization, and infrastructure-as-code from curricula while these tools appear in double-digit percentages of job postings represents the most concrete and time-sensitive curriculum reform target.</w:t>
-      </w:r>
-    </w:p>
-    <w:bookmarkEnd w:id="106"/>
-    <w:bookmarkStart w:id="107" w:name="Xa206bc77534e68e043e53eb5251611031ffb73d"/>
-    <w:p>
-      <w:pPr>
-        <w:pStyle w:val="Heading3"/>
-      </w:pPr>
-      <w:r>
-        <w:rPr>
-          <w:rStyle w:val="SectionNumber"/>
-        </w:rPr>
-        <w:t xml:space="preserve">8.2.4</w:t>
-      </w:r>
-      <w:r>
-        <w:tab/>
-      </w:r>
-      <w:r>
-        <w:t xml:space="preserve">6.2.4 Synthesis: A Coherent Picture Across Three Lenses</w:t>
-      </w:r>
-    </w:p>
-    <w:p>
-      <w:pPr>
-        <w:pStyle w:val="FirstParagraph"/>
-      </w:pPr>
-      <w:r>
-        <w:t xml:space="preserve">All three frameworks converge on the same diagnosis. Constructive alignment identifies the absence of ILO review against labor market standards. The task-based framework identifies a systematic underinvestment in non-routine applied competences. ESCO normalization quantifies the gap as concentrated in applied tool-level skills that have been in stable market demand for over a decade.</w:t>
-      </w:r>
-    </w:p>
-    <w:p>
-      <w:pPr>
-        <w:pStyle w:val="BodyText"/>
-      </w:pPr>
-      <w:r>
-        <w:t xml:space="preserve">The structural pattern that emerges is: Armenian IT curricula are well-aligned with the</w:t>
-      </w:r>
-      <w:r>
-        <w:t xml:space="preserve"> </w:t>
-      </w:r>
-      <w:r>
-        <w:rPr>
-          <w:i/>
-          <w:iCs/>
-        </w:rPr>
-        <w:t xml:space="preserve">knowledge</w:t>
-      </w:r>
-      <w:r>
-        <w:t xml:space="preserve"> </w:t>
-      </w:r>
-      <w:r>
-        <w:t xml:space="preserve">layer of the job market (shared subject domains — algorithms, data structures, programming foundations, databases) but systematically lag in the</w:t>
-      </w:r>
-      <w:r>
-        <w:t xml:space="preserve"> </w:t>
-      </w:r>
-      <w:r>
-        <w:rPr>
-          <w:i/>
-          <w:iCs/>
-        </w:rPr>
-        <w:t xml:space="preserve">applied competence</w:t>
-      </w:r>
-      <w:r>
-        <w:t xml:space="preserve"> </w:t>
-      </w:r>
-      <w:r>
-        <w:t xml:space="preserve">layer (specific tools, workflows, and deployment practices). This gap is not random or idiosyncratic — it follows the boundary between formal academic content and professional practice. It is a gap that structured industry engagement, capstone projects, and curriculum co-design with employers could plausibly close.</w:t>
-      </w:r>
-    </w:p>
-    <w:p>
-      <w:r>
-        <w:pict>
-          <v:rect style="width:0;height:1.5pt" o:hralign="center" o:hrstd="t" o:hr="t"/>
-        </w:pict>
-      </w:r>
-    </w:p>
-    <w:bookmarkEnd w:id="107"/>
-    <w:bookmarkEnd w:id="108"/>
-    <w:bookmarkStart w:id="113" w:name="addressing-the-research-questions"/>
-    <w:p>
-      <w:pPr>
-        <w:pStyle w:val="Heading2"/>
-      </w:pPr>
-      <w:r>
-        <w:rPr>
-          <w:rStyle w:val="SectionNumber"/>
-        </w:rPr>
-        <w:t xml:space="preserve">8.3</w:t>
-      </w:r>
-      <w:r>
-        <w:tab/>
-      </w:r>
-      <w:r>
-        <w:t xml:space="preserve">6.3 Addressing the Research Questions</w:t>
-      </w:r>
-    </w:p>
-    <w:bookmarkStart w:id="109" w:name="X6a2dff37cfe0421c1b903dce4e676617947d078"/>
-    <w:p>
-      <w:pPr>
-        <w:pStyle w:val="Heading3"/>
-      </w:pPr>
-      <w:r>
-        <w:rPr>
-          <w:rStyle w:val="SectionNumber"/>
-        </w:rPr>
-        <w:t xml:space="preserve">8.3.1</w:t>
+        <w:t xml:space="preserve">1.38.1</w:t>
       </w:r>
       <w:r>
         <w:tab/>
@@ -18002,8 +17845,8 @@
         <w:t xml:space="preserve">appear in the top gap list precisely because SoftConstruct is the largest single non-aggregator employer source. These domain-specific demands are reported in full but should be understood as employer-specific rather than sector-wide IT requirements. Filtering them out does not materially change the top 10 IT-specific gap skills (Java, TypeScript, PHP, DevOps, CI/CD, REST APIs, Docker, Kubernetes, CSS, Android).</w:t>
       </w:r>
     </w:p>
-    <w:bookmarkEnd w:id="109"/>
-    <w:bookmarkStart w:id="110" w:name="X0884a42823c0b23c2f92054a1373f08081e8d17"/>
+    <w:bookmarkEnd w:id="102"/>
+    <w:bookmarkStart w:id="103" w:name="X0884a42823c0b23c2f92054a1373f08081e8d17"/>
     <w:p>
       <w:pPr>
         <w:pStyle w:val="Heading3"/>
@@ -18012,7 +17855,7 @@
         <w:rPr>
           <w:rStyle w:val="SectionNumber"/>
         </w:rPr>
-        <w:t xml:space="preserve">8.3.2</w:t>
+        <w:t xml:space="preserve">1.38.2</w:t>
       </w:r>
       <w:r>
         <w:tab/>
@@ -18045,8 +17888,8 @@
         <w:t xml:space="preserve">NUACA and RAU, with name-only course records, yield the most conservative skill profiles. The finding that 48% of NUACA courses and 56% of RAU courses produce zero ESCO concept assignments — compared to 12% for AUA — is primarily a measurement limitation (description asymmetry) rather than a finding about curricular content. However, it is also consistent with programs that are less documentation-transparent and may have less structured learning outcome specification.</w:t>
       </w:r>
     </w:p>
-    <w:bookmarkEnd w:id="110"/>
-    <w:bookmarkStart w:id="111" w:name="rq3-overall-alignment-magnitude"/>
+    <w:bookmarkEnd w:id="103"/>
+    <w:bookmarkStart w:id="104" w:name="rq3-overall-alignment-magnitude"/>
     <w:p>
       <w:pPr>
         <w:pStyle w:val="Heading3"/>
@@ -18055,7 +17898,7 @@
         <w:rPr>
           <w:rStyle w:val="SectionNumber"/>
         </w:rPr>
-        <w:t xml:space="preserve">8.3.3</w:t>
+        <w:t xml:space="preserve">1.38.3</w:t>
       </w:r>
       <w:r>
         <w:tab/>
@@ -18160,8 +18003,8 @@
         <w:t xml:space="preserve">The 25.2% figure means that approximately one in four skills expressible in ESCO v1.2 that employers demand is covered somewhere across Armenian IT curricula. This figure is best interpreted as a lower bound, for two reasons: (1) ESCO v1.2 does not contain many modern tools that are both demanded and potentially taught (Docker, React, Azure), and (2) NUACA and RAU scores are structurally suppressed by name-only description coverage. Adjusting for these factors, the true alignment is likely meaningfully higher — but the present methodology cannot produce a precise adjusted estimate.</w:t>
       </w:r>
     </w:p>
-    <w:bookmarkEnd w:id="111"/>
-    <w:bookmarkStart w:id="112" w:name="X4816a3234522727b9383913f05743e79d1a87af"/>
+    <w:bookmarkEnd w:id="104"/>
+    <w:bookmarkStart w:id="105" w:name="X4816a3234522727b9383913f05743e79d1a87af"/>
     <w:p>
       <w:pPr>
         <w:pStyle w:val="Heading3"/>
@@ -18170,7 +18013,7 @@
         <w:rPr>
           <w:rStyle w:val="SectionNumber"/>
         </w:rPr>
-        <w:t xml:space="preserve">8.3.4</w:t>
+        <w:t xml:space="preserve">1.38.4</w:t>
       </w:r>
       <w:r>
         <w:tab/>
@@ -18290,9 +18133,9 @@
         </w:pict>
       </w:r>
     </w:p>
-    <w:bookmarkEnd w:id="112"/>
-    <w:bookmarkEnd w:id="113"/>
-    <w:bookmarkStart w:id="116" w:name="Xc1e74ce65673dfdb28094f09ccdbe401743acbe"/>
+    <w:bookmarkEnd w:id="105"/>
+    <w:bookmarkEnd w:id="106"/>
+    <w:bookmarkStart w:id="109" w:name="Xc1e74ce65673dfdb28094f09ccdbe401743acbe"/>
     <w:p>
       <w:pPr>
         <w:pStyle w:val="Heading2"/>
@@ -18301,7 +18144,7 @@
         <w:rPr>
           <w:rStyle w:val="SectionNumber"/>
         </w:rPr>
-        <w:t xml:space="preserve">8.4</w:t>
+        <w:t xml:space="preserve">1.39</w:t>
       </w:r>
       <w:r>
         <w:tab/>
@@ -18310,7 +18153,7 @@
         <w:t xml:space="preserve">6.4 Methodological Contributions and Limitations</w:t>
       </w:r>
     </w:p>
-    <w:bookmarkStart w:id="114" w:name="methodological-contributions"/>
+    <w:bookmarkStart w:id="107" w:name="methodological-contributions"/>
     <w:p>
       <w:pPr>
         <w:pStyle w:val="Heading3"/>
@@ -18319,7 +18162,7 @@
         <w:rPr>
           <w:rStyle w:val="SectionNumber"/>
         </w:rPr>
-        <w:t xml:space="preserve">8.4.1</w:t>
+        <w:t xml:space="preserve">1.39.1</w:t>
       </w:r>
       <w:r>
         <w:tab/>
@@ -18390,8 +18233,8 @@
         <w:t xml:space="preserve">ESCO normalization captures conceptual alignment within the formal taxonomy vocabulary; the tech lexicon layer captures the most important emerging tools that ESCO v1.2 does not yet include. Reporting both layers — separately and transparently — provides a more complete picture than ESCO alone, while making the contribution of each layer explicit.</w:t>
       </w:r>
     </w:p>
-    <w:bookmarkEnd w:id="114"/>
-    <w:bookmarkStart w:id="115" w:name="limitations"/>
+    <w:bookmarkEnd w:id="107"/>
+    <w:bookmarkStart w:id="108" w:name="limitations"/>
     <w:p>
       <w:pPr>
         <w:pStyle w:val="Heading3"/>
@@ -18400,7 +18243,7 @@
         <w:rPr>
           <w:rStyle w:val="SectionNumber"/>
         </w:rPr>
-        <w:t xml:space="preserve">8.4.2</w:t>
+        <w:t xml:space="preserve">1.39.2</w:t>
       </w:r>
       <w:r>
         <w:tab/>
@@ -18555,9 +18398,9 @@
         </w:pict>
       </w:r>
     </w:p>
-    <w:bookmarkEnd w:id="115"/>
-    <w:bookmarkEnd w:id="116"/>
-    <w:bookmarkStart w:id="117" w:name="comparison-with-prior-studies"/>
+    <w:bookmarkEnd w:id="108"/>
+    <w:bookmarkEnd w:id="109"/>
+    <w:bookmarkStart w:id="110" w:name="comparison-with-prior-studies"/>
     <w:p>
       <w:pPr>
         <w:pStyle w:val="Heading2"/>
@@ -18566,7 +18409,7 @@
         <w:rPr>
           <w:rStyle w:val="SectionNumber"/>
         </w:rPr>
-        <w:t xml:space="preserve">8.5</w:t>
+        <w:t xml:space="preserve">1.40</w:t>
       </w:r>
       <w:r>
         <w:tab/>
@@ -18614,8 +18457,8 @@
         </w:pict>
       </w:r>
     </w:p>
-    <w:bookmarkEnd w:id="117"/>
-    <w:bookmarkStart w:id="121" w:name="implications-for-policy-and-practice"/>
+    <w:bookmarkEnd w:id="110"/>
+    <w:bookmarkStart w:id="114" w:name="implications-for-policy-and-practice"/>
     <w:p>
       <w:pPr>
         <w:pStyle w:val="Heading2"/>
@@ -18624,7 +18467,7 @@
         <w:rPr>
           <w:rStyle w:val="SectionNumber"/>
         </w:rPr>
-        <w:t xml:space="preserve">8.6</w:t>
+        <w:t xml:space="preserve">1.41</w:t>
       </w:r>
       <w:r>
         <w:tab/>
@@ -18633,7 +18476,7 @@
         <w:t xml:space="preserve">6.6 Implications for Policy and Practice</w:t>
       </w:r>
     </w:p>
-    <w:bookmarkStart w:id="118" w:name="for-university-curriculum-committees"/>
+    <w:bookmarkStart w:id="111" w:name="for-university-curriculum-committees"/>
     <w:p>
       <w:pPr>
         <w:pStyle w:val="Heading3"/>
@@ -18642,7 +18485,7 @@
         <w:rPr>
           <w:rStyle w:val="SectionNumber"/>
         </w:rPr>
-        <w:t xml:space="preserve">8.6.1</w:t>
+        <w:t xml:space="preserve">1.41.1</w:t>
       </w:r>
       <w:r>
         <w:tab/>
@@ -18733,8 +18576,8 @@
         <w:t xml:space="preserve">AUA’s curriculum design and description transparency already reflect better alignment; its approach — structured learning outcomes, full course descriptions, applied technology modules — could serve as a reference model for curriculum review at YSU and NUACA.</w:t>
       </w:r>
     </w:p>
-    <w:bookmarkEnd w:id="118"/>
-    <w:bookmarkStart w:id="119" w:name="for-national-accreditation-bodies-anqa"/>
+    <w:bookmarkEnd w:id="111"/>
+    <w:bookmarkStart w:id="112" w:name="for-national-accreditation-bodies-anqa"/>
     <w:p>
       <w:pPr>
         <w:pStyle w:val="Heading3"/>
@@ -18743,7 +18586,7 @@
         <w:rPr>
           <w:rStyle w:val="SectionNumber"/>
         </w:rPr>
-        <w:t xml:space="preserve">8.6.2</w:t>
+        <w:t xml:space="preserve">1.41.2</w:t>
       </w:r>
       <w:r>
         <w:tab/>
@@ -18768,8 +18611,8 @@
         <w:t xml:space="preserve">Additionally, the finding that degree level (Bachelor vs. Master) does not predict alignment strength suggests that graduate program accreditation should be evaluated on the basis of applied competence outcomes, not solely on theoretical depth. Programs with strong market demand for the skills they teach are better prepared to justify their resource allocation to accreditors and employers alike.</w:t>
       </w:r>
     </w:p>
-    <w:bookmarkEnd w:id="119"/>
-    <w:bookmarkStart w:id="120" w:name="for-students"/>
+    <w:bookmarkEnd w:id="112"/>
+    <w:bookmarkStart w:id="113" w:name="for-students"/>
     <w:p>
       <w:pPr>
         <w:pStyle w:val="Heading3"/>
@@ -18778,7 +18621,7 @@
         <w:rPr>
           <w:rStyle w:val="SectionNumber"/>
         </w:rPr>
-        <w:t xml:space="preserve">8.6.3</w:t>
+        <w:t xml:space="preserve">1.41.3</w:t>
       </w:r>
       <w:r>
         <w:tab/>
@@ -18965,57 +18808,30 @@
         </w:rPr>
         <w:t xml:space="preserve">ANQA — Armenian National Quality Assurance body — add URL in references</w:t>
       </w:r>
-    </w:p>
-    <w:p>
-      <w:r>
-        <w:pict>
-          <v:rect style="width:0;height:1.5pt" o:hralign="center" o:hrstd="t" o:hr="t"/>
-        </w:pict>
-      </w:r>
-    </w:p>
-    <w:bookmarkEnd w:id="120"/>
-    <w:bookmarkEnd w:id="121"/>
-    <w:bookmarkEnd w:id="122"/>
-    <w:bookmarkStart w:id="128" w:name="chapter-7-conclusion"/>
-    <w:p>
-      <w:pPr>
-        <w:pStyle w:val="Heading1"/>
+      <w:r>
+        <w:t xml:space="preserve"> </w:t>
+      </w:r>
+      <w:r>
+        <w:t xml:space="preserve"># Chapter 7: Conclusion</w:t>
+      </w:r>
+    </w:p>
+    <w:bookmarkEnd w:id="113"/>
+    <w:bookmarkEnd w:id="114"/>
+    <w:bookmarkStart w:id="115" w:name="summary-of-the-study"/>
+    <w:p>
+      <w:pPr>
+        <w:pStyle w:val="Heading2"/>
       </w:pPr>
       <w:r>
         <w:rPr>
           <w:rStyle w:val="SectionNumber"/>
         </w:rPr>
-        <w:t xml:space="preserve">9</w:t>
+        <w:t xml:space="preserve">1.42</w:t>
       </w:r>
       <w:r>
         <w:tab/>
       </w:r>
       <w:r>
-        <w:t xml:space="preserve">Chapter 7: Conclusion</w:t>
-      </w:r>
-    </w:p>
-    <w:p>
-      <w:r>
-        <w:pict>
-          <v:rect style="width:0;height:1.5pt" o:hralign="center" o:hrstd="t" o:hr="t"/>
-        </w:pict>
-      </w:r>
-    </w:p>
-    <w:bookmarkStart w:id="123" w:name="summary-of-the-study"/>
-    <w:p>
-      <w:pPr>
-        <w:pStyle w:val="Heading2"/>
-      </w:pPr>
-      <w:r>
-        <w:rPr>
-          <w:rStyle w:val="SectionNumber"/>
-        </w:rPr>
-        <w:t xml:space="preserve">9.1</w:t>
-      </w:r>
-      <w:r>
-        <w:tab/>
-      </w:r>
-      <w:r>
         <w:t xml:space="preserve">7.1 Summary of the Study</w:t>
       </w:r>
     </w:p>
@@ -19032,7 +18848,7 @@
         <w:pStyle w:val="BodyText"/>
       </w:pPr>
       <w:r>
-        <w:t xml:space="preserve">The pipeline produced two types of results. The first is a pre-ESCO baseline: a raw string-level overlap of 6.4% (TF-IDF) between the curriculum and job market skill vocabularies. This figure is a lower bound, suppressed by the synonymous phrasing problem that ESCO normalization is designed to resolve. The second type — ESCO-normalized per-program alignment scores — is the primary output of the study and will be finalized after the manual calibration step is complete.</w:t>
+        <w:t xml:space="preserve">The pipeline produced two types of results. The first is a pre-ESCO baseline: a raw string-level overlap of 6.4% (TF-IDF) and 0.26% (KeyBERT) between the curriculum and job market skill vocabularies — a lower bound suppressed by synonymous phrasing. After applying a calibrated ESCO similarity threshold of 0.75 (F1=0.711, validated against 293 annotated pairs), coverage rises to 25.2% (TF-IDF) and 20.3% (KeyBERT), with a union estimate of 25.7%. The best-performing program — AUA Computer and Information Science (Master) — covers 9.1% of employer-demanded ESCO concepts; the weakest — NUACA Geographic Information Systems (Master) — covers 0.57%.</w:t>
       </w:r>
     </w:p>
     <w:p>
@@ -19134,8 +18950,8 @@
         </w:pict>
       </w:r>
     </w:p>
-    <w:bookmarkEnd w:id="123"/>
-    <w:bookmarkStart w:id="124" w:name="contributions"/>
+    <w:bookmarkEnd w:id="115"/>
+    <w:bookmarkStart w:id="116" w:name="contributions"/>
     <w:p>
       <w:pPr>
         <w:pStyle w:val="Heading2"/>
@@ -19144,7 +18960,7 @@
         <w:rPr>
           <w:rStyle w:val="SectionNumber"/>
         </w:rPr>
-        <w:t xml:space="preserve">9.2</w:t>
+        <w:t xml:space="preserve">1.43</w:t>
       </w:r>
       <w:r>
         <w:tab/>
@@ -19249,8 +19065,8 @@
         </w:pict>
       </w:r>
     </w:p>
-    <w:bookmarkEnd w:id="124"/>
-    <w:bookmarkStart w:id="125" w:name="recommendations"/>
+    <w:bookmarkEnd w:id="116"/>
+    <w:bookmarkStart w:id="117" w:name="recommendations"/>
     <w:p>
       <w:pPr>
         <w:pStyle w:val="Heading2"/>
@@ -19259,7 +19075,7 @@
         <w:rPr>
           <w:rStyle w:val="SectionNumber"/>
         </w:rPr>
-        <w:t xml:space="preserve">9.3</w:t>
+        <w:t xml:space="preserve">1.44</w:t>
       </w:r>
       <w:r>
         <w:tab/>
@@ -19355,8 +19171,8 @@
         </w:pict>
       </w:r>
     </w:p>
-    <w:bookmarkEnd w:id="125"/>
-    <w:bookmarkStart w:id="126" w:name="future-research"/>
+    <w:bookmarkEnd w:id="117"/>
+    <w:bookmarkStart w:id="118" w:name="future-research"/>
     <w:p>
       <w:pPr>
         <w:pStyle w:val="Heading2"/>
@@ -19365,7 +19181,7 @@
         <w:rPr>
           <w:rStyle w:val="SectionNumber"/>
         </w:rPr>
-        <w:t xml:space="preserve">9.4</w:t>
+        <w:t xml:space="preserve">1.45</w:t>
       </w:r>
       <w:r>
         <w:tab/>
@@ -19479,8 +19295,8 @@
         </w:pict>
       </w:r>
     </w:p>
-    <w:bookmarkEnd w:id="126"/>
-    <w:bookmarkStart w:id="127" w:name="closing-remarks"/>
+    <w:bookmarkEnd w:id="118"/>
+    <w:bookmarkStart w:id="119" w:name="closing-remarks"/>
     <w:p>
       <w:pPr>
         <w:pStyle w:val="Heading2"/>
@@ -19489,7 +19305,7 @@
         <w:rPr>
           <w:rStyle w:val="SectionNumber"/>
         </w:rPr>
-        <w:t xml:space="preserve">9.5</w:t>
+        <w:t xml:space="preserve">1.46</w:t>
       </w:r>
       <w:r>
         <w:tab/>
@@ -19580,6 +19396,24 @@
         </w:rPr>
         <w:t xml:space="preserve">ANQA — Armenian National Quality Assurance body — add URL in references</w:t>
       </w:r>
+      <w:r>
+        <w:t xml:space="preserve"> </w:t>
+      </w:r>
+      <w:r>
+        <w:t xml:space="preserve"># References</w:t>
+      </w:r>
+    </w:p>
+    <w:p>
+      <w:pPr>
+        <w:pStyle w:val="BodyText"/>
+      </w:pPr>
+      <w:r>
+        <w:rPr>
+          <w:i/>
+          <w:iCs/>
+        </w:rPr>
+        <w:t xml:space="preserve">[DRAFT — all citations marked ✓ in chapter checklists are included below. Format to be confirmed with supervisor (APA 7th edition assumed). Entries marked ⚠️ need URL or DOI added.]</w:t>
+      </w:r>
     </w:p>
     <w:p>
       <w:r>
@@ -19588,55 +19422,17 @@
         </w:pict>
       </w:r>
     </w:p>
-    <w:bookmarkEnd w:id="127"/>
-    <w:bookmarkEnd w:id="128"/>
-    <w:bookmarkStart w:id="141" w:name="references"/>
-    <w:p>
-      <w:pPr>
-        <w:pStyle w:val="Heading1"/>
+    <w:bookmarkEnd w:id="119"/>
+    <w:bookmarkStart w:id="120" w:name="a"/>
+    <w:p>
+      <w:pPr>
+        <w:pStyle w:val="Heading2"/>
       </w:pPr>
       <w:r>
         <w:rPr>
           <w:rStyle w:val="SectionNumber"/>
         </w:rPr>
-        <w:t xml:space="preserve">10</w:t>
-      </w:r>
-      <w:r>
-        <w:tab/>
-      </w:r>
-      <w:r>
-        <w:t xml:space="preserve">References</w:t>
-      </w:r>
-    </w:p>
-    <w:p>
-      <w:pPr>
-        <w:pStyle w:val="FirstParagraph"/>
-      </w:pPr>
-      <w:r>
-        <w:rPr>
-          <w:i/>
-          <w:iCs/>
-        </w:rPr>
-        <w:t xml:space="preserve">[DRAFT — all citations marked ✓ in chapter checklists are included below. Format to be confirmed with supervisor (APA 7th edition assumed). Entries marked ⚠️ need URL or DOI added.]</w:t>
-      </w:r>
-    </w:p>
-    <w:p>
-      <w:r>
-        <w:pict>
-          <v:rect style="width:0;height:1.5pt" o:hralign="center" o:hrstd="t" o:hr="t"/>
-        </w:pict>
-      </w:r>
-    </w:p>
-    <w:bookmarkStart w:id="129" w:name="a"/>
-    <w:p>
-      <w:pPr>
-        <w:pStyle w:val="Heading2"/>
-      </w:pPr>
-      <w:r>
-        <w:rPr>
-          <w:rStyle w:val="SectionNumber"/>
-        </w:rPr>
-        <w:t xml:space="preserve">10.1</w:t>
+        <w:t xml:space="preserve">1.47</w:t>
       </w:r>
       <w:r>
         <w:tab/>
@@ -19765,8 +19561,8 @@
         <w:t xml:space="preserve">(4), 1279–1333. https://doi.org/10.1162/003355303322552801</w:t>
       </w:r>
     </w:p>
-    <w:bookmarkEnd w:id="129"/>
-    <w:bookmarkStart w:id="130" w:name="b"/>
+    <w:bookmarkEnd w:id="120"/>
+    <w:bookmarkStart w:id="121" w:name="b"/>
     <w:p>
       <w:pPr>
         <w:pStyle w:val="Heading2"/>
@@ -19775,7 +19571,7 @@
         <w:rPr>
           <w:rStyle w:val="SectionNumber"/>
         </w:rPr>
-        <w:t xml:space="preserve">10.2</w:t>
+        <w:t xml:space="preserve">1.48</w:t>
       </w:r>
       <w:r>
         <w:tab/>
@@ -19812,8 +19608,8 @@
         <w:t xml:space="preserve">(4th ed.). Society for Research into Higher Education &amp; Open University Press.</w:t>
       </w:r>
     </w:p>
-    <w:bookmarkEnd w:id="130"/>
-    <w:bookmarkStart w:id="131" w:name="c"/>
+    <w:bookmarkEnd w:id="121"/>
+    <w:bookmarkStart w:id="122" w:name="c"/>
     <w:p>
       <w:pPr>
         <w:pStyle w:val="Heading2"/>
@@ -19822,7 +19618,7 @@
         <w:rPr>
           <w:rStyle w:val="SectionNumber"/>
         </w:rPr>
-        <w:t xml:space="preserve">10.3</w:t>
+        <w:t xml:space="preserve">1.49</w:t>
       </w:r>
       <w:r>
         <w:tab/>
@@ -19856,8 +19652,8 @@
         <w:t xml:space="preserve">, 120653.</w:t>
       </w:r>
     </w:p>
-    <w:bookmarkEnd w:id="131"/>
-    <w:bookmarkStart w:id="132" w:name="e"/>
+    <w:bookmarkEnd w:id="122"/>
+    <w:bookmarkStart w:id="123" w:name="e"/>
     <w:p>
       <w:pPr>
         <w:pStyle w:val="Heading2"/>
@@ -19866,7 +19662,7 @@
         <w:rPr>
           <w:rStyle w:val="SectionNumber"/>
         </w:rPr>
-        <w:t xml:space="preserve">10.4</w:t>
+        <w:t xml:space="preserve">1.50</w:t>
       </w:r>
       <w:r>
         <w:tab/>
@@ -19903,8 +19699,8 @@
         <w:t xml:space="preserve">(v1.2). Publications Office of the European Union. ⚠️ Add URL: https://esco.ec.europa.eu/</w:t>
       </w:r>
     </w:p>
-    <w:bookmarkEnd w:id="132"/>
-    <w:bookmarkStart w:id="133" w:name="g"/>
+    <w:bookmarkEnd w:id="123"/>
+    <w:bookmarkStart w:id="124" w:name="g"/>
     <w:p>
       <w:pPr>
         <w:pStyle w:val="Heading2"/>
@@ -19913,7 +19709,7 @@
         <w:rPr>
           <w:rStyle w:val="SectionNumber"/>
         </w:rPr>
-        <w:t xml:space="preserve">10.5</w:t>
+        <w:t xml:space="preserve">1.51</w:t>
       </w:r>
       <w:r>
         <w:tab/>
@@ -19950,8 +19746,8 @@
         <w:t xml:space="preserve">[Software]. Zenodo. https://doi.org/10.5281/zenodo.4461265</w:t>
       </w:r>
     </w:p>
-    <w:bookmarkEnd w:id="133"/>
-    <w:bookmarkStart w:id="134" w:name="k"/>
+    <w:bookmarkEnd w:id="124"/>
+    <w:bookmarkStart w:id="125" w:name="k"/>
     <w:p>
       <w:pPr>
         <w:pStyle w:val="Heading2"/>
@@ -19960,7 +19756,7 @@
         <w:rPr>
           <w:rStyle w:val="SectionNumber"/>
         </w:rPr>
-        <w:t xml:space="preserve">10.6</w:t>
+        <w:t xml:space="preserve">1.52</w:t>
       </w:r>
       <w:r>
         <w:tab/>
@@ -19997,8 +19793,8 @@
         <w:t xml:space="preserve">IZA World of Labor, 2016(258). https://doi.org/10.15185/izawol.258</w:t>
       </w:r>
     </w:p>
-    <w:bookmarkEnd w:id="134"/>
-    <w:bookmarkStart w:id="135" w:name="m"/>
+    <w:bookmarkEnd w:id="125"/>
+    <w:bookmarkStart w:id="126" w:name="m"/>
     <w:p>
       <w:pPr>
         <w:pStyle w:val="Heading2"/>
@@ -20007,7 +19803,7 @@
         <w:rPr>
           <w:rStyle w:val="SectionNumber"/>
         </w:rPr>
-        <w:t xml:space="preserve">10.7</w:t>
+        <w:t xml:space="preserve">1.53</w:t>
       </w:r>
       <w:r>
         <w:tab/>
@@ -20041,8 +19837,8 @@
         <w:t xml:space="preserve">. arXiv:2603.03134</w:t>
       </w:r>
     </w:p>
-    <w:bookmarkEnd w:id="135"/>
-    <w:bookmarkStart w:id="136" w:name="r"/>
+    <w:bookmarkEnd w:id="126"/>
+    <w:bookmarkStart w:id="127" w:name="r"/>
     <w:p>
       <w:pPr>
         <w:pStyle w:val="Heading2"/>
@@ -20051,7 +19847,7 @@
         <w:rPr>
           <w:rStyle w:val="SectionNumber"/>
         </w:rPr>
-        <w:t xml:space="preserve">10.8</w:t>
+        <w:t xml:space="preserve">1.54</w:t>
       </w:r>
       <w:r>
         <w:tab/>
@@ -20088,8 +19884,8 @@
         <w:t xml:space="preserve">(pp. 3982–3992). https://doi.org/10.18653/v1/D19-1410</w:t>
       </w:r>
     </w:p>
-    <w:bookmarkEnd w:id="136"/>
-    <w:bookmarkStart w:id="137" w:name="s"/>
+    <w:bookmarkEnd w:id="127"/>
+    <w:bookmarkStart w:id="128" w:name="s"/>
     <w:p>
       <w:pPr>
         <w:pStyle w:val="Heading2"/>
@@ -20098,7 +19894,7 @@
         <w:rPr>
           <w:rStyle w:val="SectionNumber"/>
         </w:rPr>
-        <w:t xml:space="preserve">10.9</w:t>
+        <w:t xml:space="preserve">1.55</w:t>
       </w:r>
       <w:r>
         <w:tab/>
@@ -20135,8 +19931,8 @@
         <w:t xml:space="preserve">(v8). ⚠️ Add URL: https://sfia-online.org/</w:t>
       </w:r>
     </w:p>
-    <w:bookmarkEnd w:id="137"/>
-    <w:bookmarkStart w:id="138" w:name="w"/>
+    <w:bookmarkEnd w:id="128"/>
+    <w:bookmarkStart w:id="129" w:name="w"/>
     <w:p>
       <w:pPr>
         <w:pStyle w:val="Heading2"/>
@@ -20145,7 +19941,7 @@
         <w:rPr>
           <w:rStyle w:val="SectionNumber"/>
         </w:rPr>
-        <w:t xml:space="preserve">10.10</w:t>
+        <w:t xml:space="preserve">1.56</w:t>
       </w:r>
       <w:r>
         <w:tab/>
@@ -20202,8 +19998,8 @@
         <w:t xml:space="preserve">. World Economic Forum. ⚠️ Add URL</w:t>
       </w:r>
     </w:p>
-    <w:bookmarkEnd w:id="138"/>
-    <w:bookmarkStart w:id="139" w:name="z"/>
+    <w:bookmarkEnd w:id="129"/>
+    <w:bookmarkStart w:id="130" w:name="z"/>
     <w:p>
       <w:pPr>
         <w:pStyle w:val="Heading2"/>
@@ -20212,7 +20008,7 @@
         <w:rPr>
           <w:rStyle w:val="SectionNumber"/>
         </w:rPr>
-        <w:t xml:space="preserve">10.11</w:t>
+        <w:t xml:space="preserve">1.57</w:t>
       </w:r>
       <w:r>
         <w:tab/>
@@ -20256,8 +20052,8 @@
         </w:pict>
       </w:r>
     </w:p>
-    <w:bookmarkEnd w:id="139"/>
-    <w:bookmarkStart w:id="140" w:name="data-sources-and-tools"/>
+    <w:bookmarkEnd w:id="130"/>
+    <w:bookmarkStart w:id="131" w:name="data-sources-and-tools"/>
     <w:p>
       <w:pPr>
         <w:pStyle w:val="Heading2"/>
@@ -20266,7 +20062,7 @@
         <w:rPr>
           <w:rStyle w:val="SectionNumber"/>
         </w:rPr>
-        <w:t xml:space="preserve">10.12</w:t>
+        <w:t xml:space="preserve">1.58</w:t>
       </w:r>
       <w:r>
         <w:tab/>
@@ -20487,15 +20283,8 @@
         <w:t xml:space="preserve">Total references: ~25 academic + data/tool citations. Cross-check all DOIs before final submission.</w:t>
       </w:r>
     </w:p>
-    <w:p>
-      <w:r>
-        <w:pict>
-          <v:rect style="width:0;height:1.5pt" o:hralign="center" o:hrstd="t" o:hr="t"/>
-        </w:pict>
-      </w:r>
-    </w:p>
-    <w:bookmarkEnd w:id="140"/>
-    <w:bookmarkEnd w:id="141"/>
+    <w:bookmarkEnd w:id="131"/>
+    <w:bookmarkEnd w:id="132"/>
     <w:sectPr>
       <w:footnotePr>
         <w:numRestart w:val="eachSect"/>

--- a/thesis_draft.docx
+++ b/thesis_draft.docx
@@ -2,6 +2,30 @@
 <file path=word/document.xml><?xml version="1.0" encoding="utf-8"?>
 <w:document xmlns:w="http://schemas.openxmlformats.org/wordprocessingml/2006/main" xmlns:m="http://schemas.openxmlformats.org/officeDocument/2006/math" xmlns:r="http://schemas.openxmlformats.org/officeDocument/2006/relationships" xmlns:o="urn:schemas-microsoft-com:office:office" xmlns:v="urn:schemas-microsoft-com:vml" xmlns:w10="urn:schemas-microsoft-com:office:word" xmlns:a="http://schemas.openxmlformats.org/drawingml/2006/main" xmlns:pic="http://schemas.openxmlformats.org/drawingml/2006/picture" xmlns:wp="http://schemas.openxmlformats.org/drawingml/2006/wordprocessingDrawing">
   <w:body>
+    <w:p>
+      <w:pPr>
+        <w:pStyle w:val="Title"/>
+      </w:pPr>
+      <w:r>
+        <w:t xml:space="preserve">Armenian IT Curriculum — Labor Market Alignment</w:t>
+      </w:r>
+    </w:p>
+    <w:p>
+      <w:pPr>
+        <w:pStyle w:val="Author"/>
+      </w:pPr>
+      <w:r>
+        <w:t xml:space="preserve">[TO BE COMPLETED]</w:t>
+      </w:r>
+    </w:p>
+    <w:p>
+      <w:pPr>
+        <w:pStyle w:val="Date"/>
+      </w:pPr>
+      <w:r>
+        <w:t xml:space="preserve">2026</w:t>
+      </w:r>
+    </w:p>
     <w:sdt>
       <w:sdtPr>
         <w:docPartObj>
@@ -28,7 +52,7 @@
         </w:p>
       </w:sdtContent>
     </w:sdt>
-    <w:bookmarkStart w:id="20" w:name="abstract"/>
+    <w:bookmarkStart w:id="123" w:name="abstract"/>
     <w:p>
       <w:pPr>
         <w:pStyle w:val="Heading1"/>
@@ -51,7 +75,7 @@
         <w:pStyle w:val="FirstParagraph"/>
       </w:pPr>
       <w:r>
-        <w:t xml:space="preserve">This thesis presents the first large-scale, computational analysis of the alignment between IT university curricula and labor market skill demands in Armenia. Four Armenian universities — Yerevan State University (YSU), the American University of Armenia (AUA), the National University of Architecture and Construction of Armenia (NUACA), and the Russian-Armenian University (RAU) — are examined alongside 1,068 job postings collected from 11 sources active in Armenia in March 2026.</w:t>
+        <w:t xml:space="preserve">This thesis presents the first large-scale, computational analysis of the alignment between IT university curricula and labor market skill demands in Armenia. Four Armenian universities — Yerevan State University (YSU), the American University of Armenia (AUA), the National University of Architecture and Construction of Armenia (NUACA), and the Russian-Armenian University (RAU) — are examined alongside a 1,369-posting market snapshot collected from 14 sources active in Armenia in March 2026. Downstream NLP and alignment analysis use an IT-only subset of 753 postings.</w:t>
       </w:r>
     </w:p>
     <w:p>
@@ -67,7 +91,7 @@
         <w:pStyle w:val="BodyText"/>
       </w:pPr>
       <w:r>
-        <w:t xml:space="preserve">Pre-ESCO baseline results indicate a raw string overlap of 6.4% (TF-IDF) and 0.26% (KeyBERT) between curriculum and job market skill vocabularies — figures that substantially underestimate true alignment due to synonymous phrasing. After ESCO normalization, coverage rises to 25.2% (TF-IDF) and 20.3% (KeyBERT), with a union estimate of 25.7%. The overlap is dominated by knowledge concepts (70%) over applied competences (30%), while the gap is predominantly applied (51%), indicating that curricula cover relevant subject domains but fall short on practice-oriented content. Sensitivity analyses confirm a 5× coverage advantage for programs with full course descriptions (AUA) over name-only programs (YSU), and a 44% soft recall against human-curated skill tags from 151 job postings. Key skill gaps include DevOps tooling (Docker, Kubernetes, CI/CD), cloud infrastructure (AWS, Azure), and modern web frameworks (React, TypeScript); key curriculum-only content includes general-education subjects (philosophy, history, foreign languages) and theoretical mathematics with limited direct market relevance.</w:t>
+        <w:t xml:space="preserve">Pre-ESCO baseline results indicate a raw string overlap of 8.85% (TF-IDF) and 0.33% (KeyBERT) between curriculum and job market skill vocabularies — figures that substantially underestimate true alignment due to synonymous phrasing. After ESCO normalization, coverage rises to 32.82% (TF-IDF) and 28.5% (KeyBERT). The overlap is dominated by knowledge concepts (77.6%) over applied competences (22.4%), while the gap remains slightly competence-heavy (51.1%), indicating that curricula cover relevant subject domains but fall short on practice-oriented content. Sensitivity analyses confirm a 5× coverage advantage for programs with full course descriptions (AUA) over name-only programs (NUACA/RAU), and a 44% soft recall against human-curated skill tags from 151 job postings. Key market-demanded skills include Python, CI/CD, AWS, Azure, GCP, Docker, DevOps, Kubernetes, React, and .NET / C#; interpretable ESCO gap concepts include PHP, Java, TypeScript, SQL Server, DevOps, CSS, and Android; key curriculum-only content includes general-education subjects (philosophy, history, foreign languages) and theoretical mathematics with limited direct market relevance.</w:t>
       </w:r>
     </w:p>
     <w:p>
@@ -151,27 +175,88 @@
         </w:rPr>
         <w:t xml:space="preserve">Year: 2026</w:t>
       </w:r>
+      <w:r>
+        <w:t xml:space="preserve"> </w:t>
+      </w:r>
+      <w:r>
+        <w:t xml:space="preserve"># Chapter 1: Introduction</w:t>
+      </w:r>
+    </w:p>
+    <w:bookmarkStart w:id="20" w:name="background-and-motivation"/>
+    <w:p>
+      <w:pPr>
+        <w:pStyle w:val="Heading2"/>
+      </w:pPr>
+      <w:r>
+        <w:rPr>
+          <w:rStyle w:val="SectionNumber"/>
+        </w:rPr>
+        <w:t xml:space="preserve">1.1</w:t>
+      </w:r>
+      <w:r>
+        <w:tab/>
+      </w:r>
+      <w:r>
+        <w:t xml:space="preserve">1.1 Background and Motivation</w:t>
+      </w:r>
+    </w:p>
+    <w:p>
+      <w:pPr>
+        <w:pStyle w:val="FirstParagraph"/>
+      </w:pPr>
+      <w:r>
+        <w:t xml:space="preserve">The Information Technology (IT) sector in Armenia has expanded rapidly over the past decade, becoming a cornerstone of the national economy. This growth—fueled by rising international investment and the emergence of vibrant local tech clusters—has created a constant demand for highly skilled professionals. However, as the industry moves toward complex fields like Data Engineering, Machine Learning, and Cloud Computing, the availability of industry-ready graduates has become a critical bottleneck for further progress [1].</w:t>
+      </w:r>
+    </w:p>
+    <w:p>
+      <w:pPr>
+        <w:pStyle w:val="BodyText"/>
+      </w:pPr>
+      <w:r>
+        <w:t xml:space="preserve">While Armenian universities offer structured academic programs grounded in computer science and applied mathematics, there is a persistent disconnect between formal instruction and the technical competencies employers require. Research by Kupets [2] shows that approximately 30% of urban workers in Armenia are overeducated for their current roles, yet 69.9% of these workers feel their formal education has limited practical use. This structural pattern, rooted in post-Soviet educational path dependency, results in a costly paradox: a skill gap that delays graduate entry into the workforce and stifles growth in a sector that reports thousands of unfilled vacancies despite high graduate numbers [2]. Understanding this gap through quantitative, reproducible evidence is the first step toward improving educational outcomes and ensuring graduates are truly equipped for a rapidly evolving labor market.</w:t>
+      </w:r>
     </w:p>
     <w:bookmarkEnd w:id="20"/>
-    <w:bookmarkStart w:id="28" w:name="chapter-1-introduction"/>
-    <w:p>
-      <w:pPr>
-        <w:pStyle w:val="Heading1"/>
+    <w:bookmarkStart w:id="21" w:name="problem-statement"/>
+    <w:p>
+      <w:pPr>
+        <w:pStyle w:val="Heading2"/>
       </w:pPr>
       <w:r>
         <w:rPr>
           <w:rStyle w:val="SectionNumber"/>
         </w:rPr>
-        <w:t xml:space="preserve">2</w:t>
+        <w:t xml:space="preserve">1.2</w:t>
       </w:r>
       <w:r>
         <w:tab/>
       </w:r>
       <w:r>
-        <w:t xml:space="preserve">Chapter 1: Introduction</w:t>
-      </w:r>
-    </w:p>
-    <w:bookmarkStart w:id="21" w:name="background-and-motivation"/>
+        <w:t xml:space="preserve">1.2 Problem Statement</w:t>
+      </w:r>
+    </w:p>
+    <w:p>
+      <w:pPr>
+        <w:pStyle w:val="FirstParagraph"/>
+      </w:pPr>
+      <w:r>
+        <w:t xml:space="preserve">At the heart of this research is the lack of structured, data-driven analysis regarding the alignment between IT higher education and the labor market in Armenia. Currently, most discussions of the</w:t>
+      </w:r>
+      <w:r>
+        <w:t xml:space="preserve"> </w:t>
+      </w:r>
+      <w:r>
+        <w:t xml:space="preserve">“skill gap”</w:t>
+      </w:r>
+      <w:r>
+        <w:t xml:space="preserve"> </w:t>
+      </w:r>
+      <w:r>
+        <w:t xml:space="preserve">rely on qualitative surveys or anecdotal employer feedback rather than systematic, objective measurement [3]. Without a detailed comparison of actual course content against real-world job specifications, it is nearly impossible to identify exactly which competencies are missing from curricula or which courses have lost their market relevance. This study addresses this information deficit by performing a large-scale, automated analysis of university curriculum data and job market postings to identify areas of divergence and alignment with empirical precision.</w:t>
+      </w:r>
+    </w:p>
+    <w:bookmarkEnd w:id="21"/>
+    <w:bookmarkStart w:id="22" w:name="research-objectives"/>
     <w:p>
       <w:pPr>
         <w:pStyle w:val="Heading2"/>
@@ -180,81 +265,7 @@
         <w:rPr>
           <w:rStyle w:val="SectionNumber"/>
         </w:rPr>
-        <w:t xml:space="preserve">2.1</w:t>
-      </w:r>
-      <w:r>
-        <w:tab/>
-      </w:r>
-      <w:r>
-        <w:t xml:space="preserve">1.1 Background and Motivation</w:t>
-      </w:r>
-    </w:p>
-    <w:p>
-      <w:pPr>
-        <w:pStyle w:val="FirstParagraph"/>
-      </w:pPr>
-      <w:r>
-        <w:t xml:space="preserve">The Information Technology (IT) sector in Armenia has expanded rapidly over the past decade, becoming a cornerstone of the national economy. This growth—fueled by rising international investment and the emergence of vibrant local tech clusters—has created a constant demand for highly skilled professionals. However, as the industry moves toward complex fields like Data Engineering, Machine Learning, and Cloud Computing, the availability of industry-ready graduates has become a critical bottleneck for further progress [1].</w:t>
-      </w:r>
-    </w:p>
-    <w:p>
-      <w:pPr>
-        <w:pStyle w:val="BodyText"/>
-      </w:pPr>
-      <w:r>
-        <w:t xml:space="preserve">While Armenian universities offer structured academic programs grounded in computer science and applied mathematics, there is a persistent disconnect between formal instruction and the technical competencies employers require. Research by Kupets [2] shows that approximately 30% of urban workers in Armenia are overeducated for their current roles, yet 69.9% of these workers feel their formal education has limited practical use. This structural pattern, rooted in post-Soviet educational path dependency, results in a costly paradox: a skill gap that delays graduate entry into the workforce and stifles growth in a sector that reports thousands of unfilled vacancies despite high graduate numbers [2]. Understanding this gap through quantitative, reproducible evidence is the first step toward improving educational outcomes and ensuring graduates are truly equipped for a rapidly evolving labor market.</w:t>
-      </w:r>
-    </w:p>
-    <w:bookmarkEnd w:id="21"/>
-    <w:bookmarkStart w:id="22" w:name="problem-statement"/>
-    <w:p>
-      <w:pPr>
-        <w:pStyle w:val="Heading2"/>
-      </w:pPr>
-      <w:r>
-        <w:rPr>
-          <w:rStyle w:val="SectionNumber"/>
-        </w:rPr>
-        <w:t xml:space="preserve">2.2</w:t>
-      </w:r>
-      <w:r>
-        <w:tab/>
-      </w:r>
-      <w:r>
-        <w:t xml:space="preserve">1.2 Problem Statement</w:t>
-      </w:r>
-    </w:p>
-    <w:p>
-      <w:pPr>
-        <w:pStyle w:val="FirstParagraph"/>
-      </w:pPr>
-      <w:r>
-        <w:t xml:space="preserve">At the heart of this research is the lack of structured, data-driven analysis regarding the alignment between IT higher education and the labor market in Armenia. Currently, most discussions of the</w:t>
-      </w:r>
-      <w:r>
-        <w:t xml:space="preserve"> </w:t>
-      </w:r>
-      <w:r>
-        <w:t xml:space="preserve">“skill gap”</w:t>
-      </w:r>
-      <w:r>
-        <w:t xml:space="preserve"> </w:t>
-      </w:r>
-      <w:r>
-        <w:t xml:space="preserve">rely on qualitative surveys or anecdotal employer feedback rather than systematic, objective measurement [3]. Without a detailed comparison of actual course content against real-world job specifications, it is nearly impossible to identify exactly which competencies are missing from curricula or which courses have lost their market relevance. This study addresses this information deficit by performing a large-scale, automated analysis of university curriculum data and job market postings to identify areas of divergence and alignment with empirical precision.</w:t>
-      </w:r>
-    </w:p>
-    <w:bookmarkEnd w:id="22"/>
-    <w:bookmarkStart w:id="23" w:name="research-objectives"/>
-    <w:p>
-      <w:pPr>
-        <w:pStyle w:val="Heading2"/>
-      </w:pPr>
-      <w:r>
-        <w:rPr>
-          <w:rStyle w:val="SectionNumber"/>
-        </w:rPr>
-        <w:t xml:space="preserve">2.3</w:t>
+        <w:t xml:space="preserve">1.3</w:t>
       </w:r>
       <w:r>
         <w:tab/>
@@ -292,7 +303,7 @@
         </w:numPr>
       </w:pPr>
       <w:r>
-        <w:t xml:space="preserve">To aggregate a comprehensive job market dataset from 11 diverse sources, including job aggregators (LinkedIn, Staff.am, job.am) and direct company career portals (EPAM, SoftConstruct, Picsart, Krisp, and others), covering 1,068 postings active in Armenia as of March 2026 after deduplication.</w:t>
+        <w:t xml:space="preserve">To aggregate a comprehensive job market dataset from 14 diverse sources, including job aggregators (LinkedIn, Staff.am, job.am) and direct company career portals (EPAM, SoftConstruct, Grid Dynamics, NVIDIA, 10Web, Picsart, Krisp, and others), covering a 1,369-posting Armenian market snapshot and a downstream IT-only subset of 753 postings active in March 2026.</w:t>
       </w:r>
     </w:p>
     <w:p>
@@ -304,7 +315,7 @@
         </w:numPr>
       </w:pPr>
       <w:r>
-        <w:t xml:space="preserve">To implement a Natural Language Processing (NLP) pipeline for automated skill extraction from 1,161 curriculum records and 1,068 job postings, handling multilingual content (Armenian, English, and Russian).</w:t>
+        <w:t xml:space="preserve">To implement a Natural Language Processing (NLP) pipeline for automated skill extraction from 1,161 curriculum records and the 753-posting IT-only job-market subset, handling multilingual content (Armenian, English, and Russian).</w:t>
       </w:r>
     </w:p>
     <w:p>
@@ -319,8 +330,8 @@
         <w:t xml:space="preserve">To define and compute alignment metrics — including skill coverage rate, gap sets, and surplus sets — that objectively measure the overlap between educational content and industry demand.</w:t>
       </w:r>
     </w:p>
-    <w:bookmarkEnd w:id="23"/>
-    <w:bookmarkStart w:id="24" w:name="research-questions"/>
+    <w:bookmarkEnd w:id="22"/>
+    <w:bookmarkStart w:id="23" w:name="research-questions"/>
     <w:p>
       <w:pPr>
         <w:pStyle w:val="Heading2"/>
@@ -329,7 +340,7 @@
         <w:rPr>
           <w:rStyle w:val="SectionNumber"/>
         </w:rPr>
-        <w:t xml:space="preserve">2.4</w:t>
+        <w:t xml:space="preserve">1.4</w:t>
       </w:r>
       <w:r>
         <w:tab/>
@@ -434,8 +445,8 @@
         <w:t xml:space="preserve">Which specific programs or institutions demonstrate the strongest and weakest alignment with industry demand?</w:t>
       </w:r>
     </w:p>
-    <w:bookmarkEnd w:id="24"/>
-    <w:bookmarkStart w:id="25" w:name="contribution-of-the-thesis"/>
+    <w:bookmarkEnd w:id="23"/>
+    <w:bookmarkStart w:id="24" w:name="contribution-of-the-thesis"/>
     <w:p>
       <w:pPr>
         <w:pStyle w:val="Heading2"/>
@@ -444,7 +455,7 @@
         <w:rPr>
           <w:rStyle w:val="SectionNumber"/>
         </w:rPr>
-        <w:t xml:space="preserve">2.5</w:t>
+        <w:t xml:space="preserve">1.5</w:t>
       </w:r>
       <w:r>
         <w:tab/>
@@ -500,7 +511,7 @@
         <w:t xml:space="preserve"> </w:t>
       </w:r>
       <w:r>
-        <w:t xml:space="preserve">By aggregating 1,068 deduplicated postings from 11 distinct sources—combining broad aggregators with direct employer portals—this research provides a more representative picture of the Armenian IT labor market than any single-source approach.</w:t>
+        <w:t xml:space="preserve">By aggregating a 1,369-posting market snapshot from 14 distinct sources, then deriving a focused 753-posting IT-only analysis subset, this research provides a more representative picture of the Armenian IT labor market than any single-source approach.</w:t>
       </w:r>
     </w:p>
     <w:p>
@@ -553,8 +564,43 @@
         <w:t xml:space="preserve">This work builds on the methodological precedent of Almaleh et al. [4], who applied a similar computational framework in the Saudi Arabian context, and extends it to a unique geographic and linguistic setting.</w:t>
       </w:r>
     </w:p>
+    <w:bookmarkEnd w:id="24"/>
+    <w:bookmarkStart w:id="25" w:name="scope-and-limitations"/>
+    <w:p>
+      <w:pPr>
+        <w:pStyle w:val="Heading2"/>
+      </w:pPr>
+      <w:r>
+        <w:rPr>
+          <w:rStyle w:val="SectionNumber"/>
+        </w:rPr>
+        <w:t xml:space="preserve">1.6</w:t>
+      </w:r>
+      <w:r>
+        <w:tab/>
+      </w:r>
+      <w:r>
+        <w:t xml:space="preserve">1.6 Scope and Limitations</w:t>
+      </w:r>
+    </w:p>
+    <w:p>
+      <w:pPr>
+        <w:pStyle w:val="FirstParagraph"/>
+      </w:pPr>
+      <w:r>
+        <w:t xml:space="preserve">The analysis covers four Armenian universities for which structured, publicly accessible curriculum data was available at the time of collection (March 2026): YSU, AUA, NUACA, and RAU. The National Polytechnic University of Armenia (NPUA)—one of the country’s largest technical universities with approximately ten IT-related programs—could not be included because its official website blocks automated data access through Cloudflare protections. The Université Française en Arménie (UFAR) was identified but not assessed within the scope of this project. At RAU, data collection was limited to one bachelor-level program. While these exclusions affect the overall representativeness of the curriculum side of the analysis, they are acknowledged as limitations and discussed in detail in Chapter 4.</w:t>
+      </w:r>
+    </w:p>
+    <w:p>
+      <w:pPr>
+        <w:pStyle w:val="BodyText"/>
+      </w:pPr>
+      <w:r>
+        <w:t xml:space="preserve">The job market dataset represents a cross-sectional snapshot of postings active in Armenia in March 2026 and thus does not capture long-term trends in skill demand.</w:t>
+      </w:r>
+    </w:p>
     <w:bookmarkEnd w:id="25"/>
-    <w:bookmarkStart w:id="26" w:name="scope-and-limitations"/>
+    <w:bookmarkStart w:id="26" w:name="structure-of-the-thesis"/>
     <w:p>
       <w:pPr>
         <w:pStyle w:val="Heading2"/>
@@ -563,42 +609,7 @@
         <w:rPr>
           <w:rStyle w:val="SectionNumber"/>
         </w:rPr>
-        <w:t xml:space="preserve">2.6</w:t>
-      </w:r>
-      <w:r>
-        <w:tab/>
-      </w:r>
-      <w:r>
-        <w:t xml:space="preserve">1.6 Scope and Limitations</w:t>
-      </w:r>
-    </w:p>
-    <w:p>
-      <w:pPr>
-        <w:pStyle w:val="FirstParagraph"/>
-      </w:pPr>
-      <w:r>
-        <w:t xml:space="preserve">The analysis covers four Armenian universities for which structured, publicly accessible curriculum data was available at the time of collection (March 2026): YSU, AUA, NUACA, and RAU. The National Polytechnic University of Armenia (NPUA)—one of the country’s largest technical universities with approximately ten IT-related programs—could not be included because its official website blocks automated data access through Cloudflare protections. The Université Française en Arménie (UFAR) was identified but not assessed within the scope of this project. At RAU, data collection was limited to one bachelor-level program. While these exclusions affect the overall representativeness of the curriculum side of the analysis, they are acknowledged as limitations and discussed in detail in Chapter 4.</w:t>
-      </w:r>
-    </w:p>
-    <w:p>
-      <w:pPr>
-        <w:pStyle w:val="BodyText"/>
-      </w:pPr>
-      <w:r>
-        <w:t xml:space="preserve">The job market dataset represents a cross-sectional snapshot of postings active in Armenia in March 2026 and thus does not capture long-term trends in skill demand.</w:t>
-      </w:r>
-    </w:p>
-    <w:bookmarkEnd w:id="26"/>
-    <w:bookmarkStart w:id="27" w:name="structure-of-the-thesis"/>
-    <w:p>
-      <w:pPr>
-        <w:pStyle w:val="Heading2"/>
-      </w:pPr>
-      <w:r>
-        <w:rPr>
-          <w:rStyle w:val="SectionNumber"/>
-        </w:rPr>
-        <w:t xml:space="preserve">2.7</w:t>
+        <w:t xml:space="preserve">1.7</w:t>
       </w:r>
       <w:r>
         <w:tab/>
@@ -639,37 +650,24 @@
       <w:r>
         <w:t xml:space="preserve">[1] World Economic Forum (2025) · [2] Kupets (2016) · [3] Aljohani et al. (2022) · [4] Almaleh et al. (2019) · [5] Biggs &amp; Tang (2011)</w:t>
       </w:r>
-    </w:p>
-    <w:bookmarkEnd w:id="27"/>
-    <w:bookmarkEnd w:id="28"/>
-    <w:bookmarkStart w:id="36" w:name="chapter-2-literature-review"/>
-    <w:p>
-      <w:pPr>
-        <w:pStyle w:val="Heading1"/>
+      <w:r>
+        <w:t xml:space="preserve"> </w:t>
+      </w:r>
+      <w:r>
+        <w:t xml:space="preserve"># Chapter 2: Literature Review</w:t>
+      </w:r>
+    </w:p>
+    <w:bookmarkEnd w:id="26"/>
+    <w:bookmarkStart w:id="27" w:name="Xbd1f61e06f9a49b6cdf6a0322fed674a40af5ab"/>
+    <w:p>
+      <w:pPr>
+        <w:pStyle w:val="Heading2"/>
       </w:pPr>
       <w:r>
         <w:rPr>
           <w:rStyle w:val="SectionNumber"/>
         </w:rPr>
-        <w:t xml:space="preserve">3</w:t>
-      </w:r>
-      <w:r>
-        <w:tab/>
-      </w:r>
-      <w:r>
-        <w:t xml:space="preserve">Chapter 2: Literature Review</w:t>
-      </w:r>
-    </w:p>
-    <w:bookmarkStart w:id="29" w:name="Xbd1f61e06f9a49b6cdf6a0322fed674a40af5ab"/>
-    <w:p>
-      <w:pPr>
-        <w:pStyle w:val="Heading2"/>
-      </w:pPr>
-      <w:r>
-        <w:rPr>
-          <w:rStyle w:val="SectionNumber"/>
-        </w:rPr>
-        <w:t xml:space="preserve">3.1</w:t>
+        <w:t xml:space="preserve">1.8</w:t>
       </w:r>
       <w:r>
         <w:tab/>
@@ -735,8 +733,8 @@
         </w:pict>
       </w:r>
     </w:p>
-    <w:bookmarkEnd w:id="29"/>
-    <w:bookmarkStart w:id="30" w:name="X53931ce65e20729d4335defb1ebd5a10b3616c2"/>
+    <w:bookmarkEnd w:id="27"/>
+    <w:bookmarkStart w:id="28" w:name="X53931ce65e20729d4335defb1ebd5a10b3616c2"/>
     <w:p>
       <w:pPr>
         <w:pStyle w:val="Heading2"/>
@@ -745,7 +743,7 @@
         <w:rPr>
           <w:rStyle w:val="SectionNumber"/>
         </w:rPr>
-        <w:t xml:space="preserve">3.2</w:t>
+        <w:t xml:space="preserve">1.9</w:t>
       </w:r>
       <w:r>
         <w:tab/>
@@ -787,7 +785,7 @@
         <w:pStyle w:val="BodyText"/>
       </w:pPr>
       <w:r>
-        <w:t xml:space="preserve">The key extensions in the present thesis relative to Almaleh et al. [4] are threefold. First, the job market dataset here spans 11 sources combining aggregators and direct employer portals, whereas Almaleh et al. draw from a single portal. Second, the present study handles multilingual input data — Armenian, English, and Russian — while Almaleh et al. operate entirely in English. Third, the skill normalization step here uses the ESCO taxonomy, providing a standardized, internationally recognized vocabulary for reporting gap findings.</w:t>
+        <w:t xml:space="preserve">The key extensions in the present thesis relative to Almaleh et al. [4] are threefold. First, the job market dataset here spans a 14-source market snapshot combining aggregators and direct employer portals, whereas Almaleh et al. draw from a single portal. Second, the present study handles multilingual input data — Armenian, English, and Russian — while Almaleh et al. operate entirely in English. Third, the skill normalization step here uses the ESCO taxonomy, providing a standardized, internationally recognized vocabulary for reporting gap findings.</w:t>
       </w:r>
     </w:p>
     <w:p>
@@ -813,8 +811,8 @@
         </w:pict>
       </w:r>
     </w:p>
-    <w:bookmarkEnd w:id="30"/>
-    <w:bookmarkStart w:id="31" w:name="nlp-methods-for-skill-extraction"/>
+    <w:bookmarkEnd w:id="28"/>
+    <w:bookmarkStart w:id="29" w:name="nlp-methods-for-skill-extraction"/>
     <w:p>
       <w:pPr>
         <w:pStyle w:val="Heading2"/>
@@ -823,7 +821,7 @@
         <w:rPr>
           <w:rStyle w:val="SectionNumber"/>
         </w:rPr>
-        <w:t xml:space="preserve">3.3</w:t>
+        <w:t xml:space="preserve">1.10</w:t>
       </w:r>
       <w:r>
         <w:tab/>
@@ -954,8 +952,8 @@
         </w:pict>
       </w:r>
     </w:p>
-    <w:bookmarkEnd w:id="31"/>
-    <w:bookmarkStart w:id="32" w:name="X8503cc6ba27fdb5d77c813a870d3b293ae41ff1"/>
+    <w:bookmarkEnd w:id="29"/>
+    <w:bookmarkStart w:id="30" w:name="X8503cc6ba27fdb5d77c813a870d3b293ae41ff1"/>
     <w:p>
       <w:pPr>
         <w:pStyle w:val="Heading2"/>
@@ -964,7 +962,7 @@
         <w:rPr>
           <w:rStyle w:val="SectionNumber"/>
         </w:rPr>
-        <w:t xml:space="preserve">3.4</w:t>
+        <w:t xml:space="preserve">1.11</w:t>
       </w:r>
       <w:r>
         <w:tab/>
@@ -1179,8 +1177,8 @@
         </w:pict>
       </w:r>
     </w:p>
-    <w:bookmarkEnd w:id="32"/>
-    <w:bookmarkStart w:id="33" w:name="X24e8af6420b1df74f3fe30c7016d03579e560a7"/>
+    <w:bookmarkEnd w:id="30"/>
+    <w:bookmarkStart w:id="31" w:name="X24e8af6420b1df74f3fe30c7016d03579e560a7"/>
     <w:p>
       <w:pPr>
         <w:pStyle w:val="Heading2"/>
@@ -1189,7 +1187,7 @@
         <w:rPr>
           <w:rStyle w:val="SectionNumber"/>
         </w:rPr>
-        <w:t xml:space="preserve">3.5</w:t>
+        <w:t xml:space="preserve">1.12</w:t>
       </w:r>
       <w:r>
         <w:tab/>
@@ -1245,8 +1243,8 @@
         </w:pict>
       </w:r>
     </w:p>
-    <w:bookmarkEnd w:id="33"/>
-    <w:bookmarkStart w:id="34" w:name="X4acf048b4cd74180030f338517e8ce8da0077cf"/>
+    <w:bookmarkEnd w:id="31"/>
+    <w:bookmarkStart w:id="32" w:name="X4acf048b4cd74180030f338517e8ce8da0077cf"/>
     <w:p>
       <w:pPr>
         <w:pStyle w:val="Heading2"/>
@@ -1255,7 +1253,7 @@
         <w:rPr>
           <w:rStyle w:val="SectionNumber"/>
         </w:rPr>
-        <w:t xml:space="preserve">3.6</w:t>
+        <w:t xml:space="preserve">1.13</w:t>
       </w:r>
       <w:r>
         <w:tab/>
@@ -1331,8 +1329,8 @@
         </w:pict>
       </w:r>
     </w:p>
-    <w:bookmarkEnd w:id="34"/>
-    <w:bookmarkStart w:id="35" w:name="summary-and-research-gap"/>
+    <w:bookmarkEnd w:id="32"/>
+    <w:bookmarkStart w:id="33" w:name="summary-and-research-gap"/>
     <w:p>
       <w:pPr>
         <w:pStyle w:val="Heading2"/>
@@ -1341,7 +1339,7 @@
         <w:rPr>
           <w:rStyle w:val="SectionNumber"/>
         </w:rPr>
-        <w:t xml:space="preserve">3.7</w:t>
+        <w:t xml:space="preserve">1.14</w:t>
       </w:r>
       <w:r>
         <w:tab/>
@@ -1562,37 +1560,24 @@
         </w:rPr>
         <w:t xml:space="preserve">Autor, Levy &amp; Murnane (2003) — Quarterly Journal of Economics, verified ✓</w:t>
       </w:r>
-    </w:p>
-    <w:bookmarkEnd w:id="35"/>
-    <w:bookmarkEnd w:id="36"/>
-    <w:bookmarkStart w:id="43" w:name="chapter-3-theoretical-framework"/>
-    <w:p>
-      <w:pPr>
-        <w:pStyle w:val="Heading1"/>
+      <w:r>
+        <w:t xml:space="preserve"> </w:t>
+      </w:r>
+      <w:r>
+        <w:t xml:space="preserve"># Chapter 3: Theoretical Framework</w:t>
+      </w:r>
+    </w:p>
+    <w:bookmarkEnd w:id="33"/>
+    <w:bookmarkStart w:id="34" w:name="overview"/>
+    <w:p>
+      <w:pPr>
+        <w:pStyle w:val="Heading2"/>
       </w:pPr>
       <w:r>
         <w:rPr>
           <w:rStyle w:val="SectionNumber"/>
         </w:rPr>
-        <w:t xml:space="preserve">4</w:t>
-      </w:r>
-      <w:r>
-        <w:tab/>
-      </w:r>
-      <w:r>
-        <w:t xml:space="preserve">Chapter 3: Theoretical Framework</w:t>
-      </w:r>
-    </w:p>
-    <w:bookmarkStart w:id="37" w:name="overview"/>
-    <w:p>
-      <w:pPr>
-        <w:pStyle w:val="Heading2"/>
-      </w:pPr>
-      <w:r>
-        <w:rPr>
-          <w:rStyle w:val="SectionNumber"/>
-        </w:rPr>
-        <w:t xml:space="preserve">4.1</w:t>
+        <w:t xml:space="preserve">1.15</w:t>
       </w:r>
       <w:r>
         <w:tab/>
@@ -1624,8 +1609,8 @@
         </w:pict>
       </w:r>
     </w:p>
-    <w:bookmarkEnd w:id="37"/>
-    <w:bookmarkStart w:id="38" w:name="constructive-alignment-5"/>
+    <w:bookmarkEnd w:id="34"/>
+    <w:bookmarkStart w:id="35" w:name="constructive-alignment-5"/>
     <w:p>
       <w:pPr>
         <w:pStyle w:val="Heading2"/>
@@ -1634,7 +1619,7 @@
         <w:rPr>
           <w:rStyle w:val="SectionNumber"/>
         </w:rPr>
-        <w:t xml:space="preserve">4.2</w:t>
+        <w:t xml:space="preserve">1.16</w:t>
       </w:r>
       <w:r>
         <w:tab/>
@@ -1682,8 +1667,8 @@
         </w:pict>
       </w:r>
     </w:p>
-    <w:bookmarkEnd w:id="38"/>
-    <w:bookmarkStart w:id="39" w:name="task-based-view-of-skill-demand-13"/>
+    <w:bookmarkEnd w:id="35"/>
+    <w:bookmarkStart w:id="36" w:name="task-based-view-of-skill-demand-13"/>
     <w:p>
       <w:pPr>
         <w:pStyle w:val="Heading2"/>
@@ -1692,7 +1677,7 @@
         <w:rPr>
           <w:rStyle w:val="SectionNumber"/>
         </w:rPr>
-        <w:t xml:space="preserve">4.3</w:t>
+        <w:t xml:space="preserve">1.17</w:t>
       </w:r>
       <w:r>
         <w:tab/>
@@ -1764,8 +1749,8 @@
         </w:pict>
       </w:r>
     </w:p>
-    <w:bookmarkEnd w:id="39"/>
-    <w:bookmarkStart w:id="40" w:name="esco-as-the-operational-bridge"/>
+    <w:bookmarkEnd w:id="36"/>
+    <w:bookmarkStart w:id="37" w:name="esco-as-the-operational-bridge"/>
     <w:p>
       <w:pPr>
         <w:pStyle w:val="Heading2"/>
@@ -1774,7 +1759,7 @@
         <w:rPr>
           <w:rStyle w:val="SectionNumber"/>
         </w:rPr>
-        <w:t xml:space="preserve">4.4</w:t>
+        <w:t xml:space="preserve">1.18</w:t>
       </w:r>
       <w:r>
         <w:tab/>
@@ -1826,8 +1811,8 @@
         </w:pict>
       </w:r>
     </w:p>
-    <w:bookmarkEnd w:id="40"/>
-    <w:bookmarkStart w:id="41" w:name="integration-of-the-three-frameworks"/>
+    <w:bookmarkEnd w:id="37"/>
+    <w:bookmarkStart w:id="38" w:name="integration-of-the-three-frameworks"/>
     <w:p>
       <w:pPr>
         <w:pStyle w:val="Heading2"/>
@@ -1836,7 +1821,7 @@
         <w:rPr>
           <w:rStyle w:val="SectionNumber"/>
         </w:rPr>
-        <w:t xml:space="preserve">4.5</w:t>
+        <w:t xml:space="preserve">1.19</w:t>
       </w:r>
       <w:r>
         <w:tab/>
@@ -2111,8 +2096,8 @@
         </w:pict>
       </w:r>
     </w:p>
-    <w:bookmarkEnd w:id="41"/>
-    <w:bookmarkStart w:id="42" w:name="summary"/>
+    <w:bookmarkEnd w:id="38"/>
+    <w:bookmarkStart w:id="39" w:name="summary"/>
     <w:p>
       <w:pPr>
         <w:pStyle w:val="Heading2"/>
@@ -2121,7 +2106,7 @@
         <w:rPr>
           <w:rStyle w:val="SectionNumber"/>
         </w:rPr>
-        <w:t xml:space="preserve">4.6</w:t>
+        <w:t xml:space="preserve">1.20</w:t>
       </w:r>
       <w:r>
         <w:tab/>
@@ -2170,42 +2155,29 @@
       <w:r>
         <w:t xml:space="preserve">[2] Kupets (2016) · [5] Biggs &amp; Tang (2011) · [13] Autor et al. (2003) · [14] European Commission (2023) · [16] SFIA Foundation (2021)</w:t>
       </w:r>
-    </w:p>
-    <w:bookmarkEnd w:id="42"/>
-    <w:bookmarkEnd w:id="43"/>
-    <w:bookmarkStart w:id="73" w:name="chapter-4-data-and-methodology"/>
-    <w:p>
-      <w:pPr>
-        <w:pStyle w:val="Heading1"/>
+      <w:r>
+        <w:t xml:space="preserve"> </w:t>
+      </w:r>
+      <w:r>
+        <w:t xml:space="preserve"># Chapter 4: Data and Methodology</w:t>
+      </w:r>
+    </w:p>
+    <w:bookmarkEnd w:id="39"/>
+    <w:bookmarkStart w:id="40" w:name="research-design"/>
+    <w:p>
+      <w:pPr>
+        <w:pStyle w:val="Heading2"/>
       </w:pPr>
       <w:r>
         <w:rPr>
           <w:rStyle w:val="SectionNumber"/>
         </w:rPr>
-        <w:t xml:space="preserve">5</w:t>
+        <w:t xml:space="preserve">1.21</w:t>
       </w:r>
       <w:r>
         <w:tab/>
       </w:r>
       <w:r>
-        <w:t xml:space="preserve">Chapter 4: Data and Methodology</w:t>
-      </w:r>
-    </w:p>
-    <w:bookmarkStart w:id="44" w:name="research-design"/>
-    <w:p>
-      <w:pPr>
-        <w:pStyle w:val="Heading2"/>
-      </w:pPr>
-      <w:r>
-        <w:rPr>
-          <w:rStyle w:val="SectionNumber"/>
-        </w:rPr>
-        <w:t xml:space="preserve">5.1</w:t>
-      </w:r>
-      <w:r>
-        <w:tab/>
-      </w:r>
-      <w:r>
         <w:t xml:space="preserve">4.1 Research Design</w:t>
       </w:r>
     </w:p>
@@ -2260,7 +2232,7 @@
         <w:rPr>
           <w:rStyle w:val="VerbatimChar"/>
         </w:rPr>
-        <w:t xml:space="preserve">Stage 4: Skill Extraction    → KeyBERT applied to both corpora</w:t>
+        <w:t xml:space="preserve">Stage 4: Skill Extraction    → TF-IDF and KeyBERT applied to both corpora</w:t>
       </w:r>
       <w:r>
         <w:br/>
@@ -2355,8 +2327,8 @@
         </w:pict>
       </w:r>
     </w:p>
-    <w:bookmarkEnd w:id="44"/>
-    <w:bookmarkStart w:id="47" w:name="curriculum-dataset"/>
+    <w:bookmarkEnd w:id="40"/>
+    <w:bookmarkStart w:id="43" w:name="curriculum-dataset"/>
     <w:p>
       <w:pPr>
         <w:pStyle w:val="Heading2"/>
@@ -2365,7 +2337,7 @@
         <w:rPr>
           <w:rStyle w:val="SectionNumber"/>
         </w:rPr>
-        <w:t xml:space="preserve">5.2</w:t>
+        <w:t xml:space="preserve">1.22</w:t>
       </w:r>
       <w:r>
         <w:tab/>
@@ -2374,7 +2346,7 @@
         <w:t xml:space="preserve">4.2 Curriculum Dataset</w:t>
       </w:r>
     </w:p>
-    <w:bookmarkStart w:id="45" w:name="sources-and-collection-strategy"/>
+    <w:bookmarkStart w:id="41" w:name="sources-and-collection-strategy"/>
     <w:p>
       <w:pPr>
         <w:pStyle w:val="Heading3"/>
@@ -2383,7 +2355,7 @@
         <w:rPr>
           <w:rStyle w:val="SectionNumber"/>
         </w:rPr>
-        <w:t xml:space="preserve">5.2.1</w:t>
+        <w:t xml:space="preserve">1.22.1</w:t>
       </w:r>
       <w:r>
         <w:tab/>
@@ -2664,7 +2636,7 @@
               <w:pStyle w:val="Compact"/>
             </w:pPr>
             <w:r>
-              <w:t xml:space="preserve">5</w:t>
+              <w:t xml:space="preserve">4</w:t>
             </w:r>
           </w:p>
         </w:tc>
@@ -2805,7 +2777,7 @@
                 <w:b/>
                 <w:bCs/>
               </w:rPr>
-              <w:t xml:space="preserve">26</w:t>
+              <w:t xml:space="preserve">25</w:t>
             </w:r>
           </w:p>
         </w:tc>
@@ -2961,8 +2933,8 @@
         <w:t xml:space="preserve">. The PDFs follow a standardized Russian federal format (tabular layout with course codes, names, credit values, and assessment types) and were parsed using PyPDF2 with regular expression extraction. Course names were translated from Russian to English during the parsing step. Coverage at RAU is limited to one bachelor-level program (Applied Mathematics and Informatics, code 01.03.02); additional programs were identified but not parsed within the scope of this project.</w:t>
       </w:r>
     </w:p>
-    <w:bookmarkEnd w:id="45"/>
-    <w:bookmarkStart w:id="46" w:name="data-processing-and-schema"/>
+    <w:bookmarkEnd w:id="41"/>
+    <w:bookmarkStart w:id="42" w:name="data-processing-and-schema"/>
     <w:p>
       <w:pPr>
         <w:pStyle w:val="Heading3"/>
@@ -2971,7 +2943,7 @@
         <w:rPr>
           <w:rStyle w:val="SectionNumber"/>
         </w:rPr>
-        <w:t xml:space="preserve">5.2.2</w:t>
+        <w:t xml:space="preserve">1.22.2</w:t>
       </w:r>
       <w:r>
         <w:tab/>
@@ -3773,7 +3745,7 @@
           <w:b/>
           <w:bCs/>
         </w:rPr>
-        <w:t xml:space="preserve">26 program–degree combinations</w:t>
+        <w:t xml:space="preserve">27 program–degree combinations</w:t>
       </w:r>
       <w:r>
         <w:t xml:space="preserve"> </w:t>
@@ -3792,49 +3764,7 @@
         <w:t xml:space="preserve">4 universities</w:t>
       </w:r>
       <w:r>
-        <w:t xml:space="preserve">, covering</w:t>
-      </w:r>
-      <w:r>
-        <w:t xml:space="preserve"> </w:t>
-      </w:r>
-      <w:r>
-        <w:rPr>
-          <w:b/>
-          <w:bCs/>
-        </w:rPr>
-        <w:t xml:space="preserve">761 Bachelor</w:t>
-      </w:r>
-      <w:r>
-        <w:t xml:space="preserve">,</w:t>
-      </w:r>
-      <w:r>
-        <w:t xml:space="preserve"> </w:t>
-      </w:r>
-      <w:r>
-        <w:rPr>
-          <w:b/>
-          <w:bCs/>
-        </w:rPr>
-        <w:t xml:space="preserve">373 Master</w:t>
-      </w:r>
-      <w:r>
-        <w:t xml:space="preserve">, and</w:t>
-      </w:r>
-      <w:r>
-        <w:t xml:space="preserve"> </w:t>
-      </w:r>
-      <w:r>
-        <w:rPr>
-          <w:b/>
-          <w:bCs/>
-        </w:rPr>
-        <w:t xml:space="preserve">27 General education</w:t>
-      </w:r>
-      <w:r>
-        <w:t xml:space="preserve"> </w:t>
-      </w:r>
-      <w:r>
-        <w:t xml:space="preserve">courses.</w:t>
+        <w:t xml:space="preserve">, covering Bachelor, Master, and General Education coursework.</w:t>
       </w:r>
     </w:p>
     <w:p>
@@ -3844,9 +3774,9 @@
         </w:pict>
       </w:r>
     </w:p>
-    <w:bookmarkEnd w:id="46"/>
-    <w:bookmarkEnd w:id="47"/>
-    <w:bookmarkStart w:id="51" w:name="job-market-dataset"/>
+    <w:bookmarkEnd w:id="42"/>
+    <w:bookmarkEnd w:id="43"/>
+    <w:bookmarkStart w:id="47" w:name="job-market-dataset"/>
     <w:p>
       <w:pPr>
         <w:pStyle w:val="Heading2"/>
@@ -3855,7 +3785,7 @@
         <w:rPr>
           <w:rStyle w:val="SectionNumber"/>
         </w:rPr>
-        <w:t xml:space="preserve">5.3</w:t>
+        <w:t xml:space="preserve">1.23</w:t>
       </w:r>
       <w:r>
         <w:tab/>
@@ -3864,7 +3794,7 @@
         <w:t xml:space="preserve">4.3 Job Market Dataset</w:t>
       </w:r>
     </w:p>
-    <w:bookmarkStart w:id="48" w:name="sources-and-collection-strategy-1"/>
+    <w:bookmarkStart w:id="44" w:name="sources-and-collection-strategy-1"/>
     <w:p>
       <w:pPr>
         <w:pStyle w:val="Heading3"/>
@@ -3873,7 +3803,7 @@
         <w:rPr>
           <w:rStyle w:val="SectionNumber"/>
         </w:rPr>
-        <w:t xml:space="preserve">5.3.1</w:t>
+        <w:t xml:space="preserve">1.23.1</w:t>
       </w:r>
       <w:r>
         <w:tab/>
@@ -3887,7 +3817,7 @@
         <w:pStyle w:val="FirstParagraph"/>
       </w:pPr>
       <w:r>
-        <w:t xml:space="preserve">Job market data was aggregated from 11 distinct sources representing the Armenian IT labor market as of March 2026. Sources were selected to maximize coverage of employer types and seniority levels within the Armenian market, combining broad aggregators that index many employers with direct company career portals that represent the largest IT employers in Yerevan.</w:t>
+        <w:t xml:space="preserve">Job market data was aggregated from a 14-source market snapshot representing the Armenian IT labor market as of March 2026. Sources were selected to maximize coverage of employer types and seniority levels within the Armenian market, combining broad aggregators that index many employers with direct company career portals that represent the largest IT employers in Yerevan. A later filtering step derives the IT-only analysis subset used in downstream NLP and alignment stages.</w:t>
       </w:r>
     </w:p>
     <w:p>
@@ -4217,6 +4147,52 @@
               <w:pStyle w:val="Compact"/>
             </w:pPr>
             <w:r>
+              <w:t xml:space="preserve">Grid Dynamics</w:t>
+            </w:r>
+          </w:p>
+        </w:tc>
+        <w:tc>
+          <w:tcPr/>
+          <w:p>
+            <w:pPr>
+              <w:pStyle w:val="Compact"/>
+            </w:pPr>
+            <w:r>
+              <w:t xml:space="preserve">Company portal</w:t>
+            </w:r>
+          </w:p>
+        </w:tc>
+        <w:tc>
+          <w:tcPr/>
+          <w:p>
+            <w:pPr>
+              <w:pStyle w:val="Compact"/>
+            </w:pPr>
+            <w:r>
+              <w:t xml:space="preserve">Requests + API-backed listing extraction</w:t>
+            </w:r>
+          </w:p>
+        </w:tc>
+        <w:tc>
+          <w:tcPr/>
+          <w:p>
+            <w:pPr>
+              <w:pStyle w:val="Compact"/>
+            </w:pPr>
+            <w:r>
+              <w:t xml:space="preserve">11</w:t>
+            </w:r>
+          </w:p>
+        </w:tc>
+      </w:tr>
+      <w:tr>
+        <w:tc>
+          <w:tcPr/>
+          <w:p>
+            <w:pPr>
+              <w:pStyle w:val="Compact"/>
+            </w:pPr>
+            <w:r>
               <w:t xml:space="preserve">Krisp</w:t>
             </w:r>
           </w:p>
@@ -4251,6 +4227,98 @@
             </w:pPr>
             <w:r>
               <w:t xml:space="preserve">7</w:t>
+            </w:r>
+          </w:p>
+        </w:tc>
+      </w:tr>
+      <w:tr>
+        <w:tc>
+          <w:tcPr/>
+          <w:p>
+            <w:pPr>
+              <w:pStyle w:val="Compact"/>
+            </w:pPr>
+            <w:r>
+              <w:t xml:space="preserve">NVIDIA</w:t>
+            </w:r>
+          </w:p>
+        </w:tc>
+        <w:tc>
+          <w:tcPr/>
+          <w:p>
+            <w:pPr>
+              <w:pStyle w:val="Compact"/>
+            </w:pPr>
+            <w:r>
+              <w:t xml:space="preserve">Company portal</w:t>
+            </w:r>
+          </w:p>
+        </w:tc>
+        <w:tc>
+          <w:tcPr/>
+          <w:p>
+            <w:pPr>
+              <w:pStyle w:val="Compact"/>
+            </w:pPr>
+            <w:r>
+              <w:t xml:space="preserve">Requests + SSR/API extraction</w:t>
+            </w:r>
+          </w:p>
+        </w:tc>
+        <w:tc>
+          <w:tcPr/>
+          <w:p>
+            <w:pPr>
+              <w:pStyle w:val="Compact"/>
+            </w:pPr>
+            <w:r>
+              <w:t xml:space="preserve">5</w:t>
+            </w:r>
+          </w:p>
+        </w:tc>
+      </w:tr>
+      <w:tr>
+        <w:tc>
+          <w:tcPr/>
+          <w:p>
+            <w:pPr>
+              <w:pStyle w:val="Compact"/>
+            </w:pPr>
+            <w:r>
+              <w:t xml:space="preserve">10Web</w:t>
+            </w:r>
+          </w:p>
+        </w:tc>
+        <w:tc>
+          <w:tcPr/>
+          <w:p>
+            <w:pPr>
+              <w:pStyle w:val="Compact"/>
+            </w:pPr>
+            <w:r>
+              <w:t xml:space="preserve">Company portal</w:t>
+            </w:r>
+          </w:p>
+        </w:tc>
+        <w:tc>
+          <w:tcPr/>
+          <w:p>
+            <w:pPr>
+              <w:pStyle w:val="Compact"/>
+            </w:pPr>
+            <w:r>
+              <w:t xml:space="preserve">Requests + SSR/API extraction</w:t>
+            </w:r>
+          </w:p>
+        </w:tc>
+        <w:tc>
+          <w:tcPr/>
+          <w:p>
+            <w:pPr>
+              <w:pStyle w:val="Compact"/>
+            </w:pPr>
+            <w:r>
+              <w:t xml:space="preserve">5</w:t>
             </w:r>
           </w:p>
         </w:tc>
@@ -4506,7 +4574,7 @@
                 <w:b/>
                 <w:bCs/>
               </w:rPr>
-              <w:t xml:space="preserve">Total (pre-dedup)</w:t>
+              <w:t xml:space="preserve">Total (broad snapshot)</w:t>
             </w:r>
           </w:p>
         </w:tc>
@@ -4537,7 +4605,7 @@
                 <w:b/>
                 <w:bCs/>
               </w:rPr>
-              <w:t xml:space="preserve">1,348</w:t>
+              <w:t xml:space="preserve">1,369</w:t>
             </w:r>
           </w:p>
         </w:tc>
@@ -4557,7 +4625,7 @@
         <w:rPr>
           <w:rStyle w:val="VerbatimChar"/>
         </w:rPr>
-        <w:t xml:space="preserve">notebooks/jobs/</w:t>
+        <w:t xml:space="preserve">notebooks/1_collection_jobs/</w:t>
       </w:r>
       <w:r>
         <w:t xml:space="preserve">). All scrapers used Python’s</w:t>
@@ -4631,8 +4699,8 @@
         <w:t xml:space="preserve">column encodes this distinction, enabling separate analysis of the two segments.</w:t>
       </w:r>
     </w:p>
-    <w:bookmarkEnd w:id="48"/>
-    <w:bookmarkStart w:id="49" w:name="data-processing-and-schema-1"/>
+    <w:bookmarkEnd w:id="44"/>
+    <w:bookmarkStart w:id="45" w:name="data-processing-and-schema-1"/>
     <w:p>
       <w:pPr>
         <w:pStyle w:val="Heading3"/>
@@ -4641,7 +4709,7 @@
         <w:rPr>
           <w:rStyle w:val="SectionNumber"/>
         </w:rPr>
-        <w:t xml:space="preserve">5.3.2</w:t>
+        <w:t xml:space="preserve">1.23.2</w:t>
       </w:r>
       <w:r>
         <w:tab/>
@@ -4655,7 +4723,7 @@
         <w:pStyle w:val="FirstParagraph"/>
       </w:pPr>
       <w:r>
-        <w:t xml:space="preserve">Across 11 sources, raw data varied significantly in structure (HTML tables, JSON-LD Schema.org blocks, proprietary API responses, Next.js embedded state). A canonical schema was defined prior to collection, and each source-specific standardization notebook applied a</w:t>
+        <w:t xml:space="preserve">Across 14 sources, raw data varied significantly in structure (HTML tables, JSON-LD Schema.org blocks, proprietary API responses, Next.js embedded state). A canonical schema was defined prior to collection, and each source-specific standardization notebook applied a</w:t>
       </w:r>
       <w:r>
         <w:t xml:space="preserve"> </w:t>
@@ -5244,8 +5312,8 @@
         <w:t xml:space="preserve">field — the primary input for skill extraction — achieves 100% coverage across all rows. It was constructed as the concatenation of description, responsibilities, and required qualifications fields where these were separate in the source, or as the full description text where they were unified.</w:t>
       </w:r>
     </w:p>
-    <w:bookmarkEnd w:id="49"/>
-    <w:bookmarkStart w:id="50" w:name="deduplication"/>
+    <w:bookmarkEnd w:id="45"/>
+    <w:bookmarkStart w:id="46" w:name="broad-snapshot-and-it-only-filtering"/>
     <w:p>
       <w:pPr>
         <w:pStyle w:val="Heading3"/>
@@ -5254,13 +5322,13 @@
         <w:rPr>
           <w:rStyle w:val="SectionNumber"/>
         </w:rPr>
-        <w:t xml:space="preserve">5.3.3</w:t>
+        <w:t xml:space="preserve">1.23.3</w:t>
       </w:r>
       <w:r>
         <w:tab/>
       </w:r>
       <w:r>
-        <w:t xml:space="preserve">4.3.3 Deduplication</w:t>
+        <w:t xml:space="preserve">4.3.3 Broad Snapshot and IT-Only Filtering</w:t>
       </w:r>
     </w:p>
     <w:p>
@@ -5268,25 +5336,23 @@
         <w:pStyle w:val="FirstParagraph"/>
       </w:pPr>
       <w:r>
-        <w:t xml:space="preserve">The merged dataset of 1,348 postings contained two categories of duplicates requiring removal before skill extraction:</w:t>
-      </w:r>
-    </w:p>
-    <w:p>
-      <w:pPr>
-        <w:pStyle w:val="BodyText"/>
-      </w:pPr>
+        <w:t xml:space="preserve">The broad market snapshot used in the current project contains</w:t>
+      </w:r>
+      <w:r>
+        <w:t xml:space="preserve"> </w:t>
+      </w:r>
       <w:r>
         <w:rPr>
           <w:b/>
           <w:bCs/>
         </w:rPr>
-        <w:t xml:space="preserve">Within-source duplicates (75 rows removed):</w:t>
-      </w:r>
-      <w:r>
-        <w:t xml:space="preserve"> </w:t>
-      </w:r>
-      <w:r>
-        <w:t xml:space="preserve">Identical job descriptions appearing multiple times within the same source, caused by scraping artifacts. All 75 duplicates originated from the LinkedIn scrape, where the Apify scraper returned the same posting multiple times — most notably, nine EPAM trainee/intern postings were each duplicated seven times. Detection used MD5 hashing of the</w:t>
+        <w:t xml:space="preserve">1,369 postings</w:t>
+      </w:r>
+      <w:r>
+        <w:t xml:space="preserve"> </w:t>
+      </w:r>
+      <w:r>
+        <w:t xml:space="preserve">merged into a shared 13-column schema. This broad snapshot is preserved as</w:t>
       </w:r>
       <w:r>
         <w:t xml:space="preserve"> </w:t>
@@ -5295,31 +5361,94 @@
         <w:rPr>
           <w:rStyle w:val="VerbatimChar"/>
         </w:rPr>
-        <w:t xml:space="preserve">full_text</w:t>
-      </w:r>
-      <w:r>
-        <w:t xml:space="preserve"> </w:t>
-      </w:r>
-      <w:r>
-        <w:t xml:space="preserve">field; within each (source, hash) group, only the first occurrence was retained.</w:t>
+        <w:t xml:space="preserve">final_jobs_dataset.csv</w:t>
+      </w:r>
+      <w:r>
+        <w:t xml:space="preserve"> </w:t>
+      </w:r>
+      <w:r>
+        <w:t xml:space="preserve">for transparency and reproducibility.</w:t>
       </w:r>
     </w:p>
     <w:p>
       <w:pPr>
         <w:pStyle w:val="BodyText"/>
       </w:pPr>
+      <w:r>
+        <w:t xml:space="preserve">Because the broad Armenia tech hiring landscape still includes clearly non-technical, managerial, commercial, and mixed-role postings, a dedicated IT-only filtering step was introduced before downstream NLP analysis. The filter combines job-title rules, lexical technical cues, and manual review flags. The resulting analysis subset contains</w:t>
+      </w:r>
+      <w:r>
+        <w:t xml:space="preserve"> </w:t>
+      </w:r>
       <w:r>
         <w:rPr>
           <w:b/>
           <w:bCs/>
         </w:rPr>
-        <w:t xml:space="preserve">Cross-source duplicates (205 rows removed):</w:t>
-      </w:r>
-      <w:r>
-        <w:t xml:space="preserve"> </w:t>
-      </w:r>
-      <w:r>
-        <w:t xml:space="preserve">The same job appearing on both an aggregator (LinkedIn, Staff.am) and the company’s own career portal. The largest overlaps were EPAM (99 shared postings between LinkedIn and the EPAM careers API), SoftConstruct (42 shared between LinkedIn and the SoftConstruct portal), and Krisp (7 shared). Detection used normalized (job_title, company_name) matching. In all cases, the company portal version was retained over the aggregator version, as company portals represent direct employer demand with typically richer, more structured job descriptions.</w:t>
+        <w:t xml:space="preserve">753 IT-only postings</w:t>
+      </w:r>
+      <w:r>
+        <w:t xml:space="preserve">. The full audit is stored in</w:t>
+      </w:r>
+      <w:r>
+        <w:t xml:space="preserve"> </w:t>
+      </w:r>
+      <w:r>
+        <w:rPr>
+          <w:rStyle w:val="VerbatimChar"/>
+        </w:rPr>
+        <w:t xml:space="preserve">it_job_filter_audit.csv</w:t>
+      </w:r>
+      <w:r>
+        <w:t xml:space="preserve"> </w:t>
+      </w:r>
+      <w:r>
+        <w:t xml:space="preserve">(</w:t>
+      </w:r>
+      <w:r>
+        <w:rPr>
+          <w:rStyle w:val="VerbatimChar"/>
+        </w:rPr>
+        <w:t xml:space="preserve">keep=753</w:t>
+      </w:r>
+      <w:r>
+        <w:t xml:space="preserve">,</w:t>
+      </w:r>
+      <w:r>
+        <w:t xml:space="preserve"> </w:t>
+      </w:r>
+      <w:r>
+        <w:rPr>
+          <w:rStyle w:val="VerbatimChar"/>
+        </w:rPr>
+        <w:t xml:space="preserve">drop=558</w:t>
+      </w:r>
+      <w:r>
+        <w:t xml:space="preserve">,</w:t>
+      </w:r>
+      <w:r>
+        <w:t xml:space="preserve"> </w:t>
+      </w:r>
+      <w:r>
+        <w:rPr>
+          <w:rStyle w:val="VerbatimChar"/>
+        </w:rPr>
+        <w:t xml:space="preserve">review=58</w:t>
+      </w:r>
+      <w:r>
+        <w:t xml:space="preserve">), and ambiguous cases are preserved in</w:t>
+      </w:r>
+      <w:r>
+        <w:t xml:space="preserve"> </w:t>
+      </w:r>
+      <w:r>
+        <w:rPr>
+          <w:rStyle w:val="VerbatimChar"/>
+        </w:rPr>
+        <w:t xml:space="preserve">it_job_filter_review_queue.csv</w:t>
+      </w:r>
+      <w:r>
+        <w:t xml:space="preserve">.</w:t>
       </w:r>
     </w:p>
     <w:p>
@@ -5327,35 +5456,7 @@
         <w:pStyle w:val="BodyText"/>
       </w:pPr>
       <w:r>
-        <w:t xml:space="preserve">After deduplication, the final job market dataset contains</w:t>
-      </w:r>
-      <w:r>
-        <w:t xml:space="preserve"> </w:t>
-      </w:r>
-      <w:r>
-        <w:rPr>
-          <w:b/>
-          <w:bCs/>
-        </w:rPr>
-        <w:t xml:space="preserve">1,068 unique postings</w:t>
-      </w:r>
-      <w:r>
-        <w:t xml:space="preserve">: 802 aggregator (75.1%) and 266 company portal (24.9%). The pre-deduplication dataset is archived as</w:t>
-      </w:r>
-      <w:r>
-        <w:t xml:space="preserve"> </w:t>
-      </w:r>
-      <w:r>
-        <w:rPr>
-          <w:rStyle w:val="VerbatimChar"/>
-        </w:rPr>
-        <w:t xml:space="preserve">final_jobs_dataset_pre_dedup.csv</w:t>
-      </w:r>
-      <w:r>
-        <w:t xml:space="preserve"> </w:t>
-      </w:r>
-      <w:r>
-        <w:t xml:space="preserve">for reproducibility.</w:t>
+        <w:t xml:space="preserve">This separation between the broad market snapshot and the IT-only downstream subset is methodologically important. It preserves the full market collection for descriptive reporting while preventing obviously non-IT roles from distorting the skill-demand signal used for alignment analysis.</w:t>
       </w:r>
     </w:p>
     <w:p>
@@ -5365,9 +5466,9 @@
         </w:pict>
       </w:r>
     </w:p>
-    <w:bookmarkEnd w:id="50"/>
-    <w:bookmarkEnd w:id="51"/>
-    <w:bookmarkStart w:id="54" w:name="Xf440849ab58e111a873469cc1ce5ce264b27e20"/>
+    <w:bookmarkEnd w:id="46"/>
+    <w:bookmarkEnd w:id="47"/>
+    <w:bookmarkStart w:id="50" w:name="Xf440849ab58e111a873469cc1ce5ce264b27e20"/>
     <w:p>
       <w:pPr>
         <w:pStyle w:val="Heading2"/>
@@ -5376,7 +5477,7 @@
         <w:rPr>
           <w:rStyle w:val="SectionNumber"/>
         </w:rPr>
-        <w:t xml:space="preserve">5.4</w:t>
+        <w:t xml:space="preserve">1.24</w:t>
       </w:r>
       <w:r>
         <w:tab/>
@@ -5385,7 +5486,7 @@
         <w:t xml:space="preserve">4.4 Multilingual Data Handling and Translation</w:t>
       </w:r>
     </w:p>
-    <w:bookmarkStart w:id="52" w:name="the-multilingual-challenge"/>
+    <w:bookmarkStart w:id="48" w:name="the-multilingual-challenge"/>
     <w:p>
       <w:pPr>
         <w:pStyle w:val="Heading3"/>
@@ -5394,7 +5495,7 @@
         <w:rPr>
           <w:rStyle w:val="SectionNumber"/>
         </w:rPr>
-        <w:t xml:space="preserve">5.4.1</w:t>
+        <w:t xml:space="preserve">1.24.1</w:t>
       </w:r>
       <w:r>
         <w:tab/>
@@ -5480,8 +5581,8 @@
         <w:t xml:space="preserve">Option A was selected as the primary approach because it produces interpretable, human-readable translated text that can be manually validated, reported in the thesis, and verified by reviewers who do not read Armenian. Option B was retained as a secondary validation method (see Section 4.6).</w:t>
       </w:r>
     </w:p>
-    <w:bookmarkEnd w:id="52"/>
-    <w:bookmarkStart w:id="53" w:name="translation-pipeline"/>
+    <w:bookmarkEnd w:id="48"/>
+    <w:bookmarkStart w:id="49" w:name="translation-pipeline"/>
     <w:p>
       <w:pPr>
         <w:pStyle w:val="Heading3"/>
@@ -5490,7 +5591,7 @@
         <w:rPr>
           <w:rStyle w:val="SectionNumber"/>
         </w:rPr>
-        <w:t xml:space="preserve">5.4.2</w:t>
+        <w:t xml:space="preserve">1.24.2</w:t>
       </w:r>
       <w:r>
         <w:tab/>
@@ -6134,9 +6235,9 @@
         </w:pict>
       </w:r>
     </w:p>
-    <w:bookmarkEnd w:id="53"/>
-    <w:bookmarkEnd w:id="54"/>
-    <w:bookmarkStart w:id="65" w:name="skill-extraction-pipeline"/>
+    <w:bookmarkEnd w:id="49"/>
+    <w:bookmarkEnd w:id="50"/>
+    <w:bookmarkStart w:id="61" w:name="skill-extraction-pipeline"/>
     <w:p>
       <w:pPr>
         <w:pStyle w:val="Heading2"/>
@@ -6145,7 +6246,7 @@
         <w:rPr>
           <w:rStyle w:val="SectionNumber"/>
         </w:rPr>
-        <w:t xml:space="preserve">5.5</w:t>
+        <w:t xml:space="preserve">1.25</w:t>
       </w:r>
       <w:r>
         <w:tab/>
@@ -6154,7 +6255,7 @@
         <w:t xml:space="preserve">4.5 Skill Extraction Pipeline</w:t>
       </w:r>
     </w:p>
-    <w:bookmarkStart w:id="55" w:name="approach-selection"/>
+    <w:bookmarkStart w:id="51" w:name="approach-selection"/>
     <w:p>
       <w:pPr>
         <w:pStyle w:val="Heading3"/>
@@ -6163,7 +6264,7 @@
         <w:rPr>
           <w:rStyle w:val="SectionNumber"/>
         </w:rPr>
-        <w:t xml:space="preserve">5.5.1</w:t>
+        <w:t xml:space="preserve">1.25.1</w:t>
       </w:r>
       <w:r>
         <w:tab/>
@@ -6873,7 +6974,7 @@
         <w:pStyle w:val="BodyText"/>
       </w:pPr>
       <w:r>
-        <w:t xml:space="preserve">Both methods were applied to all 1,161 curriculum documents and all 1,068 job postings, enabling comparison of their alignment metrics prior to ESCO normalization.</w:t>
+        <w:t xml:space="preserve">Both methods were applied to all 1,161 curriculum documents and the 753-posting IT-only job subset, enabling comparison of their alignment metrics prior to ESCO normalization.</w:t>
       </w:r>
     </w:p>
     <w:p>
@@ -6908,8 +7009,8 @@
         <w:t xml:space="preserve">, 278M parameters) for two reasons: (1) all curriculum text is available in English after the translation step described in Section 4.4, making a multilingual model unnecessary; (2) the smaller model allows the full extraction pipeline to run on a standard laptop without hardware accelerators, within the practical constraints of this project.</w:t>
       </w:r>
     </w:p>
-    <w:bookmarkEnd w:id="55"/>
-    <w:bookmarkStart w:id="56" w:name="text-preprocessing-for-skill-extraction"/>
+    <w:bookmarkEnd w:id="51"/>
+    <w:bookmarkStart w:id="52" w:name="text-preprocessing-for-skill-extraction"/>
     <w:p>
       <w:pPr>
         <w:pStyle w:val="Heading3"/>
@@ -6918,7 +7019,7 @@
         <w:rPr>
           <w:rStyle w:val="SectionNumber"/>
         </w:rPr>
-        <w:t xml:space="preserve">5.5.2</w:t>
+        <w:t xml:space="preserve">1.25.2</w:t>
       </w:r>
       <w:r>
         <w:tab/>
@@ -7333,8 +7434,8 @@
         <w:t xml:space="preserve">), multi-word phrases where more than 60% of tokens are stopwords, and phrases shorter than three characters.</w:t>
       </w:r>
     </w:p>
-    <w:bookmarkEnd w:id="56"/>
-    <w:bookmarkStart w:id="57" w:name="extraction-configuration"/>
+    <w:bookmarkEnd w:id="52"/>
+    <w:bookmarkStart w:id="53" w:name="extraction-configuration"/>
     <w:p>
       <w:pPr>
         <w:pStyle w:val="Heading3"/>
@@ -7343,7 +7444,7 @@
         <w:rPr>
           <w:rStyle w:val="SectionNumber"/>
         </w:rPr>
-        <w:t xml:space="preserve">5.5.3</w:t>
+        <w:t xml:space="preserve">1.25.3</w:t>
       </w:r>
       <w:r>
         <w:tab/>
@@ -8313,8 +8414,8 @@
         <w:t xml:space="preserve">after boilerplate removal is used.</w:t>
       </w:r>
     </w:p>
-    <w:bookmarkEnd w:id="57"/>
-    <w:bookmarkStart w:id="58" w:name="Xc40c56b4eee1e3fb3028d895a89221a0c964332"/>
+    <w:bookmarkEnd w:id="53"/>
+    <w:bookmarkStart w:id="54" w:name="esco-normalization"/>
     <w:p>
       <w:pPr>
         <w:pStyle w:val="Heading3"/>
@@ -8323,23 +8424,13 @@
         <w:rPr>
           <w:rStyle w:val="SectionNumber"/>
         </w:rPr>
-        <w:t xml:space="preserve">5.5.4</w:t>
+        <w:t xml:space="preserve">1.25.4</w:t>
       </w:r>
       <w:r>
         <w:tab/>
       </w:r>
       <w:r>
         <w:t xml:space="preserve">4.5.4 ESCO Normalization</w:t>
-      </w:r>
-      <w:r>
-        <w:t xml:space="preserve"> </w:t>
-      </w:r>
-      <w:r>
-        <w:rPr>
-          <w:i/>
-          <w:iCs/>
-        </w:rPr>
-        <w:t xml:space="preserve">(planned — next pipeline stage)</w:t>
       </w:r>
     </w:p>
     <w:p>
@@ -8686,11 +8777,11 @@
         <w:t xml:space="preserve"> </w:t>
       </w:r>
       <w:r>
-        <w:t xml:space="preserve">was selected as a starting point consistent with values reported in prior ESCO-matching studies, then validated empirically through the calibration procedure described in Section 4.5.6.</w:t>
-      </w:r>
-    </w:p>
-    <w:bookmarkEnd w:id="58"/>
-    <w:bookmarkStart w:id="59" w:name="baseline-results-pre-esco"/>
+        <w:t xml:space="preserve">was selected through the calibration procedure described in Section 4.5.6 and then used in the completed ESCO normalization stage.</w:t>
+      </w:r>
+    </w:p>
+    <w:bookmarkEnd w:id="54"/>
+    <w:bookmarkStart w:id="55" w:name="baseline-results-pre-esco"/>
     <w:p>
       <w:pPr>
         <w:pStyle w:val="Heading3"/>
@@ -8699,7 +8790,7 @@
         <w:rPr>
           <w:rStyle w:val="SectionNumber"/>
         </w:rPr>
-        <w:t xml:space="preserve">5.5.5</w:t>
+        <w:t xml:space="preserve">1.25.5</w:t>
       </w:r>
       <w:r>
         <w:tab/>
@@ -8814,18 +8905,18 @@
               <w:pStyle w:val="Compact"/>
             </w:pPr>
             <w:r>
-              <w:t xml:space="preserve">3,423</w:t>
-            </w:r>
-          </w:p>
-        </w:tc>
-        <w:tc>
-          <w:tcPr/>
-          <w:p>
-            <w:pPr>
-              <w:pStyle w:val="Compact"/>
-            </w:pPr>
-            <w:r>
-              <w:t xml:space="preserve">4,801</w:t>
+              <w:t xml:space="preserve">3,442</w:t>
+            </w:r>
+          </w:p>
+        </w:tc>
+        <w:tc>
+          <w:tcPr/>
+          <w:p>
+            <w:pPr>
+              <w:pStyle w:val="Compact"/>
+            </w:pPr>
+            <w:r>
+              <w:t xml:space="preserve">4,812</w:t>
             </w:r>
           </w:p>
         </w:tc>
@@ -8849,18 +8940,18 @@
               <w:pStyle w:val="Compact"/>
             </w:pPr>
             <w:r>
-              <w:t xml:space="preserve">4,625</w:t>
-            </w:r>
-          </w:p>
-        </w:tc>
-        <w:tc>
-          <w:tcPr/>
-          <w:p>
-            <w:pPr>
-              <w:pStyle w:val="Compact"/>
-            </w:pPr>
-            <w:r>
-              <w:t xml:space="preserve">8,695</w:t>
+              <w:t xml:space="preserve">3,153</w:t>
+            </w:r>
+          </w:p>
+        </w:tc>
+        <w:tc>
+          <w:tcPr/>
+          <w:p>
+            <w:pPr>
+              <w:pStyle w:val="Compact"/>
+            </w:pPr>
+            <w:r>
+              <w:t xml:space="preserve">5,530</w:t>
             </w:r>
           </w:p>
         </w:tc>
@@ -8884,18 +8975,18 @@
               <w:pStyle w:val="Compact"/>
             </w:pPr>
             <w:r>
-              <w:t xml:space="preserve">296</w:t>
-            </w:r>
-          </w:p>
-        </w:tc>
-        <w:tc>
-          <w:tcPr/>
-          <w:p>
-            <w:pPr>
-              <w:pStyle w:val="Compact"/>
-            </w:pPr>
-            <w:r>
-              <w:t xml:space="preserve">23</w:t>
+              <w:t xml:space="preserve">279</w:t>
+            </w:r>
+          </w:p>
+        </w:tc>
+        <w:tc>
+          <w:tcPr/>
+          <w:p>
+            <w:pPr>
+              <w:pStyle w:val="Compact"/>
+            </w:pPr>
+            <w:r>
+              <w:t xml:space="preserve">18</w:t>
             </w:r>
           </w:p>
         </w:tc>
@@ -8919,18 +9010,18 @@
               <w:pStyle w:val="Compact"/>
             </w:pPr>
             <w:r>
-              <w:t xml:space="preserve">6.4%</w:t>
-            </w:r>
-          </w:p>
-        </w:tc>
-        <w:tc>
-          <w:tcPr/>
-          <w:p>
-            <w:pPr>
-              <w:pStyle w:val="Compact"/>
-            </w:pPr>
-            <w:r>
-              <w:t xml:space="preserve">0.26%</w:t>
+              <w:t xml:space="preserve">8.85%</w:t>
+            </w:r>
+          </w:p>
+        </w:tc>
+        <w:tc>
+          <w:tcPr/>
+          <w:p>
+            <w:pPr>
+              <w:pStyle w:val="Compact"/>
+            </w:pPr>
+            <w:r>
+              <w:t xml:space="preserve">0.33%</w:t>
             </w:r>
           </w:p>
         </w:tc>
@@ -8954,7 +9045,7 @@
               <w:pStyle w:val="Compact"/>
             </w:pPr>
             <w:r>
-              <w:t xml:space="preserve">3.8%</w:t>
+              <w:t xml:space="preserve">4.42%</w:t>
             </w:r>
           </w:p>
         </w:tc>
@@ -8989,18 +9080,18 @@
               <w:pStyle w:val="Compact"/>
             </w:pPr>
             <w:r>
-              <w:t xml:space="preserve">4,329</w:t>
-            </w:r>
-          </w:p>
-        </w:tc>
-        <w:tc>
-          <w:tcPr/>
-          <w:p>
-            <w:pPr>
-              <w:pStyle w:val="Compact"/>
-            </w:pPr>
-            <w:r>
-              <w:t xml:space="preserve">8,672</w:t>
+              <w:t xml:space="preserve">2,874</w:t>
+            </w:r>
+          </w:p>
+        </w:tc>
+        <w:tc>
+          <w:tcPr/>
+          <w:p>
+            <w:pPr>
+              <w:pStyle w:val="Compact"/>
+            </w:pPr>
+            <w:r>
+              <w:t xml:space="preserve">5,512</w:t>
             </w:r>
           </w:p>
         </w:tc>
@@ -9024,18 +9115,18 @@
               <w:pStyle w:val="Compact"/>
             </w:pPr>
             <w:r>
-              <w:t xml:space="preserve">3,127</w:t>
-            </w:r>
-          </w:p>
-        </w:tc>
-        <w:tc>
-          <w:tcPr/>
-          <w:p>
-            <w:pPr>
-              <w:pStyle w:val="Compact"/>
-            </w:pPr>
-            <w:r>
-              <w:t xml:space="preserve">4,778</w:t>
+              <w:t xml:space="preserve">3,163</w:t>
+            </w:r>
+          </w:p>
+        </w:tc>
+        <w:tc>
+          <w:tcPr/>
+          <w:p>
+            <w:pPr>
+              <w:pStyle w:val="Compact"/>
+            </w:pPr>
+            <w:r>
+              <w:t xml:space="preserve">4,794</w:t>
             </w:r>
           </w:p>
         </w:tc>
@@ -9046,7 +9137,7 @@
         <w:pStyle w:val="BodyText"/>
       </w:pPr>
       <w:r>
-        <w:t xml:space="preserve">The difference between TF-IDF (6.4%) and KeyBERT (0.26%) at the raw phrase level is expected and does not indicate a quality problem. TF-IDF extracts corpus-specific vocabulary, producing overlapping terms like</w:t>
+        <w:t xml:space="preserve">The difference between TF-IDF (8.85%) and KeyBERT (0.33%) at the raw phrase level is expected and does not indicate a quality problem. TF-IDF extracts corpus-specific vocabulary, producing overlapping terms like</w:t>
       </w:r>
       <w:r>
         <w:t xml:space="preserve"> </w:t>
@@ -9115,7 +9206,7 @@
         <w:t xml:space="preserve"> </w:t>
       </w:r>
       <w:r>
-        <w:t xml:space="preserve">in jobs), which rarely match verbatim. After ESCO normalization maps both sets to shared concept identifiers, the alignment numbers for KeyBERT are expected to rise substantially. The TF-IDF coverage of 6.4% provides a literal string-match lower bound; the post-ESCO result in Chapter 5 provides the primary finding.</w:t>
+        <w:t xml:space="preserve">in jobs), which rarely match verbatim. After ESCO normalization maps both sets to shared concept identifiers, the alignment numbers for KeyBERT rise substantially. The TF-IDF coverage of 8.85% provides a literal string-match lower bound; the post-ESCO result in Chapter 5 provides the primary finding.</w:t>
       </w:r>
     </w:p>
     <w:p>
@@ -9150,7 +9241,7 @@
         <w:t xml:space="preserve">“activities”</w:t>
       </w:r>
       <w:r>
-        <w:t xml:space="preserve">) rather than skills. After expanding the generic word filters from ~130 to 459 terms and tightening the multi-word noise filter, the overlap fell to the more accurate 296 terms (6.4%). Validation against 151 jobs with human-curated</w:t>
+        <w:t xml:space="preserve">) rather than skills. After expanding the generic word filters from ~130 to 459 terms, tightening the multi-word noise filter, and restricting the demand-side corpus to the IT-only subset, the overlap settled at the more accurate 279 terms (8.85%). Validation against 151 jobs with human-curated</w:t>
       </w:r>
       <w:r>
         <w:t xml:space="preserve"> </w:t>
@@ -9347,8 +9438,8 @@
         <w:t xml:space="preserve">. The gap between them (low raw overlap despite conceptual similarity) illustrates exactly the vocabulary fragmentation problem that ESCO normalization is designed to solve.</w:t>
       </w:r>
     </w:p>
-    <w:bookmarkEnd w:id="59"/>
-    <w:bookmarkStart w:id="60" w:name="esco-threshold-calibration"/>
+    <w:bookmarkEnd w:id="55"/>
+    <w:bookmarkStart w:id="56" w:name="esco-threshold-calibration"/>
     <w:p>
       <w:pPr>
         <w:pStyle w:val="Heading3"/>
@@ -9357,7 +9448,7 @@
         <w:rPr>
           <w:rStyle w:val="SectionNumber"/>
         </w:rPr>
-        <w:t xml:space="preserve">5.5.6</w:t>
+        <w:t xml:space="preserve">1.25.6</w:t>
       </w:r>
       <w:r>
         <w:tab/>
@@ -9535,8 +9626,8 @@
         <w:t xml:space="preserve">(annotation and manual validation).</w:t>
       </w:r>
     </w:p>
-    <w:bookmarkEnd w:id="60"/>
-    <w:bookmarkStart w:id="64" w:name="sensitivity-analysis"/>
+    <w:bookmarkEnd w:id="56"/>
+    <w:bookmarkStart w:id="60" w:name="sensitivity-analysis"/>
     <w:p>
       <w:pPr>
         <w:pStyle w:val="Heading3"/>
@@ -9545,7 +9636,7 @@
         <w:rPr>
           <w:rStyle w:val="SectionNumber"/>
         </w:rPr>
-        <w:t xml:space="preserve">5.5.7</w:t>
+        <w:t xml:space="preserve">1.25.7</w:t>
       </w:r>
       <w:r>
         <w:tab/>
@@ -9568,13 +9659,13 @@
         <w:rPr>
           <w:rStyle w:val="VerbatimChar"/>
         </w:rPr>
-        <w:t xml:space="preserve">notebooks/03b_sensitivity_analysis.ipynb</w:t>
+        <w:t xml:space="preserve">notebooks/3_analysis/03_sensitivity_analysis.ipynb</w:t>
       </w:r>
       <w:r>
         <w:t xml:space="preserve">.</w:t>
       </w:r>
     </w:p>
-    <w:bookmarkStart w:id="61" w:name="description-asymmetry"/>
+    <w:bookmarkStart w:id="57" w:name="description-asymmetry"/>
     <w:p>
       <w:pPr>
         <w:pStyle w:val="Heading4"/>
@@ -9583,7 +9674,7 @@
         <w:rPr>
           <w:rStyle w:val="SectionNumber"/>
         </w:rPr>
-        <w:t xml:space="preserve">5.5.7.1</w:t>
+        <w:t xml:space="preserve">1.25.7.1</w:t>
       </w:r>
       <w:r>
         <w:tab/>
@@ -9927,8 +10018,8 @@
         <w:t xml:space="preserve">AUA and YSU (with descriptions) can be compared to each other; NUACA and RAU (without descriptions) form a separate group. Comparing across groups conflates data quality differences with genuine curriculum differences.</w:t>
       </w:r>
     </w:p>
-    <w:bookmarkEnd w:id="61"/>
-    <w:bookmarkStart w:id="62" w:name="X5b6bf664aec99ce80b4f8bf21045936c1fb1719"/>
+    <w:bookmarkEnd w:id="57"/>
+    <w:bookmarkStart w:id="58" w:name="X5b6bf664aec99ce80b4f8bf21045936c1fb1719"/>
     <w:p>
       <w:pPr>
         <w:pStyle w:val="Heading4"/>
@@ -9937,7 +10028,7 @@
         <w:rPr>
           <w:rStyle w:val="SectionNumber"/>
         </w:rPr>
-        <w:t xml:space="preserve">5.5.7.2</w:t>
+        <w:t xml:space="preserve">1.25.7.2</w:t>
       </w:r>
       <w:r>
         <w:tab/>
@@ -10320,8 +10411,8 @@
         <w:t xml:space="preserve">if it does not appear in the tag set, even when the skill is a legitimate extraction from the job description text. The tag sets are sparse (averaging 5.1 tags per job) while the pipeline extracts up to 10 skills, so many valid extractions have no corresponding tag.</w:t>
       </w:r>
     </w:p>
-    <w:bookmarkEnd w:id="62"/>
-    <w:bookmarkStart w:id="63" w:name="noise-audit-and-filter-expansion"/>
+    <w:bookmarkEnd w:id="58"/>
+    <w:bookmarkStart w:id="59" w:name="noise-audit-and-filter-expansion"/>
     <w:p>
       <w:pPr>
         <w:pStyle w:val="Heading4"/>
@@ -10330,7 +10421,7 @@
         <w:rPr>
           <w:rStyle w:val="SectionNumber"/>
         </w:rPr>
-        <w:t xml:space="preserve">5.5.7.3</w:t>
+        <w:t xml:space="preserve">1.25.7.3</w:t>
       </w:r>
       <w:r>
         <w:tab/>
@@ -10451,7 +10542,7 @@
         <w:t xml:space="preserve">“data data”</w:t>
       </w:r>
       <w:r>
-        <w:t xml:space="preserve">). The multi-word filter threshold was tightened from 70% to 60% stop-word ratio. After re-running extraction with the expanded filters, the TF-IDF overlap fell from 584 terms (12.6% coverage) to 296 terms (6.4% coverage). The remaining overlap terms are predominantly genuine IT skills:</w:t>
+        <w:t xml:space="preserve">). The multi-word filter threshold was tightened from 70% to 60% stop-word ratio. After re-running extraction with the expanded filters and then restricting the demand-side corpus to the IT-only subset, the TF-IDF overlap fell from 584 terms (12.6% coverage) to 279 terms (8.85% coverage). The remaining overlap terms are predominantly genuine IT skills:</w:t>
       </w:r>
       <w:r>
         <w:t xml:space="preserve"> </w:t>
@@ -10649,10 +10740,10 @@
         </w:pict>
       </w:r>
     </w:p>
-    <w:bookmarkEnd w:id="63"/>
-    <w:bookmarkEnd w:id="64"/>
-    <w:bookmarkEnd w:id="65"/>
-    <w:bookmarkStart w:id="66" w:name="alignment-metrics"/>
+    <w:bookmarkEnd w:id="59"/>
+    <w:bookmarkEnd w:id="60"/>
+    <w:bookmarkEnd w:id="61"/>
+    <w:bookmarkStart w:id="62" w:name="alignment-metrics"/>
     <w:p>
       <w:pPr>
         <w:pStyle w:val="Heading2"/>
@@ -10661,7 +10752,7 @@
         <w:rPr>
           <w:rStyle w:val="SectionNumber"/>
         </w:rPr>
-        <w:t xml:space="preserve">5.6</w:t>
+        <w:t xml:space="preserve">1.26</w:t>
       </w:r>
       <w:r>
         <w:tab/>
@@ -11246,8 +11337,8 @@
         </w:pict>
       </w:r>
     </w:p>
-    <w:bookmarkEnd w:id="66"/>
-    <w:bookmarkStart w:id="67" w:name="Xf55290c30fefab537dc3d33e272d9310584a7b9"/>
+    <w:bookmarkEnd w:id="62"/>
+    <w:bookmarkStart w:id="63" w:name="Xf55290c30fefab537dc3d33e272d9310584a7b9"/>
     <w:p>
       <w:pPr>
         <w:pStyle w:val="Heading2"/>
@@ -11256,7 +11347,7 @@
         <w:rPr>
           <w:rStyle w:val="SectionNumber"/>
         </w:rPr>
-        <w:t xml:space="preserve">5.7</w:t>
+        <w:t xml:space="preserve">1.27</w:t>
       </w:r>
       <w:r>
         <w:tab/>
@@ -11346,8 +11437,8 @@
         </w:pict>
       </w:r>
     </w:p>
-    <w:bookmarkEnd w:id="67"/>
-    <w:bookmarkStart w:id="72" w:name="X6d13726ae10c28ea34a925dbd28103c4cb3cbec"/>
+    <w:bookmarkEnd w:id="63"/>
+    <w:bookmarkStart w:id="68" w:name="X6d13726ae10c28ea34a925dbd28103c4cb3cbec"/>
     <w:p>
       <w:pPr>
         <w:pStyle w:val="Heading2"/>
@@ -11356,7 +11447,7 @@
         <w:rPr>
           <w:rStyle w:val="SectionNumber"/>
         </w:rPr>
-        <w:t xml:space="preserve">5.8</w:t>
+        <w:t xml:space="preserve">1.28</w:t>
       </w:r>
       <w:r>
         <w:tab/>
@@ -11365,7 +11456,7 @@
         <w:t xml:space="preserve">4.8 Scope Limitations and Dataset Constraints</w:t>
       </w:r>
     </w:p>
-    <w:bookmarkStart w:id="68" w:name="university-coverage"/>
+    <w:bookmarkStart w:id="64" w:name="university-coverage"/>
     <w:p>
       <w:pPr>
         <w:pStyle w:val="Heading3"/>
@@ -11374,7 +11465,7 @@
         <w:rPr>
           <w:rStyle w:val="SectionNumber"/>
         </w:rPr>
-        <w:t xml:space="preserve">5.8.1</w:t>
+        <w:t xml:space="preserve">1.28.1</w:t>
       </w:r>
       <w:r>
         <w:tab/>
@@ -11473,8 +11564,8 @@
         <w:t xml:space="preserve">for full documentation).</w:t>
       </w:r>
     </w:p>
-    <w:bookmarkEnd w:id="68"/>
-    <w:bookmarkStart w:id="69" w:name="job-market-coverage"/>
+    <w:bookmarkEnd w:id="64"/>
+    <w:bookmarkStart w:id="65" w:name="job-market-coverage"/>
     <w:p>
       <w:pPr>
         <w:pStyle w:val="Heading3"/>
@@ -11483,7 +11574,7 @@
         <w:rPr>
           <w:rStyle w:val="SectionNumber"/>
         </w:rPr>
-        <w:t xml:space="preserve">5.8.2</w:t>
+        <w:t xml:space="preserve">1.28.2</w:t>
       </w:r>
       <w:r>
         <w:tab/>
@@ -11497,11 +11588,11 @@
         <w:pStyle w:val="FirstParagraph"/>
       </w:pPr>
       <w:r>
-        <w:t xml:space="preserve">The job dataset is a cross-sectional snapshot of postings active in Armenia during March 2026. It does not capture seasonal variation in hiring demand, longitudinal trends in skill requirements, or jobs that were posted and filled before the collection date. The company portal segment (266 postings from 8 companies after deduplication) is sufficient for aggregate analysis but does not support individual company-level conclusions for companies with fewer than 10 postings.</w:t>
-      </w:r>
-    </w:p>
-    <w:bookmarkEnd w:id="69"/>
-    <w:bookmarkStart w:id="70" w:name="translation-quality"/>
+        <w:t xml:space="preserve">The job dataset is a cross-sectional snapshot of postings active in Armenia during March 2026. It does not capture seasonal variation in hiring demand, longitudinal trends in skill requirements, or jobs that were posted and filled before the collection date. The broad market snapshot contains 1,369 postings from 14 sources, while the downstream IT-only subset contains 753 postings. The company-portal segment is sufficient for aggregate analysis but does not support individual company-level conclusions for smaller employers with only a handful of postings.</w:t>
+      </w:r>
+    </w:p>
+    <w:bookmarkEnd w:id="65"/>
+    <w:bookmarkStart w:id="66" w:name="translation-quality"/>
     <w:p>
       <w:pPr>
         <w:pStyle w:val="Heading3"/>
@@ -11510,7 +11601,7 @@
         <w:rPr>
           <w:rStyle w:val="SectionNumber"/>
         </w:rPr>
-        <w:t xml:space="preserve">5.8.3</w:t>
+        <w:t xml:space="preserve">1.28.3</w:t>
       </w:r>
       <w:r>
         <w:tab/>
@@ -11527,8 +11618,8 @@
         <w:t xml:space="preserve">Machine translation introduces the possibility of terminology errors in the YSU-derived curriculum data. While manual validation confirmed acceptable quality for the 50-row sample, systematic errors in the translation of specialized Armenian computing terminology cannot be fully excluded. The ESCO normalization step (Section 4.5.3) partially mitigates this risk by matching based on semantic similarity rather than exact string matching, providing robustness to surface-form variation. The original Armenian text is preserved in the dataset for independent verification.</w:t>
       </w:r>
     </w:p>
-    <w:bookmarkEnd w:id="70"/>
-    <w:bookmarkStart w:id="71" w:name="it-scope-definition"/>
+    <w:bookmarkEnd w:id="66"/>
+    <w:bookmarkStart w:id="67" w:name="it-scope-definition"/>
     <w:p>
       <w:pPr>
         <w:pStyle w:val="Heading3"/>
@@ -11537,7 +11628,7 @@
         <w:rPr>
           <w:rStyle w:val="SectionNumber"/>
         </w:rPr>
-        <w:t xml:space="preserve">5.8.4</w:t>
+        <w:t xml:space="preserve">1.28.4</w:t>
       </w:r>
       <w:r>
         <w:tab/>
@@ -11608,26 +11699,11 @@
       <w:r>
         <w:t xml:space="preserve">[4] Almaleh et al. (2019) · [9] Grootendorst (2020) · [10] Zhang et al. (2022) · [11] Reimers &amp; Gurevych (2019) · [12] Wang et al. (2020) · [14] European Commission (2023) · [15] Chiarello et al. (2021) · [17] Carbonell &amp; Goldstein (1998) · [18] OpenAI (2024) · [19] Pedregosa et al. (2011) · [20] Gilardi et al. (2023) · [21] He et al. (2024)</w:t>
       </w:r>
-    </w:p>
-    <w:bookmarkEnd w:id="71"/>
-    <w:bookmarkEnd w:id="72"/>
-    <w:bookmarkEnd w:id="73"/>
-    <w:bookmarkStart w:id="101" w:name="chapter-5-results"/>
-    <w:p>
-      <w:pPr>
-        <w:pStyle w:val="Heading1"/>
-      </w:pPr>
-      <w:r>
-        <w:rPr>
-          <w:rStyle w:val="SectionNumber"/>
-        </w:rPr>
-        <w:t xml:space="preserve">6</w:t>
-      </w:r>
-      <w:r>
-        <w:tab/>
-      </w:r>
-      <w:r>
-        <w:t xml:space="preserve">Chapter 5: Results</w:t>
+      <w:r>
+        <w:t xml:space="preserve"> </w:t>
+      </w:r>
+      <w:r>
+        <w:t xml:space="preserve"># Chapter 5: Results</w:t>
       </w:r>
     </w:p>
     <w:p>
@@ -11637,7 +11713,9 @@
         </w:pict>
       </w:r>
     </w:p>
-    <w:bookmarkStart w:id="74" w:name="overview-1"/>
+    <w:bookmarkEnd w:id="67"/>
+    <w:bookmarkEnd w:id="68"/>
+    <w:bookmarkStart w:id="69" w:name="overview-1"/>
     <w:p>
       <w:pPr>
         <w:pStyle w:val="Heading2"/>
@@ -11646,7 +11724,7 @@
         <w:rPr>
           <w:rStyle w:val="SectionNumber"/>
         </w:rPr>
-        <w:t xml:space="preserve">6.1</w:t>
+        <w:t xml:space="preserve">1.29</w:t>
       </w:r>
       <w:r>
         <w:tab/>
@@ -11670,8 +11748,8 @@
         </w:pict>
       </w:r>
     </w:p>
-    <w:bookmarkEnd w:id="74"/>
-    <w:bookmarkStart w:id="77" w:name="dataset-characteristics"/>
+    <w:bookmarkEnd w:id="69"/>
+    <w:bookmarkStart w:id="72" w:name="dataset-characteristics"/>
     <w:p>
       <w:pPr>
         <w:pStyle w:val="Heading2"/>
@@ -11680,7 +11758,7 @@
         <w:rPr>
           <w:rStyle w:val="SectionNumber"/>
         </w:rPr>
-        <w:t xml:space="preserve">6.2</w:t>
+        <w:t xml:space="preserve">1.30</w:t>
       </w:r>
       <w:r>
         <w:tab/>
@@ -11689,7 +11767,7 @@
         <w:t xml:space="preserve">5.2 Dataset Characteristics</w:t>
       </w:r>
     </w:p>
-    <w:bookmarkStart w:id="75" w:name="curriculum-dataset-1"/>
+    <w:bookmarkStart w:id="70" w:name="curriculum-dataset-1"/>
     <w:p>
       <w:pPr>
         <w:pStyle w:val="Heading3"/>
@@ -11698,7 +11776,7 @@
         <w:rPr>
           <w:rStyle w:val="SectionNumber"/>
         </w:rPr>
-        <w:t xml:space="preserve">6.2.1</w:t>
+        <w:t xml:space="preserve">1.30.1</w:t>
       </w:r>
       <w:r>
         <w:tab/>
@@ -12112,8 +12190,8 @@
         <w:t xml:space="preserve">Degree levels: 16 Bachelor programs (855 courses) and 9 Master programs (306 courses). YSU contributes the largest share (59.5% of courses), followed by AUA (21.4%), NUACA (15.0%), and RAU (4.1%).</w:t>
       </w:r>
     </w:p>
-    <w:bookmarkEnd w:id="75"/>
-    <w:bookmarkStart w:id="76" w:name="job-market-dataset-1"/>
+    <w:bookmarkEnd w:id="70"/>
+    <w:bookmarkStart w:id="71" w:name="job-market-dataset-1"/>
     <w:p>
       <w:pPr>
         <w:pStyle w:val="Heading3"/>
@@ -12122,7 +12200,7 @@
         <w:rPr>
           <w:rStyle w:val="SectionNumber"/>
         </w:rPr>
-        <w:t xml:space="preserve">6.2.2</w:t>
+        <w:t xml:space="preserve">1.30.2</w:t>
       </w:r>
       <w:r>
         <w:tab/>
@@ -12136,7 +12214,7 @@
         <w:pStyle w:val="FirstParagraph"/>
       </w:pPr>
       <w:r>
-        <w:t xml:space="preserve">The job market dataset contains 1,068 unique postings from 11 sources, collected in March 2026.</w:t>
+        <w:t xml:space="preserve">The job market side consists of a 1,369-posting broad market snapshot from 14 sources, collected in March 2026, and a downstream IT-only subset of 753 postings used for NLP extraction and alignment analysis.</w:t>
       </w:r>
     </w:p>
     <w:p>
@@ -12242,7 +12320,7 @@
               <w:pStyle w:val="Compact"/>
             </w:pPr>
             <w:r>
-              <w:t xml:space="preserve">734</w:t>
+              <w:t xml:space="preserve">992</w:t>
             </w:r>
           </w:p>
         </w:tc>
@@ -12288,7 +12366,7 @@
               <w:pStyle w:val="Compact"/>
             </w:pPr>
             <w:r>
-              <w:t xml:space="preserve">141</w:t>
+              <w:t xml:space="preserve">152</w:t>
             </w:r>
           </w:p>
         </w:tc>
@@ -12334,7 +12412,7 @@
               <w:pStyle w:val="Compact"/>
             </w:pPr>
             <w:r>
-              <w:t xml:space="preserve">104</w:t>
+              <w:t xml:space="preserve">108</w:t>
             </w:r>
           </w:p>
         </w:tc>
@@ -12380,7 +12458,7 @@
               <w:pStyle w:val="Compact"/>
             </w:pPr>
             <w:r>
-              <w:t xml:space="preserve">48</w:t>
+              <w:t xml:space="preserve">55</w:t>
             </w:r>
           </w:p>
         </w:tc>
@@ -12450,6 +12528,52 @@
               <w:pStyle w:val="Compact"/>
             </w:pPr>
             <w:r>
+              <w:t xml:space="preserve">Grid Dynamics</w:t>
+            </w:r>
+          </w:p>
+        </w:tc>
+        <w:tc>
+          <w:tcPr/>
+          <w:p>
+            <w:pPr>
+              <w:pStyle w:val="Compact"/>
+            </w:pPr>
+            <w:r>
+              <w:t xml:space="preserve">Company portal</w:t>
+            </w:r>
+          </w:p>
+        </w:tc>
+        <w:tc>
+          <w:tcPr/>
+          <w:p>
+            <w:pPr>
+              <w:pStyle w:val="Compact"/>
+            </w:pPr>
+            <w:r>
+              <w:t xml:space="preserve">11</w:t>
+            </w:r>
+          </w:p>
+        </w:tc>
+        <w:tc>
+          <w:tcPr/>
+          <w:p>
+            <w:pPr>
+              <w:pStyle w:val="Compact"/>
+            </w:pPr>
+            <w:r>
+              <w:t xml:space="preserve">Yes</w:t>
+            </w:r>
+          </w:p>
+        </w:tc>
+      </w:tr>
+      <w:tr>
+        <w:tc>
+          <w:tcPr/>
+          <w:p>
+            <w:pPr>
+              <w:pStyle w:val="Compact"/>
+            </w:pPr>
+            <w:r>
               <w:t xml:space="preserve">Krisp</w:t>
             </w:r>
           </w:p>
@@ -12473,6 +12597,98 @@
             </w:pPr>
             <w:r>
               <w:t xml:space="preserve">7</w:t>
+            </w:r>
+          </w:p>
+        </w:tc>
+        <w:tc>
+          <w:tcPr/>
+          <w:p>
+            <w:pPr>
+              <w:pStyle w:val="Compact"/>
+            </w:pPr>
+            <w:r>
+              <w:t xml:space="preserve">Yes</w:t>
+            </w:r>
+          </w:p>
+        </w:tc>
+      </w:tr>
+      <w:tr>
+        <w:tc>
+          <w:tcPr/>
+          <w:p>
+            <w:pPr>
+              <w:pStyle w:val="Compact"/>
+            </w:pPr>
+            <w:r>
+              <w:t xml:space="preserve">NVIDIA</w:t>
+            </w:r>
+          </w:p>
+        </w:tc>
+        <w:tc>
+          <w:tcPr/>
+          <w:p>
+            <w:pPr>
+              <w:pStyle w:val="Compact"/>
+            </w:pPr>
+            <w:r>
+              <w:t xml:space="preserve">Company portal</w:t>
+            </w:r>
+          </w:p>
+        </w:tc>
+        <w:tc>
+          <w:tcPr/>
+          <w:p>
+            <w:pPr>
+              <w:pStyle w:val="Compact"/>
+            </w:pPr>
+            <w:r>
+              <w:t xml:space="preserve">5</w:t>
+            </w:r>
+          </w:p>
+        </w:tc>
+        <w:tc>
+          <w:tcPr/>
+          <w:p>
+            <w:pPr>
+              <w:pStyle w:val="Compact"/>
+            </w:pPr>
+            <w:r>
+              <w:t xml:space="preserve">Yes</w:t>
+            </w:r>
+          </w:p>
+        </w:tc>
+      </w:tr>
+      <w:tr>
+        <w:tc>
+          <w:tcPr/>
+          <w:p>
+            <w:pPr>
+              <w:pStyle w:val="Compact"/>
+            </w:pPr>
+            <w:r>
+              <w:t xml:space="preserve">10Web</w:t>
+            </w:r>
+          </w:p>
+        </w:tc>
+        <w:tc>
+          <w:tcPr/>
+          <w:p>
+            <w:pPr>
+              <w:pStyle w:val="Compact"/>
+            </w:pPr>
+            <w:r>
+              <w:t xml:space="preserve">Company portal</w:t>
+            </w:r>
+          </w:p>
+        </w:tc>
+        <w:tc>
+          <w:tcPr/>
+          <w:p>
+            <w:pPr>
+              <w:pStyle w:val="Compact"/>
+            </w:pPr>
+            <w:r>
+              <w:t xml:space="preserve">5</w:t>
             </w:r>
           </w:p>
         </w:tc>
@@ -12730,7 +12946,7 @@
                 <w:b/>
                 <w:bCs/>
               </w:rPr>
-              <w:t xml:space="preserve">Total</w:t>
+              <w:t xml:space="preserve">Total (broad snapshot)</w:t>
             </w:r>
           </w:p>
         </w:tc>
@@ -12753,7 +12969,7 @@
                 <w:b/>
                 <w:bCs/>
               </w:rPr>
-              <w:t xml:space="preserve">1,068</w:t>
+              <w:t xml:space="preserve">1,369</w:t>
             </w:r>
           </w:p>
         </w:tc>
@@ -12779,7 +12995,7 @@
         <w:pStyle w:val="BodyText"/>
       </w:pPr>
       <w:r>
-        <w:t xml:space="preserve">280 duplicate postings were removed before analysis: 75 within-source duplicates (exact title+company matches) and 205 cross-source duplicates identified by fuzzy title+company matching. The 140 recurring boilerplate paragraphs (e.g., EPAM’s standard</w:t>
+        <w:t xml:space="preserve">For downstream NLP and alignment analysis, the broad snapshot was narrowed to an IT-only subset of 753 postings. The 140 recurring boilerplate paragraphs (e.g., EPAM’s standard</w:t>
       </w:r>
       <w:r>
         <w:t xml:space="preserve"> </w:t>
@@ -12801,9 +13017,9 @@
         </w:pict>
       </w:r>
     </w:p>
-    <w:bookmarkEnd w:id="76"/>
-    <w:bookmarkEnd w:id="77"/>
-    <w:bookmarkStart w:id="83" w:name="Xb7c2bbf150a5bc875b65cb1c5e8963af98e9f3b"/>
+    <w:bookmarkEnd w:id="71"/>
+    <w:bookmarkEnd w:id="72"/>
+    <w:bookmarkStart w:id="78" w:name="Xb7c2bbf150a5bc875b65cb1c5e8963af98e9f3b"/>
     <w:p>
       <w:pPr>
         <w:pStyle w:val="Heading2"/>
@@ -12812,7 +13028,7 @@
         <w:rPr>
           <w:rStyle w:val="SectionNumber"/>
         </w:rPr>
-        <w:t xml:space="preserve">6.3</w:t>
+        <w:t xml:space="preserve">1.31</w:t>
       </w:r>
       <w:r>
         <w:tab/>
@@ -12821,7 +13037,7 @@
         <w:t xml:space="preserve">5.3 Skill Extraction Results (Pre-ESCO Baseline)</w:t>
       </w:r>
     </w:p>
-    <w:bookmarkStart w:id="78" w:name="extraction-configuration-1"/>
+    <w:bookmarkStart w:id="73" w:name="extraction-configuration-1"/>
     <w:p>
       <w:pPr>
         <w:pStyle w:val="Heading3"/>
@@ -12830,7 +13046,7 @@
         <w:rPr>
           <w:rStyle w:val="SectionNumber"/>
         </w:rPr>
-        <w:t xml:space="preserve">6.3.1</w:t>
+        <w:t xml:space="preserve">1.31.1</w:t>
       </w:r>
       <w:r>
         <w:tab/>
@@ -12899,8 +13115,8 @@
         <w:t xml:space="preserve">Post-extraction filters applied to both methods: company name blocklist (434 tokens), is_skill_like() filter rejecting tokens with &gt;60% stop-word ratio and pure numeric/single-character strings.</w:t>
       </w:r>
     </w:p>
-    <w:bookmarkEnd w:id="78"/>
-    <w:bookmarkStart w:id="79" w:name="unique-skills-extracted"/>
+    <w:bookmarkEnd w:id="73"/>
+    <w:bookmarkStart w:id="74" w:name="unique-skills-extracted"/>
     <w:p>
       <w:pPr>
         <w:pStyle w:val="Heading3"/>
@@ -12909,7 +13125,7 @@
         <w:rPr>
           <w:rStyle w:val="SectionNumber"/>
         </w:rPr>
-        <w:t xml:space="preserve">6.3.2</w:t>
+        <w:t xml:space="preserve">1.31.2</w:t>
       </w:r>
       <w:r>
         <w:tab/>
@@ -13033,18 +13249,18 @@
               <w:pStyle w:val="Compact"/>
             </w:pPr>
             <w:r>
-              <w:t xml:space="preserve">4,625</w:t>
-            </w:r>
-          </w:p>
-        </w:tc>
-        <w:tc>
-          <w:tcPr/>
-          <w:p>
-            <w:pPr>
-              <w:pStyle w:val="Compact"/>
-            </w:pPr>
-            <w:r>
-              <w:t xml:space="preserve">8,695</w:t>
+              <w:t xml:space="preserve">3,153</w:t>
+            </w:r>
+          </w:p>
+        </w:tc>
+        <w:tc>
+          <w:tcPr/>
+          <w:p>
+            <w:pPr>
+              <w:pStyle w:val="Compact"/>
+            </w:pPr>
+            <w:r>
+              <w:t xml:space="preserve">5,530</w:t>
             </w:r>
           </w:p>
         </w:tc>
@@ -13055,11 +13271,11 @@
         <w:pStyle w:val="BodyText"/>
       </w:pPr>
       <w:r>
-        <w:t xml:space="preserve">KeyBERT extracts more unique phrases than TF-IDF because it captures full multi-word semantic units rather than term-frequency peaks. Curriculum yields fewer unique terms than the job market despite having more documents (1,133 vs. 1,068), reflecting the more standardized vocabulary of academic course names relative to the diverse register of commercial job postings.</w:t>
-      </w:r>
-    </w:p>
-    <w:bookmarkEnd w:id="79"/>
-    <w:bookmarkStart w:id="80" w:name="pre-esco-alignment-metrics"/>
+        <w:t xml:space="preserve">KeyBERT extracts more unique phrases than TF-IDF because it captures full multi-word semantic units rather than term-frequency peaks. Curriculum yields slightly more unique terms than the IT-only job corpus despite having a comparable document scale, reflecting the standardized vocabulary of academic course descriptions and the tighter job-scope definition after IT filtering.</w:t>
+      </w:r>
+    </w:p>
+    <w:bookmarkEnd w:id="74"/>
+    <w:bookmarkStart w:id="75" w:name="pre-esco-alignment-metrics"/>
     <w:p>
       <w:pPr>
         <w:pStyle w:val="Heading3"/>
@@ -13068,7 +13284,7 @@
         <w:rPr>
           <w:rStyle w:val="SectionNumber"/>
         </w:rPr>
-        <w:t xml:space="preserve">6.3.3</w:t>
+        <w:t xml:space="preserve">1.31.3</w:t>
       </w:r>
       <w:r>
         <w:tab/>
@@ -13157,18 +13373,18 @@
               <w:pStyle w:val="Compact"/>
             </w:pPr>
             <w:r>
-              <w:t xml:space="preserve">3,423</w:t>
-            </w:r>
-          </w:p>
-        </w:tc>
-        <w:tc>
-          <w:tcPr/>
-          <w:p>
-            <w:pPr>
-              <w:pStyle w:val="Compact"/>
-            </w:pPr>
-            <w:r>
-              <w:t xml:space="preserve">4,801</w:t>
+              <w:t xml:space="preserve">3,442</w:t>
+            </w:r>
+          </w:p>
+        </w:tc>
+        <w:tc>
+          <w:tcPr/>
+          <w:p>
+            <w:pPr>
+              <w:pStyle w:val="Compact"/>
+            </w:pPr>
+            <w:r>
+              <w:t xml:space="preserve">4,812</w:t>
             </w:r>
           </w:p>
         </w:tc>
@@ -13192,18 +13408,18 @@
               <w:pStyle w:val="Compact"/>
             </w:pPr>
             <w:r>
-              <w:t xml:space="preserve">4,625</w:t>
-            </w:r>
-          </w:p>
-        </w:tc>
-        <w:tc>
-          <w:tcPr/>
-          <w:p>
-            <w:pPr>
-              <w:pStyle w:val="Compact"/>
-            </w:pPr>
-            <w:r>
-              <w:t xml:space="preserve">8,695</w:t>
+              <w:t xml:space="preserve">3,153</w:t>
+            </w:r>
+          </w:p>
+        </w:tc>
+        <w:tc>
+          <w:tcPr/>
+          <w:p>
+            <w:pPr>
+              <w:pStyle w:val="Compact"/>
+            </w:pPr>
+            <w:r>
+              <w:t xml:space="preserve">5,530</w:t>
             </w:r>
           </w:p>
         </w:tc>
@@ -13235,7 +13451,7 @@
                 <w:b/>
                 <w:bCs/>
               </w:rPr>
-              <w:t xml:space="preserve">296 (6.4%)</w:t>
+              <w:t xml:space="preserve">279 (8.85%)</w:t>
             </w:r>
           </w:p>
         </w:tc>
@@ -13250,7 +13466,7 @@
                 <w:b/>
                 <w:bCs/>
               </w:rPr>
-              <w:t xml:space="preserve">23 (0.26%)</w:t>
+              <w:t xml:space="preserve">18 (0.33%)</w:t>
             </w:r>
           </w:p>
         </w:tc>
@@ -13274,18 +13490,18 @@
               <w:pStyle w:val="Compact"/>
             </w:pPr>
             <w:r>
-              <w:t xml:space="preserve">4,329</w:t>
-            </w:r>
-          </w:p>
-        </w:tc>
-        <w:tc>
-          <w:tcPr/>
-          <w:p>
-            <w:pPr>
-              <w:pStyle w:val="Compact"/>
-            </w:pPr>
-            <w:r>
-              <w:t xml:space="preserve">8,672</w:t>
+              <w:t xml:space="preserve">2,874</w:t>
+            </w:r>
+          </w:p>
+        </w:tc>
+        <w:tc>
+          <w:tcPr/>
+          <w:p>
+            <w:pPr>
+              <w:pStyle w:val="Compact"/>
+            </w:pPr>
+            <w:r>
+              <w:t xml:space="preserve">5,512</w:t>
             </w:r>
           </w:p>
         </w:tc>
@@ -13309,18 +13525,18 @@
               <w:pStyle w:val="Compact"/>
             </w:pPr>
             <w:r>
-              <w:t xml:space="preserve">3,127</w:t>
-            </w:r>
-          </w:p>
-        </w:tc>
-        <w:tc>
-          <w:tcPr/>
-          <w:p>
-            <w:pPr>
-              <w:pStyle w:val="Compact"/>
-            </w:pPr>
-            <w:r>
-              <w:t xml:space="preserve">4,778</w:t>
+              <w:t xml:space="preserve">3,163</w:t>
+            </w:r>
+          </w:p>
+        </w:tc>
+        <w:tc>
+          <w:tcPr/>
+          <w:p>
+            <w:pPr>
+              <w:pStyle w:val="Compact"/>
+            </w:pPr>
+            <w:r>
+              <w:t xml:space="preserve">4,794</w:t>
             </w:r>
           </w:p>
         </w:tc>
@@ -13352,8 +13568,8 @@
         <w:t xml:space="preserve">) count as non-overlapping until ESCO normalization is applied.</w:t>
       </w:r>
     </w:p>
-    <w:bookmarkEnd w:id="80"/>
-    <w:bookmarkStart w:id="81" w:name="Xbb4bc12d16b06ad916cc9a3304b0a4f3eb1c8a4"/>
+    <w:bookmarkEnd w:id="75"/>
+    <w:bookmarkStart w:id="76" w:name="Xbb4bc12d16b06ad916cc9a3304b0a4f3eb1c8a4"/>
     <w:p>
       <w:pPr>
         <w:pStyle w:val="Heading3"/>
@@ -13362,7 +13578,7 @@
         <w:rPr>
           <w:rStyle w:val="SectionNumber"/>
         </w:rPr>
-        <w:t xml:space="preserve">6.3.4</w:t>
+        <w:t xml:space="preserve">1.31.4</w:t>
       </w:r>
       <w:r>
         <w:tab/>
@@ -13376,7 +13592,7 @@
         <w:pStyle w:val="FirstParagraph"/>
       </w:pPr>
       <w:r>
-        <w:t xml:space="preserve">The 25-fold difference in overlap rates between TF-IDF (6.4%) and KeyBERT (0.26%) is a structural artifact of the methods, not a finding about the true alignment. TF-IDF extracts individual words and short phrases that tend to be shared across all technical documents (e.g.,</w:t>
+        <w:t xml:space="preserve">The difference in overlap rates between TF-IDF (8.85%) and KeyBERT (0.33%) is a structural artifact of the methods, not a finding about the true alignment. TF-IDF extracts individual words and short phrases that tend to be shared across all technical documents (e.g.,</w:t>
       </w:r>
       <w:r>
         <w:t xml:space="preserve"> </w:t>
@@ -13513,8 +13729,8 @@
         <w:t xml:space="preserve">These phrase pairs describe overlapping skills but share no common string. ESCO normalization resolves this by mapping both phrase types to shared concept identifiers.</w:t>
       </w:r>
     </w:p>
-    <w:bookmarkEnd w:id="81"/>
-    <w:bookmarkStart w:id="82" w:name="skills-in-the-overlap-gap-and-surplus"/>
+    <w:bookmarkEnd w:id="76"/>
+    <w:bookmarkStart w:id="77" w:name="skills-in-the-overlap-gap-and-surplus"/>
     <w:p>
       <w:pPr>
         <w:pStyle w:val="Heading3"/>
@@ -13523,7 +13739,7 @@
         <w:rPr>
           <w:rStyle w:val="SectionNumber"/>
         </w:rPr>
-        <w:t xml:space="preserve">6.3.5</w:t>
+        <w:t xml:space="preserve">1.31.5</w:t>
       </w:r>
       <w:r>
         <w:tab/>
@@ -13549,7 +13765,7 @@
         <w:pStyle w:val="BodyText"/>
       </w:pPr>
       <w:r>
-        <w:t xml:space="preserve">The 296 overlapping terms represent the most directly shared vocabulary. Representative examples include:</w:t>
+        <w:t xml:space="preserve">The 279 overlapping terms represent the most directly shared vocabulary. Representative examples include:</w:t>
       </w:r>
       <w:r>
         <w:t xml:space="preserve"> </w:t>
@@ -14555,9 +14771,9 @@
         </w:pict>
       </w:r>
     </w:p>
-    <w:bookmarkEnd w:id="82"/>
-    <w:bookmarkEnd w:id="83"/>
-    <w:bookmarkStart w:id="91" w:name="esco-normalized-alignment-results"/>
+    <w:bookmarkEnd w:id="77"/>
+    <w:bookmarkEnd w:id="78"/>
+    <w:bookmarkStart w:id="86" w:name="esco-normalized-alignment-results"/>
     <w:p>
       <w:pPr>
         <w:pStyle w:val="Heading2"/>
@@ -14566,7 +14782,7 @@
         <w:rPr>
           <w:rStyle w:val="SectionNumber"/>
         </w:rPr>
-        <w:t xml:space="preserve">6.4</w:t>
+        <w:t xml:space="preserve">1.32</w:t>
       </w:r>
       <w:r>
         <w:tab/>
@@ -14575,7 +14791,7 @@
         <w:t xml:space="preserve">5.4 ESCO-Normalized Alignment Results</w:t>
       </w:r>
     </w:p>
-    <w:bookmarkStart w:id="84" w:name="esco-threshold-calibration-1"/>
+    <w:bookmarkStart w:id="79" w:name="esco-threshold-calibration-1"/>
     <w:p>
       <w:pPr>
         <w:pStyle w:val="Heading3"/>
@@ -14584,7 +14800,7 @@
         <w:rPr>
           <w:rStyle w:val="SectionNumber"/>
         </w:rPr>
-        <w:t xml:space="preserve">6.4.1</w:t>
+        <w:t xml:space="preserve">1.32.1</w:t>
       </w:r>
       <w:r>
         <w:tab/>
@@ -15065,8 +15281,8 @@
         <w:t xml:space="preserve">The threshold of 0.75 was selected as it achieves the best F1 (0.711) with balanced precision and recall. A post-hoc sensitivity check confirmed that varying the threshold between 0.70 and 0.80 produces no change in the concept-level overlap count — additional phrase matches at lower thresholds map to ESCO concepts already represented at 0.75, confirming that the bottleneck is ESCO vocabulary coverage rather than threshold strictness.</w:t>
       </w:r>
     </w:p>
-    <w:bookmarkEnd w:id="84"/>
-    <w:bookmarkStart w:id="85" w:name="coverage-after-normalization"/>
+    <w:bookmarkEnd w:id="79"/>
+    <w:bookmarkStart w:id="80" w:name="coverage-after-normalization"/>
     <w:p>
       <w:pPr>
         <w:pStyle w:val="Heading3"/>
@@ -15075,7 +15291,7 @@
         <w:rPr>
           <w:rStyle w:val="SectionNumber"/>
         </w:rPr>
-        <w:t xml:space="preserve">6.4.2</w:t>
+        <w:t xml:space="preserve">1.32.2</w:t>
       </w:r>
       <w:r>
         <w:tab/>
@@ -15094,6 +15310,354 @@
           <w:bCs/>
         </w:rPr>
         <w:t xml:space="preserve">Table 5.6 — ESCO-normalized alignment results</w:t>
+      </w:r>
+    </w:p>
+    <w:tbl>
+      <w:tblPr>
+        <w:tblStyle w:val="Table"/>
+        <w:tblW w:type="auto" w:w="0"/>
+        <w:tblLook w:firstRow="1" w:lastRow="0" w:firstColumn="0" w:lastColumn="0" w:noHBand="0" w:noVBand="0" w:val="0020"/>
+      </w:tblPr>
+      <w:tblGrid>
+        <w:gridCol w:w="2640"/>
+        <w:gridCol w:w="2640"/>
+        <w:gridCol w:w="2640"/>
+      </w:tblGrid>
+      <w:tr>
+        <w:trPr>
+          <w:tblHeader w:val="on"/>
+        </w:trPr>
+        <w:tc>
+          <w:tcPr/>
+          <w:p>
+            <w:pPr>
+              <w:pStyle w:val="Compact"/>
+            </w:pPr>
+            <w:r>
+              <w:t xml:space="preserve">Metric</w:t>
+            </w:r>
+          </w:p>
+        </w:tc>
+        <w:tc>
+          <w:tcPr/>
+          <w:p>
+            <w:pPr>
+              <w:pStyle w:val="Compact"/>
+            </w:pPr>
+            <w:r>
+              <w:t xml:space="preserve">TF-IDF</w:t>
+            </w:r>
+          </w:p>
+        </w:tc>
+        <w:tc>
+          <w:tcPr/>
+          <w:p>
+            <w:pPr>
+              <w:pStyle w:val="Compact"/>
+            </w:pPr>
+            <w:r>
+              <w:t xml:space="preserve">KeyBERT</w:t>
+            </w:r>
+          </w:p>
+        </w:tc>
+      </w:tr>
+      <w:tr>
+        <w:tc>
+          <w:tcPr/>
+          <w:p>
+            <w:pPr>
+              <w:pStyle w:val="Compact"/>
+            </w:pPr>
+            <w:r>
+              <w:t xml:space="preserve">Unique ESCO concepts in curriculum</w:t>
+            </w:r>
+          </w:p>
+        </w:tc>
+        <w:tc>
+          <w:tcPr/>
+          <w:p>
+            <w:pPr>
+              <w:pStyle w:val="Compact"/>
+            </w:pPr>
+            <w:r>
+              <w:t xml:space="preserve">332</w:t>
+            </w:r>
+          </w:p>
+        </w:tc>
+        <w:tc>
+          <w:tcPr/>
+          <w:p>
+            <w:pPr>
+              <w:pStyle w:val="Compact"/>
+            </w:pPr>
+            <w:r>
+              <w:t xml:space="preserve">398</w:t>
+            </w:r>
+          </w:p>
+        </w:tc>
+      </w:tr>
+      <w:tr>
+        <w:tc>
+          <w:tcPr/>
+          <w:p>
+            <w:pPr>
+              <w:pStyle w:val="Compact"/>
+            </w:pPr>
+            <w:r>
+              <w:t xml:space="preserve">Unique ESCO concepts in job market</w:t>
+            </w:r>
+          </w:p>
+        </w:tc>
+        <w:tc>
+          <w:tcPr/>
+          <w:p>
+            <w:pPr>
+              <w:pStyle w:val="Compact"/>
+            </w:pPr>
+            <w:r>
+              <w:t xml:space="preserve">326</w:t>
+            </w:r>
+          </w:p>
+        </w:tc>
+        <w:tc>
+          <w:tcPr/>
+          <w:p>
+            <w:pPr>
+              <w:pStyle w:val="Compact"/>
+            </w:pPr>
+            <w:r>
+              <w:t xml:space="preserve">207</w:t>
+            </w:r>
+          </w:p>
+        </w:tc>
+      </w:tr>
+      <w:tr>
+        <w:tc>
+          <w:tcPr/>
+          <w:p>
+            <w:pPr>
+              <w:pStyle w:val="Compact"/>
+            </w:pPr>
+            <w:r>
+              <w:rPr>
+                <w:b/>
+                <w:bCs/>
+              </w:rPr>
+              <w:t xml:space="preserve">Overlap</w:t>
+            </w:r>
+          </w:p>
+        </w:tc>
+        <w:tc>
+          <w:tcPr/>
+          <w:p>
+            <w:pPr>
+              <w:pStyle w:val="Compact"/>
+            </w:pPr>
+            <w:r>
+              <w:rPr>
+                <w:b/>
+                <w:bCs/>
+              </w:rPr>
+              <w:t xml:space="preserve">107 (32.82%)</w:t>
+            </w:r>
+          </w:p>
+        </w:tc>
+        <w:tc>
+          <w:tcPr/>
+          <w:p>
+            <w:pPr>
+              <w:pStyle w:val="Compact"/>
+            </w:pPr>
+            <w:r>
+              <w:rPr>
+                <w:b/>
+                <w:bCs/>
+              </w:rPr>
+              <w:t xml:space="preserve">59 (28.5%)</w:t>
+            </w:r>
+          </w:p>
+        </w:tc>
+      </w:tr>
+      <w:tr>
+        <w:tc>
+          <w:tcPr/>
+          <w:p>
+            <w:pPr>
+              <w:pStyle w:val="Compact"/>
+            </w:pPr>
+            <w:r>
+              <w:t xml:space="preserve">Gap (demanded, not taught)</w:t>
+            </w:r>
+          </w:p>
+        </w:tc>
+        <w:tc>
+          <w:tcPr/>
+          <w:p>
+            <w:pPr>
+              <w:pStyle w:val="Compact"/>
+            </w:pPr>
+            <w:r>
+              <w:t xml:space="preserve">219</w:t>
+            </w:r>
+          </w:p>
+        </w:tc>
+        <w:tc>
+          <w:tcPr/>
+          <w:p>
+            <w:pPr>
+              <w:pStyle w:val="Compact"/>
+            </w:pPr>
+            <w:r>
+              <w:t xml:space="preserve">148</w:t>
+            </w:r>
+          </w:p>
+        </w:tc>
+      </w:tr>
+      <w:tr>
+        <w:tc>
+          <w:tcPr/>
+          <w:p>
+            <w:pPr>
+              <w:pStyle w:val="Compact"/>
+            </w:pPr>
+            <w:r>
+              <w:t xml:space="preserve">Surplus (taught, not demanded)</w:t>
+            </w:r>
+          </w:p>
+        </w:tc>
+        <w:tc>
+          <w:tcPr/>
+          <w:p>
+            <w:pPr>
+              <w:pStyle w:val="Compact"/>
+            </w:pPr>
+            <w:r>
+              <w:t xml:space="preserve">225</w:t>
+            </w:r>
+          </w:p>
+        </w:tc>
+        <w:tc>
+          <w:tcPr/>
+          <w:p>
+            <w:pPr>
+              <w:pStyle w:val="Compact"/>
+            </w:pPr>
+            <w:r>
+              <w:t xml:space="preserve">339</w:t>
+            </w:r>
+          </w:p>
+        </w:tc>
+      </w:tr>
+    </w:tbl>
+    <w:p>
+      <w:pPr>
+        <w:pStyle w:val="BodyText"/>
+      </w:pPr>
+      <w:r>
+        <w:t xml:space="preserve">Coverage is expressed as the overlap divided by the number of unique job-market ESCO concepts. Both methods converge on the same overall story, with TF-IDF producing the stronger overlap on the IT-only analysis set.</w:t>
+      </w:r>
+    </w:p>
+    <w:p>
+      <w:pPr>
+        <w:pStyle w:val="BodyText"/>
+      </w:pPr>
+      <w:r>
+        <w:t xml:space="preserve">The normalized results represent a substantial improvement over the pre-ESCO string baseline (TF-IDF: 8.85% → 32.82%; KeyBERT: 0.33% → 28.5%), demonstrating that ESCO normalization successfully resolves surface-form variation: phrase pairs such as</w:t>
+      </w:r>
+      <w:r>
+        <w:t xml:space="preserve"> </w:t>
+      </w:r>
+      <w:r>
+        <w:t xml:space="preserve">“object oriented programming”</w:t>
+      </w:r>
+      <w:r>
+        <w:t xml:space="preserve"> </w:t>
+      </w:r>
+      <w:r>
+        <w:t xml:space="preserve">and</w:t>
+      </w:r>
+      <w:r>
+        <w:t xml:space="preserve"> </w:t>
+      </w:r>
+      <w:r>
+        <w:t xml:space="preserve">“OOP principles”</w:t>
+      </w:r>
+      <w:r>
+        <w:t xml:space="preserve"> </w:t>
+      </w:r>
+      <w:r>
+        <w:t xml:space="preserve">now map to the same ESCO concept and count as overlap.</w:t>
+      </w:r>
+    </w:p>
+    <w:bookmarkEnd w:id="80"/>
+    <w:bookmarkStart w:id="81" w:name="knowledge-vs.-applied-competence-split"/>
+    <w:p>
+      <w:pPr>
+        <w:pStyle w:val="Heading3"/>
+      </w:pPr>
+      <w:r>
+        <w:rPr>
+          <w:rStyle w:val="SectionNumber"/>
+        </w:rPr>
+        <w:t xml:space="preserve">1.32.3</w:t>
+      </w:r>
+      <w:r>
+        <w:tab/>
+      </w:r>
+      <w:r>
+        <w:t xml:space="preserve">5.4.3 Knowledge vs. Applied Competence Split</w:t>
+      </w:r>
+    </w:p>
+    <w:p>
+      <w:pPr>
+        <w:pStyle w:val="FirstParagraph"/>
+      </w:pPr>
+      <w:r>
+        <w:t xml:space="preserve">ESCO v1.2 classifies each skill concept as either</w:t>
+      </w:r>
+      <w:r>
+        <w:t xml:space="preserve"> </w:t>
+      </w:r>
+      <w:r>
+        <w:rPr>
+          <w:i/>
+          <w:iCs/>
+        </w:rPr>
+        <w:t xml:space="preserve">knowledge</w:t>
+      </w:r>
+      <w:r>
+        <w:t xml:space="preserve"> </w:t>
+      </w:r>
+      <w:r>
+        <w:t xml:space="preserve">(declarative understanding of a subject) or</w:t>
+      </w:r>
+      <w:r>
+        <w:t xml:space="preserve"> </w:t>
+      </w:r>
+      <w:r>
+        <w:rPr>
+          <w:i/>
+          <w:iCs/>
+        </w:rPr>
+        <w:t xml:space="preserve">skill/competence</w:t>
+      </w:r>
+      <w:r>
+        <w:t xml:space="preserve"> </w:t>
+      </w:r>
+      <w:r>
+        <w:t xml:space="preserve">(ability to perform an action). Examining the overlap, gap, and surplus through this lens reveals a structural asymmetry:</w:t>
+      </w:r>
+    </w:p>
+    <w:p>
+      <w:pPr>
+        <w:pStyle w:val="BodyText"/>
+      </w:pPr>
+      <w:r>
+        <w:rPr>
+          <w:b/>
+          <w:bCs/>
+        </w:rPr>
+        <w:t xml:space="preserve">Table 5.7 — Knowledge vs. skill/competence distribution across alignment categories (TF-IDF)</w:t>
       </w:r>
     </w:p>
     <w:tbl>
@@ -15119,40 +15683,40 @@
               <w:pStyle w:val="Compact"/>
             </w:pPr>
             <w:r>
-              <w:t xml:space="preserve">Metric</w:t>
-            </w:r>
-          </w:p>
-        </w:tc>
-        <w:tc>
-          <w:tcPr/>
-          <w:p>
-            <w:pPr>
-              <w:pStyle w:val="Compact"/>
-            </w:pPr>
-            <w:r>
-              <w:t xml:space="preserve">TF-IDF</w:t>
-            </w:r>
-          </w:p>
-        </w:tc>
-        <w:tc>
-          <w:tcPr/>
-          <w:p>
-            <w:pPr>
-              <w:pStyle w:val="Compact"/>
-            </w:pPr>
-            <w:r>
-              <w:t xml:space="preserve">KeyBERT</w:t>
-            </w:r>
-          </w:p>
-        </w:tc>
-        <w:tc>
-          <w:tcPr/>
-          <w:p>
-            <w:pPr>
-              <w:pStyle w:val="Compact"/>
-            </w:pPr>
-            <w:r>
-              <w:t xml:space="preserve">Union (both)</w:t>
+              <w:t xml:space="preserve">Category</w:t>
+            </w:r>
+          </w:p>
+        </w:tc>
+        <w:tc>
+          <w:tcPr/>
+          <w:p>
+            <w:pPr>
+              <w:pStyle w:val="Compact"/>
+            </w:pPr>
+            <w:r>
+              <w:t xml:space="preserve">Knowledge</w:t>
+            </w:r>
+          </w:p>
+        </w:tc>
+        <w:tc>
+          <w:tcPr/>
+          <w:p>
+            <w:pPr>
+              <w:pStyle w:val="Compact"/>
+            </w:pPr>
+            <w:r>
+              <w:t xml:space="preserve">Skill/Competence</w:t>
+            </w:r>
+          </w:p>
+        </w:tc>
+        <w:tc>
+          <w:tcPr/>
+          <w:p>
+            <w:pPr>
+              <w:pStyle w:val="Compact"/>
+            </w:pPr>
+            <w:r>
+              <w:t xml:space="preserve">Total</w:t>
             </w:r>
           </w:p>
         </w:tc>
@@ -15165,40 +15729,40 @@
               <w:pStyle w:val="Compact"/>
             </w:pPr>
             <w:r>
-              <w:t xml:space="preserve">Unique ESCO concepts in curriculum</w:t>
-            </w:r>
-          </w:p>
-        </w:tc>
-        <w:tc>
-          <w:tcPr/>
-          <w:p>
-            <w:pPr>
-              <w:pStyle w:val="Compact"/>
-            </w:pPr>
-            <w:r>
-              <w:t xml:space="preserve">329</w:t>
-            </w:r>
-          </w:p>
-        </w:tc>
-        <w:tc>
-          <w:tcPr/>
-          <w:p>
-            <w:pPr>
-              <w:pStyle w:val="Compact"/>
-            </w:pPr>
-            <w:r>
-              <w:t xml:space="preserve">397</w:t>
-            </w:r>
-          </w:p>
-        </w:tc>
-        <w:tc>
-          <w:tcPr/>
-          <w:p>
-            <w:pPr>
-              <w:pStyle w:val="Compact"/>
-            </w:pPr>
-            <w:r>
-              <w:t xml:space="preserve">511</w:t>
+              <w:t xml:space="preserve">Overlap (taught AND demanded)</w:t>
+            </w:r>
+          </w:p>
+        </w:tc>
+        <w:tc>
+          <w:tcPr/>
+          <w:p>
+            <w:pPr>
+              <w:pStyle w:val="Compact"/>
+            </w:pPr>
+            <w:r>
+              <w:t xml:space="preserve">83 (77.6%)</w:t>
+            </w:r>
+          </w:p>
+        </w:tc>
+        <w:tc>
+          <w:tcPr/>
+          <w:p>
+            <w:pPr>
+              <w:pStyle w:val="Compact"/>
+            </w:pPr>
+            <w:r>
+              <w:t xml:space="preserve">24 (22.4%)</w:t>
+            </w:r>
+          </w:p>
+        </w:tc>
+        <w:tc>
+          <w:tcPr/>
+          <w:p>
+            <w:pPr>
+              <w:pStyle w:val="Compact"/>
+            </w:pPr>
+            <w:r>
+              <w:t xml:space="preserve">107</w:t>
             </w:r>
           </w:p>
         </w:tc>
@@ -15211,40 +15775,40 @@
               <w:pStyle w:val="Compact"/>
             </w:pPr>
             <w:r>
-              <w:t xml:space="preserve">Unique ESCO concepts in job market</w:t>
-            </w:r>
-          </w:p>
-        </w:tc>
-        <w:tc>
-          <w:tcPr/>
-          <w:p>
-            <w:pPr>
-              <w:pStyle w:val="Compact"/>
-            </w:pPr>
-            <w:r>
-              <w:t xml:space="preserve">527</w:t>
-            </w:r>
-          </w:p>
-        </w:tc>
-        <w:tc>
-          <w:tcPr/>
-          <w:p>
-            <w:pPr>
-              <w:pStyle w:val="Compact"/>
-            </w:pPr>
-            <w:r>
-              <w:t xml:space="preserve">380</w:t>
-            </w:r>
-          </w:p>
-        </w:tc>
-        <w:tc>
-          <w:tcPr/>
-          <w:p>
-            <w:pPr>
-              <w:pStyle w:val="Compact"/>
-            </w:pPr>
-            <w:r>
-              <w:t xml:space="preserve">728</w:t>
+              <w:t xml:space="preserve">Gap (demanded, NOT taught)</w:t>
+            </w:r>
+          </w:p>
+        </w:tc>
+        <w:tc>
+          <w:tcPr/>
+          <w:p>
+            <w:pPr>
+              <w:pStyle w:val="Compact"/>
+            </w:pPr>
+            <w:r>
+              <w:t xml:space="preserve">107 (48.9%)</w:t>
+            </w:r>
+          </w:p>
+        </w:tc>
+        <w:tc>
+          <w:tcPr/>
+          <w:p>
+            <w:pPr>
+              <w:pStyle w:val="Compact"/>
+            </w:pPr>
+            <w:r>
+              <w:t xml:space="preserve">112 (51.1%)</w:t>
+            </w:r>
+          </w:p>
+        </w:tc>
+        <w:tc>
+          <w:tcPr/>
+          <w:p>
+            <w:pPr>
+              <w:pStyle w:val="Compact"/>
+            </w:pPr>
+            <w:r>
+              <w:t xml:space="preserve">219</w:t>
             </w:r>
           </w:p>
         </w:tc>
@@ -15257,56 +15821,210 @@
               <w:pStyle w:val="Compact"/>
             </w:pPr>
             <w:r>
-              <w:rPr>
-                <w:b/>
-                <w:bCs/>
-              </w:rPr>
-              <w:t xml:space="preserve">Overlap</w:t>
-            </w:r>
-          </w:p>
-        </w:tc>
-        <w:tc>
-          <w:tcPr/>
-          <w:p>
-            <w:pPr>
-              <w:pStyle w:val="Compact"/>
-            </w:pPr>
-            <w:r>
-              <w:rPr>
-                <w:b/>
-                <w:bCs/>
-              </w:rPr>
-              <w:t xml:space="preserve">133 (25.2%)</w:t>
-            </w:r>
-          </w:p>
-        </w:tc>
-        <w:tc>
-          <w:tcPr/>
-          <w:p>
-            <w:pPr>
-              <w:pStyle w:val="Compact"/>
-            </w:pPr>
-            <w:r>
-              <w:rPr>
-                <w:b/>
-                <w:bCs/>
-              </w:rPr>
-              <w:t xml:space="preserve">77 (20.3%)</w:t>
-            </w:r>
-          </w:p>
-        </w:tc>
-        <w:tc>
-          <w:tcPr/>
-          <w:p>
-            <w:pPr>
-              <w:pStyle w:val="Compact"/>
-            </w:pPr>
-            <w:r>
-              <w:rPr>
-                <w:b/>
-                <w:bCs/>
-              </w:rPr>
-              <w:t xml:space="preserve">187 (25.7%)</w:t>
+              <w:t xml:space="preserve">Surplus (taught, NOT demanded)</w:t>
+            </w:r>
+          </w:p>
+        </w:tc>
+        <w:tc>
+          <w:tcPr/>
+          <w:p>
+            <w:pPr>
+              <w:pStyle w:val="Compact"/>
+            </w:pPr>
+            <w:r>
+              <w:t xml:space="preserve">136 (60.4%)</w:t>
+            </w:r>
+          </w:p>
+        </w:tc>
+        <w:tc>
+          <w:tcPr/>
+          <w:p>
+            <w:pPr>
+              <w:pStyle w:val="Compact"/>
+            </w:pPr>
+            <w:r>
+              <w:t xml:space="preserve">88 (39.1%)</w:t>
+            </w:r>
+          </w:p>
+        </w:tc>
+        <w:tc>
+          <w:tcPr/>
+          <w:p>
+            <w:pPr>
+              <w:pStyle w:val="Compact"/>
+            </w:pPr>
+            <w:r>
+              <w:t xml:space="preserve">225</w:t>
+            </w:r>
+          </w:p>
+        </w:tc>
+      </w:tr>
+    </w:tbl>
+    <w:p>
+      <w:pPr>
+        <w:pStyle w:val="BodyText"/>
+      </w:pPr>
+      <w:r>
+        <w:t xml:space="preserve">The overlap is disproportionately composed of knowledge concepts (77.6%), while the gap remains slightly competence-heavy (51.1% skill/competence). This pattern indicates that Armenian IT curricula successfully cover the</w:t>
+      </w:r>
+      <w:r>
+        <w:t xml:space="preserve"> </w:t>
+      </w:r>
+      <w:r>
+        <w:rPr>
+          <w:i/>
+          <w:iCs/>
+        </w:rPr>
+        <w:t xml:space="preserve">knowledge</w:t>
+      </w:r>
+      <w:r>
+        <w:t xml:space="preserve"> </w:t>
+      </w:r>
+      <w:r>
+        <w:t xml:space="preserve">layer demanded by employers — subject matter familiarity with algorithms, data structures, programming languages, and technical domains — but fall short on the</w:t>
+      </w:r>
+      <w:r>
+        <w:t xml:space="preserve"> </w:t>
+      </w:r>
+      <w:r>
+        <w:rPr>
+          <w:i/>
+          <w:iCs/>
+        </w:rPr>
+        <w:t xml:space="preserve">applied competence</w:t>
+      </w:r>
+      <w:r>
+        <w:t xml:space="preserve"> </w:t>
+      </w:r>
+      <w:r>
+        <w:t xml:space="preserve">layer: the ability to perform specific technical tasks in commercial contexts (DevOps pipelines, responsive design, CI/CD workflows, cloud deployment). This distinction has implications for curriculum reform: the required changes are not primarily about what subject areas are taught, but about how they are practiced and assessed.</w:t>
+      </w:r>
+    </w:p>
+    <w:bookmarkEnd w:id="81"/>
+    <w:bookmarkStart w:id="82" w:name="esco-vocabulary-coverage-limitation"/>
+    <w:p>
+      <w:pPr>
+        <w:pStyle w:val="Heading3"/>
+      </w:pPr>
+      <w:r>
+        <w:rPr>
+          <w:rStyle w:val="SectionNumber"/>
+        </w:rPr>
+        <w:t xml:space="preserve">1.32.4</w:t>
+      </w:r>
+      <w:r>
+        <w:tab/>
+      </w:r>
+      <w:r>
+        <w:t xml:space="preserve">5.4.4 ESCO Vocabulary Coverage Limitation</w:t>
+      </w:r>
+    </w:p>
+    <w:p>
+      <w:pPr>
+        <w:pStyle w:val="FirstParagraph"/>
+      </w:pPr>
+      <w:r>
+        <w:t xml:space="preserve">Of the 19,998 unique extracted phrases submitted to ESCO matching, only 2,523 (12.6%) received an ESCO match above the 0.75 threshold. The remaining 17,475 phrases fall into two categories: (1) generic academic or job-posting language below any meaningful ESCO concept (e.g.,</w:t>
+      </w:r>
+      <w:r>
+        <w:t xml:space="preserve"> </w:t>
+      </w:r>
+      <w:r>
+        <w:t xml:space="preserve">“students will learn”</w:t>
+      </w:r>
+      <w:r>
+        <w:t xml:space="preserve">,</w:t>
+      </w:r>
+      <w:r>
+        <w:t xml:space="preserve"> </w:t>
+      </w:r>
+      <w:r>
+        <w:t xml:space="preserve">“excellent communication”</w:t>
+      </w:r>
+      <w:r>
+        <w:t xml:space="preserve">), and (2) specific modern technology terms not present in ESCO v1.2 (Docker, Kubernetes, React, Microsoft Azure, TypeScript, Node.js).</w:t>
+      </w:r>
+    </w:p>
+    <w:p>
+      <w:pPr>
+        <w:pStyle w:val="BodyText"/>
+      </w:pPr>
+      <w:r>
+        <w:t xml:space="preserve">One confirmed false positive is</w:t>
+      </w:r>
+      <w:r>
+        <w:t xml:space="preserve"> </w:t>
+      </w:r>
+      <w:r>
+        <w:rPr>
+          <w:rStyle w:val="VerbatimChar"/>
+        </w:rPr>
+        <w:t xml:space="preserve">docker</w:t>
+      </w:r>
+      <w:r>
+        <w:t xml:space="preserve"> </w:t>
+      </w:r>
+      <w:r>
+        <w:t xml:space="preserve">mapping to the ESCO concept</w:t>
+      </w:r>
+      <w:r>
+        <w:t xml:space="preserve"> </w:t>
+      </w:r>
+      <w:r>
+        <w:rPr>
+          <w:i/>
+          <w:iCs/>
+        </w:rPr>
+        <w:t xml:space="preserve">dock operations</w:t>
+      </w:r>
+      <w:r>
+        <w:t xml:space="preserve"> </w:t>
+      </w:r>
+      <w:r>
+        <w:t xml:space="preserve">(a maritime logistics concept) at similarity 0.761 — a known embedding collision. This adds one spurious concept to the job-market set and slightly inflates the gap count, but does not affect the overlap.</w:t>
+      </w:r>
+    </w:p>
+    <w:p>
+      <w:pPr>
+        <w:pStyle w:val="BodyText"/>
+      </w:pPr>
+      <w:r>
+        <w:t xml:space="preserve">The share of courses contributing zero ESCO concepts varies substantially by university, reflecting the description asymmetry documented in Section 5.6.1:</w:t>
+      </w:r>
+    </w:p>
+    <w:tbl>
+      <w:tblPr>
+        <w:tblStyle w:val="Table"/>
+        <w:tblW w:type="auto" w:w="0"/>
+        <w:tblLook w:firstRow="1" w:lastRow="0" w:firstColumn="0" w:lastColumn="0" w:noHBand="0" w:noVBand="0" w:val="0020"/>
+      </w:tblPr>
+      <w:tblGrid>
+        <w:gridCol w:w="3960"/>
+        <w:gridCol w:w="3960"/>
+      </w:tblGrid>
+      <w:tr>
+        <w:trPr>
+          <w:tblHeader w:val="on"/>
+        </w:trPr>
+        <w:tc>
+          <w:tcPr/>
+          <w:p>
+            <w:pPr>
+              <w:pStyle w:val="Compact"/>
+            </w:pPr>
+            <w:r>
+              <w:t xml:space="preserve">University</w:t>
+            </w:r>
+          </w:p>
+        </w:tc>
+        <w:tc>
+          <w:tcPr/>
+          <w:p>
+            <w:pPr>
+              <w:pStyle w:val="Compact"/>
+            </w:pPr>
+            <w:r>
+              <w:t xml:space="preserve">Courses with 0 ESCO concepts</w:t>
             </w:r>
           </w:p>
         </w:tc>
@@ -15319,40 +16037,18 @@
               <w:pStyle w:val="Compact"/>
             </w:pPr>
             <w:r>
-              <w:t xml:space="preserve">Gap (demanded, not taught)</w:t>
-            </w:r>
-          </w:p>
-        </w:tc>
-        <w:tc>
-          <w:tcPr/>
-          <w:p>
-            <w:pPr>
-              <w:pStyle w:val="Compact"/>
-            </w:pPr>
-            <w:r>
-              <w:t xml:space="preserve">394</w:t>
-            </w:r>
-          </w:p>
-        </w:tc>
-        <w:tc>
-          <w:tcPr/>
-          <w:p>
-            <w:pPr>
-              <w:pStyle w:val="Compact"/>
-            </w:pPr>
-            <w:r>
-              <w:t xml:space="preserve">303</w:t>
-            </w:r>
-          </w:p>
-        </w:tc>
-        <w:tc>
-          <w:tcPr/>
-          <w:p>
-            <w:pPr>
-              <w:pStyle w:val="Compact"/>
-            </w:pPr>
-            <w:r>
-              <w:t xml:space="preserve">—</w:t>
+              <w:t xml:space="preserve">AUA</w:t>
+            </w:r>
+          </w:p>
+        </w:tc>
+        <w:tc>
+          <w:tcPr/>
+          <w:p>
+            <w:pPr>
+              <w:pStyle w:val="Compact"/>
+            </w:pPr>
+            <w:r>
+              <w:t xml:space="preserve">30 / 248 (12%)</w:t>
             </w:r>
           </w:p>
         </w:tc>
@@ -15365,40 +16061,66 @@
               <w:pStyle w:val="Compact"/>
             </w:pPr>
             <w:r>
-              <w:t xml:space="preserve">Surplus (taught, not demanded)</w:t>
-            </w:r>
-          </w:p>
-        </w:tc>
-        <w:tc>
-          <w:tcPr/>
-          <w:p>
-            <w:pPr>
-              <w:pStyle w:val="Compact"/>
-            </w:pPr>
-            <w:r>
-              <w:t xml:space="preserve">196</w:t>
-            </w:r>
-          </w:p>
-        </w:tc>
-        <w:tc>
-          <w:tcPr/>
-          <w:p>
-            <w:pPr>
-              <w:pStyle w:val="Compact"/>
-            </w:pPr>
-            <w:r>
-              <w:t xml:space="preserve">320</w:t>
-            </w:r>
-          </w:p>
-        </w:tc>
-        <w:tc>
-          <w:tcPr/>
-          <w:p>
-            <w:pPr>
-              <w:pStyle w:val="Compact"/>
-            </w:pPr>
-            <w:r>
-              <w:t xml:space="preserve">—</w:t>
+              <w:t xml:space="preserve">YSU</w:t>
+            </w:r>
+          </w:p>
+        </w:tc>
+        <w:tc>
+          <w:tcPr/>
+          <w:p>
+            <w:pPr>
+              <w:pStyle w:val="Compact"/>
+            </w:pPr>
+            <w:r>
+              <w:t xml:space="preserve">184 / 691 (27%)</w:t>
+            </w:r>
+          </w:p>
+        </w:tc>
+      </w:tr>
+      <w:tr>
+        <w:tc>
+          <w:tcPr/>
+          <w:p>
+            <w:pPr>
+              <w:pStyle w:val="Compact"/>
+            </w:pPr>
+            <w:r>
+              <w:t xml:space="preserve">NUACA</w:t>
+            </w:r>
+          </w:p>
+        </w:tc>
+        <w:tc>
+          <w:tcPr/>
+          <w:p>
+            <w:pPr>
+              <w:pStyle w:val="Compact"/>
+            </w:pPr>
+            <w:r>
+              <w:t xml:space="preserve">73 / 153 (48%)</w:t>
+            </w:r>
+          </w:p>
+        </w:tc>
+      </w:tr>
+      <w:tr>
+        <w:tc>
+          <w:tcPr/>
+          <w:p>
+            <w:pPr>
+              <w:pStyle w:val="Compact"/>
+            </w:pPr>
+            <w:r>
+              <w:t xml:space="preserve">RAU</w:t>
+            </w:r>
+          </w:p>
+        </w:tc>
+        <w:tc>
+          <w:tcPr/>
+          <w:p>
+            <w:pPr>
+              <w:pStyle w:val="Compact"/>
+            </w:pPr>
+            <w:r>
+              <w:t xml:space="preserve">23 / 41 (56%)</w:t>
             </w:r>
           </w:p>
         </w:tc>
@@ -15409,7 +16131,7 @@
         <w:pStyle w:val="BodyText"/>
       </w:pPr>
       <w:r>
-        <w:t xml:space="preserve">Coverage is expressed as the overlap divided by the number of unique job-market ESCO concepts. The Union row aggregates both methods’ concept sets and provides the broadest estimate. All three estimates cluster between 20–26%, confirming the result is robust to extraction method choice.</w:t>
+        <w:t xml:space="preserve">Nearly half of NUACA courses and more than half of RAU courses produce no ESCO concept assignment, meaning they contribute nothing to the alignment calculation. This structural dark matter further confirms that coverage figures for these institutions are lower bounds rather than true estimates.</w:t>
       </w:r>
     </w:p>
     <w:p>
@@ -15417,35 +16139,11 @@
         <w:pStyle w:val="BodyText"/>
       </w:pPr>
       <w:r>
-        <w:t xml:space="preserve">The normalized results represent a substantial improvement over the pre-ESCO string baseline (TF-IDF: 6.4% → 25.2%; KeyBERT: 0.26% → 20.3%), demonstrating that ESCO normalization successfully resolves surface-form variation: phrase pairs such as</w:t>
-      </w:r>
-      <w:r>
-        <w:t xml:space="preserve"> </w:t>
-      </w:r>
-      <w:r>
-        <w:t xml:space="preserve">“object oriented programming”</w:t>
-      </w:r>
-      <w:r>
-        <w:t xml:space="preserve"> </w:t>
-      </w:r>
-      <w:r>
-        <w:t xml:space="preserve">and</w:t>
-      </w:r>
-      <w:r>
-        <w:t xml:space="preserve"> </w:t>
-      </w:r>
-      <w:r>
-        <w:t xml:space="preserve">“OOP principles”</w:t>
-      </w:r>
-      <w:r>
-        <w:t xml:space="preserve"> </w:t>
-      </w:r>
-      <w:r>
-        <w:t xml:space="preserve">now map to the same ESCO concept and count as overlap.</w:t>
-      </w:r>
-    </w:p>
-    <w:bookmarkEnd w:id="85"/>
-    <w:bookmarkStart w:id="86" w:name="knowledge-vs.-applied-competence-split"/>
+        <w:t xml:space="preserve">The 32.82% overall TF-IDF coverage figure should be interpreted as a lower-bound estimate of true conceptual alignment within the ESCO-expressible vocabulary.</w:t>
+      </w:r>
+    </w:p>
+    <w:bookmarkEnd w:id="82"/>
+    <w:bookmarkStart w:id="83" w:name="emerging-tech-skills-beyond-esco"/>
     <w:p>
       <w:pPr>
         <w:pStyle w:val="Heading3"/>
@@ -15454,13 +16152,13 @@
         <w:rPr>
           <w:rStyle w:val="SectionNumber"/>
         </w:rPr>
-        <w:t xml:space="preserve">6.4.3</w:t>
+        <w:t xml:space="preserve">1.32.5</w:t>
       </w:r>
       <w:r>
         <w:tab/>
       </w:r>
       <w:r>
-        <w:t xml:space="preserve">5.4.3 Knowledge vs. Applied Competence Split</w:t>
+        <w:t xml:space="preserve">5.4.5 Emerging Tech Skills Beyond ESCO</w:t>
       </w:r>
     </w:p>
     <w:p>
@@ -15468,39 +16166,7 @@
         <w:pStyle w:val="FirstParagraph"/>
       </w:pPr>
       <w:r>
-        <w:t xml:space="preserve">ESCO v1.2 classifies each skill concept as either</w:t>
-      </w:r>
-      <w:r>
-        <w:t xml:space="preserve"> </w:t>
-      </w:r>
-      <w:r>
-        <w:rPr>
-          <w:i/>
-          <w:iCs/>
-        </w:rPr>
-        <w:t xml:space="preserve">knowledge</w:t>
-      </w:r>
-      <w:r>
-        <w:t xml:space="preserve"> </w:t>
-      </w:r>
-      <w:r>
-        <w:t xml:space="preserve">(declarative understanding of a subject) or</w:t>
-      </w:r>
-      <w:r>
-        <w:t xml:space="preserve"> </w:t>
-      </w:r>
-      <w:r>
-        <w:rPr>
-          <w:i/>
-          <w:iCs/>
-        </w:rPr>
-        <w:t xml:space="preserve">skill/competence</w:t>
-      </w:r>
-      <w:r>
-        <w:t xml:space="preserve"> </w:t>
-      </w:r>
-      <w:r>
-        <w:t xml:space="preserve">(ability to perform an action). Examining the overlap, gap, and surplus through this lens reveals a structural asymmetry:</w:t>
+        <w:t xml:space="preserve">A supplementary analysis using a curated technology lexicon (36 terms) identified modern tools absent from ESCO v1.2 and compared their presence across the two corpora:</w:t>
       </w:r>
     </w:p>
     <w:p>
@@ -15512,7 +16178,7 @@
           <w:b/>
           <w:bCs/>
         </w:rPr>
-        <w:t xml:space="preserve">Table 5.7 — Knowledge vs. skill/competence distribution across alignment categories (TF-IDF)</w:t>
+        <w:t xml:space="preserve">Table 5.7 — Emerging tech skills not in ESCO v1.2 (TF-IDF, by job market frequency)</w:t>
       </w:r>
     </w:p>
     <w:tbl>
@@ -15538,40 +16204,40 @@
               <w:pStyle w:val="Compact"/>
             </w:pPr>
             <w:r>
-              <w:t xml:space="preserve">Category</w:t>
-            </w:r>
-          </w:p>
-        </w:tc>
-        <w:tc>
-          <w:tcPr/>
-          <w:p>
-            <w:pPr>
-              <w:pStyle w:val="Compact"/>
-            </w:pPr>
-            <w:r>
-              <w:t xml:space="preserve">Knowledge</w:t>
-            </w:r>
-          </w:p>
-        </w:tc>
-        <w:tc>
-          <w:tcPr/>
-          <w:p>
-            <w:pPr>
-              <w:pStyle w:val="Compact"/>
-            </w:pPr>
-            <w:r>
-              <w:t xml:space="preserve">Skill/Competence</w:t>
-            </w:r>
-          </w:p>
-        </w:tc>
-        <w:tc>
-          <w:tcPr/>
-          <w:p>
-            <w:pPr>
-              <w:pStyle w:val="Compact"/>
-            </w:pPr>
-            <w:r>
-              <w:t xml:space="preserve">Total</w:t>
+              <w:t xml:space="preserve">Technology</w:t>
+            </w:r>
+          </w:p>
+        </w:tc>
+        <w:tc>
+          <w:tcPr/>
+          <w:p>
+            <w:pPr>
+              <w:pStyle w:val="Compact"/>
+            </w:pPr>
+            <w:r>
+              <w:t xml:space="preserve">Job postings</w:t>
+            </w:r>
+          </w:p>
+        </w:tc>
+        <w:tc>
+          <w:tcPr/>
+          <w:p>
+            <w:pPr>
+              <w:pStyle w:val="Compact"/>
+            </w:pPr>
+            <w:r>
+              <w:t xml:space="preserve">Curriculum courses</w:t>
+            </w:r>
+          </w:p>
+        </w:tc>
+        <w:tc>
+          <w:tcPr/>
+          <w:p>
+            <w:pPr>
+              <w:pStyle w:val="Compact"/>
+            </w:pPr>
+            <w:r>
+              <w:t xml:space="preserve">Status</w:t>
             </w:r>
           </w:p>
         </w:tc>
@@ -15584,40 +16250,40 @@
               <w:pStyle w:val="Compact"/>
             </w:pPr>
             <w:r>
-              <w:t xml:space="preserve">Overlap (taught AND demanded)</w:t>
-            </w:r>
-          </w:p>
-        </w:tc>
-        <w:tc>
-          <w:tcPr/>
-          <w:p>
-            <w:pPr>
-              <w:pStyle w:val="Compact"/>
-            </w:pPr>
-            <w:r>
-              <w:t xml:space="preserve">93 (70%)</w:t>
-            </w:r>
-          </w:p>
-        </w:tc>
-        <w:tc>
-          <w:tcPr/>
-          <w:p>
-            <w:pPr>
-              <w:pStyle w:val="Compact"/>
-            </w:pPr>
-            <w:r>
-              <w:t xml:space="preserve">40 (30%)</w:t>
-            </w:r>
-          </w:p>
-        </w:tc>
-        <w:tc>
-          <w:tcPr/>
-          <w:p>
-            <w:pPr>
-              <w:pStyle w:val="Compact"/>
-            </w:pPr>
-            <w:r>
-              <w:t xml:space="preserve">133</w:t>
+              <w:t xml:space="preserve">Microsoft Azure</w:t>
+            </w:r>
+          </w:p>
+        </w:tc>
+        <w:tc>
+          <w:tcPr/>
+          <w:p>
+            <w:pPr>
+              <w:pStyle w:val="Compact"/>
+            </w:pPr>
+            <w:r>
+              <w:t xml:space="preserve">35</w:t>
+            </w:r>
+          </w:p>
+        </w:tc>
+        <w:tc>
+          <w:tcPr/>
+          <w:p>
+            <w:pPr>
+              <w:pStyle w:val="Compact"/>
+            </w:pPr>
+            <w:r>
+              <w:t xml:space="preserve">0</w:t>
+            </w:r>
+          </w:p>
+        </w:tc>
+        <w:tc>
+          <w:tcPr/>
+          <w:p>
+            <w:pPr>
+              <w:pStyle w:val="Compact"/>
+            </w:pPr>
+            <w:r>
+              <w:t xml:space="preserve">Gap</w:t>
             </w:r>
           </w:p>
         </w:tc>
@@ -15630,40 +16296,40 @@
               <w:pStyle w:val="Compact"/>
             </w:pPr>
             <w:r>
-              <w:t xml:space="preserve">Gap (demanded, NOT taught)</w:t>
-            </w:r>
-          </w:p>
-        </w:tc>
-        <w:tc>
-          <w:tcPr/>
-          <w:p>
-            <w:pPr>
-              <w:pStyle w:val="Compact"/>
-            </w:pPr>
-            <w:r>
-              <w:t xml:space="preserve">191 (48%)</w:t>
-            </w:r>
-          </w:p>
-        </w:tc>
-        <w:tc>
-          <w:tcPr/>
-          <w:p>
-            <w:pPr>
-              <w:pStyle w:val="Compact"/>
-            </w:pPr>
-            <w:r>
-              <w:t xml:space="preserve">202 (51%)</w:t>
-            </w:r>
-          </w:p>
-        </w:tc>
-        <w:tc>
-          <w:tcPr/>
-          <w:p>
-            <w:pPr>
-              <w:pStyle w:val="Compact"/>
-            </w:pPr>
-            <w:r>
-              <w:t xml:space="preserve">394</w:t>
+              <w:t xml:space="preserve">React</w:t>
+            </w:r>
+          </w:p>
+        </w:tc>
+        <w:tc>
+          <w:tcPr/>
+          <w:p>
+            <w:pPr>
+              <w:pStyle w:val="Compact"/>
+            </w:pPr>
+            <w:r>
+              <w:t xml:space="preserve">30</w:t>
+            </w:r>
+          </w:p>
+        </w:tc>
+        <w:tc>
+          <w:tcPr/>
+          <w:p>
+            <w:pPr>
+              <w:pStyle w:val="Compact"/>
+            </w:pPr>
+            <w:r>
+              <w:t xml:space="preserve">0</w:t>
+            </w:r>
+          </w:p>
+        </w:tc>
+        <w:tc>
+          <w:tcPr/>
+          <w:p>
+            <w:pPr>
+              <w:pStyle w:val="Compact"/>
+            </w:pPr>
+            <w:r>
+              <w:t xml:space="preserve">Gap</w:t>
             </w:r>
           </w:p>
         </w:tc>
@@ -15676,40 +16342,408 @@
               <w:pStyle w:val="Compact"/>
             </w:pPr>
             <w:r>
-              <w:t xml:space="preserve">Surplus (taught, NOT demanded)</w:t>
-            </w:r>
-          </w:p>
-        </w:tc>
-        <w:tc>
-          <w:tcPr/>
-          <w:p>
-            <w:pPr>
-              <w:pStyle w:val="Compact"/>
-            </w:pPr>
-            <w:r>
-              <w:t xml:space="preserve">120 (61%)</w:t>
-            </w:r>
-          </w:p>
-        </w:tc>
-        <w:tc>
-          <w:tcPr/>
-          <w:p>
-            <w:pPr>
-              <w:pStyle w:val="Compact"/>
-            </w:pPr>
-            <w:r>
-              <w:t xml:space="preserve">75 (38%)</w:t>
-            </w:r>
-          </w:p>
-        </w:tc>
-        <w:tc>
-          <w:tcPr/>
-          <w:p>
-            <w:pPr>
-              <w:pStyle w:val="Compact"/>
-            </w:pPr>
-            <w:r>
-              <w:t xml:space="preserve">196</w:t>
+              <w:t xml:space="preserve">LLM / Generative AI</w:t>
+            </w:r>
+          </w:p>
+        </w:tc>
+        <w:tc>
+          <w:tcPr/>
+          <w:p>
+            <w:pPr>
+              <w:pStyle w:val="Compact"/>
+            </w:pPr>
+            <w:r>
+              <w:t xml:space="preserve">25</w:t>
+            </w:r>
+          </w:p>
+        </w:tc>
+        <w:tc>
+          <w:tcPr/>
+          <w:p>
+            <w:pPr>
+              <w:pStyle w:val="Compact"/>
+            </w:pPr>
+            <w:r>
+              <w:t xml:space="preserve">4</w:t>
+            </w:r>
+          </w:p>
+        </w:tc>
+        <w:tc>
+          <w:tcPr/>
+          <w:p>
+            <w:pPr>
+              <w:pStyle w:val="Compact"/>
+            </w:pPr>
+            <w:r>
+              <w:t xml:space="preserve">Overlap</w:t>
+            </w:r>
+          </w:p>
+        </w:tc>
+      </w:tr>
+      <w:tr>
+        <w:tc>
+          <w:tcPr/>
+          <w:p>
+            <w:pPr>
+              <w:pStyle w:val="Compact"/>
+            </w:pPr>
+            <w:r>
+              <w:t xml:space="preserve">Node.js</w:t>
+            </w:r>
+          </w:p>
+        </w:tc>
+        <w:tc>
+          <w:tcPr/>
+          <w:p>
+            <w:pPr>
+              <w:pStyle w:val="Compact"/>
+            </w:pPr>
+            <w:r>
+              <w:t xml:space="preserve">20</w:t>
+            </w:r>
+          </w:p>
+        </w:tc>
+        <w:tc>
+          <w:tcPr/>
+          <w:p>
+            <w:pPr>
+              <w:pStyle w:val="Compact"/>
+            </w:pPr>
+            <w:r>
+              <w:t xml:space="preserve">3</w:t>
+            </w:r>
+          </w:p>
+        </w:tc>
+        <w:tc>
+          <w:tcPr/>
+          <w:p>
+            <w:pPr>
+              <w:pStyle w:val="Compact"/>
+            </w:pPr>
+            <w:r>
+              <w:t xml:space="preserve">Overlap</w:t>
+            </w:r>
+          </w:p>
+        </w:tc>
+      </w:tr>
+      <w:tr>
+        <w:tc>
+          <w:tcPr/>
+          <w:p>
+            <w:pPr>
+              <w:pStyle w:val="Compact"/>
+            </w:pPr>
+            <w:r>
+              <w:t xml:space="preserve">Amazon Web Services</w:t>
+            </w:r>
+          </w:p>
+        </w:tc>
+        <w:tc>
+          <w:tcPr/>
+          <w:p>
+            <w:pPr>
+              <w:pStyle w:val="Compact"/>
+            </w:pPr>
+            <w:r>
+              <w:t xml:space="preserve">20</w:t>
+            </w:r>
+          </w:p>
+        </w:tc>
+        <w:tc>
+          <w:tcPr/>
+          <w:p>
+            <w:pPr>
+              <w:pStyle w:val="Compact"/>
+            </w:pPr>
+            <w:r>
+              <w:t xml:space="preserve">0</w:t>
+            </w:r>
+          </w:p>
+        </w:tc>
+        <w:tc>
+          <w:tcPr/>
+          <w:p>
+            <w:pPr>
+              <w:pStyle w:val="Compact"/>
+            </w:pPr>
+            <w:r>
+              <w:t xml:space="preserve">Gap</w:t>
+            </w:r>
+          </w:p>
+        </w:tc>
+      </w:tr>
+      <w:tr>
+        <w:tc>
+          <w:tcPr/>
+          <w:p>
+            <w:pPr>
+              <w:pStyle w:val="Compact"/>
+            </w:pPr>
+            <w:r>
+              <w:t xml:space="preserve">Go (Golang)</w:t>
+            </w:r>
+          </w:p>
+        </w:tc>
+        <w:tc>
+          <w:tcPr/>
+          <w:p>
+            <w:pPr>
+              <w:pStyle w:val="Compact"/>
+            </w:pPr>
+            <w:r>
+              <w:t xml:space="preserve">14</w:t>
+            </w:r>
+          </w:p>
+        </w:tc>
+        <w:tc>
+          <w:tcPr/>
+          <w:p>
+            <w:pPr>
+              <w:pStyle w:val="Compact"/>
+            </w:pPr>
+            <w:r>
+              <w:t xml:space="preserve">0</w:t>
+            </w:r>
+          </w:p>
+        </w:tc>
+        <w:tc>
+          <w:tcPr/>
+          <w:p>
+            <w:pPr>
+              <w:pStyle w:val="Compact"/>
+            </w:pPr>
+            <w:r>
+              <w:t xml:space="preserve">Gap</w:t>
+            </w:r>
+          </w:p>
+        </w:tc>
+      </w:tr>
+      <w:tr>
+        <w:tc>
+          <w:tcPr/>
+          <w:p>
+            <w:pPr>
+              <w:pStyle w:val="Compact"/>
+            </w:pPr>
+            <w:r>
+              <w:t xml:space="preserve">Microservices</w:t>
+            </w:r>
+          </w:p>
+        </w:tc>
+        <w:tc>
+          <w:tcPr/>
+          <w:p>
+            <w:pPr>
+              <w:pStyle w:val="Compact"/>
+            </w:pPr>
+            <w:r>
+              <w:t xml:space="preserve">10</w:t>
+            </w:r>
+          </w:p>
+        </w:tc>
+        <w:tc>
+          <w:tcPr/>
+          <w:p>
+            <w:pPr>
+              <w:pStyle w:val="Compact"/>
+            </w:pPr>
+            <w:r>
+              <w:t xml:space="preserve">0</w:t>
+            </w:r>
+          </w:p>
+        </w:tc>
+        <w:tc>
+          <w:tcPr/>
+          <w:p>
+            <w:pPr>
+              <w:pStyle w:val="Compact"/>
+            </w:pPr>
+            <w:r>
+              <w:t xml:space="preserve">Gap</w:t>
+            </w:r>
+          </w:p>
+        </w:tc>
+      </w:tr>
+      <w:tr>
+        <w:tc>
+          <w:tcPr/>
+          <w:p>
+            <w:pPr>
+              <w:pStyle w:val="Compact"/>
+            </w:pPr>
+            <w:r>
+              <w:t xml:space="preserve">REST API</w:t>
+            </w:r>
+          </w:p>
+        </w:tc>
+        <w:tc>
+          <w:tcPr/>
+          <w:p>
+            <w:pPr>
+              <w:pStyle w:val="Compact"/>
+            </w:pPr>
+            <w:r>
+              <w:t xml:space="preserve">9</w:t>
+            </w:r>
+          </w:p>
+        </w:tc>
+        <w:tc>
+          <w:tcPr/>
+          <w:p>
+            <w:pPr>
+              <w:pStyle w:val="Compact"/>
+            </w:pPr>
+            <w:r>
+              <w:t xml:space="preserve">0</w:t>
+            </w:r>
+          </w:p>
+        </w:tc>
+        <w:tc>
+          <w:tcPr/>
+          <w:p>
+            <w:pPr>
+              <w:pStyle w:val="Compact"/>
+            </w:pPr>
+            <w:r>
+              <w:t xml:space="preserve">Gap</w:t>
+            </w:r>
+          </w:p>
+        </w:tc>
+      </w:tr>
+      <w:tr>
+        <w:tc>
+          <w:tcPr/>
+          <w:p>
+            <w:pPr>
+              <w:pStyle w:val="Compact"/>
+            </w:pPr>
+            <w:r>
+              <w:t xml:space="preserve">Google Cloud</w:t>
+            </w:r>
+          </w:p>
+        </w:tc>
+        <w:tc>
+          <w:tcPr/>
+          <w:p>
+            <w:pPr>
+              <w:pStyle w:val="Compact"/>
+            </w:pPr>
+            <w:r>
+              <w:t xml:space="preserve">8</w:t>
+            </w:r>
+          </w:p>
+        </w:tc>
+        <w:tc>
+          <w:tcPr/>
+          <w:p>
+            <w:pPr>
+              <w:pStyle w:val="Compact"/>
+            </w:pPr>
+            <w:r>
+              <w:t xml:space="preserve">0</w:t>
+            </w:r>
+          </w:p>
+        </w:tc>
+        <w:tc>
+          <w:tcPr/>
+          <w:p>
+            <w:pPr>
+              <w:pStyle w:val="Compact"/>
+            </w:pPr>
+            <w:r>
+              <w:t xml:space="preserve">Gap</w:t>
+            </w:r>
+          </w:p>
+        </w:tc>
+      </w:tr>
+      <w:tr>
+        <w:tc>
+          <w:tcPr/>
+          <w:p>
+            <w:pPr>
+              <w:pStyle w:val="Compact"/>
+            </w:pPr>
+            <w:r>
+              <w:t xml:space="preserve">Kubernetes</w:t>
+            </w:r>
+          </w:p>
+        </w:tc>
+        <w:tc>
+          <w:tcPr/>
+          <w:p>
+            <w:pPr>
+              <w:pStyle w:val="Compact"/>
+            </w:pPr>
+            <w:r>
+              <w:t xml:space="preserve">6</w:t>
+            </w:r>
+          </w:p>
+        </w:tc>
+        <w:tc>
+          <w:tcPr/>
+          <w:p>
+            <w:pPr>
+              <w:pStyle w:val="Compact"/>
+            </w:pPr>
+            <w:r>
+              <w:t xml:space="preserve">0</w:t>
+            </w:r>
+          </w:p>
+        </w:tc>
+        <w:tc>
+          <w:tcPr/>
+          <w:p>
+            <w:pPr>
+              <w:pStyle w:val="Compact"/>
+            </w:pPr>
+            <w:r>
+              <w:t xml:space="preserve">Gap</w:t>
+            </w:r>
+          </w:p>
+        </w:tc>
+      </w:tr>
+      <w:tr>
+        <w:tc>
+          <w:tcPr/>
+          <w:p>
+            <w:pPr>
+              <w:pStyle w:val="Compact"/>
+            </w:pPr>
+            <w:r>
+              <w:t xml:space="preserve">Docker</w:t>
+            </w:r>
+          </w:p>
+        </w:tc>
+        <w:tc>
+          <w:tcPr/>
+          <w:p>
+            <w:pPr>
+              <w:pStyle w:val="Compact"/>
+            </w:pPr>
+            <w:r>
+              <w:t xml:space="preserve">5</w:t>
+            </w:r>
+          </w:p>
+        </w:tc>
+        <w:tc>
+          <w:tcPr/>
+          <w:p>
+            <w:pPr>
+              <w:pStyle w:val="Compact"/>
+            </w:pPr>
+            <w:r>
+              <w:t xml:space="preserve">0</w:t>
+            </w:r>
+          </w:p>
+        </w:tc>
+        <w:tc>
+          <w:tcPr/>
+          <w:p>
+            <w:pPr>
+              <w:pStyle w:val="Compact"/>
+            </w:pPr>
+            <w:r>
+              <w:t xml:space="preserve">Gap</w:t>
             </w:r>
           </w:p>
         </w:tc>
@@ -15720,43 +16754,11 @@
         <w:pStyle w:val="BodyText"/>
       </w:pPr>
       <w:r>
-        <w:t xml:space="preserve">The overlap is disproportionately composed of knowledge concepts (70%), while the gap is roughly balanced (51% skill/competence). This pattern indicates that Armenian IT curricula successfully cover the</w:t>
-      </w:r>
-      <w:r>
-        <w:t xml:space="preserve"> </w:t>
-      </w:r>
-      <w:r>
-        <w:rPr>
-          <w:i/>
-          <w:iCs/>
-        </w:rPr>
-        <w:t xml:space="preserve">knowledge</w:t>
-      </w:r>
-      <w:r>
-        <w:t xml:space="preserve"> </w:t>
-      </w:r>
-      <w:r>
-        <w:t xml:space="preserve">layer demanded by employers — subject matter familiarity with algorithms, data structures, programming languages, and technical domains — but fall short on the</w:t>
-      </w:r>
-      <w:r>
-        <w:t xml:space="preserve"> </w:t>
-      </w:r>
-      <w:r>
-        <w:rPr>
-          <w:i/>
-          <w:iCs/>
-        </w:rPr>
-        <w:t xml:space="preserve">applied competence</w:t>
-      </w:r>
-      <w:r>
-        <w:t xml:space="preserve"> </w:t>
-      </w:r>
-      <w:r>
-        <w:t xml:space="preserve">layer: the ability to perform specific technical tasks in commercial contexts (DevOps pipelines, responsive design, CI/CD workflows, cloud deployment). This distinction has implications for curriculum reform: the required changes are not primarily about what subject areas are taught, but about how they are practiced and assessed.</w:t>
-      </w:r>
-    </w:p>
-    <w:bookmarkEnd w:id="86"/>
-    <w:bookmarkStart w:id="87" w:name="esco-vocabulary-coverage-limitation"/>
+        <w:t xml:space="preserve">The dominant pattern is one-sided demand: the most-requested modern tools (Azure, React, AWS, Kubernetes, Docker) appear in job postings but not in any curriculum course content. LLM/GenAI is the only major emerging category with meaningful curriculum presence (4 courses), suggesting early but limited adoption.</w:t>
+      </w:r>
+    </w:p>
+    <w:bookmarkEnd w:id="83"/>
+    <w:bookmarkStart w:id="84" w:name="top-gap-esco-skills-demanded-not-taught"/>
     <w:p>
       <w:pPr>
         <w:pStyle w:val="Heading3"/>
@@ -15765,13 +16767,13 @@
         <w:rPr>
           <w:rStyle w:val="SectionNumber"/>
         </w:rPr>
-        <w:t xml:space="preserve">6.4.4</w:t>
+        <w:t xml:space="preserve">1.32.6</w:t>
       </w:r>
       <w:r>
         <w:tab/>
       </w:r>
       <w:r>
-        <w:t xml:space="preserve">5.4.4 ESCO Vocabulary Coverage Limitation</w:t>
+        <w:t xml:space="preserve">5.4.6 Top Gap ESCO Skills (Demanded, Not Taught)</w:t>
       </w:r>
     </w:p>
     <w:p>
@@ -15779,249 +16781,7 @@
         <w:pStyle w:val="FirstParagraph"/>
       </w:pPr>
       <w:r>
-        <w:t xml:space="preserve">Of the 19,998 unique extracted phrases submitted to ESCO matching, only 2,523 (12.6%) received an ESCO match above the 0.75 threshold. The remaining 17,475 phrases fall into two categories: (1) generic academic or job-posting language below any meaningful ESCO concept (e.g.,</w:t>
-      </w:r>
-      <w:r>
-        <w:t xml:space="preserve"> </w:t>
-      </w:r>
-      <w:r>
-        <w:t xml:space="preserve">“students will learn”</w:t>
-      </w:r>
-      <w:r>
-        <w:t xml:space="preserve">,</w:t>
-      </w:r>
-      <w:r>
-        <w:t xml:space="preserve"> </w:t>
-      </w:r>
-      <w:r>
-        <w:t xml:space="preserve">“excellent communication”</w:t>
-      </w:r>
-      <w:r>
-        <w:t xml:space="preserve">), and (2) specific modern technology terms not present in ESCO v1.2 (Docker, Kubernetes, React, Microsoft Azure, TypeScript, Node.js).</w:t>
-      </w:r>
-    </w:p>
-    <w:p>
-      <w:pPr>
-        <w:pStyle w:val="BodyText"/>
-      </w:pPr>
-      <w:r>
-        <w:t xml:space="preserve">One confirmed false positive is</w:t>
-      </w:r>
-      <w:r>
-        <w:t xml:space="preserve"> </w:t>
-      </w:r>
-      <w:r>
-        <w:rPr>
-          <w:rStyle w:val="VerbatimChar"/>
-        </w:rPr>
-        <w:t xml:space="preserve">docker</w:t>
-      </w:r>
-      <w:r>
-        <w:t xml:space="preserve"> </w:t>
-      </w:r>
-      <w:r>
-        <w:t xml:space="preserve">mapping to the ESCO concept</w:t>
-      </w:r>
-      <w:r>
-        <w:t xml:space="preserve"> </w:t>
-      </w:r>
-      <w:r>
-        <w:rPr>
-          <w:i/>
-          <w:iCs/>
-        </w:rPr>
-        <w:t xml:space="preserve">dock operations</w:t>
-      </w:r>
-      <w:r>
-        <w:t xml:space="preserve"> </w:t>
-      </w:r>
-      <w:r>
-        <w:t xml:space="preserve">(a maritime logistics concept) at similarity 0.761 — a known embedding collision. This adds one spurious concept to the job-market set and slightly inflates the gap count, but does not affect the overlap.</w:t>
-      </w:r>
-    </w:p>
-    <w:p>
-      <w:pPr>
-        <w:pStyle w:val="BodyText"/>
-      </w:pPr>
-      <w:r>
-        <w:t xml:space="preserve">The share of courses contributing zero ESCO concepts varies substantially by university, reflecting the description asymmetry documented in Section 5.6.1:</w:t>
-      </w:r>
-    </w:p>
-    <w:tbl>
-      <w:tblPr>
-        <w:tblStyle w:val="Table"/>
-        <w:tblW w:type="auto" w:w="0"/>
-        <w:tblLook w:firstRow="1" w:lastRow="0" w:firstColumn="0" w:lastColumn="0" w:noHBand="0" w:noVBand="0" w:val="0020"/>
-      </w:tblPr>
-      <w:tblGrid>
-        <w:gridCol w:w="3960"/>
-        <w:gridCol w:w="3960"/>
-      </w:tblGrid>
-      <w:tr>
-        <w:trPr>
-          <w:tblHeader w:val="on"/>
-        </w:trPr>
-        <w:tc>
-          <w:tcPr/>
-          <w:p>
-            <w:pPr>
-              <w:pStyle w:val="Compact"/>
-            </w:pPr>
-            <w:r>
-              <w:t xml:space="preserve">University</w:t>
-            </w:r>
-          </w:p>
-        </w:tc>
-        <w:tc>
-          <w:tcPr/>
-          <w:p>
-            <w:pPr>
-              <w:pStyle w:val="Compact"/>
-            </w:pPr>
-            <w:r>
-              <w:t xml:space="preserve">Courses with 0 ESCO concepts</w:t>
-            </w:r>
-          </w:p>
-        </w:tc>
-      </w:tr>
-      <w:tr>
-        <w:tc>
-          <w:tcPr/>
-          <w:p>
-            <w:pPr>
-              <w:pStyle w:val="Compact"/>
-            </w:pPr>
-            <w:r>
-              <w:t xml:space="preserve">AUA</w:t>
-            </w:r>
-          </w:p>
-        </w:tc>
-        <w:tc>
-          <w:tcPr/>
-          <w:p>
-            <w:pPr>
-              <w:pStyle w:val="Compact"/>
-            </w:pPr>
-            <w:r>
-              <w:t xml:space="preserve">30 / 248 (12%)</w:t>
-            </w:r>
-          </w:p>
-        </w:tc>
-      </w:tr>
-      <w:tr>
-        <w:tc>
-          <w:tcPr/>
-          <w:p>
-            <w:pPr>
-              <w:pStyle w:val="Compact"/>
-            </w:pPr>
-            <w:r>
-              <w:t xml:space="preserve">YSU</w:t>
-            </w:r>
-          </w:p>
-        </w:tc>
-        <w:tc>
-          <w:tcPr/>
-          <w:p>
-            <w:pPr>
-              <w:pStyle w:val="Compact"/>
-            </w:pPr>
-            <w:r>
-              <w:t xml:space="preserve">184 / 691 (27%)</w:t>
-            </w:r>
-          </w:p>
-        </w:tc>
-      </w:tr>
-      <w:tr>
-        <w:tc>
-          <w:tcPr/>
-          <w:p>
-            <w:pPr>
-              <w:pStyle w:val="Compact"/>
-            </w:pPr>
-            <w:r>
-              <w:t xml:space="preserve">NUACA</w:t>
-            </w:r>
-          </w:p>
-        </w:tc>
-        <w:tc>
-          <w:tcPr/>
-          <w:p>
-            <w:pPr>
-              <w:pStyle w:val="Compact"/>
-            </w:pPr>
-            <w:r>
-              <w:t xml:space="preserve">73 / 153 (48%)</w:t>
-            </w:r>
-          </w:p>
-        </w:tc>
-      </w:tr>
-      <w:tr>
-        <w:tc>
-          <w:tcPr/>
-          <w:p>
-            <w:pPr>
-              <w:pStyle w:val="Compact"/>
-            </w:pPr>
-            <w:r>
-              <w:t xml:space="preserve">RAU</w:t>
-            </w:r>
-          </w:p>
-        </w:tc>
-        <w:tc>
-          <w:tcPr/>
-          <w:p>
-            <w:pPr>
-              <w:pStyle w:val="Compact"/>
-            </w:pPr>
-            <w:r>
-              <w:t xml:space="preserve">23 / 41 (56%)</w:t>
-            </w:r>
-          </w:p>
-        </w:tc>
-      </w:tr>
-    </w:tbl>
-    <w:p>
-      <w:pPr>
-        <w:pStyle w:val="BodyText"/>
-      </w:pPr>
-      <w:r>
-        <w:t xml:space="preserve">Nearly half of NUACA courses and more than half of RAU courses produce no ESCO concept assignment, meaning they contribute nothing to the alignment calculation. This structural dark matter further confirms that coverage figures for these institutions are lower bounds rather than true estimates.</w:t>
-      </w:r>
-    </w:p>
-    <w:p>
-      <w:pPr>
-        <w:pStyle w:val="BodyText"/>
-      </w:pPr>
-      <w:r>
-        <w:t xml:space="preserve">The 25.2% overall coverage figure should be interpreted as a lower-bound estimate of true conceptual alignment within the ESCO-expressible vocabulary.</w:t>
-      </w:r>
-    </w:p>
-    <w:bookmarkEnd w:id="87"/>
-    <w:bookmarkStart w:id="88" w:name="emerging-tech-skills-beyond-esco"/>
-    <w:p>
-      <w:pPr>
-        <w:pStyle w:val="Heading3"/>
-      </w:pPr>
-      <w:r>
-        <w:rPr>
-          <w:rStyle w:val="SectionNumber"/>
-        </w:rPr>
-        <w:t xml:space="preserve">6.4.5</w:t>
-      </w:r>
-      <w:r>
-        <w:tab/>
-      </w:r>
-      <w:r>
-        <w:t xml:space="preserve">5.4.5 Emerging Tech Skills Beyond ESCO</w:t>
-      </w:r>
-    </w:p>
-    <w:p>
-      <w:pPr>
-        <w:pStyle w:val="FirstParagraph"/>
-      </w:pPr>
-      <w:r>
-        <w:t xml:space="preserve">A supplementary analysis using a curated technology lexicon (36 terms) identified modern tools absent from ESCO v1.2 and compared their presence across the two corpora:</w:t>
+        <w:t xml:space="preserve">The 219 ESCO concepts in the TF-IDF gap span three analytically distinct categories:</w:t>
       </w:r>
     </w:p>
     <w:p>
@@ -16033,610 +16793,13 @@
           <w:b/>
           <w:bCs/>
         </w:rPr>
-        <w:t xml:space="preserve">Table 5.7 — Emerging tech skills not in ESCO v1.2 (TF-IDF, by job market frequency)</w:t>
-      </w:r>
-    </w:p>
-    <w:tbl>
-      <w:tblPr>
-        <w:tblStyle w:val="Table"/>
-        <w:tblW w:type="auto" w:w="0"/>
-        <w:tblLook w:firstRow="1" w:lastRow="0" w:firstColumn="0" w:lastColumn="0" w:noHBand="0" w:noVBand="0" w:val="0020"/>
-      </w:tblPr>
-      <w:tblGrid>
-        <w:gridCol w:w="1980"/>
-        <w:gridCol w:w="1980"/>
-        <w:gridCol w:w="1980"/>
-        <w:gridCol w:w="1980"/>
-      </w:tblGrid>
-      <w:tr>
-        <w:trPr>
-          <w:tblHeader w:val="on"/>
-        </w:trPr>
-        <w:tc>
-          <w:tcPr/>
-          <w:p>
-            <w:pPr>
-              <w:pStyle w:val="Compact"/>
-            </w:pPr>
-            <w:r>
-              <w:t xml:space="preserve">Technology</w:t>
-            </w:r>
-          </w:p>
-        </w:tc>
-        <w:tc>
-          <w:tcPr/>
-          <w:p>
-            <w:pPr>
-              <w:pStyle w:val="Compact"/>
-            </w:pPr>
-            <w:r>
-              <w:t xml:space="preserve">Job postings</w:t>
-            </w:r>
-          </w:p>
-        </w:tc>
-        <w:tc>
-          <w:tcPr/>
-          <w:p>
-            <w:pPr>
-              <w:pStyle w:val="Compact"/>
-            </w:pPr>
-            <w:r>
-              <w:t xml:space="preserve">Curriculum courses</w:t>
-            </w:r>
-          </w:p>
-        </w:tc>
-        <w:tc>
-          <w:tcPr/>
-          <w:p>
-            <w:pPr>
-              <w:pStyle w:val="Compact"/>
-            </w:pPr>
-            <w:r>
-              <w:t xml:space="preserve">Status</w:t>
-            </w:r>
-          </w:p>
-        </w:tc>
-      </w:tr>
-      <w:tr>
-        <w:tc>
-          <w:tcPr/>
-          <w:p>
-            <w:pPr>
-              <w:pStyle w:val="Compact"/>
-            </w:pPr>
-            <w:r>
-              <w:t xml:space="preserve">Microsoft Azure</w:t>
-            </w:r>
-          </w:p>
-        </w:tc>
-        <w:tc>
-          <w:tcPr/>
-          <w:p>
-            <w:pPr>
-              <w:pStyle w:val="Compact"/>
-            </w:pPr>
-            <w:r>
-              <w:t xml:space="preserve">25</w:t>
-            </w:r>
-          </w:p>
-        </w:tc>
-        <w:tc>
-          <w:tcPr/>
-          <w:p>
-            <w:pPr>
-              <w:pStyle w:val="Compact"/>
-            </w:pPr>
-            <w:r>
-              <w:t xml:space="preserve">0</w:t>
-            </w:r>
-          </w:p>
-        </w:tc>
-        <w:tc>
-          <w:tcPr/>
-          <w:p>
-            <w:pPr>
-              <w:pStyle w:val="Compact"/>
-            </w:pPr>
-            <w:r>
-              <w:t xml:space="preserve">Gap</w:t>
-            </w:r>
-          </w:p>
-        </w:tc>
-      </w:tr>
-      <w:tr>
-        <w:tc>
-          <w:tcPr/>
-          <w:p>
-            <w:pPr>
-              <w:pStyle w:val="Compact"/>
-            </w:pPr>
-            <w:r>
-              <w:t xml:space="preserve">React</w:t>
-            </w:r>
-          </w:p>
-        </w:tc>
-        <w:tc>
-          <w:tcPr/>
-          <w:p>
-            <w:pPr>
-              <w:pStyle w:val="Compact"/>
-            </w:pPr>
-            <w:r>
-              <w:t xml:space="preserve">25</w:t>
-            </w:r>
-          </w:p>
-        </w:tc>
-        <w:tc>
-          <w:tcPr/>
-          <w:p>
-            <w:pPr>
-              <w:pStyle w:val="Compact"/>
-            </w:pPr>
-            <w:r>
-              <w:t xml:space="preserve">0</w:t>
-            </w:r>
-          </w:p>
-        </w:tc>
-        <w:tc>
-          <w:tcPr/>
-          <w:p>
-            <w:pPr>
-              <w:pStyle w:val="Compact"/>
-            </w:pPr>
-            <w:r>
-              <w:t xml:space="preserve">Gap</w:t>
-            </w:r>
-          </w:p>
-        </w:tc>
-      </w:tr>
-      <w:tr>
-        <w:tc>
-          <w:tcPr/>
-          <w:p>
-            <w:pPr>
-              <w:pStyle w:val="Compact"/>
-            </w:pPr>
-            <w:r>
-              <w:t xml:space="preserve">Amazon Web Services</w:t>
-            </w:r>
-          </w:p>
-        </w:tc>
-        <w:tc>
-          <w:tcPr/>
-          <w:p>
-            <w:pPr>
-              <w:pStyle w:val="Compact"/>
-            </w:pPr>
-            <w:r>
-              <w:t xml:space="preserve">15</w:t>
-            </w:r>
-          </w:p>
-        </w:tc>
-        <w:tc>
-          <w:tcPr/>
-          <w:p>
-            <w:pPr>
-              <w:pStyle w:val="Compact"/>
-            </w:pPr>
-            <w:r>
-              <w:t xml:space="preserve">0</w:t>
-            </w:r>
-          </w:p>
-        </w:tc>
-        <w:tc>
-          <w:tcPr/>
-          <w:p>
-            <w:pPr>
-              <w:pStyle w:val="Compact"/>
-            </w:pPr>
-            <w:r>
-              <w:t xml:space="preserve">Gap</w:t>
-            </w:r>
-          </w:p>
-        </w:tc>
-      </w:tr>
-      <w:tr>
-        <w:tc>
-          <w:tcPr/>
-          <w:p>
-            <w:pPr>
-              <w:pStyle w:val="Compact"/>
-            </w:pPr>
-            <w:r>
-              <w:t xml:space="preserve">Node.js</w:t>
-            </w:r>
-          </w:p>
-        </w:tc>
-        <w:tc>
-          <w:tcPr/>
-          <w:p>
-            <w:pPr>
-              <w:pStyle w:val="Compact"/>
-            </w:pPr>
-            <w:r>
-              <w:t xml:space="preserve">17</w:t>
-            </w:r>
-          </w:p>
-        </w:tc>
-        <w:tc>
-          <w:tcPr/>
-          <w:p>
-            <w:pPr>
-              <w:pStyle w:val="Compact"/>
-            </w:pPr>
-            <w:r>
-              <w:t xml:space="preserve">3</w:t>
-            </w:r>
-          </w:p>
-        </w:tc>
-        <w:tc>
-          <w:tcPr/>
-          <w:p>
-            <w:pPr>
-              <w:pStyle w:val="Compact"/>
-            </w:pPr>
-            <w:r>
-              <w:t xml:space="preserve">Overlap</w:t>
-            </w:r>
-          </w:p>
-        </w:tc>
-      </w:tr>
-      <w:tr>
-        <w:tc>
-          <w:tcPr/>
-          <w:p>
-            <w:pPr>
-              <w:pStyle w:val="Compact"/>
-            </w:pPr>
-            <w:r>
-              <w:t xml:space="preserve">LLM / Generative AI</w:t>
-            </w:r>
-          </w:p>
-        </w:tc>
-        <w:tc>
-          <w:tcPr/>
-          <w:p>
-            <w:pPr>
-              <w:pStyle w:val="Compact"/>
-            </w:pPr>
-            <w:r>
-              <w:t xml:space="preserve">19</w:t>
-            </w:r>
-          </w:p>
-        </w:tc>
-        <w:tc>
-          <w:tcPr/>
-          <w:p>
-            <w:pPr>
-              <w:pStyle w:val="Compact"/>
-            </w:pPr>
-            <w:r>
-              <w:t xml:space="preserve">4</w:t>
-            </w:r>
-          </w:p>
-        </w:tc>
-        <w:tc>
-          <w:tcPr/>
-          <w:p>
-            <w:pPr>
-              <w:pStyle w:val="Compact"/>
-            </w:pPr>
-            <w:r>
-              <w:t xml:space="preserve">Overlap</w:t>
-            </w:r>
-          </w:p>
-        </w:tc>
-      </w:tr>
-      <w:tr>
-        <w:tc>
-          <w:tcPr/>
-          <w:p>
-            <w:pPr>
-              <w:pStyle w:val="Compact"/>
-            </w:pPr>
-            <w:r>
-              <w:t xml:space="preserve">Kubernetes</w:t>
-            </w:r>
-          </w:p>
-        </w:tc>
-        <w:tc>
-          <w:tcPr/>
-          <w:p>
-            <w:pPr>
-              <w:pStyle w:val="Compact"/>
-            </w:pPr>
-            <w:r>
-              <w:t xml:space="preserve">7</w:t>
-            </w:r>
-          </w:p>
-        </w:tc>
-        <w:tc>
-          <w:tcPr/>
-          <w:p>
-            <w:pPr>
-              <w:pStyle w:val="Compact"/>
-            </w:pPr>
-            <w:r>
-              <w:t xml:space="preserve">0</w:t>
-            </w:r>
-          </w:p>
-        </w:tc>
-        <w:tc>
-          <w:tcPr/>
-          <w:p>
-            <w:pPr>
-              <w:pStyle w:val="Compact"/>
-            </w:pPr>
-            <w:r>
-              <w:t xml:space="preserve">Gap</w:t>
-            </w:r>
-          </w:p>
-        </w:tc>
-      </w:tr>
-      <w:tr>
-        <w:tc>
-          <w:tcPr/>
-          <w:p>
-            <w:pPr>
-              <w:pStyle w:val="Compact"/>
-            </w:pPr>
-            <w:r>
-              <w:t xml:space="preserve">Terraform</w:t>
-            </w:r>
-          </w:p>
-        </w:tc>
-        <w:tc>
-          <w:tcPr/>
-          <w:p>
-            <w:pPr>
-              <w:pStyle w:val="Compact"/>
-            </w:pPr>
-            <w:r>
-              <w:t xml:space="preserve">6</w:t>
-            </w:r>
-          </w:p>
-        </w:tc>
-        <w:tc>
-          <w:tcPr/>
-          <w:p>
-            <w:pPr>
-              <w:pStyle w:val="Compact"/>
-            </w:pPr>
-            <w:r>
-              <w:t xml:space="preserve">0</w:t>
-            </w:r>
-          </w:p>
-        </w:tc>
-        <w:tc>
-          <w:tcPr/>
-          <w:p>
-            <w:pPr>
-              <w:pStyle w:val="Compact"/>
-            </w:pPr>
-            <w:r>
-              <w:t xml:space="preserve">Gap</w:t>
-            </w:r>
-          </w:p>
-        </w:tc>
-      </w:tr>
-      <w:tr>
-        <w:tc>
-          <w:tcPr/>
-          <w:p>
-            <w:pPr>
-              <w:pStyle w:val="Compact"/>
-            </w:pPr>
-            <w:r>
-              <w:t xml:space="preserve">REST API</w:t>
-            </w:r>
-          </w:p>
-        </w:tc>
-        <w:tc>
-          <w:tcPr/>
-          <w:p>
-            <w:pPr>
-              <w:pStyle w:val="Compact"/>
-            </w:pPr>
-            <w:r>
-              <w:t xml:space="preserve">5</w:t>
-            </w:r>
-          </w:p>
-        </w:tc>
-        <w:tc>
-          <w:tcPr/>
-          <w:p>
-            <w:pPr>
-              <w:pStyle w:val="Compact"/>
-            </w:pPr>
-            <w:r>
-              <w:t xml:space="preserve">0</w:t>
-            </w:r>
-          </w:p>
-        </w:tc>
-        <w:tc>
-          <w:tcPr/>
-          <w:p>
-            <w:pPr>
-              <w:pStyle w:val="Compact"/>
-            </w:pPr>
-            <w:r>
-              <w:t xml:space="preserve">Gap</w:t>
-            </w:r>
-          </w:p>
-        </w:tc>
-      </w:tr>
-      <w:tr>
-        <w:tc>
-          <w:tcPr/>
-          <w:p>
-            <w:pPr>
-              <w:pStyle w:val="Compact"/>
-            </w:pPr>
-            <w:r>
-              <w:t xml:space="preserve">Microservices</w:t>
-            </w:r>
-          </w:p>
-        </w:tc>
-        <w:tc>
-          <w:tcPr/>
-          <w:p>
-            <w:pPr>
-              <w:pStyle w:val="Compact"/>
-            </w:pPr>
-            <w:r>
-              <w:t xml:space="preserve">5</w:t>
-            </w:r>
-          </w:p>
-        </w:tc>
-        <w:tc>
-          <w:tcPr/>
-          <w:p>
-            <w:pPr>
-              <w:pStyle w:val="Compact"/>
-            </w:pPr>
-            <w:r>
-              <w:t xml:space="preserve">0</w:t>
-            </w:r>
-          </w:p>
-        </w:tc>
-        <w:tc>
-          <w:tcPr/>
-          <w:p>
-            <w:pPr>
-              <w:pStyle w:val="Compact"/>
-            </w:pPr>
-            <w:r>
-              <w:t xml:space="preserve">Gap</w:t>
-            </w:r>
-          </w:p>
-        </w:tc>
-      </w:tr>
-      <w:tr>
-        <w:tc>
-          <w:tcPr/>
-          <w:p>
-            <w:pPr>
-              <w:pStyle w:val="Compact"/>
-            </w:pPr>
-            <w:r>
-              <w:t xml:space="preserve">DevOps</w:t>
-            </w:r>
-          </w:p>
-        </w:tc>
-        <w:tc>
-          <w:tcPr/>
-          <w:p>
-            <w:pPr>
-              <w:pStyle w:val="Compact"/>
-            </w:pPr>
-            <w:r>
-              <w:t xml:space="preserve">4</w:t>
-            </w:r>
-          </w:p>
-        </w:tc>
-        <w:tc>
-          <w:tcPr/>
-          <w:p>
-            <w:pPr>
-              <w:pStyle w:val="Compact"/>
-            </w:pPr>
-            <w:r>
-              <w:t xml:space="preserve">0</w:t>
-            </w:r>
-          </w:p>
-        </w:tc>
-        <w:tc>
-          <w:tcPr/>
-          <w:p>
-            <w:pPr>
-              <w:pStyle w:val="Compact"/>
-            </w:pPr>
-            <w:r>
-              <w:t xml:space="preserve">Gap</w:t>
-            </w:r>
-          </w:p>
-        </w:tc>
-      </w:tr>
-      <w:tr>
-        <w:tc>
-          <w:tcPr/>
-          <w:p>
-            <w:pPr>
-              <w:pStyle w:val="Compact"/>
-            </w:pPr>
-            <w:r>
-              <w:t xml:space="preserve">Docker</w:t>
-            </w:r>
-          </w:p>
-        </w:tc>
-        <w:tc>
-          <w:tcPr/>
-          <w:p>
-            <w:pPr>
-              <w:pStyle w:val="Compact"/>
-            </w:pPr>
-            <w:r>
-              <w:t xml:space="preserve">4</w:t>
-            </w:r>
-          </w:p>
-        </w:tc>
-        <w:tc>
-          <w:tcPr/>
-          <w:p>
-            <w:pPr>
-              <w:pStyle w:val="Compact"/>
-            </w:pPr>
-            <w:r>
-              <w:t xml:space="preserve">0</w:t>
-            </w:r>
-          </w:p>
-        </w:tc>
-        <w:tc>
-          <w:tcPr/>
-          <w:p>
-            <w:pPr>
-              <w:pStyle w:val="Compact"/>
-            </w:pPr>
-            <w:r>
-              <w:t xml:space="preserve">Gap</w:t>
-            </w:r>
-          </w:p>
-        </w:tc>
-      </w:tr>
-    </w:tbl>
-    <w:p>
-      <w:pPr>
-        <w:pStyle w:val="BodyText"/>
-      </w:pPr>
-      <w:r>
-        <w:t xml:space="preserve">The dominant pattern is one-sided demand: the most-requested modern tools (Azure, React, AWS, Kubernetes, Docker) appear in job postings but not in any curriculum course content. LLM/GenAI is the only major emerging category with meaningful curriculum presence (4 courses), suggesting early but limited adoption.</w:t>
-      </w:r>
-    </w:p>
-    <w:bookmarkEnd w:id="88"/>
-    <w:bookmarkStart w:id="89" w:name="top-gap-esco-skills-demanded-not-taught"/>
-    <w:p>
-      <w:pPr>
-        <w:pStyle w:val="Heading3"/>
-      </w:pPr>
-      <w:r>
-        <w:rPr>
-          <w:rStyle w:val="SectionNumber"/>
-        </w:rPr>
-        <w:t xml:space="preserve">6.4.6</w:t>
-      </w:r>
-      <w:r>
-        <w:tab/>
-      </w:r>
-      <w:r>
-        <w:t xml:space="preserve">5.4.6 Top Gap ESCO Skills (Demanded, Not Taught)</w:t>
-      </w:r>
-    </w:p>
-    <w:p>
-      <w:pPr>
-        <w:pStyle w:val="FirstParagraph"/>
-      </w:pPr>
-      <w:r>
-        <w:t xml:space="preserve">The 394 ESCO concepts in the gap span three analytically distinct categories:</w:t>
+        <w:t xml:space="preserve">Technology skills:</w:t>
+      </w:r>
+      <w:r>
+        <w:t xml:space="preserve"> </w:t>
+      </w:r>
+      <w:r>
+        <w:t xml:space="preserve">PHP (2.7% of IT-only postings), Java (2.6%), TypeScript (2.3%), SQL Server (1.6%), DevOps (1.6%), CSS (1.3%), Android (1.3%), maintain responsive design (1.4%).</w:t>
       </w:r>
     </w:p>
     <w:p>
@@ -16648,13 +16811,13 @@
           <w:b/>
           <w:bCs/>
         </w:rPr>
-        <w:t xml:space="preserve">Technology skills:</w:t>
-      </w:r>
-      <w:r>
-        <w:t xml:space="preserve"> </w:t>
-      </w:r>
-      <w:r>
-        <w:t xml:space="preserve">Java (1.9% of job postings), TypeScript (1.8%), PHP (1.6%), CSS (0.8%), Android (0.8%), maintain responsive design (1.0%), develop animations (1.0%), types of pipelines (1.2%), DevOps (1.1%), search engines (0.9%).</w:t>
+        <w:t xml:space="preserve">Domain-specific skills (SoftConstruct effect):</w:t>
+      </w:r>
+      <w:r>
+        <w:t xml:space="preserve"> </w:t>
+      </w:r>
+      <w:r>
+        <w:t xml:space="preserve">betting, banking activities, gambling games, and related commercial concepts remain visible in the ESCO-based gap list. SoftConstruct contributes 37 postings to the IT-only analysis set, so these domain concepts are much smaller than in the original broad-market corpus but still require careful interpretation.</w:t>
       </w:r>
     </w:p>
     <w:p>
@@ -16666,24 +16829,6 @@
           <w:b/>
           <w:bCs/>
         </w:rPr>
-        <w:t xml:space="preserve">Domain-specific skills (SoftConstruct effect):</w:t>
-      </w:r>
-      <w:r>
-        <w:t xml:space="preserve"> </w:t>
-      </w:r>
-      <w:r>
-        <w:t xml:space="preserve">betting (2.1%), gambling games (1.4%), manage casino (1.0%), banking activities (1.5%), fraud detection (0.9%). SoftConstruct contributes 141 postings (13.2% of the dataset) and is Armenia’s largest single-employer source. These domain concepts inflate the gap with industry-specific competences that are structurally outside the scope of general IT education.</w:t>
-      </w:r>
-    </w:p>
-    <w:p>
-      <w:pPr>
-        <w:pStyle w:val="BodyText"/>
-      </w:pPr>
-      <w:r>
-        <w:rPr>
-          <w:b/>
-          <w:bCs/>
-        </w:rPr>
         <w:t xml:space="preserve">Business and professional skills:</w:t>
       </w:r>
       <w:r>
@@ -16693,8 +16838,8 @@
         <w:t xml:space="preserve">sales activities (4.0%), develop campaigns (1.4%), logistics (1.2%), comply with regulations (1.0%), contract law (0.9%), develop training programmes (0.8%). These reflect the operational context of IT roles in commercial environments.</w:t>
       </w:r>
     </w:p>
-    <w:bookmarkEnd w:id="89"/>
-    <w:bookmarkStart w:id="90" w:name="X44367f6bd76f8ca44bcd594edf13e96f8740c1c"/>
+    <w:bookmarkEnd w:id="84"/>
+    <w:bookmarkStart w:id="85" w:name="X44367f6bd76f8ca44bcd594edf13e96f8740c1c"/>
     <w:p>
       <w:pPr>
         <w:pStyle w:val="Heading3"/>
@@ -16703,7 +16848,7 @@
         <w:rPr>
           <w:rStyle w:val="SectionNumber"/>
         </w:rPr>
-        <w:t xml:space="preserve">6.4.7</w:t>
+        <w:t xml:space="preserve">1.32.7</w:t>
       </w:r>
       <w:r>
         <w:tab/>
@@ -16717,7 +16862,7 @@
         <w:pStyle w:val="FirstParagraph"/>
       </w:pPr>
       <w:r>
-        <w:t xml:space="preserve">The 196 ESCO surplus concepts divide into three categories:</w:t>
+        <w:t xml:space="preserve">The 225 ESCO surplus concepts divide into three categories:</w:t>
       </w:r>
     </w:p>
     <w:p>
@@ -16781,9 +16926,9 @@
         </w:pict>
       </w:r>
     </w:p>
-    <w:bookmarkEnd w:id="90"/>
-    <w:bookmarkEnd w:id="91"/>
-    <w:bookmarkStart w:id="95" w:name="per-university-and-per-program-results"/>
+    <w:bookmarkEnd w:id="85"/>
+    <w:bookmarkEnd w:id="86"/>
+    <w:bookmarkStart w:id="90" w:name="per-university-and-per-program-results"/>
     <w:p>
       <w:pPr>
         <w:pStyle w:val="Heading2"/>
@@ -16792,7 +16937,7 @@
         <w:rPr>
           <w:rStyle w:val="SectionNumber"/>
         </w:rPr>
-        <w:t xml:space="preserve">6.5</w:t>
+        <w:t xml:space="preserve">1.33</w:t>
       </w:r>
       <w:r>
         <w:tab/>
@@ -16801,7 +16946,7 @@
         <w:t xml:space="preserve">5.5 Per-University and Per-Program Results</w:t>
       </w:r>
     </w:p>
-    <w:bookmarkStart w:id="92" w:name="university-level-alignment-scores"/>
+    <w:bookmarkStart w:id="87" w:name="university-level-alignment-scores"/>
     <w:p>
       <w:pPr>
         <w:pStyle w:val="Heading3"/>
@@ -16810,7 +16955,7 @@
         <w:rPr>
           <w:rStyle w:val="SectionNumber"/>
         </w:rPr>
-        <w:t xml:space="preserve">6.5.1</w:t>
+        <w:t xml:space="preserve">1.33.1</w:t>
       </w:r>
       <w:r>
         <w:tab/>
@@ -16935,18 +17080,18 @@
               <w:pStyle w:val="Compact"/>
             </w:pPr>
             <w:r>
-              <w:t xml:space="preserve">5.77%</w:t>
-            </w:r>
-          </w:p>
-        </w:tc>
-        <w:tc>
-          <w:tcPr/>
-          <w:p>
-            <w:pPr>
-              <w:pStyle w:val="Compact"/>
-            </w:pPr>
-            <w:r>
-              <w:t xml:space="preserve">381</w:t>
+              <w:t xml:space="preserve">8.06%</w:t>
+            </w:r>
+          </w:p>
+        </w:tc>
+        <w:tc>
+          <w:tcPr/>
+          <w:p>
+            <w:pPr>
+              <w:pStyle w:val="Compact"/>
+            </w:pPr>
+            <w:r>
+              <w:t xml:space="preserve">387</w:t>
             </w:r>
           </w:p>
         </w:tc>
@@ -16992,18 +17137,18 @@
               <w:pStyle w:val="Compact"/>
             </w:pPr>
             <w:r>
-              <w:t xml:space="preserve">4.46%</w:t>
-            </w:r>
-          </w:p>
-        </w:tc>
-        <w:tc>
-          <w:tcPr/>
-          <w:p>
-            <w:pPr>
-              <w:pStyle w:val="Compact"/>
-            </w:pPr>
-            <w:r>
-              <w:t xml:space="preserve">668</w:t>
+              <w:t xml:space="preserve">5.96%</w:t>
+            </w:r>
+          </w:p>
+        </w:tc>
+        <w:tc>
+          <w:tcPr/>
+          <w:p>
+            <w:pPr>
+              <w:pStyle w:val="Compact"/>
+            </w:pPr>
+            <w:r>
+              <w:t xml:space="preserve">679</w:t>
             </w:r>
           </w:p>
         </w:tc>
@@ -17049,18 +17194,18 @@
               <w:pStyle w:val="Compact"/>
             </w:pPr>
             <w:r>
-              <w:t xml:space="preserve">2.28%</w:t>
-            </w:r>
-          </w:p>
-        </w:tc>
-        <w:tc>
-          <w:tcPr/>
-          <w:p>
-            <w:pPr>
-              <w:pStyle w:val="Compact"/>
-            </w:pPr>
-            <w:r>
-              <w:t xml:space="preserve">17</w:t>
+              <w:t xml:space="preserve">2.76%</w:t>
+            </w:r>
+          </w:p>
+        </w:tc>
+        <w:tc>
+          <w:tcPr/>
+          <w:p>
+            <w:pPr>
+              <w:pStyle w:val="Compact"/>
+            </w:pPr>
+            <w:r>
+              <w:t xml:space="preserve">18</w:t>
             </w:r>
           </w:p>
         </w:tc>
@@ -17106,18 +17251,18 @@
               <w:pStyle w:val="Compact"/>
             </w:pPr>
             <w:r>
-              <w:t xml:space="preserve">1.60%</w:t>
-            </w:r>
-          </w:p>
-        </w:tc>
-        <w:tc>
-          <w:tcPr/>
-          <w:p>
-            <w:pPr>
-              <w:pStyle w:val="Compact"/>
-            </w:pPr>
-            <w:r>
-              <w:t xml:space="preserve">64</w:t>
+              <w:t xml:space="preserve">2.52%</w:t>
+            </w:r>
+          </w:p>
+        </w:tc>
+        <w:tc>
+          <w:tcPr/>
+          <w:p>
+            <w:pPr>
+              <w:pStyle w:val="Compact"/>
+            </w:pPr>
+            <w:r>
+              <w:t xml:space="preserve">68</w:t>
             </w:r>
           </w:p>
         </w:tc>
@@ -17139,7 +17284,7 @@
         <w:pStyle w:val="BodyText"/>
       </w:pPr>
       <w:r>
-        <w:t xml:space="preserve">AUA achieves the highest average alignment (5.77%), consistent with its richer course description availability and English-language instruction. YSU ranks second despite having the most courses (691), partly because its extracted ESCO concepts are more evenly distributed across 14 programs. NUACA’s low alignment (1.60%) reflects the description asymmetry documented in Section 5.6.1 — name-only analysis structurally underestimates skill content.</w:t>
+        <w:t xml:space="preserve">AUA achieves the highest average alignment (8.06%), consistent with its richer course description availability and English-language instruction. YSU ranks second at 5.96%. NUACA and RAU remain substantially lower, reflecting the description asymmetry documented in Section 5.6.1 — name-only analysis structurally underestimates skill content.</w:t>
       </w:r>
     </w:p>
     <w:p>
@@ -17147,11 +17292,11 @@
         <w:pStyle w:val="BodyText"/>
       </w:pPr>
       <w:r>
-        <w:t xml:space="preserve">Coverage percentages are expressed as the fraction of all unique job-market ESCO concepts covered by each university’s programs. The denominator (527 concepts) includes domain-specific concepts from SoftConstruct (gambling, betting) that no university program would be expected to cover; the figures are therefore conservative estimates.</w:t>
-      </w:r>
-    </w:p>
-    <w:bookmarkEnd w:id="92"/>
-    <w:bookmarkStart w:id="93" w:name="program-level-alignment-scores"/>
+        <w:t xml:space="preserve">Coverage percentages are expressed as the fraction of all unique job-market ESCO concepts covered by each university’s programs. The denominator (326 concepts in TF-IDF) still includes some domain-specific concepts from employer-specific postings, so the figures remain conservative estimates.</w:t>
+      </w:r>
+    </w:p>
+    <w:bookmarkEnd w:id="87"/>
+    <w:bookmarkStart w:id="88" w:name="program-level-alignment-scores"/>
     <w:p>
       <w:pPr>
         <w:pStyle w:val="Heading3"/>
@@ -17160,7 +17305,7 @@
         <w:rPr>
           <w:rStyle w:val="SectionNumber"/>
         </w:rPr>
-        <w:t xml:space="preserve">6.5.2</w:t>
+        <w:t xml:space="preserve">1.33.2</w:t>
       </w:r>
       <w:r>
         <w:tab/>
@@ -17184,7 +17329,8 @@
     <w:tbl>
       <w:tblPr>
         <w:tblStyle w:val="Table"/>
-        <w:tblW w:type="auto" w:w="0"/>
+        <w:tblW w:type="pct" w:w="5000"/>
+        <w:tblLayout w:type="fixed"/>
         <w:tblLook w:firstRow="1" w:lastRow="0" w:firstColumn="0" w:lastColumn="0" w:noHBand="0" w:noVBand="0" w:val="0020"/>
       </w:tblPr>
       <w:tblGrid>
@@ -17306,7 +17452,7 @@
               <w:pStyle w:val="Compact"/>
             </w:pPr>
             <w:r>
-              <w:t xml:space="preserve">9.1%</w:t>
+              <w:t xml:space="preserve">12.27%</w:t>
             </w:r>
           </w:p>
         </w:tc>
@@ -17363,7 +17509,7 @@
               <w:pStyle w:val="Compact"/>
             </w:pPr>
             <w:r>
-              <w:t xml:space="preserve">7.2%</w:t>
+              <w:t xml:space="preserve">10.74%</w:t>
             </w:r>
           </w:p>
         </w:tc>
@@ -17398,29 +17544,29 @@
               <w:pStyle w:val="Compact"/>
             </w:pPr>
             <w:r>
-              <w:t xml:space="preserve">General Education</w:t>
-            </w:r>
-          </w:p>
-        </w:tc>
-        <w:tc>
-          <w:tcPr/>
-          <w:p>
-            <w:pPr>
-              <w:pStyle w:val="Compact"/>
-            </w:pPr>
-            <w:r>
-              <w:t xml:space="preserve">General</w:t>
-            </w:r>
-          </w:p>
-        </w:tc>
-        <w:tc>
-          <w:tcPr/>
-          <w:p>
-            <w:pPr>
-              <w:pStyle w:val="Compact"/>
-            </w:pPr>
-            <w:r>
-              <w:t xml:space="preserve">5.9%</w:t>
+              <w:t xml:space="preserve">Data Science</w:t>
+            </w:r>
+          </w:p>
+        </w:tc>
+        <w:tc>
+          <w:tcPr/>
+          <w:p>
+            <w:pPr>
+              <w:pStyle w:val="Compact"/>
+            </w:pPr>
+            <w:r>
+              <w:t xml:space="preserve">Bachelor</w:t>
+            </w:r>
+          </w:p>
+        </w:tc>
+        <w:tc>
+          <w:tcPr/>
+          <w:p>
+            <w:pPr>
+              <w:pStyle w:val="Compact"/>
+            </w:pPr>
+            <w:r>
+              <w:t xml:space="preserve">8.28%</w:t>
             </w:r>
           </w:p>
         </w:tc>
@@ -17455,29 +17601,29 @@
               <w:pStyle w:val="Compact"/>
             </w:pPr>
             <w:r>
-              <w:t xml:space="preserve">Radiophysics and Computer Technology</w:t>
-            </w:r>
-          </w:p>
-        </w:tc>
-        <w:tc>
-          <w:tcPr/>
-          <w:p>
-            <w:pPr>
-              <w:pStyle w:val="Compact"/>
-            </w:pPr>
-            <w:r>
-              <w:t xml:space="preserve">Bachelor</w:t>
-            </w:r>
-          </w:p>
-        </w:tc>
-        <w:tc>
-          <w:tcPr/>
-          <w:p>
-            <w:pPr>
-              <w:pStyle w:val="Compact"/>
-            </w:pPr>
-            <w:r>
-              <w:t xml:space="preserve">5.9%</w:t>
+              <w:t xml:space="preserve">Data Science in Business</w:t>
+            </w:r>
+          </w:p>
+        </w:tc>
+        <w:tc>
+          <w:tcPr/>
+          <w:p>
+            <w:pPr>
+              <w:pStyle w:val="Compact"/>
+            </w:pPr>
+            <w:r>
+              <w:t xml:space="preserve">Master</w:t>
+            </w:r>
+          </w:p>
+        </w:tc>
+        <w:tc>
+          <w:tcPr/>
+          <w:p>
+            <w:pPr>
+              <w:pStyle w:val="Compact"/>
+            </w:pPr>
+            <w:r>
+              <w:t xml:space="preserve">7.98%</w:t>
             </w:r>
           </w:p>
         </w:tc>
@@ -17512,7 +17658,7 @@
               <w:pStyle w:val="Compact"/>
             </w:pPr>
             <w:r>
-              <w:t xml:space="preserve">Data Science in Business</w:t>
+              <w:t xml:space="preserve">Information Systems Development</w:t>
             </w:r>
           </w:p>
         </w:tc>
@@ -17534,7 +17680,7 @@
               <w:pStyle w:val="Compact"/>
             </w:pPr>
             <w:r>
-              <w:t xml:space="preserve">5.7%</w:t>
+              <w:t xml:space="preserve">7.98%</w:t>
             </w:r>
           </w:p>
         </w:tc>
@@ -17569,29 +17715,29 @@
               <w:pStyle w:val="Compact"/>
             </w:pPr>
             <w:r>
-              <w:t xml:space="preserve">Data Science</w:t>
-            </w:r>
-          </w:p>
-        </w:tc>
-        <w:tc>
-          <w:tcPr/>
-          <w:p>
-            <w:pPr>
-              <w:pStyle w:val="Compact"/>
-            </w:pPr>
-            <w:r>
-              <w:t xml:space="preserve">Bachelor</w:t>
-            </w:r>
-          </w:p>
-        </w:tc>
-        <w:tc>
-          <w:tcPr/>
-          <w:p>
-            <w:pPr>
-              <w:pStyle w:val="Compact"/>
-            </w:pPr>
-            <w:r>
-              <w:t xml:space="preserve">5.7%</w:t>
+              <w:t xml:space="preserve">General Education</w:t>
+            </w:r>
+          </w:p>
+        </w:tc>
+        <w:tc>
+          <w:tcPr/>
+          <w:p>
+            <w:pPr>
+              <w:pStyle w:val="Compact"/>
+            </w:pPr>
+            <w:r>
+              <w:t xml:space="preserve">General</w:t>
+            </w:r>
+          </w:p>
+        </w:tc>
+        <w:tc>
+          <w:tcPr/>
+          <w:p>
+            <w:pPr>
+              <w:pStyle w:val="Compact"/>
+            </w:pPr>
+            <w:r>
+              <w:t xml:space="preserve">7.67%</w:t>
             </w:r>
           </w:p>
         </w:tc>
@@ -17615,40 +17761,40 @@
               <w:pStyle w:val="Compact"/>
             </w:pPr>
             <w:r>
-              <w:t xml:space="preserve">YSU</w:t>
-            </w:r>
-          </w:p>
-        </w:tc>
-        <w:tc>
-          <w:tcPr/>
-          <w:p>
-            <w:pPr>
-              <w:pStyle w:val="Compact"/>
-            </w:pPr>
-            <w:r>
-              <w:t xml:space="preserve">Applied Statistics and Data Science</w:t>
-            </w:r>
-          </w:p>
-        </w:tc>
-        <w:tc>
-          <w:tcPr/>
-          <w:p>
-            <w:pPr>
-              <w:pStyle w:val="Compact"/>
-            </w:pPr>
-            <w:r>
-              <w:t xml:space="preserve">Bachelor</w:t>
-            </w:r>
-          </w:p>
-        </w:tc>
-        <w:tc>
-          <w:tcPr/>
-          <w:p>
-            <w:pPr>
-              <w:pStyle w:val="Compact"/>
-            </w:pPr>
-            <w:r>
-              <w:t xml:space="preserve">5.5%</w:t>
+              <w:t xml:space="preserve">AUA</w:t>
+            </w:r>
+          </w:p>
+        </w:tc>
+        <w:tc>
+          <w:tcPr/>
+          <w:p>
+            <w:pPr>
+              <w:pStyle w:val="Compact"/>
+            </w:pPr>
+            <w:r>
+              <w:t xml:space="preserve">Industrial Engineering and Systems Management</w:t>
+            </w:r>
+          </w:p>
+        </w:tc>
+        <w:tc>
+          <w:tcPr/>
+          <w:p>
+            <w:pPr>
+              <w:pStyle w:val="Compact"/>
+            </w:pPr>
+            <w:r>
+              <w:t xml:space="preserve">Master</w:t>
+            </w:r>
+          </w:p>
+        </w:tc>
+        <w:tc>
+          <w:tcPr/>
+          <w:p>
+            <w:pPr>
+              <w:pStyle w:val="Compact"/>
+            </w:pPr>
+            <w:r>
+              <w:t xml:space="preserve">7.06%</w:t>
             </w:r>
           </w:p>
         </w:tc>
@@ -17683,29 +17829,29 @@
               <w:pStyle w:val="Compact"/>
             </w:pPr>
             <w:r>
-              <w:t xml:space="preserve">Information Systems Development</w:t>
-            </w:r>
-          </w:p>
-        </w:tc>
-        <w:tc>
-          <w:tcPr/>
-          <w:p>
-            <w:pPr>
-              <w:pStyle w:val="Compact"/>
-            </w:pPr>
-            <w:r>
-              <w:t xml:space="preserve">Master</w:t>
-            </w:r>
-          </w:p>
-        </w:tc>
-        <w:tc>
-          <w:tcPr/>
-          <w:p>
-            <w:pPr>
-              <w:pStyle w:val="Compact"/>
-            </w:pPr>
-            <w:r>
-              <w:t xml:space="preserve">5.5%</w:t>
+              <w:t xml:space="preserve">Applied Statistics and Data Science</w:t>
+            </w:r>
+          </w:p>
+        </w:tc>
+        <w:tc>
+          <w:tcPr/>
+          <w:p>
+            <w:pPr>
+              <w:pStyle w:val="Compact"/>
+            </w:pPr>
+            <w:r>
+              <w:t xml:space="preserve">Bachelor</w:t>
+            </w:r>
+          </w:p>
+        </w:tc>
+        <w:tc>
+          <w:tcPr/>
+          <w:p>
+            <w:pPr>
+              <w:pStyle w:val="Compact"/>
+            </w:pPr>
+            <w:r>
+              <w:t xml:space="preserve">6.75%</w:t>
             </w:r>
           </w:p>
         </w:tc>
@@ -17762,7 +17908,7 @@
               <w:pStyle w:val="Compact"/>
             </w:pPr>
             <w:r>
-              <w:t xml:space="preserve">5.3%</w:t>
+              <w:t xml:space="preserve">6.44%</w:t>
             </w:r>
           </w:p>
         </w:tc>
@@ -17819,7 +17965,7 @@
               <w:pStyle w:val="Compact"/>
             </w:pPr>
             <w:r>
-              <w:t xml:space="preserve">4.9%</w:t>
+              <w:t xml:space="preserve">6.13%</w:t>
             </w:r>
           </w:p>
         </w:tc>
@@ -17921,7 +18067,7 @@
               <w:pStyle w:val="Compact"/>
             </w:pPr>
             <w:r>
-              <w:t xml:space="preserve">0.6%</w:t>
+              <w:t xml:space="preserve">0.92%</w:t>
             </w:r>
           </w:p>
         </w:tc>
@@ -17932,11 +18078,11 @@
         <w:pStyle w:val="BodyText"/>
       </w:pPr>
       <w:r>
-        <w:t xml:space="preserve">The spread between the best program (AUA CIS, 9.1%) and worst (NUACA GIS, 0.6%) is 15-fold, indicating substantial variation in how well individual programs prepare students for market-demanded skills. AUA programs occupy the top three positions. Data Science and Applied Statistics programs from both AUA and YSU cluster in the top half, reflecting stronger overlap between quantitative analytical curricula and market demand. NUACA programs occupy the bottom five positions, consistent with the description asymmetry limitation.</w:t>
-      </w:r>
-    </w:p>
-    <w:bookmarkEnd w:id="93"/>
-    <w:bookmarkStart w:id="94" w:name="bachelor-vs.-master-degree-comparison"/>
+        <w:t xml:space="preserve">The spread between the best program (AUA CIS, 12.27%) and worst (NUACA GIS, 0.92%) is substantial, indicating major variation in how well individual programs prepare students for market-demanded skills. AUA programs occupy the top three positions. Data Science and Applied Statistics programs from both AUA and YSU cluster in the top half, reflecting stronger overlap between quantitative analytical curricula and market demand. NUACA programs occupy the bottom range, consistent with the description asymmetry limitation.</w:t>
+      </w:r>
+    </w:p>
+    <w:bookmarkEnd w:id="88"/>
+    <w:bookmarkStart w:id="89" w:name="bachelor-vs.-master-degree-comparison"/>
     <w:p>
       <w:pPr>
         <w:pStyle w:val="Heading3"/>
@@ -17945,7 +18091,7 @@
         <w:rPr>
           <w:rStyle w:val="SectionNumber"/>
         </w:rPr>
-        <w:t xml:space="preserve">6.5.3</w:t>
+        <w:t xml:space="preserve">1.33.3</w:t>
       </w:r>
       <w:r>
         <w:tab/>
@@ -18045,7 +18191,7 @@
               <w:pStyle w:val="Compact"/>
             </w:pPr>
             <w:r>
-              <w:t xml:space="preserve">3.88%</w:t>
+              <w:t xml:space="preserve">5.66%</w:t>
             </w:r>
           </w:p>
         </w:tc>
@@ -18080,7 +18226,7 @@
               <w:pStyle w:val="Compact"/>
             </w:pPr>
             <w:r>
-              <w:t xml:space="preserve">4.36%</w:t>
+              <w:t xml:space="preserve">5.69%</w:t>
             </w:r>
           </w:p>
         </w:tc>
@@ -18115,7 +18261,7 @@
               <w:pStyle w:val="Compact"/>
             </w:pPr>
             <w:r>
-              <w:t xml:space="preserve">5.88%</w:t>
+              <w:t xml:space="preserve">7.67%</w:t>
             </w:r>
           </w:p>
         </w:tc>
@@ -18126,7 +18272,7 @@
         <w:pStyle w:val="BodyText"/>
       </w:pPr>
       <w:r>
-        <w:t xml:space="preserve">Bachelor and Master programs show nearly identical average coverage (4.36% vs. 3.88%), indicating that degree level is not a meaningful predictor of curriculum–market alignment in this sample. The small advantage for Bachelor programs may reflect that some Master programs are more theoretically specialised (e.g., Discrete Mathematics and Theoretical Informatics, Numerical Analysis and Mathematical Modelling), which reduces their ESCO concept overlap with industry job postings.</w:t>
+        <w:t xml:space="preserve">Bachelor and Master programs show nearly identical average coverage (5.69% vs. 5.66%), indicating that degree level is not a meaningful predictor of curriculum–market alignment in this sample. The tiny difference reinforces that the gap is driven more by curriculum design priorities than by degree level.</w:t>
       </w:r>
     </w:p>
     <w:p>
@@ -18136,9 +18282,9 @@
         </w:pict>
       </w:r>
     </w:p>
-    <w:bookmarkEnd w:id="94"/>
-    <w:bookmarkEnd w:id="95"/>
-    <w:bookmarkStart w:id="99" w:name="sensitivity-analyses"/>
+    <w:bookmarkEnd w:id="89"/>
+    <w:bookmarkEnd w:id="90"/>
+    <w:bookmarkStart w:id="94" w:name="sensitivity-analyses"/>
     <w:p>
       <w:pPr>
         <w:pStyle w:val="Heading2"/>
@@ -18147,7 +18293,7 @@
         <w:rPr>
           <w:rStyle w:val="SectionNumber"/>
         </w:rPr>
-        <w:t xml:space="preserve">6.6</w:t>
+        <w:t xml:space="preserve">1.34</w:t>
       </w:r>
       <w:r>
         <w:tab/>
@@ -18185,13 +18331,13 @@
         <w:rPr>
           <w:rStyle w:val="VerbatimChar"/>
         </w:rPr>
-        <w:t xml:space="preserve">notebooks/03b_sensitivity_analysis.ipynb</w:t>
+        <w:t xml:space="preserve">notebooks/3_analysis/03_sensitivity_analysis.ipynb</w:t>
       </w:r>
       <w:r>
         <w:t xml:space="preserve">.</w:t>
       </w:r>
     </w:p>
-    <w:bookmarkStart w:id="96" w:name="X48d4edd2e670e83451a2df5692ba63bd438f531"/>
+    <w:bookmarkStart w:id="91" w:name="X48d4edd2e670e83451a2df5692ba63bd438f531"/>
     <w:p>
       <w:pPr>
         <w:pStyle w:val="Heading3"/>
@@ -18200,7 +18346,7 @@
         <w:rPr>
           <w:rStyle w:val="SectionNumber"/>
         </w:rPr>
-        <w:t xml:space="preserve">6.6.1</w:t>
+        <w:t xml:space="preserve">1.34.1</w:t>
       </w:r>
       <w:r>
         <w:tab/>
@@ -18323,8 +18469,8 @@
         <w:t xml:space="preserve">The 5× difference demonstrates that name-only analysis severely underestimates the true skill content of a program. This finding implies that the alignment scores for YSU (name + translated description available but shorter than AUA), NUACA (name only), and RAU (name only) should be interpreted as lower bounds. AUA’s results are the most reliable cross-institutional benchmark.</w:t>
       </w:r>
     </w:p>
-    <w:bookmarkEnd w:id="96"/>
-    <w:bookmarkStart w:id="97" w:name="X556f19f3167819a00493c8e34856bc1b99732a3"/>
+    <w:bookmarkEnd w:id="91"/>
+    <w:bookmarkStart w:id="92" w:name="X556f19f3167819a00493c8e34856bc1b99732a3"/>
     <w:p>
       <w:pPr>
         <w:pStyle w:val="Heading3"/>
@@ -18333,7 +18479,7 @@
         <w:rPr>
           <w:rStyle w:val="SectionNumber"/>
         </w:rPr>
-        <w:t xml:space="preserve">6.6.2</w:t>
+        <w:t xml:space="preserve">1.34.2</w:t>
       </w:r>
       <w:r>
         <w:tab/>
@@ -18600,8 +18746,8 @@
         <w:t xml:space="preserve">The 44% soft recall of TF-IDF indicates that approximately half of human-identified skills are retrieved; the remaining skills either (a) are not mentioned in the job text body at all, (b) appear only in skill tag metadata, or (c) use phrasing that falls below the extraction filters. This recall level is consistent with unsupervised extraction benchmarks in the literature (e.g., Ahadi et al., 2022 report comparable figures for TF-IDF on curriculum data).</w:t>
       </w:r>
     </w:p>
-    <w:bookmarkEnd w:id="97"/>
-    <w:bookmarkStart w:id="98" w:name="noise-audit"/>
+    <w:bookmarkEnd w:id="92"/>
+    <w:bookmarkStart w:id="93" w:name="noise-audit"/>
     <w:p>
       <w:pPr>
         <w:pStyle w:val="Heading3"/>
@@ -18610,7 +18756,7 @@
         <w:rPr>
           <w:rStyle w:val="SectionNumber"/>
         </w:rPr>
-        <w:t xml:space="preserve">6.6.3</w:t>
+        <w:t xml:space="preserve">1.34.3</w:t>
       </w:r>
       <w:r>
         <w:tab/>
@@ -18672,7 +18818,7 @@
         <w:t xml:space="preserve">"environment"</w:t>
       </w:r>
       <w:r>
-        <w:t xml:space="preserve">). Following the addition of 459 generic unigrams and 11 noise phrases to the extraction filters and re-running the full pipeline, the overlap was revised from 584 to 296 — a reduction of 49% — improving the precision of the reported alignment rate from an inflated 12.6% to a more conservative and defensible 6.4%.</w:t>
+        <w:t xml:space="preserve">). Following the addition of 459 generic unigrams and 11 noise phrases to the extraction filters, and then rerunning the analysis on the IT-only job subset, the overlap was revised to 279 — a reduction that improved the precision of the reported alignment rate from an inflated 12.6% to a more conservative and defensible 8.85%.</w:t>
       </w:r>
     </w:p>
     <w:p>
@@ -18680,7 +18826,7 @@
         <w:pStyle w:val="BodyText"/>
       </w:pPr>
       <w:r>
-        <w:t xml:space="preserve">This audit is reported here as a finding because it quantifies the magnitude of noise in unsupervised extraction and demonstrates the importance of systematic quality control. The cleaned 6.4% figure is used in all subsequent analyses.</w:t>
+        <w:t xml:space="preserve">This audit is reported here as a finding because it quantifies the magnitude of noise in unsupervised extraction and demonstrates the importance of systematic quality control. The cleaned 8.85% figure is used in all subsequent analyses.</w:t>
       </w:r>
     </w:p>
     <w:p>
@@ -18690,9 +18836,9 @@
         </w:pict>
       </w:r>
     </w:p>
-    <w:bookmarkEnd w:id="98"/>
-    <w:bookmarkEnd w:id="99"/>
-    <w:bookmarkStart w:id="100" w:name="summary-of-results"/>
+    <w:bookmarkEnd w:id="93"/>
+    <w:bookmarkEnd w:id="94"/>
+    <w:bookmarkStart w:id="95" w:name="summary-of-results"/>
     <w:p>
       <w:pPr>
         <w:pStyle w:val="Heading2"/>
@@ -18701,7 +18847,7 @@
         <w:rPr>
           <w:rStyle w:val="SectionNumber"/>
         </w:rPr>
-        <w:t xml:space="preserve">6.7</w:t>
+        <w:t xml:space="preserve">1.35</w:t>
       </w:r>
       <w:r>
         <w:tab/>
@@ -18725,7 +18871,7 @@
         <w:t xml:space="preserve"> </w:t>
       </w:r>
       <w:r>
-        <w:t xml:space="preserve">String-level overlap is low (TF-IDF 6.4%, KeyBERT 0.26%), as expected — synonymous phrases describing the same skill are counted as non-overlapping until normalization is applied.</w:t>
+        <w:t xml:space="preserve">String-level overlap is low (TF-IDF 8.85%, KeyBERT 0.33%), as expected — synonymous phrases describing the same skill are counted as non-overlapping until normalization is applied.</w:t>
       </w:r>
     </w:p>
     <w:p>
@@ -18743,7 +18889,7 @@
         <w:t xml:space="preserve"> </w:t>
       </w:r>
       <w:r>
-        <w:t xml:space="preserve">After mapping extracted phrases to shared ESCO concept identifiers, coverage rises to 25.2% (TF-IDF) and 20.3% (KeyBERT), with the combined union estimate at 25.7%. All estimates are stable across method and threshold variations, confirming robustness.</w:t>
+        <w:t xml:space="preserve">After mapping extracted phrases to shared ESCO concept identifiers, coverage rises to 32.82% (TF-IDF) and 28.5% (KeyBERT). Both estimates remain well above the string-level baseline, confirming the value of normalization.</w:t>
       </w:r>
     </w:p>
     <w:p>
@@ -18761,7 +18907,7 @@
         <w:t xml:space="preserve"> </w:t>
       </w:r>
       <w:r>
-        <w:t xml:space="preserve">The overlap is 70%</w:t>
+        <w:t xml:space="preserve">The overlap is 77.6%</w:t>
       </w:r>
       <w:r>
         <w:t xml:space="preserve"> </w:t>
@@ -18777,7 +18923,7 @@
         <w:t xml:space="preserve"> </w:t>
       </w:r>
       <w:r>
-        <w:t xml:space="preserve">concepts (shared factual domains) and only 30%</w:t>
+        <w:t xml:space="preserve">concepts (shared factual domains) and 22.4%</w:t>
       </w:r>
       <w:r>
         <w:t xml:space="preserve"> </w:t>
@@ -18790,7 +18936,7 @@
         <w:t xml:space="preserve">skill/competence</w:t>
       </w:r>
       <w:r>
-        <w:t xml:space="preserve">. The gap is 51% applied competences. Curricula cover the knowledge layer but fall short on applied practice — DevOps, CI/CD, cloud deployment, responsive design.</w:t>
+        <w:t xml:space="preserve">. The gap is 51.1% applied competences. Curricula cover the knowledge layer but fall short on applied practice — DevOps, CI/CD, cloud deployment, responsive design.</w:t>
       </w:r>
     </w:p>
     <w:p>
@@ -18844,7 +18990,7 @@
         <w:t xml:space="preserve"> </w:t>
       </w:r>
       <w:r>
-        <w:t xml:space="preserve">Coverage ranges from 9.1% (AUA Computer and Information Science, Master) to 0.6% (NUACA GIS, Master). AUA consistently outperforms due to richer description availability. Degree level (Bachelor vs. Master) is not a significant predictor of alignment.</w:t>
+        <w:t xml:space="preserve">Coverage ranges from 12.27% (AUA Computer and Information Science, Master) to 0.92% (NUACA GIS, Master). AUA consistently outperforms due to richer description availability. Degree level (Bachelor vs. Master) is not a meaningful predictor of alignment.</w:t>
       </w:r>
     </w:p>
     <w:p>
@@ -18862,7 +19008,7 @@
         <w:t xml:space="preserve"> </w:t>
       </w:r>
       <w:r>
-        <w:t xml:space="preserve">The 25% coverage figure is a lower bound. ESCO v1.2 does not contain Docker, Kubernetes, React, Azure, and other modern tools — these are captured separately in the emerging skills analysis. Adjusting for ESCO’s vocabulary gap, true conceptual alignment is likely higher.</w:t>
+        <w:t xml:space="preserve">The 32.82% coverage figure is a lower bound. ESCO v1.2 does not contain Docker, Kubernetes, React, Azure, and other modern tools — these are captured separately in the emerging skills analysis. Adjusting for ESCO’s vocabulary gap, true conceptual alignment is likely higher.</w:t>
       </w:r>
     </w:p>
     <w:p>
@@ -18907,25 +19053,11 @@
         </w:rPr>
         <w:t xml:space="preserve">Ahadi et al. (2022) — EDM 2022, for soft recall comparison — verified ✓</w:t>
       </w:r>
-    </w:p>
-    <w:bookmarkEnd w:id="100"/>
-    <w:bookmarkEnd w:id="101"/>
-    <w:bookmarkStart w:id="121" w:name="chapter-6-discussion"/>
-    <w:p>
-      <w:pPr>
-        <w:pStyle w:val="Heading1"/>
-      </w:pPr>
-      <w:r>
-        <w:rPr>
-          <w:rStyle w:val="SectionNumber"/>
-        </w:rPr>
-        <w:t xml:space="preserve">7</w:t>
-      </w:r>
-      <w:r>
-        <w:tab/>
-      </w:r>
-      <w:r>
-        <w:t xml:space="preserve">Chapter 6: Discussion</w:t>
+      <w:r>
+        <w:t xml:space="preserve"> </w:t>
+      </w:r>
+      <w:r>
+        <w:t xml:space="preserve"># Chapter 6: Discussion</w:t>
       </w:r>
     </w:p>
     <w:p>
@@ -18935,7 +19067,8 @@
         </w:pict>
       </w:r>
     </w:p>
-    <w:bookmarkStart w:id="102" w:name="overview-2"/>
+    <w:bookmarkEnd w:id="95"/>
+    <w:bookmarkStart w:id="96" w:name="overview-2"/>
     <w:p>
       <w:pPr>
         <w:pStyle w:val="Heading2"/>
@@ -18944,7 +19077,7 @@
         <w:rPr>
           <w:rStyle w:val="SectionNumber"/>
         </w:rPr>
-        <w:t xml:space="preserve">7.1</w:t>
+        <w:t xml:space="preserve">1.36</w:t>
       </w:r>
       <w:r>
         <w:tab/>
@@ -18968,8 +19101,8 @@
         </w:pict>
       </w:r>
     </w:p>
-    <w:bookmarkEnd w:id="102"/>
-    <w:bookmarkStart w:id="107" w:name="Xeb24845505252e3137db630958c0130230c3237"/>
+    <w:bookmarkEnd w:id="96"/>
+    <w:bookmarkStart w:id="101" w:name="Xeb24845505252e3137db630958c0130230c3237"/>
     <w:p>
       <w:pPr>
         <w:pStyle w:val="Heading2"/>
@@ -18978,7 +19111,7 @@
         <w:rPr>
           <w:rStyle w:val="SectionNumber"/>
         </w:rPr>
-        <w:t xml:space="preserve">7.2</w:t>
+        <w:t xml:space="preserve">1.37</w:t>
       </w:r>
       <w:r>
         <w:tab/>
@@ -18987,7 +19120,7 @@
         <w:t xml:space="preserve">6.2 Interpreting the Findings Through the Theoretical Frameworks</w:t>
       </w:r>
     </w:p>
-    <w:bookmarkStart w:id="103" w:name="X514b9b90ccc99c18ccdad620a9ef2dd153a0259"/>
+    <w:bookmarkStart w:id="97" w:name="X514b9b90ccc99c18ccdad620a9ef2dd153a0259"/>
     <w:p>
       <w:pPr>
         <w:pStyle w:val="Heading3"/>
@@ -18996,7 +19129,7 @@
         <w:rPr>
           <w:rStyle w:val="SectionNumber"/>
         </w:rPr>
-        <w:t xml:space="preserve">7.2.1</w:t>
+        <w:t xml:space="preserve">1.37.1</w:t>
       </w:r>
       <w:r>
         <w:tab/>
@@ -19037,8 +19170,8 @@
         <w:t xml:space="preserve">The gap content — Docker, Kubernetes, CI/CD, DevOps, cloud infrastructure, REST APIs, microservices — represents a qualitatively different alignment failure. These are not emergent technologies: Docker was released in 2013, Kubernetes in 2014, and DevOps as a discipline predates both. Their complete absence from Armenian IT curricula in 2026 is a lagging indicator of a curriculum update cycle that has not kept pace with professional practice for more than a decade. From a constructive alignment perspective, this indicates that the ILOs of software engineering and systems programs have not been reviewed against current labor market requirements for a significant period. This is the most actionable finding of the study.</w:t>
       </w:r>
     </w:p>
-    <w:bookmarkEnd w:id="103"/>
-    <w:bookmarkStart w:id="104" w:name="X1604613a204c6a64b3cd08fcc737a0a1110bdee"/>
+    <w:bookmarkEnd w:id="97"/>
+    <w:bookmarkStart w:id="98" w:name="X1604613a204c6a64b3cd08fcc737a0a1110bdee"/>
     <w:p>
       <w:pPr>
         <w:pStyle w:val="Heading3"/>
@@ -19047,7 +19180,7 @@
         <w:rPr>
           <w:rStyle w:val="SectionNumber"/>
         </w:rPr>
-        <w:t xml:space="preserve">7.2.2</w:t>
+        <w:t xml:space="preserve">1.37.2</w:t>
       </w:r>
       <w:r>
         <w:tab/>
@@ -19085,7 +19218,7 @@
         <w:pStyle w:val="BodyText"/>
       </w:pPr>
       <w:r>
-        <w:t xml:space="preserve">The knowledge/competence split in the ESCO overlap reinforces this interpretation. Of the 133 overlapping ESCO concepts (TF-IDF), 70% are classified as</w:t>
+        <w:t xml:space="preserve">The knowledge/competence split in the ESCO overlap reinforces this interpretation. Of the 107 overlapping ESCO concepts (TF-IDF), 77.6% are classified as</w:t>
       </w:r>
       <w:r>
         <w:t xml:space="preserve"> </w:t>
@@ -19101,7 +19234,7 @@
         <w:t xml:space="preserve"> </w:t>
       </w:r>
       <w:r>
-        <w:t xml:space="preserve">and 30% as</w:t>
+        <w:t xml:space="preserve">and 22.4% as</w:t>
       </w:r>
       <w:r>
         <w:t xml:space="preserve"> </w:t>
@@ -19114,11 +19247,11 @@
         <w:t xml:space="preserve">skill/competence</w:t>
       </w:r>
       <w:r>
-        <w:t xml:space="preserve">. The gap is approximately balanced (48% knowledge, 51% applied competence). Armenian curricula are stronger on the knowledge transmission side of the task spectrum and weaker on applied competence — precisely where the task-based framework predicts the largest market premium.</w:t>
-      </w:r>
-    </w:p>
-    <w:bookmarkEnd w:id="104"/>
-    <w:bookmarkStart w:id="105" w:name="Xe41567f1e0fd7142b91320f8c5a6fe9e308e8d1"/>
+        <w:t xml:space="preserve">. The gap is approximately balanced (48.9% knowledge, 51.1% applied competence). Armenian curricula are stronger on the knowledge transmission side of the task spectrum and weaker on applied competence — precisely where the task-based framework predicts the largest market premium.</w:t>
+      </w:r>
+    </w:p>
+    <w:bookmarkEnd w:id="98"/>
+    <w:bookmarkStart w:id="99" w:name="Xe41567f1e0fd7142b91320f8c5a6fe9e308e8d1"/>
     <w:p>
       <w:pPr>
         <w:pStyle w:val="Heading3"/>
@@ -19127,7 +19260,7 @@
         <w:rPr>
           <w:rStyle w:val="SectionNumber"/>
         </w:rPr>
-        <w:t xml:space="preserve">7.2.3</w:t>
+        <w:t xml:space="preserve">1.37.3</w:t>
       </w:r>
       <w:r>
         <w:tab/>
@@ -19162,7 +19295,7 @@
         <w:t xml:space="preserve">structural coverage within the ESCO vocabulary</w:t>
       </w:r>
       <w:r>
-        <w:t xml:space="preserve">. Armenian IT curricula cover 329 unique ESCO concepts (TF-IDF) against a job market demand of 527 — a 25.2% overlap. This means that roughly three in four employer-demanded ESCO concepts have no representation in any Armenian IT curriculum. The gap is not concentrated in exotic or niche areas: it includes Java (demanded in 1.9% of all postings), TypeScript (1.8%), PHP (1.6%), and CSS (0.8%) — mainstream technologies taught in the majority of Western software engineering programs.</w:t>
+        <w:t xml:space="preserve">. Armenian IT curricula cover 332 unique ESCO concepts (TF-IDF) against a job market demand of 326 — a 32.82% overlap. This means that roughly two thirds of employer-demanded ESCO concepts still have no representation in any Armenian IT curriculum. The gap is not concentrated in exotic or niche areas: it includes PHP, Java, TypeScript, SQL Server, DevOps, and CSS — mainstream technologies and practices taught in the majority of contemporary software engineering programs.</w:t>
       </w:r>
     </w:p>
     <w:p>
@@ -19183,11 +19316,11 @@
         <w:t xml:space="preserve">emerging skills beyond ESCO</w:t>
       </w:r>
       <w:r>
-        <w:t xml:space="preserve">. The supplementary tech lexicon analysis identified 24 specific modern tools absent from both ESCO v1.2 and from curricula. Azure (25 postings), React (25), AWS (15), Kubernetes (7), Docker (4), and Terraform (6) all have zero curriculum presence. LLM/GenAI tools (19 postings) and Node.js (17) are the only emerging categories with any curriculum representation (4 and 3 courses respectively), suggesting limited early adoption. The absence of cloud platforms, containerization, and infrastructure-as-code from curricula while these tools appear in double-digit percentages of job postings represents the most concrete and time-sensitive curriculum reform target.</w:t>
-      </w:r>
-    </w:p>
-    <w:bookmarkEnd w:id="105"/>
-    <w:bookmarkStart w:id="106" w:name="Xa206bc77534e68e043e53eb5251611031ffb73d"/>
+        <w:t xml:space="preserve">. The supplementary tech lexicon analysis identified 25 specific modern tools absent from or poorly represented in ESCO v1.2. Azure (35 postings), React (30), AWS (20), Google Cloud (8), Kubernetes (6), Docker (5), and Terraform (5) all have zero curriculum presence. LLM/GenAI tools (25 postings) and Node.js (20) are the only major emerging categories with any curriculum representation (4 and 3 courses respectively), suggesting limited early adoption. The absence of cloud platforms, containerization, and infrastructure-as-code from curricula while these tools appear repeatedly in employer demand represents the most concrete and time-sensitive curriculum reform target.</w:t>
+      </w:r>
+    </w:p>
+    <w:bookmarkEnd w:id="99"/>
+    <w:bookmarkStart w:id="100" w:name="Xa206bc77534e68e043e53eb5251611031ffb73d"/>
     <w:p>
       <w:pPr>
         <w:pStyle w:val="Heading3"/>
@@ -19196,7 +19329,7 @@
         <w:rPr>
           <w:rStyle w:val="SectionNumber"/>
         </w:rPr>
-        <w:t xml:space="preserve">7.2.4</w:t>
+        <w:t xml:space="preserve">1.37.4</w:t>
       </w:r>
       <w:r>
         <w:tab/>
@@ -19260,9 +19393,9 @@
         </w:pict>
       </w:r>
     </w:p>
-    <w:bookmarkEnd w:id="106"/>
-    <w:bookmarkEnd w:id="107"/>
-    <w:bookmarkStart w:id="112" w:name="addressing-the-research-questions"/>
+    <w:bookmarkEnd w:id="100"/>
+    <w:bookmarkEnd w:id="101"/>
+    <w:bookmarkStart w:id="106" w:name="addressing-the-research-questions"/>
     <w:p>
       <w:pPr>
         <w:pStyle w:val="Heading2"/>
@@ -19271,7 +19404,7 @@
         <w:rPr>
           <w:rStyle w:val="SectionNumber"/>
         </w:rPr>
-        <w:t xml:space="preserve">7.3</w:t>
+        <w:t xml:space="preserve">1.38</w:t>
       </w:r>
       <w:r>
         <w:tab/>
@@ -19280,7 +19413,7 @@
         <w:t xml:space="preserve">6.3 Addressing the Research Questions</w:t>
       </w:r>
     </w:p>
-    <w:bookmarkStart w:id="108" w:name="X6a2dff37cfe0421c1b903dce4e676617947d078"/>
+    <w:bookmarkStart w:id="102" w:name="X6a2dff37cfe0421c1b903dce4e676617947d078"/>
     <w:p>
       <w:pPr>
         <w:pStyle w:val="Heading3"/>
@@ -19289,7 +19422,7 @@
         <w:rPr>
           <w:rStyle w:val="SectionNumber"/>
         </w:rPr>
-        <w:t xml:space="preserve">7.3.1</w:t>
+        <w:t xml:space="preserve">1.38.1</w:t>
       </w:r>
       <w:r>
         <w:tab/>
@@ -19303,7 +19436,7 @@
         <w:pStyle w:val="FirstParagraph"/>
       </w:pPr>
       <w:r>
-        <w:t xml:space="preserve">The most frequently demanded skills in the Armenian IT job market, as identified by TF-IDF extraction from 1,068 job postings, cluster into four categories:</w:t>
+        <w:t xml:space="preserve">The most frequently demanded skills in the Armenian IT job market, as identified by the direct frequency analysis on the IT-only market subset, cluster into four categories:</w:t>
       </w:r>
     </w:p>
     <w:p>
@@ -19325,7 +19458,7 @@
         <w:t xml:space="preserve"> </w:t>
       </w:r>
       <w:r>
-        <w:t xml:space="preserve">Python, JavaScript, Java, SQL, .NET, TypeScript</w:t>
+        <w:t xml:space="preserve">Python, Java, .NET / C#, TypeScript, Node.js, React</w:t>
       </w:r>
     </w:p>
     <w:p>
@@ -19347,7 +19480,7 @@
         <w:t xml:space="preserve"> </w:t>
       </w:r>
       <w:r>
-        <w:t xml:space="preserve">Docker, Kubernetes, CI/CD, Git, Terraform, Ansible</w:t>
+        <w:t xml:space="preserve">CI/CD, Docker, Kubernetes, DevOps, Terraform</w:t>
       </w:r>
     </w:p>
     <w:p>
@@ -19369,7 +19502,7 @@
         <w:t xml:space="preserve"> </w:t>
       </w:r>
       <w:r>
-        <w:t xml:space="preserve">AWS, Azure, Google Cloud, cloud architecture, microservices, REST APIs</w:t>
+        <w:t xml:space="preserve">AWS, Azure, Google Cloud, microservices, REST APIs</w:t>
       </w:r>
     </w:p>
     <w:p>
@@ -19391,7 +19524,7 @@
         <w:t xml:space="preserve"> </w:t>
       </w:r>
       <w:r>
-        <w:t xml:space="preserve">algorithms, data structures, testing, software design, Agile, DevOps</w:t>
+        <w:t xml:space="preserve">testing, software design, Agile, project management methodologies</w:t>
       </w:r>
     </w:p>
     <w:p>
@@ -19399,7 +19532,7 @@
         <w:pStyle w:val="FirstParagraph"/>
       </w:pPr>
       <w:r>
-        <w:t xml:space="preserve">The source composition of the dataset shapes this demand signal. LinkedIn (734 postings, 68.7%) skews toward senior and mid-level roles in international company Armenia offices. SoftConstruct (141 postings, 13.2%) introduces domain-specific gaming and betting industry demand — notably, ESCO concepts such as</w:t>
+        <w:t xml:space="preserve">The source composition of the dataset shapes this demand signal. LinkedIn contributes 556 of the 753 IT-only postings and therefore skews the market view toward roles posted by larger, more formal employers. SoftConstruct contributes 37 IT-only postings and still introduces some gaming and betting industry vocabulary — notably, ESCO concepts such as</w:t>
       </w:r>
       <w:r>
         <w:t xml:space="preserve"> </w:t>
@@ -19412,7 +19545,10 @@
         <w:t xml:space="preserve">betting</w:t>
       </w:r>
       <w:r>
-        <w:t xml:space="preserve">,</w:t>
+        <w:t xml:space="preserve"> </w:t>
+      </w:r>
+      <w:r>
+        <w:t xml:space="preserve">and</w:t>
       </w:r>
       <w:r>
         <w:t xml:space="preserve"> </w:t>
@@ -19422,30 +19558,17 @@
           <w:i/>
           <w:iCs/>
         </w:rPr>
-        <w:t xml:space="preserve">gambling games</w:t>
-      </w:r>
-      <w:r>
-        <w:t xml:space="preserve">, and</w:t>
-      </w:r>
-      <w:r>
-        <w:t xml:space="preserve"> </w:t>
-      </w:r>
-      <w:r>
-        <w:rPr>
-          <w:i/>
-          <w:iCs/>
-        </w:rPr>
-        <w:t xml:space="preserve">manage casino</w:t>
-      </w:r>
-      <w:r>
-        <w:t xml:space="preserve"> </w:t>
-      </w:r>
-      <w:r>
-        <w:t xml:space="preserve">appear in the top gap list precisely because SoftConstruct is the largest single non-aggregator employer source. These domain-specific demands are reported in full but should be understood as employer-specific rather than sector-wide IT requirements. Filtering them out does not materially change the top 10 IT-specific gap skills (Java, TypeScript, PHP, DevOps, CI/CD, REST APIs, Docker, Kubernetes, CSS, Android).</w:t>
-      </w:r>
-    </w:p>
-    <w:bookmarkEnd w:id="108"/>
-    <w:bookmarkStart w:id="109" w:name="X0884a42823c0b23c2f92054a1373f08081e8d17"/>
+        <w:t xml:space="preserve">banking activities</w:t>
+      </w:r>
+      <w:r>
+        <w:t xml:space="preserve"> </w:t>
+      </w:r>
+      <w:r>
+        <w:t xml:space="preserve">remain visible in the raw gap list. These domain-specific demands are reported in full but should be understood as employer-specific rather than sector-wide IT requirements. They do not change the main IT-specific gap story, which is centered on PHP, Java, TypeScript, DevOps, SQL Server, responsive design, CSS, and Android-related practice.</w:t>
+      </w:r>
+    </w:p>
+    <w:bookmarkEnd w:id="102"/>
+    <w:bookmarkStart w:id="103" w:name="X0884a42823c0b23c2f92054a1373f08081e8d17"/>
     <w:p>
       <w:pPr>
         <w:pStyle w:val="Heading3"/>
@@ -19454,7 +19577,7 @@
         <w:rPr>
           <w:rStyle w:val="SectionNumber"/>
         </w:rPr>
-        <w:t xml:space="preserve">7.3.2</w:t>
+        <w:t xml:space="preserve">1.38.2</w:t>
       </w:r>
       <w:r>
         <w:tab/>
@@ -19487,8 +19610,8 @@
         <w:t xml:space="preserve">NUACA and RAU, with name-only course records, yield the most conservative skill profiles. The finding that 48% of NUACA courses and 56% of RAU courses produce zero ESCO concept assignments — compared to 12% for AUA — is primarily a measurement limitation (description asymmetry) rather than a finding about curricular content. However, it is also consistent with programs that are less documentation-transparent and may have less structured learning outcome specification.</w:t>
       </w:r>
     </w:p>
-    <w:bookmarkEnd w:id="109"/>
-    <w:bookmarkStart w:id="110" w:name="rq3-overall-alignment-magnitude"/>
+    <w:bookmarkEnd w:id="103"/>
+    <w:bookmarkStart w:id="104" w:name="rq3-overall-alignment-magnitude"/>
     <w:p>
       <w:pPr>
         <w:pStyle w:val="Heading3"/>
@@ -19497,7 +19620,7 @@
         <w:rPr>
           <w:rStyle w:val="SectionNumber"/>
         </w:rPr>
-        <w:t xml:space="preserve">7.3.3</w:t>
+        <w:t xml:space="preserve">1.38.3</w:t>
       </w:r>
       <w:r>
         <w:tab/>
@@ -19511,7 +19634,7 @@
         <w:pStyle w:val="FirstParagraph"/>
       </w:pPr>
       <w:r>
-        <w:t xml:space="preserve">The pre-ESCO baseline alignment rate is 6.4% (TF-IDF string match) and 0.26% (KeyBERT). These figures substantially underestimate true conceptual alignment due to synonymous phrasing — a phrase pair like</w:t>
+        <w:t xml:space="preserve">The pre-ESCO baseline alignment rate is 8.85% (TF-IDF string match) and 0.33% (KeyBERT). These figures substantially underestimate true conceptual alignment due to synonymous phrasing — a phrase pair like</w:t>
       </w:r>
       <w:r>
         <w:t xml:space="preserve"> </w:t>
@@ -19553,13 +19676,13 @@
           <w:b/>
           <w:bCs/>
         </w:rPr>
-        <w:t xml:space="preserve">25.2%</w:t>
-      </w:r>
-      <w:r>
-        <w:t xml:space="preserve"> </w:t>
-      </w:r>
-      <w:r>
-        <w:t xml:space="preserve">(TF-IDF),</w:t>
+        <w:t xml:space="preserve">32.82%</w:t>
+      </w:r>
+      <w:r>
+        <w:t xml:space="preserve"> </w:t>
+      </w:r>
+      <w:r>
+        <w:t xml:space="preserve">(TF-IDF) and</w:t>
       </w:r>
       <w:r>
         <w:t xml:space="preserve"> </w:t>
@@ -19569,29 +19692,13 @@
           <w:b/>
           <w:bCs/>
         </w:rPr>
-        <w:t xml:space="preserve">20.3%</w:t>
-      </w:r>
-      <w:r>
-        <w:t xml:space="preserve"> </w:t>
-      </w:r>
-      <w:r>
-        <w:t xml:space="preserve">(KeyBERT), and</w:t>
-      </w:r>
-      <w:r>
-        <w:t xml:space="preserve"> </w:t>
-      </w:r>
-      <w:r>
-        <w:rPr>
-          <w:b/>
-          <w:bCs/>
-        </w:rPr>
-        <w:t xml:space="preserve">25.7%</w:t>
-      </w:r>
-      <w:r>
-        <w:t xml:space="preserve"> </w:t>
-      </w:r>
-      <w:r>
-        <w:t xml:space="preserve">(union of both methods). All three estimates are robust across the 0.70–0.80 threshold range: lowering the threshold adds matched phrases but not new ESCO concepts, confirming the bottleneck is ESCO vocabulary coverage rather than calibration sensitivity.</w:t>
+        <w:t xml:space="preserve">28.5%</w:t>
+      </w:r>
+      <w:r>
+        <w:t xml:space="preserve"> </w:t>
+      </w:r>
+      <w:r>
+        <w:t xml:space="preserve">(KeyBERT). The estimates remain robust across threshold variation: lowering the threshold adds matched phrases but not many new concepts, confirming the bottleneck is ESCO vocabulary coverage rather than calibration sensitivity.</w:t>
       </w:r>
     </w:p>
     <w:p>
@@ -19599,11 +19706,11 @@
         <w:pStyle w:val="BodyText"/>
       </w:pPr>
       <w:r>
-        <w:t xml:space="preserve">The 25.2% figure means that approximately one in four skills expressible in ESCO v1.2 that employers demand is covered somewhere across Armenian IT curricula. This figure is best interpreted as a lower bound, for two reasons: (1) ESCO v1.2 does not contain many modern tools that are both demanded and potentially taught (Docker, React, Azure), and (2) NUACA and RAU scores are structurally suppressed by name-only description coverage. Adjusting for these factors, the true alignment is likely meaningfully higher — but the present methodology cannot produce a precise adjusted estimate.</w:t>
-      </w:r>
-    </w:p>
-    <w:bookmarkEnd w:id="110"/>
-    <w:bookmarkStart w:id="111" w:name="X4816a3234522727b9383913f05743e79d1a87af"/>
+        <w:t xml:space="preserve">The 32.82% figure means that roughly one in three skills expressible in ESCO v1.2 that employers demand is covered somewhere across Armenian IT curricula. This figure is best interpreted as a lower bound, for two reasons: (1) ESCO v1.2 does not contain many modern tools that are both demanded and potentially taught (Docker, React, Azure), and (2) NUACA and RAU scores are structurally suppressed by name-only description coverage. Adjusting for these factors, the true alignment is likely meaningfully higher — but the present methodology cannot produce a precise adjusted estimate.</w:t>
+      </w:r>
+    </w:p>
+    <w:bookmarkEnd w:id="104"/>
+    <w:bookmarkStart w:id="105" w:name="X4816a3234522727b9383913f05743e79d1a87af"/>
     <w:p>
       <w:pPr>
         <w:pStyle w:val="Heading3"/>
@@ -19612,7 +19719,7 @@
         <w:rPr>
           <w:rStyle w:val="SectionNumber"/>
         </w:rPr>
-        <w:t xml:space="preserve">7.3.4</w:t>
+        <w:t xml:space="preserve">1.38.4</w:t>
       </w:r>
       <w:r>
         <w:tab/>
@@ -19648,7 +19755,7 @@
         <w:t xml:space="preserve"> </w:t>
       </w:r>
       <w:r>
-        <w:t xml:space="preserve">(5.77% average coverage). AUA Computer and Information Science (Master) achieves 9.1%, AUA Computer Science (Bachelor) 7.2%. AUA’s advantage reflects fuller course descriptions and an applied-technology-oriented curriculum.</w:t>
+        <w:t xml:space="preserve">(8.06% average coverage). AUA Computer and Information Science (Master) achieves 12.27%, AUA Computer Science (Bachelor) 10.74%, and AUA Data Science (Bachelor) 8.28%. AUA’s advantage reflects fuller course descriptions and an applied-technology-oriented curriculum.</w:t>
       </w:r>
     </w:p>
     <w:p>
@@ -19670,7 +19777,7 @@
         <w:t xml:space="preserve"> </w:t>
       </w:r>
       <w:r>
-        <w:t xml:space="preserve">(4.46% average). Data Science in Business (5.7%), Information Systems Development (5.5%), and Applied Statistics programs (5.3–5.5%) lead the YSU group. The theoretically oriented programs — Discrete Mathematics and Theoretical Informatics (2.85%), Numerical Analysis and Mathematical Modelling (2.85%), Blockchain and Digital Currencies (1.71%) — rank lower.</w:t>
+        <w:t xml:space="preserve">(5.96% average). Data Science in Business (7.98%), Information Systems Development (7.98%), and Applied Statistics programs (6.13%–6.75%) lead the YSU group. The more theoretically oriented programs rank lower.</w:t>
       </w:r>
     </w:p>
     <w:p>
@@ -19692,7 +19799,7 @@
         <w:t xml:space="preserve"> </w:t>
       </w:r>
       <w:r>
-        <w:t xml:space="preserve">(1.60% average, 0.57%–2.47%). This reflects both name-only data and a curriculum oriented toward architecture, construction, and geographic information systems rather than software industry practice.</w:t>
+        <w:t xml:space="preserve">(2.52% average, with GIS at 0.92%). This reflects both name-only data and a curriculum oriented toward architecture, construction, and geographic information systems rather than software industry practice.</w:t>
       </w:r>
     </w:p>
     <w:p>
@@ -19714,7 +19821,7 @@
         <w:t xml:space="preserve"> </w:t>
       </w:r>
       <w:r>
-        <w:t xml:space="preserve">aligns at 2.28%, above NUACA but below most YSU programs, consistent with its strong theoretical mathematics orientation.</w:t>
+        <w:t xml:space="preserve">aligns at 2.76%, above the lower NUACA range but below most YSU and AUA programs, consistent with its strong theoretical mathematics orientation.</w:t>
       </w:r>
     </w:p>
     <w:p>
@@ -19722,7 +19829,7 @@
         <w:pStyle w:val="FirstParagraph"/>
       </w:pPr>
       <w:r>
-        <w:t xml:space="preserve">The 15-fold spread between best (9.1%) and worst (0.57%) program confirms that alignment varies more within institutions than between them. Degree level (Bachelor vs. Master) is not a significant predictor (4.36% vs. 3.88%), indicating that graduate programs are not systematically better aligned with market demand than undergraduate ones. This is notable: it suggests that the curriculum gap is not primarily a matter of educational level but of curriculum design priorities.</w:t>
+        <w:t xml:space="preserve">The wide spread between best (12.27%) and worst (0.92%) program confirms that alignment varies more within institutions than between them. Degree level is not a significant predictor (Bachelor 5.69% vs. Master 5.66%), indicating that graduate programs are not systematically better aligned with market demand than undergraduate ones. This is notable: it suggests that the curriculum gap is not primarily a matter of educational level but of curriculum design priorities.</w:t>
       </w:r>
     </w:p>
     <w:p>
@@ -19732,9 +19839,9 @@
         </w:pict>
       </w:r>
     </w:p>
-    <w:bookmarkEnd w:id="111"/>
-    <w:bookmarkEnd w:id="112"/>
-    <w:bookmarkStart w:id="115" w:name="Xc1e74ce65673dfdb28094f09ccdbe401743acbe"/>
+    <w:bookmarkEnd w:id="105"/>
+    <w:bookmarkEnd w:id="106"/>
+    <w:bookmarkStart w:id="109" w:name="Xc1e74ce65673dfdb28094f09ccdbe401743acbe"/>
     <w:p>
       <w:pPr>
         <w:pStyle w:val="Heading2"/>
@@ -19743,7 +19850,7 @@
         <w:rPr>
           <w:rStyle w:val="SectionNumber"/>
         </w:rPr>
-        <w:t xml:space="preserve">7.4</w:t>
+        <w:t xml:space="preserve">1.39</w:t>
       </w:r>
       <w:r>
         <w:tab/>
@@ -19752,7 +19859,7 @@
         <w:t xml:space="preserve">6.4 Methodological Contributions and Limitations</w:t>
       </w:r>
     </w:p>
-    <w:bookmarkStart w:id="113" w:name="methodological-contributions"/>
+    <w:bookmarkStart w:id="107" w:name="methodological-contributions"/>
     <w:p>
       <w:pPr>
         <w:pStyle w:val="Heading3"/>
@@ -19761,7 +19868,7 @@
         <w:rPr>
           <w:rStyle w:val="SectionNumber"/>
         </w:rPr>
-        <w:t xml:space="preserve">7.4.1</w:t>
+        <w:t xml:space="preserve">1.39.1</w:t>
       </w:r>
       <w:r>
         <w:tab/>
@@ -19832,8 +19939,8 @@
         <w:t xml:space="preserve">ESCO normalization captures conceptual alignment within the formal taxonomy vocabulary; the tech lexicon layer captures the most important emerging tools that ESCO v1.2 does not yet include. Reporting both layers — separately and transparently — provides a more complete picture than ESCO alone, while making the contribution of each layer explicit.</w:t>
       </w:r>
     </w:p>
-    <w:bookmarkEnd w:id="113"/>
-    <w:bookmarkStart w:id="114" w:name="limitations"/>
+    <w:bookmarkEnd w:id="107"/>
+    <w:bookmarkStart w:id="108" w:name="limitations"/>
     <w:p>
       <w:pPr>
         <w:pStyle w:val="Heading3"/>
@@ -19842,7 +19949,7 @@
         <w:rPr>
           <w:rStyle w:val="SectionNumber"/>
         </w:rPr>
-        <w:t xml:space="preserve">7.4.2</w:t>
+        <w:t xml:space="preserve">1.39.2</w:t>
       </w:r>
       <w:r>
         <w:tab/>
@@ -19938,7 +20045,7 @@
         <w:t xml:space="preserve"> </w:t>
       </w:r>
       <w:r>
-        <w:t xml:space="preserve">ESCO v1.2 does not contain Docker, Kubernetes, React, Azure, and other tools in active professional use. The 12.6% phrase match rate (only 2,523 of 19,998 unique phrases match ESCO) reflects this structural vocabulary gap. The 25.2% coverage figure understates true alignment for the most modern technology layers of both curricula and job postings.</w:t>
+        <w:t xml:space="preserve">ESCO v1.2 does not contain Docker, Kubernetes, React, Azure, and other tools in active professional use. The relatively low phrase-to-taxonomy match rate reflects this structural vocabulary gap. The 32.82% coverage figure therefore understates true alignment for the most modern technology layers of both curricula and job postings.</w:t>
       </w:r>
     </w:p>
     <w:p>
@@ -19997,9 +20104,9 @@
         </w:pict>
       </w:r>
     </w:p>
-    <w:bookmarkEnd w:id="114"/>
-    <w:bookmarkEnd w:id="115"/>
-    <w:bookmarkStart w:id="116" w:name="comparison-with-prior-studies"/>
+    <w:bookmarkEnd w:id="108"/>
+    <w:bookmarkEnd w:id="109"/>
+    <w:bookmarkStart w:id="110" w:name="comparison-with-prior-studies"/>
     <w:p>
       <w:pPr>
         <w:pStyle w:val="Heading2"/>
@@ -20008,7 +20115,7 @@
         <w:rPr>
           <w:rStyle w:val="SectionNumber"/>
         </w:rPr>
-        <w:t xml:space="preserve">7.5</w:t>
+        <w:t xml:space="preserve">1.40</w:t>
       </w:r>
       <w:r>
         <w:tab/>
@@ -20056,8 +20163,8 @@
         </w:pict>
       </w:r>
     </w:p>
-    <w:bookmarkEnd w:id="116"/>
-    <w:bookmarkStart w:id="120" w:name="implications-for-policy-and-practice"/>
+    <w:bookmarkEnd w:id="110"/>
+    <w:bookmarkStart w:id="114" w:name="implications-for-policy-and-practice"/>
     <w:p>
       <w:pPr>
         <w:pStyle w:val="Heading2"/>
@@ -20066,7 +20173,7 @@
         <w:rPr>
           <w:rStyle w:val="SectionNumber"/>
         </w:rPr>
-        <w:t xml:space="preserve">7.6</w:t>
+        <w:t xml:space="preserve">1.41</w:t>
       </w:r>
       <w:r>
         <w:tab/>
@@ -20075,7 +20182,7 @@
         <w:t xml:space="preserve">6.6 Implications for Policy and Practice</w:t>
       </w:r>
     </w:p>
-    <w:bookmarkStart w:id="117" w:name="for-university-curriculum-committees"/>
+    <w:bookmarkStart w:id="111" w:name="for-university-curriculum-committees"/>
     <w:p>
       <w:pPr>
         <w:pStyle w:val="Heading3"/>
@@ -20084,7 +20191,7 @@
         <w:rPr>
           <w:rStyle w:val="SectionNumber"/>
         </w:rPr>
-        <w:t xml:space="preserve">7.6.1</w:t>
+        <w:t xml:space="preserve">1.41.1</w:t>
       </w:r>
       <w:r>
         <w:tab/>
@@ -20175,8 +20282,8 @@
         <w:t xml:space="preserve">AUA’s curriculum design and description transparency already reflect better alignment; its approach — structured learning outcomes, full course descriptions, applied technology modules — could serve as a reference model for curriculum review at YSU and NUACA.</w:t>
       </w:r>
     </w:p>
-    <w:bookmarkEnd w:id="117"/>
-    <w:bookmarkStart w:id="118" w:name="for-national-accreditation-bodies-anqa"/>
+    <w:bookmarkEnd w:id="111"/>
+    <w:bookmarkStart w:id="112" w:name="for-national-accreditation-bodies-anqa"/>
     <w:p>
       <w:pPr>
         <w:pStyle w:val="Heading3"/>
@@ -20185,7 +20292,7 @@
         <w:rPr>
           <w:rStyle w:val="SectionNumber"/>
         </w:rPr>
-        <w:t xml:space="preserve">7.6.2</w:t>
+        <w:t xml:space="preserve">1.41.2</w:t>
       </w:r>
       <w:r>
         <w:tab/>
@@ -20210,8 +20317,8 @@
         <w:t xml:space="preserve">Additionally, the finding that degree level (Bachelor vs. Master) does not predict alignment strength suggests that graduate program accreditation should be evaluated on the basis of applied competence outcomes, not solely on theoretical depth. Programs with strong market demand for the skills they teach are better prepared to justify their resource allocation to accreditors and employers alike.</w:t>
       </w:r>
     </w:p>
-    <w:bookmarkEnd w:id="118"/>
-    <w:bookmarkStart w:id="119" w:name="for-students"/>
+    <w:bookmarkEnd w:id="112"/>
+    <w:bookmarkStart w:id="113" w:name="for-students"/>
     <w:p>
       <w:pPr>
         <w:pStyle w:val="Heading3"/>
@@ -20220,7 +20327,7 @@
         <w:rPr>
           <w:rStyle w:val="SectionNumber"/>
         </w:rPr>
-        <w:t xml:space="preserve">7.6.3</w:t>
+        <w:t xml:space="preserve">1.41.3</w:t>
       </w:r>
       <w:r>
         <w:tab/>
@@ -20269,43 +20376,30 @@
       <w:r>
         <w:t xml:space="preserve">[4] Almaleh et al. (2019) · [5] Biggs &amp; Tang (2011) · [7] Ahadi et al. (2022) · [8] Musazade et al. (2026) · [10] Zhang et al. (2022) · [13] Autor et al. (2003) · [14] European Commission (2023) · [15] Chiarello et al. (2021) · [20] Gilardi et al. (2023) · [21] He et al. (2024)</w:t>
       </w:r>
-    </w:p>
-    <w:bookmarkEnd w:id="119"/>
-    <w:bookmarkEnd w:id="120"/>
-    <w:bookmarkEnd w:id="121"/>
-    <w:bookmarkStart w:id="127" w:name="chapter-7-conclusion"/>
-    <w:p>
-      <w:pPr>
-        <w:pStyle w:val="Heading1"/>
+      <w:r>
+        <w:t xml:space="preserve"> </w:t>
+      </w:r>
+      <w:r>
+        <w:t xml:space="preserve"># Chapter 7: Conclusion</w:t>
+      </w:r>
+    </w:p>
+    <w:bookmarkEnd w:id="113"/>
+    <w:bookmarkEnd w:id="114"/>
+    <w:bookmarkStart w:id="115" w:name="summary-of-the-study"/>
+    <w:p>
+      <w:pPr>
+        <w:pStyle w:val="Heading2"/>
       </w:pPr>
       <w:r>
         <w:rPr>
           <w:rStyle w:val="SectionNumber"/>
         </w:rPr>
-        <w:t xml:space="preserve">8</w:t>
+        <w:t xml:space="preserve">1.42</w:t>
       </w:r>
       <w:r>
         <w:tab/>
       </w:r>
       <w:r>
-        <w:t xml:space="preserve">Chapter 7: Conclusion</w:t>
-      </w:r>
-    </w:p>
-    <w:bookmarkStart w:id="122" w:name="summary-of-the-study"/>
-    <w:p>
-      <w:pPr>
-        <w:pStyle w:val="Heading2"/>
-      </w:pPr>
-      <w:r>
-        <w:rPr>
-          <w:rStyle w:val="SectionNumber"/>
-        </w:rPr>
-        <w:t xml:space="preserve">8.1</w:t>
-      </w:r>
-      <w:r>
-        <w:tab/>
-      </w:r>
-      <w:r>
         <w:t xml:space="preserve">7.1 Summary of the Study</w:t>
       </w:r>
     </w:p>
@@ -20314,7 +20408,7 @@
         <w:pStyle w:val="FirstParagraph"/>
       </w:pPr>
       <w:r>
-        <w:t xml:space="preserve">This thesis set out to answer one question: how well do Armenian IT university curricula align with the skill demands of the Armenian IT labor market? To answer it, a five-stage NLP pipeline was constructed, applied to a purpose-built dataset of 1,161 curriculum courses from 25 programs across four universities and 1,068 unique job postings from 11 sources — the first dataset of its kind for the Armenian context.</w:t>
+        <w:t xml:space="preserve">This thesis set out to answer one question: how well do Armenian IT university curricula align with the skill demands of the Armenian IT labor market? To answer it, a five-stage NLP pipeline was constructed, applied to a purpose-built dataset of 1,161 curriculum courses from 25 programs across four universities and a 1,369-posting market snapshot from 14 sources, with a downstream IT-only subset of 753 postings used for NLP and alignment analysis — the first dataset of its kind for the Armenian context.</w:t>
       </w:r>
     </w:p>
     <w:p>
@@ -20322,7 +20416,7 @@
         <w:pStyle w:val="BodyText"/>
       </w:pPr>
       <w:r>
-        <w:t xml:space="preserve">The pipeline produced two types of results. The first is a pre-ESCO baseline: a raw string-level overlap of 6.4% (TF-IDF) and 0.26% (KeyBERT) between the curriculum and job market skill vocabularies — a lower bound suppressed by synonymous phrasing. After applying a calibrated ESCO similarity threshold of 0.75 (F1=0.711, validated against 293 annotated pairs), coverage rises to 25.2% (TF-IDF) and 20.3% (KeyBERT), with a union estimate of 25.7%. The best-performing program — AUA Computer and Information Science (Master) — covers 9.1% of employer-demanded ESCO concepts; the weakest — NUACA Geographic Information Systems (Master) — covers 0.57%.</w:t>
+        <w:t xml:space="preserve">The pipeline produced two types of results. The first is a pre-ESCO baseline: a raw string-level overlap of 8.85% (TF-IDF) and 0.33% (KeyBERT) between the curriculum and job market skill vocabularies — a lower bound suppressed by synonymous phrasing. After applying a calibrated ESCO similarity threshold of 0.75 (F1=0.711, validated against 293 annotated pairs), coverage rises to 32.82% (TF-IDF) and 28.5% (KeyBERT). The best-performing program — AUA Computer and Information Science (Master) — covers 12.27% of employer-demanded ESCO concepts; the weakest — NUACA Geographic Information Systems (Master) — covers 0.92%.</w:t>
       </w:r>
     </w:p>
     <w:p>
@@ -20424,8 +20518,8 @@
         </w:pict>
       </w:r>
     </w:p>
-    <w:bookmarkEnd w:id="122"/>
-    <w:bookmarkStart w:id="123" w:name="contributions"/>
+    <w:bookmarkEnd w:id="115"/>
+    <w:bookmarkStart w:id="116" w:name="contributions"/>
     <w:p>
       <w:pPr>
         <w:pStyle w:val="Heading2"/>
@@ -20434,7 +20528,7 @@
         <w:rPr>
           <w:rStyle w:val="SectionNumber"/>
         </w:rPr>
-        <w:t xml:space="preserve">8.2</w:t>
+        <w:t xml:space="preserve">1.43</w:t>
       </w:r>
       <w:r>
         <w:tab/>
@@ -20484,7 +20578,7 @@
         <w:t xml:space="preserve"> </w:t>
       </w:r>
       <w:r>
-        <w:t xml:space="preserve">The job market dataset aggregates 1,068 unique postings from 11 sources — three aggregators and eight company portals — collected and deduplicated in March 2026. No comparable multi-source Armenian IT job dataset appears to exist in the literature. The dataset, pipeline, and documentation are archived for reproducibility and future extension.</w:t>
+        <w:t xml:space="preserve">The job market dataset aggregates a 1,369-posting market snapshot from 14 sources and derives a 753-posting IT-only subset for downstream analysis. No comparable multi-source Armenian IT job dataset appears to exist in the literature. The dataset, pipeline, and documentation are archived for reproducibility and future extension.</w:t>
       </w:r>
     </w:p>
     <w:p>
@@ -20539,8 +20633,8 @@
         </w:pict>
       </w:r>
     </w:p>
-    <w:bookmarkEnd w:id="123"/>
-    <w:bookmarkStart w:id="124" w:name="recommendations"/>
+    <w:bookmarkEnd w:id="116"/>
+    <w:bookmarkStart w:id="117" w:name="recommendations"/>
     <w:p>
       <w:pPr>
         <w:pStyle w:val="Heading2"/>
@@ -20549,7 +20643,7 @@
         <w:rPr>
           <w:rStyle w:val="SectionNumber"/>
         </w:rPr>
-        <w:t xml:space="preserve">8.3</w:t>
+        <w:t xml:space="preserve">1.44</w:t>
       </w:r>
       <w:r>
         <w:tab/>
@@ -20645,8 +20739,8 @@
         </w:pict>
       </w:r>
     </w:p>
-    <w:bookmarkEnd w:id="124"/>
-    <w:bookmarkStart w:id="125" w:name="future-research"/>
+    <w:bookmarkEnd w:id="117"/>
+    <w:bookmarkStart w:id="118" w:name="future-research"/>
     <w:p>
       <w:pPr>
         <w:pStyle w:val="Heading2"/>
@@ -20655,7 +20749,7 @@
         <w:rPr>
           <w:rStyle w:val="SectionNumber"/>
         </w:rPr>
-        <w:t xml:space="preserve">8.4</w:t>
+        <w:t xml:space="preserve">1.45</w:t>
       </w:r>
       <w:r>
         <w:tab/>
@@ -20769,8 +20863,8 @@
         </w:pict>
       </w:r>
     </w:p>
-    <w:bookmarkEnd w:id="125"/>
-    <w:bookmarkStart w:id="126" w:name="closing-remarks"/>
+    <w:bookmarkEnd w:id="118"/>
+    <w:bookmarkStart w:id="119" w:name="closing-remarks"/>
     <w:p>
       <w:pPr>
         <w:pStyle w:val="Heading2"/>
@@ -20779,7 +20873,7 @@
         <w:rPr>
           <w:rStyle w:val="SectionNumber"/>
         </w:rPr>
-        <w:t xml:space="preserve">8.5</w:t>
+        <w:t xml:space="preserve">1.46</w:t>
       </w:r>
       <w:r>
         <w:tab/>
@@ -20828,30 +20922,16 @@
       <w:r>
         <w:t xml:space="preserve">[2] Kupets (2016) · [10] Zhang et al. (2022)</w:t>
       </w:r>
-    </w:p>
-    <w:bookmarkEnd w:id="126"/>
-    <w:bookmarkEnd w:id="127"/>
-    <w:bookmarkStart w:id="131" w:name="references"/>
-    <w:p>
-      <w:pPr>
-        <w:pStyle w:val="Heading1"/>
-      </w:pPr>
-      <w:r>
-        <w:rPr>
-          <w:rStyle w:val="SectionNumber"/>
-        </w:rPr>
-        <w:t xml:space="preserve">9</w:t>
-      </w:r>
-      <w:r>
-        <w:tab/>
-      </w:r>
-      <w:r>
-        <w:t xml:space="preserve">References</w:t>
-      </w:r>
-    </w:p>
-    <w:p>
-      <w:pPr>
-        <w:pStyle w:val="FirstParagraph"/>
+      <w:r>
+        <w:t xml:space="preserve"> </w:t>
+      </w:r>
+      <w:r>
+        <w:t xml:space="preserve"># References</w:t>
+      </w:r>
+    </w:p>
+    <w:p>
+      <w:pPr>
+        <w:pStyle w:val="BodyText"/>
       </w:pPr>
       <w:r>
         <w:rPr>
@@ -20868,7 +20948,8 @@
         </w:pict>
       </w:r>
     </w:p>
-    <w:bookmarkStart w:id="128" w:name="citation-index"/>
+    <w:bookmarkEnd w:id="119"/>
+    <w:bookmarkStart w:id="120" w:name="citation-index"/>
     <w:p>
       <w:pPr>
         <w:pStyle w:val="Heading2"/>
@@ -20877,7 +20958,7 @@
         <w:rPr>
           <w:rStyle w:val="SectionNumber"/>
         </w:rPr>
-        <w:t xml:space="preserve">9.1</w:t>
+        <w:t xml:space="preserve">1.47</w:t>
       </w:r>
       <w:r>
         <w:tab/>
@@ -21968,8 +22049,8 @@
         </w:pict>
       </w:r>
     </w:p>
-    <w:bookmarkEnd w:id="128"/>
-    <w:bookmarkStart w:id="129" w:name="full-references"/>
+    <w:bookmarkEnd w:id="120"/>
+    <w:bookmarkStart w:id="121" w:name="full-references"/>
     <w:p>
       <w:pPr>
         <w:pStyle w:val="Heading2"/>
@@ -21978,7 +22059,7 @@
         <w:rPr>
           <w:rStyle w:val="SectionNumber"/>
         </w:rPr>
-        <w:t xml:space="preserve">9.2</w:t>
+        <w:t xml:space="preserve">1.48</w:t>
       </w:r>
       <w:r>
         <w:tab/>
@@ -22703,8 +22784,8 @@
         </w:pict>
       </w:r>
     </w:p>
-    <w:bookmarkEnd w:id="129"/>
-    <w:bookmarkStart w:id="130" w:name="data-sources-and-tools"/>
+    <w:bookmarkEnd w:id="121"/>
+    <w:bookmarkStart w:id="122" w:name="data-sources-and-tools"/>
     <w:p>
       <w:pPr>
         <w:pStyle w:val="Heading2"/>
@@ -22713,7 +22794,7 @@
         <w:rPr>
           <w:rStyle w:val="SectionNumber"/>
         </w:rPr>
-        <w:t xml:space="preserve">9.3</w:t>
+        <w:t xml:space="preserve">1.49</w:t>
       </w:r>
       <w:r>
         <w:tab/>
@@ -22881,8 +22962,8 @@
         <w:t xml:space="preserve">Total: 21 academic references + data/tool citations.</w:t>
       </w:r>
     </w:p>
-    <w:bookmarkEnd w:id="130"/>
-    <w:bookmarkEnd w:id="131"/>
+    <w:bookmarkEnd w:id="122"/>
+    <w:bookmarkEnd w:id="123"/>
     <w:sectPr>
       <w:footnotePr>
         <w:numRestart w:val="eachSect"/>
@@ -24036,7 +24117,7 @@
       <w:color w:themeColor="accent1" w:themeShade="BF" w:val="365F91"/>
     </w:rPr>
   </w:style>
-  <w:style w:type="paragraph" w:customStyle="1" w:styleId="SourceCode">
+  <w:style w:customStyle="1" w:styleId="SourceCode" w:type="paragraph">
     <w:name w:val="Source Code"/>
     <w:basedOn w:val="Normal"/>
     <w:link w:val="VerbatimChar"/>
@@ -24044,7 +24125,7 @@
       <w:wordWrap w:val="off"/>
     </w:pPr>
   </w:style>
-  <w:style w:type="character" w:customStyle="1" w:styleId="KeywordTok">
+  <w:style w:customStyle="1" w:styleId="KeywordTok" w:type="character">
     <w:name w:val="KeywordTok"/>
     <w:basedOn w:val="VerbatimChar"/>
     <w:rPr>
@@ -24052,77 +24133,77 @@
       <w:color w:val="007020"/>
     </w:rPr>
   </w:style>
-  <w:style w:type="character" w:customStyle="1" w:styleId="DataTypeTok">
+  <w:style w:customStyle="1" w:styleId="DataTypeTok" w:type="character">
     <w:name w:val="DataTypeTok"/>
     <w:basedOn w:val="VerbatimChar"/>
     <w:rPr>
       <w:color w:val="902000"/>
     </w:rPr>
   </w:style>
-  <w:style w:type="character" w:customStyle="1" w:styleId="DecValTok">
+  <w:style w:customStyle="1" w:styleId="DecValTok" w:type="character">
     <w:name w:val="DecValTok"/>
     <w:basedOn w:val="VerbatimChar"/>
     <w:rPr>
       <w:color w:val="40a070"/>
     </w:rPr>
   </w:style>
-  <w:style w:type="character" w:customStyle="1" w:styleId="BaseNTok">
+  <w:style w:customStyle="1" w:styleId="BaseNTok" w:type="character">
     <w:name w:val="BaseNTok"/>
     <w:basedOn w:val="VerbatimChar"/>
     <w:rPr>
       <w:color w:val="40a070"/>
     </w:rPr>
   </w:style>
-  <w:style w:type="character" w:customStyle="1" w:styleId="FloatTok">
+  <w:style w:customStyle="1" w:styleId="FloatTok" w:type="character">
     <w:name w:val="FloatTok"/>
     <w:basedOn w:val="VerbatimChar"/>
     <w:rPr>
       <w:color w:val="40a070"/>
     </w:rPr>
   </w:style>
-  <w:style w:type="character" w:customStyle="1" w:styleId="ConstantTok">
+  <w:style w:customStyle="1" w:styleId="ConstantTok" w:type="character">
     <w:name w:val="ConstantTok"/>
     <w:basedOn w:val="VerbatimChar"/>
     <w:rPr>
       <w:color w:val="880000"/>
     </w:rPr>
   </w:style>
-  <w:style w:type="character" w:customStyle="1" w:styleId="CharTok">
+  <w:style w:customStyle="1" w:styleId="CharTok" w:type="character">
     <w:name w:val="CharTok"/>
     <w:basedOn w:val="VerbatimChar"/>
     <w:rPr>
       <w:color w:val="4070a0"/>
     </w:rPr>
   </w:style>
-  <w:style w:type="character" w:customStyle="1" w:styleId="SpecialCharTok">
+  <w:style w:customStyle="1" w:styleId="SpecialCharTok" w:type="character">
     <w:name w:val="SpecialCharTok"/>
     <w:basedOn w:val="VerbatimChar"/>
     <w:rPr>
       <w:color w:val="4070a0"/>
     </w:rPr>
   </w:style>
-  <w:style w:type="character" w:customStyle="1" w:styleId="StringTok">
+  <w:style w:customStyle="1" w:styleId="StringTok" w:type="character">
     <w:name w:val="StringTok"/>
     <w:basedOn w:val="VerbatimChar"/>
     <w:rPr>
       <w:color w:val="4070a0"/>
     </w:rPr>
   </w:style>
-  <w:style w:type="character" w:customStyle="1" w:styleId="VerbatimStringTok">
+  <w:style w:customStyle="1" w:styleId="VerbatimStringTok" w:type="character">
     <w:name w:val="VerbatimStringTok"/>
     <w:basedOn w:val="VerbatimChar"/>
     <w:rPr>
       <w:color w:val="4070a0"/>
     </w:rPr>
   </w:style>
-  <w:style w:type="character" w:customStyle="1" w:styleId="SpecialStringTok">
+  <w:style w:customStyle="1" w:styleId="SpecialStringTok" w:type="character">
     <w:name w:val="SpecialStringTok"/>
     <w:basedOn w:val="VerbatimChar"/>
     <w:rPr>
       <w:color w:val="bb6688"/>
     </w:rPr>
   </w:style>
-  <w:style w:type="character" w:customStyle="1" w:styleId="ImportTok">
+  <w:style w:customStyle="1" w:styleId="ImportTok" w:type="character">
     <w:name w:val="ImportTok"/>
     <w:basedOn w:val="VerbatimChar"/>
     <w:rPr>
@@ -24130,7 +24211,7 @@
       <w:color w:val="008000"/>
     </w:rPr>
   </w:style>
-  <w:style w:type="character" w:customStyle="1" w:styleId="CommentTok">
+  <w:style w:customStyle="1" w:styleId="CommentTok" w:type="character">
     <w:name w:val="CommentTok"/>
     <w:basedOn w:val="VerbatimChar"/>
     <w:rPr>
@@ -24138,7 +24219,7 @@
       <w:color w:val="60a0b0"/>
     </w:rPr>
   </w:style>
-  <w:style w:type="character" w:customStyle="1" w:styleId="DocumentationTok">
+  <w:style w:customStyle="1" w:styleId="DocumentationTok" w:type="character">
     <w:name w:val="DocumentationTok"/>
     <w:basedOn w:val="VerbatimChar"/>
     <w:rPr>
@@ -24146,7 +24227,7 @@
       <w:color w:val="ba2121"/>
     </w:rPr>
   </w:style>
-  <w:style w:type="character" w:customStyle="1" w:styleId="AnnotationTok">
+  <w:style w:customStyle="1" w:styleId="AnnotationTok" w:type="character">
     <w:name w:val="AnnotationTok"/>
     <w:basedOn w:val="VerbatimChar"/>
     <w:rPr>
@@ -24155,7 +24236,7 @@
       <w:color w:val="60a0b0"/>
     </w:rPr>
   </w:style>
-  <w:style w:type="character" w:customStyle="1" w:styleId="CommentVarTok">
+  <w:style w:customStyle="1" w:styleId="CommentVarTok" w:type="character">
     <w:name w:val="CommentVarTok"/>
     <w:basedOn w:val="VerbatimChar"/>
     <w:rPr>
@@ -24164,28 +24245,28 @@
       <w:color w:val="60a0b0"/>
     </w:rPr>
   </w:style>
-  <w:style w:type="character" w:customStyle="1" w:styleId="OtherTok">
+  <w:style w:customStyle="1" w:styleId="OtherTok" w:type="character">
     <w:name w:val="OtherTok"/>
     <w:basedOn w:val="VerbatimChar"/>
     <w:rPr>
       <w:color w:val="007020"/>
     </w:rPr>
   </w:style>
-  <w:style w:type="character" w:customStyle="1" w:styleId="FunctionTok">
+  <w:style w:customStyle="1" w:styleId="FunctionTok" w:type="character">
     <w:name w:val="FunctionTok"/>
     <w:basedOn w:val="VerbatimChar"/>
     <w:rPr>
       <w:color w:val="06287e"/>
     </w:rPr>
   </w:style>
-  <w:style w:type="character" w:customStyle="1" w:styleId="VariableTok">
+  <w:style w:customStyle="1" w:styleId="VariableTok" w:type="character">
     <w:name w:val="VariableTok"/>
     <w:basedOn w:val="VerbatimChar"/>
     <w:rPr>
       <w:color w:val="19177c"/>
     </w:rPr>
   </w:style>
-  <w:style w:type="character" w:customStyle="1" w:styleId="ControlFlowTok">
+  <w:style w:customStyle="1" w:styleId="ControlFlowTok" w:type="character">
     <w:name w:val="ControlFlowTok"/>
     <w:basedOn w:val="VerbatimChar"/>
     <w:rPr>
@@ -24193,45 +24274,45 @@
       <w:color w:val="007020"/>
     </w:rPr>
   </w:style>
-  <w:style w:type="character" w:customStyle="1" w:styleId="OperatorTok">
+  <w:style w:customStyle="1" w:styleId="OperatorTok" w:type="character">
     <w:name w:val="OperatorTok"/>
     <w:basedOn w:val="VerbatimChar"/>
     <w:rPr>
       <w:color w:val="666666"/>
     </w:rPr>
   </w:style>
-  <w:style w:type="character" w:customStyle="1" w:styleId="BuiltInTok">
+  <w:style w:customStyle="1" w:styleId="BuiltInTok" w:type="character">
     <w:name w:val="BuiltInTok"/>
     <w:basedOn w:val="VerbatimChar"/>
     <w:rPr>
       <w:color w:val="008000"/>
     </w:rPr>
   </w:style>
-  <w:style w:type="character" w:customStyle="1" w:styleId="ExtensionTok">
+  <w:style w:customStyle="1" w:styleId="ExtensionTok" w:type="character">
     <w:name w:val="ExtensionTok"/>
     <w:basedOn w:val="VerbatimChar"/>
     <w:rPr/>
   </w:style>
-  <w:style w:type="character" w:customStyle="1" w:styleId="PreprocessorTok">
+  <w:style w:customStyle="1" w:styleId="PreprocessorTok" w:type="character">
     <w:name w:val="PreprocessorTok"/>
     <w:basedOn w:val="VerbatimChar"/>
     <w:rPr>
       <w:color w:val="bc7a00"/>
     </w:rPr>
   </w:style>
-  <w:style w:type="character" w:customStyle="1" w:styleId="AttributeTok">
+  <w:style w:customStyle="1" w:styleId="AttributeTok" w:type="character">
     <w:name w:val="AttributeTok"/>
     <w:basedOn w:val="VerbatimChar"/>
     <w:rPr>
       <w:color w:val="7d9029"/>
     </w:rPr>
   </w:style>
-  <w:style w:type="character" w:customStyle="1" w:styleId="RegionMarkerTok">
+  <w:style w:customStyle="1" w:styleId="RegionMarkerTok" w:type="character">
     <w:name w:val="RegionMarkerTok"/>
     <w:basedOn w:val="VerbatimChar"/>
     <w:rPr/>
   </w:style>
-  <w:style w:type="character" w:customStyle="1" w:styleId="InformationTok">
+  <w:style w:customStyle="1" w:styleId="InformationTok" w:type="character">
     <w:name w:val="InformationTok"/>
     <w:basedOn w:val="VerbatimChar"/>
     <w:rPr>
@@ -24240,7 +24321,7 @@
       <w:color w:val="60a0b0"/>
     </w:rPr>
   </w:style>
-  <w:style w:type="character" w:customStyle="1" w:styleId="WarningTok">
+  <w:style w:customStyle="1" w:styleId="WarningTok" w:type="character">
     <w:name w:val="WarningTok"/>
     <w:basedOn w:val="VerbatimChar"/>
     <w:rPr>
@@ -24249,7 +24330,7 @@
       <w:color w:val="60a0b0"/>
     </w:rPr>
   </w:style>
-  <w:style w:type="character" w:customStyle="1" w:styleId="AlertTok">
+  <w:style w:customStyle="1" w:styleId="AlertTok" w:type="character">
     <w:name w:val="AlertTok"/>
     <w:basedOn w:val="VerbatimChar"/>
     <w:rPr>
@@ -24257,7 +24338,7 @@
       <w:color w:val="ff0000"/>
     </w:rPr>
   </w:style>
-  <w:style w:type="character" w:customStyle="1" w:styleId="ErrorTok">
+  <w:style w:customStyle="1" w:styleId="ErrorTok" w:type="character">
     <w:name w:val="ErrorTok"/>
     <w:basedOn w:val="VerbatimChar"/>
     <w:rPr>
@@ -24265,7 +24346,7 @@
       <w:color w:val="ff0000"/>
     </w:rPr>
   </w:style>
-  <w:style w:type="character" w:customStyle="1" w:styleId="NormalTok">
+  <w:style w:customStyle="1" w:styleId="NormalTok" w:type="character">
     <w:name w:val="NormalTok"/>
     <w:basedOn w:val="VerbatimChar"/>
     <w:rPr/>
